--- a/Received/three/3, serophero.docx
+++ b/Received/three/3, serophero.docx
@@ -1,39 +1,42 @@
 
 <file path=word/document.xml><?xml version="1.0" encoding="utf-8"?>
-<w:document xmlns:wpc="http://schemas.microsoft.com/office/word/2010/wordprocessingCanvas" xmlns:mc="http://schemas.openxmlformats.org/markup-compatibility/2006" xmlns:o="urn:schemas-microsoft-com:office:office" xmlns:r="http://schemas.openxmlformats.org/officeDocument/2006/relationships" xmlns:m="http://schemas.openxmlformats.org/officeDocument/2006/math" xmlns:v="urn:schemas-microsoft-com:vml" xmlns:wp14="http://schemas.microsoft.com/office/word/2010/wordprocessingDrawing" xmlns:wp="http://schemas.openxmlformats.org/drawingml/2006/wordprocessingDrawing" xmlns:w10="urn:schemas-microsoft-com:office:word" xmlns:w="http://schemas.openxmlformats.org/wordprocessingml/2006/main" xmlns:w14="http://schemas.microsoft.com/office/word/2010/wordml" xmlns:wpg="http://schemas.microsoft.com/office/word/2010/wordprocessingGroup" xmlns:wpi="http://schemas.microsoft.com/office/word/2010/wordprocessingInk" xmlns:wne="http://schemas.microsoft.com/office/word/2006/wordml" xmlns:wps="http://schemas.microsoft.com/office/word/2010/wordprocessingShape" mc:Ignorable="w14 wp14">
+<w:document xmlns:wpc="http://schemas.microsoft.com/office/word/2010/wordprocessingCanvas" xmlns:cx="http://schemas.microsoft.com/office/drawing/2014/chartex" xmlns:cx1="http://schemas.microsoft.com/office/drawing/2015/9/8/chartex" xmlns:cx2="http://schemas.microsoft.com/office/drawing/2015/10/21/chartex" xmlns:cx3="http://schemas.microsoft.com/office/drawing/2016/5/9/chartex" xmlns:cx4="http://schemas.microsoft.com/office/drawing/2016/5/10/chartex" xmlns:cx5="http://schemas.microsoft.com/office/drawing/2016/5/11/chartex" xmlns:cx6="http://schemas.microsoft.com/office/drawing/2016/5/12/chartex" xmlns:cx7="http://schemas.microsoft.com/office/drawing/2016/5/13/chartex" xmlns:cx8="http://schemas.microsoft.com/office/drawing/2016/5/14/chartex" xmlns:mc="http://schemas.openxmlformats.org/markup-compatibility/2006" xmlns:aink="http://schemas.microsoft.com/office/drawing/2016/ink" xmlns:am3d="http://schemas.microsoft.com/office/drawing/2017/model3d" xmlns:o="urn:schemas-microsoft-com:office:office" xmlns:oel="http://schemas.microsoft.com/office/2019/extlst" xmlns:r="http://schemas.openxmlformats.org/officeDocument/2006/relationships" xmlns:m="http://schemas.openxmlformats.org/officeDocument/2006/math" xmlns:v="urn:schemas-microsoft-com:vml" xmlns:wp14="http://schemas.microsoft.com/office/word/2010/wordprocessingDrawing" xmlns:wp="http://schemas.openxmlformats.org/drawingml/2006/wordprocessingDrawing" xmlns:w10="urn:schemas-microsoft-com:office:word" xmlns:w="http://schemas.openxmlformats.org/wordprocessingml/2006/main" xmlns:w14="http://schemas.microsoft.com/office/word/2010/wordml" xmlns:w15="http://schemas.microsoft.com/office/word/2012/wordml" xmlns:w16cex="http://schemas.microsoft.com/office/word/2018/wordml/cex" xmlns:w16cid="http://schemas.microsoft.com/office/word/2016/wordml/cid" xmlns:w16="http://schemas.microsoft.com/office/word/2018/wordml" xmlns:w16du="http://schemas.microsoft.com/office/word/2023/wordml/word16du" xmlns:w16sdtdh="http://schemas.microsoft.com/office/word/2020/wordml/sdtdatahash" xmlns:w16sdtfl="http://schemas.microsoft.com/office/word/2024/wordml/sdtformatlock" xmlns:w16se="http://schemas.microsoft.com/office/word/2015/wordml/symex" xmlns:wpg="http://schemas.microsoft.com/office/word/2010/wordprocessingGroup" xmlns:wpi="http://schemas.microsoft.com/office/word/2010/wordprocessingInk" xmlns:wne="http://schemas.microsoft.com/office/word/2006/wordml" xmlns:wps="http://schemas.microsoft.com/office/word/2010/wordprocessingShape" mc:Ignorable="w14 w15 w16se w16cid w16 w16cex w16sdtdh w16sdtfl w16du wp14">
   <w:body>
     <w:p>
       <w:pPr>
-        <w:spacing w:line="240" w:lineRule="auto"/>
+        <w:tabs>
+          <w:tab w:val="left" w:pos="180"/>
+        </w:tabs>
+        <w:spacing w:after="0" w:line="240" w:lineRule="auto"/>
         <w:jc w:val="center"/>
         <w:rPr>
-          <w:rFonts w:ascii="Ganesh" w:hAnsi="Ganesh"/>
-          <w:noProof/>
-          <w:sz w:val="36"/>
-          <w:szCs w:val="36"/>
-        </w:rPr>
-      </w:pPr>
-      <w:r>
-        <w:rPr>
-          <w:rFonts w:ascii="Ganesh" w:hAnsi="Ganesh"/>
-          <w:noProof/>
+          <w:rFonts w:ascii="Times New Roman" w:hAnsi="Times New Roman" w:cs="Times New Roman"/>
+          <w:b/>
+          <w:bCs/>
           <w:sz w:val="32"/>
+          <w:szCs w:val="32"/>
+        </w:rPr>
+      </w:pPr>
+      <w:bookmarkStart w:id="0" w:name="_Hlk192071677"/>
+      <w:r>
+        <w:rPr>
+          <w:noProof/>
         </w:rPr>
         <mc:AlternateContent>
           <mc:Choice Requires="wps">
             <w:drawing>
-              <wp:anchor distT="0" distB="0" distL="114300" distR="114300" simplePos="0" relativeHeight="251674624" behindDoc="0" locked="0" layoutInCell="1" allowOverlap="1" wp14:anchorId="29343F23" wp14:editId="7D02D78F">
+              <wp:anchor distT="45720" distB="45720" distL="114300" distR="114300" simplePos="0" relativeHeight="251689984" behindDoc="0" locked="0" layoutInCell="1" allowOverlap="1" wp14:anchorId="306CBD46" wp14:editId="52B1F7FB">
                 <wp:simplePos x="0" y="0"/>
                 <wp:positionH relativeFrom="column">
-                  <wp:posOffset>5362575</wp:posOffset>
+                  <wp:posOffset>5829300</wp:posOffset>
                 </wp:positionH>
                 <wp:positionV relativeFrom="paragraph">
-                  <wp:posOffset>61595</wp:posOffset>
+                  <wp:posOffset>-123825</wp:posOffset>
                 </wp:positionV>
-                <wp:extent cx="1143000" cy="584200"/>
+                <wp:extent cx="619125" cy="440055"/>
                 <wp:effectExtent l="0" t="0" r="0" b="0"/>
                 <wp:wrapNone/>
-                <wp:docPr id="15" name="Text Box 15"/>
+                <wp:docPr id="2000579985" name="Text Box 9"/>
                 <wp:cNvGraphicFramePr>
                   <a:graphicFrameLocks xmlns:a="http://schemas.openxmlformats.org/drawingml/2006/main"/>
                 </wp:cNvGraphicFramePr>
@@ -46,230 +49,110 @@
                       <wps:spPr bwMode="auto">
                         <a:xfrm>
                           <a:off x="0" y="0"/>
-                          <a:ext cx="1143000" cy="584200"/>
+                          <a:ext cx="619125" cy="440055"/>
                         </a:xfrm>
                         <a:prstGeom prst="rect">
                           <a:avLst/>
                         </a:prstGeom>
                         <a:noFill/>
-                        <a:ln>
+                        <a:ln w="9525">
                           <a:noFill/>
+                          <a:miter lim="800000"/>
+                          <a:headEnd/>
+                          <a:tailEnd/>
                         </a:ln>
-                        <a:extLst>
-                          <a:ext uri="{909E8E84-426E-40DD-AFC4-6F175D3DCCD1}">
-                            <a14:hiddenFill xmlns:a14="http://schemas.microsoft.com/office/drawing/2010/main">
-                              <a:solidFill>
-                                <a:srgbClr val="FFFFFF"/>
-                              </a:solidFill>
-                            </a14:hiddenFill>
-                          </a:ext>
-                          <a:ext uri="{91240B29-F687-4F45-9708-019B960494DF}">
-                            <a14:hiddenLine xmlns:a14="http://schemas.microsoft.com/office/drawing/2010/main" w="9525">
-                              <a:solidFill>
-                                <a:srgbClr val="000000"/>
-                              </a:solidFill>
-                              <a:miter lim="800000"/>
-                              <a:headEnd/>
-                              <a:tailEnd/>
-                            </a14:hiddenLine>
-                          </a:ext>
-                        </a:extLst>
                       </wps:spPr>
                       <wps:txbx>
                         <w:txbxContent>
                           <w:p>
-                            <w:pPr>
-                              <w:spacing w:after="0"/>
-                              <w:rPr>
-                                <w:rFonts w:ascii="Preeti" w:hAnsi="Preeti"/>
-                                <w:sz w:val="36"/>
-                                <w:szCs w:val="36"/>
-                              </w:rPr>
-                            </w:pPr>
-                            <w:proofErr w:type="gramStart"/>
                             <w:r>
                               <w:rPr>
-                                <w:rFonts w:ascii="Preeti" w:hAnsi="Preeti"/>
-                                <w:sz w:val="36"/>
-                                <w:szCs w:val="36"/>
+                                <w:rFonts w:ascii="Times New Roman" w:hAnsi="Times New Roman" w:cs="Times New Roman"/>
+                                <w:b/>
+                                <w:bCs/>
+                                <w:sz w:val="32"/>
+                                <w:szCs w:val="32"/>
                               </w:rPr>
-                              <w:t>k'0f</w:t>
-                            </w:r>
-                            <w:proofErr w:type="gramEnd"/>
-                            <w:r>
-                              <w:rPr>
-                                <w:rFonts w:ascii="Preeti" w:hAnsi="Preeti"/>
-                                <w:sz w:val="36"/>
-                                <w:szCs w:val="36"/>
-                              </w:rPr>
-                              <w:t xml:space="preserve">{°M </w:t>
+                              <w:t>D-</w:t>
                             </w:r>
                             <w:r>
                               <w:rPr>
-                                <w:rFonts w:ascii="Preeti" w:hAnsi="Preeti"/>
-                                <w:sz w:val="36"/>
-                                <w:szCs w:val="36"/>
+                                <w:rFonts w:ascii="Times New Roman" w:hAnsi="Times New Roman" w:cs="Times New Roman"/>
+                                <w:b/>
+                                <w:bCs/>
+                                <w:sz w:val="32"/>
+                                <w:szCs w:val="32"/>
                               </w:rPr>
-                              <w:t>%</w:t>
+                              <w:t>2</w:t>
                             </w:r>
                             <w:r>
                               <w:rPr>
-                                <w:rFonts w:ascii="Preeti" w:hAnsi="Preeti"/>
-                                <w:sz w:val="36"/>
-                                <w:szCs w:val="36"/>
+                                <w:rFonts w:ascii="Times New Roman" w:hAnsi="Times New Roman" w:cs="Times New Roman"/>
+                                <w:b/>
+                                <w:bCs/>
+                                <w:sz w:val="32"/>
+                                <w:szCs w:val="32"/>
                               </w:rPr>
-                              <w:t>)</w:t>
+                              <w:t>2</w:t>
                             </w:r>
-                          </w:p>
-                          <w:p>
-                            <w:pPr>
-                              <w:spacing w:after="0"/>
-                              <w:rPr>
-                                <w:rFonts w:ascii="Preeti" w:hAnsi="Preeti"/>
-                                <w:sz w:val="36"/>
-                                <w:szCs w:val="36"/>
-                              </w:rPr>
-                            </w:pPr>
-                            <w:proofErr w:type="spellStart"/>
-                            <w:proofErr w:type="gramStart"/>
-                            <w:r>
-                              <w:rPr>
-                                <w:rFonts w:ascii="Preeti" w:hAnsi="Preeti"/>
-                                <w:sz w:val="36"/>
-                                <w:szCs w:val="36"/>
-                              </w:rPr>
-                              <w:t>plt</w:t>
-                            </w:r>
-                            <w:proofErr w:type="spellEnd"/>
-                            <w:r>
-                              <w:rPr>
-                                <w:rFonts w:ascii="Preeti" w:hAnsi="Preeti"/>
-                                <w:sz w:val="36"/>
-                                <w:szCs w:val="36"/>
-                              </w:rPr>
-                              <w:t>{</w:t>
-                            </w:r>
-                            <w:proofErr w:type="gramEnd"/>
-                            <w:r>
-                              <w:rPr>
-                                <w:rFonts w:ascii="Preeti" w:hAnsi="Preeti"/>
-                                <w:sz w:val="36"/>
-                                <w:szCs w:val="36"/>
-                              </w:rPr>
-                              <w:t xml:space="preserve">0ffÍ M </w:t>
-                            </w:r>
-                            <w:bookmarkStart w:id="0" w:name="_GoBack"/>
-                            <w:bookmarkEnd w:id="0"/>
                           </w:p>
                         </w:txbxContent>
                       </wps:txbx>
-                      <wps:bodyPr rot="0" vert="horz" wrap="square" lIns="91440" tIns="45720" rIns="91440" bIns="45720" anchor="t" anchorCtr="0" upright="1">
-                        <a:noAutofit/>
+                      <wps:bodyPr rot="0" vert="horz" wrap="square" lIns="91440" tIns="45720" rIns="91440" bIns="45720" anchor="t" anchorCtr="0">
+                        <a:spAutoFit/>
                       </wps:bodyPr>
                     </wps:wsp>
                   </a:graphicData>
                 </a:graphic>
-                <wp14:sizeRelH relativeFrom="page">
+                <wp14:sizeRelH relativeFrom="margin">
                   <wp14:pctWidth>0</wp14:pctWidth>
                 </wp14:sizeRelH>
-                <wp14:sizeRelV relativeFrom="page">
-                  <wp14:pctHeight>0</wp14:pctHeight>
+                <wp14:sizeRelV relativeFrom="margin">
+                  <wp14:pctHeight>20000</wp14:pctHeight>
                 </wp14:sizeRelV>
               </wp:anchor>
             </w:drawing>
           </mc:Choice>
           <mc:Fallback>
             <w:pict>
-              <v:shapetype id="_x0000_t202" coordsize="21600,21600" o:spt="202" path="m,l,21600r21600,l21600,xe">
+              <v:shapetype w14:anchorId="306CBD46" id="_x0000_t202" coordsize="21600,21600" o:spt="202" path="m,l,21600r21600,l21600,xe">
                 <v:stroke joinstyle="miter"/>
                 <v:path gradientshapeok="t" o:connecttype="rect"/>
               </v:shapetype>
-              <v:shape id="Text Box 15" o:spid="_x0000_s1026" type="#_x0000_t202" style="position:absolute;left:0;text-align:left;margin-left:422.25pt;margin-top:4.85pt;width:90pt;height:46pt;z-index:251674624;visibility:visible;mso-wrap-style:square;mso-width-percent:0;mso-height-percent:0;mso-wrap-distance-left:9pt;mso-wrap-distance-top:0;mso-wrap-distance-right:9pt;mso-wrap-distance-bottom:0;mso-position-horizontal:absolute;mso-position-horizontal-relative:text;mso-position-vertical:absolute;mso-position-vertical-relative:text;mso-width-percent:0;mso-height-percent:0;mso-width-relative:page;mso-height-relative:page;v-text-anchor:top" o:gfxdata="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" filled="f" stroked="f">
-                <v:textbox>
+              <v:shape id="Text Box 9" o:spid="_x0000_s1026" type="#_x0000_t202" style="position:absolute;left:0;text-align:left;margin-left:459pt;margin-top:-9.75pt;width:48.75pt;height:34.65pt;z-index:251689984;visibility:visible;mso-wrap-style:square;mso-width-percent:0;mso-height-percent:200;mso-wrap-distance-left:9pt;mso-wrap-distance-top:3.6pt;mso-wrap-distance-right:9pt;mso-wrap-distance-bottom:3.6pt;mso-position-horizontal:absolute;mso-position-horizontal-relative:text;mso-position-vertical:absolute;mso-position-vertical-relative:text;mso-width-percent:0;mso-height-percent:200;mso-width-relative:margin;mso-height-relative:margin;v-text-anchor:top" o:gfxdata="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" filled="f" stroked="f">
+                <v:textbox style="mso-fit-shape-to-text:t">
                   <w:txbxContent>
                     <w:p>
-                      <w:pPr>
-                        <w:spacing w:after="0"/>
-                        <w:rPr>
-                          <w:rFonts w:ascii="Preeti" w:hAnsi="Preeti"/>
-                          <w:sz w:val="36"/>
-                          <w:szCs w:val="36"/>
-                        </w:rPr>
-                      </w:pPr>
-                      <w:proofErr w:type="gramStart"/>
                       <w:r>
                         <w:rPr>
-                          <w:rFonts w:ascii="Preeti" w:hAnsi="Preeti"/>
-                          <w:sz w:val="36"/>
-                          <w:szCs w:val="36"/>
+                          <w:rFonts w:ascii="Times New Roman" w:hAnsi="Times New Roman" w:cs="Times New Roman"/>
+                          <w:b/>
+                          <w:bCs/>
+                          <w:sz w:val="32"/>
+                          <w:szCs w:val="32"/>
                         </w:rPr>
-                        <w:t>k'0f</w:t>
-                      </w:r>
-                      <w:proofErr w:type="gramEnd"/>
-                      <w:r>
-                        <w:rPr>
-                          <w:rFonts w:ascii="Preeti" w:hAnsi="Preeti"/>
-                          <w:sz w:val="36"/>
-                          <w:szCs w:val="36"/>
-                        </w:rPr>
-                        <w:t xml:space="preserve">{°M </w:t>
+                        <w:t>D-</w:t>
                       </w:r>
                       <w:r>
                         <w:rPr>
-                          <w:rFonts w:ascii="Preeti" w:hAnsi="Preeti"/>
-                          <w:sz w:val="36"/>
-                          <w:szCs w:val="36"/>
+                          <w:rFonts w:ascii="Times New Roman" w:hAnsi="Times New Roman" w:cs="Times New Roman"/>
+                          <w:b/>
+                          <w:bCs/>
+                          <w:sz w:val="32"/>
+                          <w:szCs w:val="32"/>
                         </w:rPr>
-                        <w:t>%</w:t>
+                        <w:t>2</w:t>
                       </w:r>
                       <w:r>
                         <w:rPr>
-                          <w:rFonts w:ascii="Preeti" w:hAnsi="Preeti"/>
-                          <w:sz w:val="36"/>
-                          <w:szCs w:val="36"/>
+                          <w:rFonts w:ascii="Times New Roman" w:hAnsi="Times New Roman" w:cs="Times New Roman"/>
+                          <w:b/>
+                          <w:bCs/>
+                          <w:sz w:val="32"/>
+                          <w:szCs w:val="32"/>
                         </w:rPr>
-                        <w:t>)</w:t>
+                        <w:t>2</w:t>
                       </w:r>
-                    </w:p>
-                    <w:p>
-                      <w:pPr>
-                        <w:spacing w:after="0"/>
-                        <w:rPr>
-                          <w:rFonts w:ascii="Preeti" w:hAnsi="Preeti"/>
-                          <w:sz w:val="36"/>
-                          <w:szCs w:val="36"/>
-                        </w:rPr>
-                      </w:pPr>
-                      <w:proofErr w:type="spellStart"/>
-                      <w:proofErr w:type="gramStart"/>
-                      <w:r>
-                        <w:rPr>
-                          <w:rFonts w:ascii="Preeti" w:hAnsi="Preeti"/>
-                          <w:sz w:val="36"/>
-                          <w:szCs w:val="36"/>
-                        </w:rPr>
-                        <w:t>plt</w:t>
-                      </w:r>
-                      <w:proofErr w:type="spellEnd"/>
-                      <w:r>
-                        <w:rPr>
-                          <w:rFonts w:ascii="Preeti" w:hAnsi="Preeti"/>
-                          <w:sz w:val="36"/>
-                          <w:szCs w:val="36"/>
-                        </w:rPr>
-                        <w:t>{</w:t>
-                      </w:r>
-                      <w:proofErr w:type="gramEnd"/>
-                      <w:r>
-                        <w:rPr>
-                          <w:rFonts w:ascii="Preeti" w:hAnsi="Preeti"/>
-                          <w:sz w:val="36"/>
-                          <w:szCs w:val="36"/>
-                        </w:rPr>
-                        <w:t xml:space="preserve">0ffÍ M </w:t>
-                      </w:r>
-                      <w:bookmarkStart w:id="1" w:name="_GoBack"/>
-                      <w:bookmarkEnd w:id="1"/>
                     </w:p>
                   </w:txbxContent>
                 </v:textbox>
@@ -280,92 +163,1063 @@
       </w:r>
       <w:r>
         <w:rPr>
-          <w:rFonts w:ascii="Ganesh" w:hAnsi="Ganesh"/>
-          <w:noProof/>
-          <w:sz w:val="36"/>
-          <w:szCs w:val="36"/>
-        </w:rPr>
-        <w:t>u|Lg ;f];fO6L klAns :s'n</w:t>
-      </w:r>
+          <w:rFonts w:ascii="Preeti" w:hAnsi="Preeti"/>
+          <w:b/>
+          <w:bCs/>
+          <w:noProof/>
+          <w:sz w:val="36"/>
+        </w:rPr>
+        <w:drawing>
+          <wp:anchor distT="0" distB="0" distL="114300" distR="114300" simplePos="0" relativeHeight="251687936" behindDoc="0" locked="0" layoutInCell="1" allowOverlap="1" wp14:anchorId="667A8A00" wp14:editId="060D1FE2">
+            <wp:simplePos x="0" y="0"/>
+            <wp:positionH relativeFrom="column">
+              <wp:posOffset>-84</wp:posOffset>
+            </wp:positionH>
+            <wp:positionV relativeFrom="paragraph">
+              <wp:posOffset>50165</wp:posOffset>
+            </wp:positionV>
+            <wp:extent cx="486410" cy="539870"/>
+            <wp:effectExtent l="0" t="0" r="8890" b="0"/>
+            <wp:wrapNone/>
+            <wp:docPr id="1183810329" name="Picture 1"/>
+            <wp:cNvGraphicFramePr>
+              <a:graphicFrameLocks xmlns:a="http://schemas.openxmlformats.org/drawingml/2006/main" noChangeAspect="1"/>
+            </wp:cNvGraphicFramePr>
+            <a:graphic xmlns:a="http://schemas.openxmlformats.org/drawingml/2006/main">
+              <a:graphicData uri="http://schemas.openxmlformats.org/drawingml/2006/picture">
+                <pic:pic xmlns:pic="http://schemas.openxmlformats.org/drawingml/2006/picture">
+                  <pic:nvPicPr>
+                    <pic:cNvPr id="16" name="Picture 16"/>
+                    <pic:cNvPicPr/>
+                  </pic:nvPicPr>
+                  <pic:blipFill>
+                    <a:blip r:embed="rId6" cstate="print">
+                      <a:extLst>
+                        <a:ext uri="{28A0092B-C50C-407E-A947-70E740481C1C}">
+                          <a14:useLocalDpi xmlns:a14="http://schemas.microsoft.com/office/drawing/2010/main" val="0"/>
+                        </a:ext>
+                      </a:extLst>
+                    </a:blip>
+                    <a:stretch>
+                      <a:fillRect/>
+                    </a:stretch>
+                  </pic:blipFill>
+                  <pic:spPr>
+                    <a:xfrm>
+                      <a:off x="0" y="0"/>
+                      <a:ext cx="486410" cy="539870"/>
+                    </a:xfrm>
+                    <a:prstGeom prst="rect">
+                      <a:avLst/>
+                    </a:prstGeom>
+                  </pic:spPr>
+                </pic:pic>
+              </a:graphicData>
+            </a:graphic>
+            <wp14:sizeRelH relativeFrom="margin">
+              <wp14:pctWidth>0</wp14:pctWidth>
+            </wp14:sizeRelH>
+            <wp14:sizeRelV relativeFrom="margin">
+              <wp14:pctHeight>0</wp14:pctHeight>
+            </wp14:sizeRelV>
+          </wp:anchor>
+        </w:drawing>
+      </w:r>
+      <w:proofErr w:type="spellStart"/>
+      <w:r>
+        <w:rPr>
+          <w:rFonts w:ascii="Preeti" w:hAnsi="Preeti"/>
+          <w:b/>
+          <w:bCs/>
+          <w:sz w:val="40"/>
+          <w:szCs w:val="40"/>
+        </w:rPr>
+        <w:t>u|</w:t>
+      </w:r>
+      <w:proofErr w:type="gramStart"/>
+      <w:r>
+        <w:rPr>
+          <w:rFonts w:ascii="Preeti" w:hAnsi="Preeti"/>
+          <w:b/>
+          <w:bCs/>
+          <w:sz w:val="40"/>
+          <w:szCs w:val="40"/>
+        </w:rPr>
+        <w:t>Lg</w:t>
+      </w:r>
+      <w:proofErr w:type="spellEnd"/>
+      <w:r>
+        <w:rPr>
+          <w:rFonts w:ascii="Preeti" w:hAnsi="Preeti"/>
+          <w:b/>
+          <w:bCs/>
+          <w:sz w:val="40"/>
+          <w:szCs w:val="40"/>
+        </w:rPr>
+        <w:t xml:space="preserve"> ;f];fO</w:t>
+      </w:r>
+      <w:proofErr w:type="gramEnd"/>
+      <w:r>
+        <w:rPr>
+          <w:rFonts w:ascii="Preeti" w:hAnsi="Preeti"/>
+          <w:b/>
+          <w:bCs/>
+          <w:sz w:val="40"/>
+          <w:szCs w:val="40"/>
+        </w:rPr>
+        <w:t xml:space="preserve">6L </w:t>
+      </w:r>
+      <w:proofErr w:type="spellStart"/>
+      <w:proofErr w:type="gramStart"/>
+      <w:r>
+        <w:rPr>
+          <w:rFonts w:ascii="Preeti" w:hAnsi="Preeti"/>
+          <w:b/>
+          <w:bCs/>
+          <w:sz w:val="40"/>
+          <w:szCs w:val="40"/>
+        </w:rPr>
+        <w:t>klAns</w:t>
+      </w:r>
+      <w:proofErr w:type="spellEnd"/>
+      <w:r>
+        <w:rPr>
+          <w:rFonts w:ascii="Preeti" w:hAnsi="Preeti"/>
+          <w:b/>
+          <w:bCs/>
+          <w:sz w:val="40"/>
+          <w:szCs w:val="40"/>
+        </w:rPr>
+        <w:t xml:space="preserve"> :</w:t>
+      </w:r>
+      <w:proofErr w:type="spellStart"/>
+      <w:r>
+        <w:rPr>
+          <w:rFonts w:ascii="Preeti" w:hAnsi="Preeti"/>
+          <w:b/>
+          <w:bCs/>
+          <w:sz w:val="40"/>
+          <w:szCs w:val="40"/>
+        </w:rPr>
+        <w:t>s'n</w:t>
+      </w:r>
+      <w:proofErr w:type="spellEnd"/>
+      <w:proofErr w:type="gramEnd"/>
     </w:p>
     <w:p>
       <w:pPr>
-        <w:spacing w:line="240" w:lineRule="auto"/>
+        <w:tabs>
+          <w:tab w:val="left" w:pos="180"/>
+        </w:tabs>
+        <w:spacing w:after="0" w:line="240" w:lineRule="auto"/>
         <w:jc w:val="center"/>
-        <w:rPr>
-          <w:rFonts w:ascii="Ganesh" w:hAnsi="Ganesh"/>
-          <w:noProof/>
-          <w:sz w:val="36"/>
-          <w:szCs w:val="36"/>
-        </w:rPr>
-      </w:pPr>
-      <w:r>
-        <w:rPr>
-          <w:rFonts w:ascii="Ganesh" w:hAnsi="Ganesh"/>
-          <w:noProof/>
-          <w:sz w:val="36"/>
-          <w:szCs w:val="36"/>
-        </w:rPr>
-        <w:t>t];f|] q}dfl;s</w:t>
-      </w:r>
-      <w:r>
-        <w:rPr>
-          <w:rFonts w:ascii="Ganesh" w:hAnsi="Ganesh"/>
-          <w:noProof/>
-          <w:sz w:val="36"/>
-          <w:szCs w:val="36"/>
+      </w:pPr>
+      <w:r>
+        <w:rPr>
+          <w:rFonts w:ascii="Preeti" w:hAnsi="Preeti"/>
+          <w:b/>
+          <w:sz w:val="28"/>
+          <w:szCs w:val="28"/>
+        </w:rPr>
+        <w:t>/</w:t>
+      </w:r>
+      <w:proofErr w:type="spellStart"/>
+      <w:r>
+        <w:rPr>
+          <w:rFonts w:ascii="Preeti" w:hAnsi="Preeti"/>
+          <w:b/>
+          <w:sz w:val="28"/>
+          <w:szCs w:val="28"/>
+        </w:rPr>
+        <w:t>Tggu</w:t>
+      </w:r>
+      <w:proofErr w:type="spellEnd"/>
+      <w:r>
+        <w:rPr>
+          <w:rFonts w:ascii="Preeti" w:hAnsi="Preeti"/>
+          <w:b/>
+          <w:sz w:val="28"/>
+          <w:szCs w:val="28"/>
+        </w:rPr>
+        <w:t>/–&amp;</w:t>
+      </w:r>
+      <w:proofErr w:type="gramStart"/>
+      <w:r>
+        <w:rPr>
+          <w:rFonts w:ascii="Preeti" w:hAnsi="Preeti"/>
+          <w:b/>
+          <w:sz w:val="28"/>
+          <w:szCs w:val="28"/>
+        </w:rPr>
+        <w:t>, ;f</w:t>
+      </w:r>
+      <w:proofErr w:type="gramEnd"/>
+      <w:r>
+        <w:rPr>
+          <w:rFonts w:ascii="Preeti" w:hAnsi="Preeti"/>
+          <w:b/>
+          <w:sz w:val="28"/>
+          <w:szCs w:val="28"/>
+        </w:rPr>
+        <w:t>}/</w:t>
+      </w:r>
+      <w:proofErr w:type="spellStart"/>
+      <w:r>
+        <w:rPr>
+          <w:rFonts w:ascii="Preeti" w:hAnsi="Preeti"/>
+          <w:b/>
+          <w:sz w:val="28"/>
+          <w:szCs w:val="28"/>
+        </w:rPr>
+        <w:t>fxf</w:t>
+      </w:r>
+      <w:proofErr w:type="spellEnd"/>
+      <w:r>
+        <w:rPr>
+          <w:rFonts w:ascii="Preeti" w:hAnsi="Preeti"/>
+          <w:b/>
+          <w:sz w:val="28"/>
+          <w:szCs w:val="28"/>
         </w:rPr>
         <w:t xml:space="preserve"> </w:t>
       </w:r>
-      <w:r>
-        <w:rPr>
-          <w:rFonts w:ascii="Ganesh" w:hAnsi="Ganesh"/>
-          <w:noProof/>
-          <w:sz w:val="36"/>
-          <w:szCs w:val="36"/>
-        </w:rPr>
-        <w:t>k/LIff @)*</w:t>
-      </w:r>
-      <w:r>
-        <w:rPr>
-          <w:rFonts w:ascii="Ganesh" w:hAnsi="Ganesh"/>
-          <w:noProof/>
-          <w:sz w:val="36"/>
-          <w:szCs w:val="36"/>
+      <w:proofErr w:type="spellStart"/>
+      <w:r>
+        <w:rPr>
+          <w:rFonts w:ascii="Preeti" w:hAnsi="Preeti"/>
+          <w:b/>
+          <w:sz w:val="28"/>
+          <w:szCs w:val="28"/>
+        </w:rPr>
+        <w:t>lrtjg</w:t>
+      </w:r>
+      <w:proofErr w:type="spellEnd"/>
+    </w:p>
+    <w:p>
+      <w:pPr>
+        <w:tabs>
+          <w:tab w:val="left" w:pos="180"/>
+        </w:tabs>
+        <w:spacing w:after="0" w:line="240" w:lineRule="auto"/>
+        <w:jc w:val="center"/>
+      </w:pPr>
+      <w:proofErr w:type="gramStart"/>
+      <w:r>
+        <w:rPr>
+          <w:rFonts w:ascii="Preeti" w:hAnsi="Preeti"/>
+          <w:b/>
+          <w:sz w:val="36"/>
+          <w:szCs w:val="36"/>
+          <w:u w:val="single"/>
+        </w:rPr>
+        <w:t>t];|</w:t>
+      </w:r>
+      <w:proofErr w:type="gramEnd"/>
+      <w:r>
+        <w:rPr>
+          <w:rFonts w:ascii="Preeti" w:hAnsi="Preeti"/>
+          <w:b/>
+          <w:sz w:val="36"/>
+          <w:szCs w:val="36"/>
+          <w:u w:val="single"/>
+        </w:rPr>
+        <w:t>f]</w:t>
+      </w:r>
+      <w:r>
+        <w:rPr>
+          <w:rFonts w:ascii="Preeti" w:hAnsi="Preeti"/>
+          <w:b/>
+          <w:sz w:val="36"/>
+          <w:szCs w:val="36"/>
+          <w:u w:val="single"/>
+        </w:rPr>
+        <w:t xml:space="preserve"> </w:t>
+      </w:r>
+      <w:proofErr w:type="gramStart"/>
+      <w:r>
+        <w:rPr>
+          <w:rFonts w:ascii="Preeti" w:hAnsi="Preeti"/>
+          <w:b/>
+          <w:sz w:val="36"/>
+          <w:szCs w:val="36"/>
+          <w:u w:val="single"/>
+        </w:rPr>
+        <w:t>q}</w:t>
+      </w:r>
+      <w:proofErr w:type="spellStart"/>
+      <w:r>
+        <w:rPr>
+          <w:rFonts w:ascii="Preeti" w:hAnsi="Preeti"/>
+          <w:b/>
+          <w:sz w:val="36"/>
+          <w:szCs w:val="36"/>
+          <w:u w:val="single"/>
+        </w:rPr>
+        <w:t>dfl</w:t>
+      </w:r>
+      <w:proofErr w:type="gramEnd"/>
+      <w:r>
+        <w:rPr>
+          <w:rFonts w:ascii="Preeti" w:hAnsi="Preeti"/>
+          <w:b/>
+          <w:sz w:val="36"/>
+          <w:szCs w:val="36"/>
+          <w:u w:val="single"/>
+        </w:rPr>
+        <w:t>;s</w:t>
+      </w:r>
+      <w:proofErr w:type="spellEnd"/>
+      <w:r>
+        <w:rPr>
+          <w:rFonts w:ascii="Preeti" w:hAnsi="Preeti" w:cs="Times New Roman"/>
+          <w:bCs/>
+          <w:sz w:val="36"/>
+          <w:szCs w:val="36"/>
+          <w:u w:val="single"/>
+          <w:lang w:eastAsia="zh-CN"/>
+        </w:rPr>
+        <w:t xml:space="preserve"> </w:t>
+      </w:r>
+      <w:r>
+        <w:rPr>
+          <w:rFonts w:ascii="Mangal" w:hAnsi="Mangal" w:cs="Kokila" w:hint="cs"/>
+          <w:bCs/>
+          <w:noProof/>
+          <w:sz w:val="36"/>
+          <w:szCs w:val="36"/>
+          <w:u w:val="single"/>
+          <w:cs/>
+        </w:rPr>
+        <w:t>परीक्षा</w:t>
+      </w:r>
+      <w:r>
+        <w:rPr>
+          <w:rFonts w:ascii="Preeti" w:hAnsi="Preeti"/>
+          <w:b/>
+          <w:noProof/>
+          <w:sz w:val="36"/>
+          <w:szCs w:val="36"/>
+          <w:u w:val="single"/>
+        </w:rPr>
+        <w:t>—@)*</w:t>
+      </w:r>
+      <w:r>
+        <w:rPr>
+          <w:rFonts w:ascii="Preeti" w:hAnsi="Preeti"/>
+          <w:b/>
+          <w:noProof/>
+          <w:sz w:val="36"/>
+          <w:szCs w:val="36"/>
+          <w:u w:val="single"/>
         </w:rPr>
         <w:t>@</w:t>
+      </w:r>
+    </w:p>
+    <w:p>
+      <w:pPr>
+        <w:pBdr>
+          <w:bottom w:val="single" w:sz="6" w:space="1" w:color="auto"/>
+        </w:pBdr>
+        <w:tabs>
+          <w:tab w:val="left" w:pos="180"/>
+        </w:tabs>
+        <w:spacing w:after="0" w:line="240" w:lineRule="auto"/>
+        <w:jc w:val="both"/>
+        <w:rPr>
+          <w:rFonts w:ascii="Preeti" w:hAnsi="Preeti"/>
+          <w:b/>
+          <w:sz w:val="32"/>
+          <w:szCs w:val="32"/>
+        </w:rPr>
+      </w:pPr>
+      <w:proofErr w:type="spellStart"/>
+      <w:r>
+        <w:rPr>
+          <w:rFonts w:ascii="Preeti" w:hAnsi="Preeti"/>
+          <w:b/>
+          <w:bCs/>
+          <w:sz w:val="36"/>
+        </w:rPr>
+        <w:t>sIff</w:t>
+      </w:r>
+      <w:proofErr w:type="spellEnd"/>
+      <w:r>
+        <w:rPr>
+          <w:rFonts w:ascii="Preeti" w:hAnsi="Preeti"/>
+          <w:b/>
+          <w:bCs/>
+          <w:sz w:val="36"/>
+        </w:rPr>
+        <w:t xml:space="preserve"> M– </w:t>
+      </w:r>
+      <w:proofErr w:type="spellStart"/>
+      <w:r>
+        <w:rPr>
+          <w:rFonts w:ascii="Preeti" w:hAnsi="Preeti"/>
+          <w:b/>
+          <w:bCs/>
+          <w:sz w:val="36"/>
+        </w:rPr>
+        <w:t>tLg</w:t>
+      </w:r>
+      <w:proofErr w:type="spellEnd"/>
+      <w:r>
+        <w:rPr>
+          <w:rFonts w:ascii="Times New Roman" w:hAnsi="Times New Roman"/>
+          <w:b/>
+          <w:bCs/>
+          <w:sz w:val="24"/>
+          <w:szCs w:val="16"/>
+        </w:rPr>
+        <w:tab/>
+      </w:r>
+      <w:r>
+        <w:rPr>
+          <w:rFonts w:ascii="Times New Roman" w:hAnsi="Times New Roman"/>
+          <w:b/>
+          <w:bCs/>
+          <w:sz w:val="24"/>
+          <w:szCs w:val="16"/>
+        </w:rPr>
+        <w:tab/>
+      </w:r>
+      <w:r>
+        <w:rPr>
+          <w:rFonts w:ascii="Times New Roman" w:hAnsi="Times New Roman"/>
+          <w:b/>
+          <w:bCs/>
+          <w:sz w:val="20"/>
+          <w:szCs w:val="16"/>
+        </w:rPr>
+        <w:tab/>
+      </w:r>
+      <w:r>
+        <w:rPr>
+          <w:rFonts w:ascii="Times New Roman" w:hAnsi="Times New Roman"/>
+          <w:b/>
+          <w:sz w:val="20"/>
+        </w:rPr>
+        <w:t xml:space="preserve">        </w:t>
+      </w:r>
+      <w:r>
+        <w:rPr>
+          <w:rFonts w:ascii="Times New Roman" w:hAnsi="Times New Roman"/>
+          <w:b/>
+          <w:sz w:val="20"/>
+        </w:rPr>
+        <w:tab/>
+      </w:r>
+      <w:r>
+        <w:rPr>
+          <w:rFonts w:ascii="Times New Roman" w:hAnsi="Times New Roman"/>
+          <w:b/>
+          <w:sz w:val="20"/>
+        </w:rPr>
+        <w:tab/>
+        <w:t xml:space="preserve">      </w:t>
+      </w:r>
+      <w:r>
+        <w:rPr>
+          <w:rFonts w:ascii="Preeti" w:hAnsi="Preeti"/>
+          <w:b/>
+          <w:cs/>
+          <w:lang w:eastAsia="zh-CN" w:bidi="hi-IN"/>
+        </w:rPr>
+        <w:t xml:space="preserve">समय </w:t>
+      </w:r>
+      <w:proofErr w:type="gramStart"/>
+      <w:r>
+        <w:rPr>
+          <w:rFonts w:ascii="Preeti" w:hAnsi="Preeti"/>
+          <w:b/>
+          <w:rtl/>
+          <w:cs/>
+          <w:lang w:eastAsia="zh-CN"/>
+        </w:rPr>
+        <w:t xml:space="preserve">- </w:t>
+      </w:r>
+      <w:r>
+        <w:rPr>
+          <w:rFonts w:ascii="Preeti" w:hAnsi="Preeti" w:hint="cs"/>
+          <w:b/>
+          <w:cs/>
+          <w:lang w:eastAsia="zh-CN" w:bidi="hi-IN"/>
+        </w:rPr>
+        <w:t xml:space="preserve"> </w:t>
+      </w:r>
+      <w:r>
+        <w:rPr>
+          <w:rFonts w:ascii="Preeti" w:hAnsi="Preeti"/>
+          <w:b/>
+          <w:lang w:eastAsia="zh-CN" w:bidi="hi-IN"/>
+        </w:rPr>
+        <w:t>@</w:t>
+      </w:r>
+      <w:proofErr w:type="gramEnd"/>
+      <w:r>
+        <w:rPr>
+          <w:rFonts w:ascii="Preeti" w:hAnsi="Preeti"/>
+          <w:b/>
+          <w:lang w:eastAsia="zh-CN" w:bidi="hi-IN"/>
+        </w:rPr>
+        <w:t xml:space="preserve"> </w:t>
+      </w:r>
+      <w:r>
+        <w:rPr>
+          <w:rFonts w:ascii="Preeti" w:hAnsi="Preeti"/>
+          <w:b/>
+          <w:sz w:val="28"/>
+          <w:szCs w:val="28"/>
+          <w:lang w:eastAsia="zh-CN" w:bidi="hi-IN"/>
+        </w:rPr>
+        <w:t>3+=</w:t>
+      </w:r>
+      <w:r>
+        <w:rPr>
+          <w:rFonts w:ascii="Preeti" w:hAnsi="Preeti"/>
+          <w:bCs/>
+          <w:sz w:val="24"/>
+          <w:szCs w:val="24"/>
+          <w:lang w:eastAsia="zh-CN" w:bidi="hi-IN"/>
+        </w:rPr>
+        <w:t xml:space="preserve">     </w:t>
+      </w:r>
+      <w:r>
+        <w:rPr>
+          <w:rFonts w:ascii="Preeti" w:hAnsi="Preeti"/>
+          <w:bCs/>
+          <w:sz w:val="24"/>
+          <w:szCs w:val="24"/>
+          <w:lang w:eastAsia="zh-CN" w:bidi="hi-IN"/>
+        </w:rPr>
+        <w:tab/>
+      </w:r>
+      <w:r>
+        <w:rPr>
+          <w:rFonts w:ascii="Preeti" w:hAnsi="Preeti"/>
+          <w:bCs/>
+          <w:sz w:val="24"/>
+          <w:szCs w:val="24"/>
+          <w:lang w:eastAsia="zh-CN" w:bidi="hi-IN"/>
+        </w:rPr>
+        <w:tab/>
+      </w:r>
+      <w:r>
+        <w:rPr>
+          <w:rFonts w:ascii="Preeti" w:hAnsi="Preeti"/>
+          <w:bCs/>
+          <w:sz w:val="24"/>
+          <w:szCs w:val="24"/>
+          <w:lang w:eastAsia="zh-CN" w:bidi="hi-IN"/>
+        </w:rPr>
+        <w:tab/>
+      </w:r>
+      <w:r>
+        <w:rPr>
+          <w:rFonts w:ascii="Preeti" w:hAnsi="Preeti"/>
+          <w:bCs/>
+          <w:sz w:val="24"/>
+          <w:szCs w:val="24"/>
+          <w:lang w:eastAsia="zh-CN" w:bidi="hi-IN"/>
+        </w:rPr>
+        <w:tab/>
+      </w:r>
+      <w:r>
+        <w:rPr>
+          <w:rFonts w:ascii="Preeti" w:hAnsi="Preeti"/>
+          <w:bCs/>
+          <w:sz w:val="24"/>
+          <w:szCs w:val="24"/>
+          <w:lang w:eastAsia="zh-CN" w:bidi="hi-IN"/>
+        </w:rPr>
+        <w:tab/>
+      </w:r>
+      <w:r>
+        <w:rPr>
+          <w:rFonts w:ascii="Preeti" w:hAnsi="Preeti"/>
+          <w:b/>
+          <w:sz w:val="32"/>
+          <w:szCs w:val="32"/>
+        </w:rPr>
+        <w:t>k"0</w:t>
+      </w:r>
+      <w:proofErr w:type="gramStart"/>
+      <w:r>
+        <w:rPr>
+          <w:rFonts w:ascii="Preeti" w:hAnsi="Preeti"/>
+          <w:b/>
+          <w:sz w:val="32"/>
+          <w:szCs w:val="32"/>
+        </w:rPr>
+        <w:t>ff{</w:t>
+      </w:r>
+      <w:proofErr w:type="gramEnd"/>
+      <w:r>
+        <w:rPr>
+          <w:rFonts w:ascii="Preeti" w:hAnsi="Preeti" w:cs="Times New Roman"/>
+          <w:b/>
+          <w:sz w:val="32"/>
+          <w:szCs w:val="32"/>
+          <w:lang w:eastAsia="zh-CN"/>
+        </w:rPr>
+        <w:t xml:space="preserve">ÍM– </w:t>
+      </w:r>
+      <w:proofErr w:type="gramStart"/>
+      <w:r>
+        <w:rPr>
+          <w:rFonts w:ascii="Preeti" w:hAnsi="Preeti" w:cs="Times New Roman"/>
+          <w:b/>
+          <w:sz w:val="32"/>
+          <w:szCs w:val="32"/>
+          <w:lang w:eastAsia="zh-CN"/>
+        </w:rPr>
+        <w:t>%)</w:t>
+      </w:r>
+      <w:r>
+        <w:rPr>
+          <w:rFonts w:ascii="Preeti" w:hAnsi="Preeti"/>
+          <w:bCs/>
+          <w:sz w:val="24"/>
+          <w:szCs w:val="24"/>
+          <w:lang w:eastAsia="zh-CN" w:bidi="hi-IN"/>
+        </w:rPr>
+        <w:t xml:space="preserve">   </w:t>
+      </w:r>
+      <w:proofErr w:type="gramEnd"/>
+      <w:r>
+        <w:rPr>
+          <w:rFonts w:ascii="Preeti" w:hAnsi="Preeti"/>
+          <w:bCs/>
+          <w:sz w:val="24"/>
+          <w:szCs w:val="24"/>
+          <w:lang w:eastAsia="zh-CN" w:bidi="hi-IN"/>
+        </w:rPr>
+        <w:t xml:space="preserve">       </w:t>
+      </w:r>
+      <w:proofErr w:type="spellStart"/>
+      <w:r>
+        <w:rPr>
+          <w:rFonts w:ascii="Preeti" w:hAnsi="Preeti" w:cs="Times New Roman"/>
+          <w:b/>
+          <w:sz w:val="36"/>
+          <w:szCs w:val="36"/>
+          <w:lang w:eastAsia="zh-CN"/>
+        </w:rPr>
+        <w:t>ljifoM</w:t>
+      </w:r>
+      <w:proofErr w:type="spellEnd"/>
+      <w:proofErr w:type="gramStart"/>
+      <w:r>
+        <w:rPr>
+          <w:rFonts w:ascii="Preeti" w:hAnsi="Preeti" w:cs="Times New Roman"/>
+          <w:b/>
+          <w:sz w:val="36"/>
+          <w:szCs w:val="36"/>
+          <w:lang w:eastAsia="zh-CN"/>
+        </w:rPr>
+        <w:t xml:space="preserve">– </w:t>
+      </w:r>
+      <w:r>
+        <w:rPr>
+          <w:rFonts w:ascii="Preeti" w:hAnsi="Preeti" w:cs="Times New Roman"/>
+          <w:b/>
+          <w:sz w:val="32"/>
+          <w:szCs w:val="32"/>
+          <w:lang w:eastAsia="zh-CN"/>
+        </w:rPr>
+        <w:t>;]/</w:t>
+      </w:r>
+      <w:proofErr w:type="gramEnd"/>
+      <w:r>
+        <w:rPr>
+          <w:rFonts w:ascii="Preeti" w:hAnsi="Preeti" w:cs="Times New Roman"/>
+          <w:b/>
+          <w:sz w:val="32"/>
+          <w:szCs w:val="32"/>
+          <w:lang w:eastAsia="zh-CN"/>
+        </w:rPr>
+        <w:t>]</w:t>
+      </w:r>
+      <w:proofErr w:type="spellStart"/>
+      <w:r>
+        <w:rPr>
+          <w:rFonts w:ascii="Preeti" w:hAnsi="Preeti" w:cs="Times New Roman"/>
+          <w:b/>
+          <w:sz w:val="32"/>
+          <w:szCs w:val="32"/>
+          <w:lang w:eastAsia="zh-CN"/>
+        </w:rPr>
+        <w:t>fkm</w:t>
+      </w:r>
+      <w:proofErr w:type="spellEnd"/>
+      <w:r>
+        <w:rPr>
+          <w:rFonts w:ascii="Preeti" w:hAnsi="Preeti" w:cs="Times New Roman"/>
+          <w:b/>
+          <w:sz w:val="32"/>
+          <w:szCs w:val="32"/>
+          <w:lang w:eastAsia="zh-CN"/>
+        </w:rPr>
+        <w:t>/f</w:t>
+      </w:r>
+      <w:r>
+        <w:rPr>
+          <w:rFonts w:ascii="Preeti" w:hAnsi="Preeti" w:cs="Times New Roman"/>
+          <w:b/>
+          <w:sz w:val="32"/>
+          <w:szCs w:val="32"/>
+          <w:lang w:eastAsia="zh-CN"/>
+        </w:rPr>
+        <w:t>]</w:t>
       </w:r>
     </w:p>
     <w:tbl>
       <w:tblPr>
         <w:tblStyle w:val="TableGrid"/>
-        <w:tblpPr w:leftFromText="180" w:rightFromText="180" w:vertAnchor="page" w:horzAnchor="margin" w:tblpY="1726"/>
-        <w:tblW w:w="0" w:type="auto"/>
+        <w:tblW w:w="10885" w:type="dxa"/>
         <w:tblLook w:val="04A0" w:firstRow="1" w:lastRow="0" w:firstColumn="1" w:lastColumn="0" w:noHBand="0" w:noVBand="1"/>
       </w:tblPr>
       <w:tblGrid>
-        <w:gridCol w:w="6318"/>
-        <w:gridCol w:w="2925"/>
+        <w:gridCol w:w="10885"/>
       </w:tblGrid>
       <w:tr>
-        <w:trPr>
-          <w:trHeight w:val="424"/>
-        </w:trPr>
         <w:tc>
           <w:tcPr>
-            <w:tcW w:w="6318" w:type="dxa"/>
-            <w:vAlign w:val="center"/>
+            <w:tcW w:w="10885" w:type="dxa"/>
+            <w:tcBorders>
+              <w:top w:val="single" w:sz="4" w:space="0" w:color="000000" w:themeColor="text1"/>
+              <w:left w:val="single" w:sz="4" w:space="0" w:color="000000" w:themeColor="text1"/>
+              <w:bottom w:val="single" w:sz="4" w:space="0" w:color="000000" w:themeColor="text1"/>
+              <w:right w:val="single" w:sz="4" w:space="0" w:color="000000" w:themeColor="text1"/>
+            </w:tcBorders>
           </w:tcPr>
           <w:p>
             <w:pPr>
+              <w:tabs>
+                <w:tab w:val="left" w:pos="180"/>
+              </w:tabs>
+              <w:spacing w:after="0" w:line="240" w:lineRule="auto"/>
+              <w:rPr>
+                <w:rFonts w:ascii="Times New Roman" w:hAnsi="Times New Roman"/>
+                <w:b/>
+                <w:bCs/>
+                <w:sz w:val="24"/>
+                <w:szCs w:val="24"/>
+              </w:rPr>
+            </w:pPr>
+          </w:p>
+          <w:p>
+            <w:pPr>
+              <w:tabs>
+                <w:tab w:val="left" w:pos="180"/>
+              </w:tabs>
+              <w:spacing w:after="0" w:line="240" w:lineRule="auto"/>
               <w:rPr>
                 <w:rFonts w:ascii="Preeti" w:hAnsi="Preeti"/>
                 <w:b/>
                 <w:bCs/>
-                <w:sz w:val="36"/>
-                <w:szCs w:val="36"/>
+                <w:sz w:val="40"/>
+                <w:szCs w:val="40"/>
               </w:rPr>
             </w:pPr>
+            <w:proofErr w:type="spellStart"/>
+            <w:proofErr w:type="gramStart"/>
+            <w:r>
+              <w:rPr>
+                <w:rFonts w:ascii="Preeti" w:hAnsi="Preeti"/>
+                <w:b/>
+                <w:bCs/>
+                <w:sz w:val="40"/>
+                <w:szCs w:val="40"/>
+              </w:rPr>
+              <w:t>gfd</w:t>
+            </w:r>
+            <w:proofErr w:type="spellEnd"/>
+            <w:r>
+              <w:rPr>
+                <w:rFonts w:ascii="Preeti" w:hAnsi="Preeti"/>
+                <w:b/>
+                <w:bCs/>
+                <w:sz w:val="40"/>
+                <w:szCs w:val="40"/>
+              </w:rPr>
+              <w:t xml:space="preserve"> </w:t>
+            </w:r>
+            <w:r>
+              <w:rPr>
+                <w:rFonts w:ascii="Times New Roman" w:hAnsi="Times New Roman"/>
+                <w:b/>
+                <w:bCs/>
+                <w:sz w:val="40"/>
+                <w:szCs w:val="40"/>
+              </w:rPr>
+              <w:t>:</w:t>
+            </w:r>
+            <w:proofErr w:type="gramEnd"/>
+            <w:r>
+              <w:rPr>
+                <w:rFonts w:ascii="Times New Roman" w:hAnsi="Times New Roman"/>
+                <w:b/>
+                <w:bCs/>
+                <w:sz w:val="40"/>
+                <w:szCs w:val="40"/>
+              </w:rPr>
+              <w:t xml:space="preserve"> </w:t>
+            </w:r>
+            <w:r>
+              <w:rPr>
+                <w:rFonts w:ascii="Preeti" w:hAnsi="Preeti"/>
+                <w:b/>
+                <w:bCs/>
+                <w:sz w:val="40"/>
+                <w:szCs w:val="40"/>
+              </w:rPr>
+              <w:t>====================================================/</w:t>
+            </w:r>
+            <w:proofErr w:type="gramStart"/>
+            <w:r>
+              <w:rPr>
+                <w:rFonts w:ascii="Preeti" w:hAnsi="Preeti"/>
+                <w:b/>
+                <w:bCs/>
+                <w:sz w:val="40"/>
+                <w:szCs w:val="40"/>
+              </w:rPr>
+              <w:t>f]n</w:t>
+            </w:r>
+            <w:proofErr w:type="gramEnd"/>
+            <w:r>
+              <w:rPr>
+                <w:rFonts w:ascii="Preeti" w:hAnsi="Preeti"/>
+                <w:b/>
+                <w:bCs/>
+                <w:sz w:val="40"/>
+                <w:szCs w:val="40"/>
+              </w:rPr>
+              <w:t xml:space="preserve"> g+=============</w:t>
+            </w:r>
+            <w:proofErr w:type="gramStart"/>
+            <w:r>
+              <w:rPr>
+                <w:rFonts w:ascii="Preeti" w:hAnsi="Preeti"/>
+                <w:b/>
+                <w:bCs/>
+                <w:sz w:val="40"/>
+                <w:szCs w:val="40"/>
+              </w:rPr>
+              <w:t>;]</w:t>
+            </w:r>
+            <w:proofErr w:type="spellStart"/>
+            <w:r>
+              <w:rPr>
+                <w:rFonts w:ascii="Preeti" w:hAnsi="Preeti"/>
+                <w:b/>
+                <w:bCs/>
+                <w:sz w:val="40"/>
+                <w:szCs w:val="40"/>
+              </w:rPr>
+              <w:t>S</w:t>
+            </w:r>
+            <w:proofErr w:type="gramEnd"/>
+            <w:r>
+              <w:rPr>
+                <w:rFonts w:ascii="Preeti" w:hAnsi="Preeti"/>
+                <w:b/>
+                <w:bCs/>
+                <w:sz w:val="40"/>
+                <w:szCs w:val="40"/>
+              </w:rPr>
+              <w:t>;g</w:t>
+            </w:r>
+            <w:proofErr w:type="spellEnd"/>
+            <w:r>
+              <w:rPr>
+                <w:rFonts w:ascii="Preeti" w:hAnsi="Preeti"/>
+                <w:b/>
+                <w:bCs/>
+                <w:sz w:val="40"/>
+                <w:szCs w:val="40"/>
+              </w:rPr>
+              <w:t xml:space="preserve"> </w:t>
+            </w:r>
+            <w:proofErr w:type="gramStart"/>
+            <w:r>
+              <w:rPr>
+                <w:rFonts w:ascii="Preeti" w:hAnsi="Preeti"/>
+                <w:b/>
+                <w:bCs/>
+                <w:sz w:val="40"/>
+                <w:szCs w:val="40"/>
+              </w:rPr>
+              <w:t>M</w:t>
+            </w:r>
+            <w:r>
+              <w:rPr>
+                <w:rFonts w:ascii="Times New Roman" w:hAnsi="Times New Roman"/>
+                <w:b/>
+                <w:bCs/>
+                <w:sz w:val="24"/>
+                <w:szCs w:val="24"/>
+              </w:rPr>
+              <w:t xml:space="preserve">  </w:t>
+            </w:r>
+            <w:r>
+              <w:rPr>
+                <w:rFonts w:ascii="Preeti" w:hAnsi="Preeti"/>
+                <w:b/>
+                <w:bCs/>
+                <w:sz w:val="40"/>
+                <w:szCs w:val="40"/>
+              </w:rPr>
+              <w:t>=</w:t>
+            </w:r>
+            <w:proofErr w:type="gramEnd"/>
+            <w:r>
+              <w:rPr>
+                <w:rFonts w:ascii="Preeti" w:hAnsi="Preeti"/>
+                <w:b/>
+                <w:bCs/>
+                <w:sz w:val="40"/>
+                <w:szCs w:val="40"/>
+              </w:rPr>
+              <w:t>===============</w:t>
+            </w:r>
+            <w:r>
+              <w:rPr>
+                <w:rFonts w:ascii="Times New Roman" w:hAnsi="Times New Roman"/>
+                <w:b/>
+                <w:bCs/>
+                <w:sz w:val="24"/>
+                <w:szCs w:val="24"/>
+              </w:rPr>
+              <w:t xml:space="preserve">                                                                                       </w:t>
+            </w:r>
+          </w:p>
+        </w:tc>
+      </w:tr>
+      <w:tr>
+        <w:tc>
+          <w:tcPr>
+            <w:tcW w:w="10885" w:type="dxa"/>
+            <w:tcBorders>
+              <w:top w:val="single" w:sz="4" w:space="0" w:color="000000" w:themeColor="text1"/>
+              <w:left w:val="single" w:sz="4" w:space="0" w:color="000000" w:themeColor="text1"/>
+              <w:bottom w:val="single" w:sz="4" w:space="0" w:color="000000" w:themeColor="text1"/>
+              <w:right w:val="single" w:sz="4" w:space="0" w:color="000000" w:themeColor="text1"/>
+            </w:tcBorders>
+            <w:hideMark/>
+          </w:tcPr>
+          <w:p>
+            <w:pPr>
+              <w:tabs>
+                <w:tab w:val="left" w:pos="180"/>
+              </w:tabs>
+              <w:spacing w:after="0" w:line="240" w:lineRule="auto"/>
+              <w:rPr>
+                <w:rFonts w:ascii="Times New Roman" w:hAnsi="Times New Roman"/>
+                <w:b/>
+                <w:bCs/>
+                <w:sz w:val="24"/>
+                <w:szCs w:val="24"/>
+              </w:rPr>
+            </w:pPr>
+            <w:r>
+              <w:rPr>
+                <w:noProof/>
+              </w:rPr>
+              <mc:AlternateContent>
+                <mc:Choice Requires="wps">
+                  <w:drawing>
+                    <wp:anchor distT="0" distB="0" distL="114300" distR="114300" simplePos="0" relativeHeight="251688960" behindDoc="0" locked="0" layoutInCell="1" allowOverlap="1" wp14:anchorId="56A5E48B" wp14:editId="29E544D8">
+                      <wp:simplePos x="0" y="0"/>
+                      <wp:positionH relativeFrom="column">
+                        <wp:posOffset>5715000</wp:posOffset>
+                      </wp:positionH>
+                      <wp:positionV relativeFrom="paragraph">
+                        <wp:posOffset>62865</wp:posOffset>
+                      </wp:positionV>
+                      <wp:extent cx="1028700" cy="466725"/>
+                      <wp:effectExtent l="0" t="0" r="19050" b="28575"/>
+                      <wp:wrapNone/>
+                      <wp:docPr id="1402116827" name="Rectangle 7"/>
+                      <wp:cNvGraphicFramePr>
+                        <a:graphicFrameLocks xmlns:a="http://schemas.openxmlformats.org/drawingml/2006/main"/>
+                      </wp:cNvGraphicFramePr>
+                      <a:graphic xmlns:a="http://schemas.openxmlformats.org/drawingml/2006/main">
+                        <a:graphicData uri="http://schemas.microsoft.com/office/word/2010/wordprocessingShape">
+                          <wps:wsp>
+                            <wps:cNvSpPr>
+                              <a:spLocks noChangeArrowheads="1"/>
+                            </wps:cNvSpPr>
+                            <wps:spPr bwMode="auto">
+                              <a:xfrm>
+                                <a:off x="0" y="0"/>
+                                <a:ext cx="1028700" cy="466725"/>
+                              </a:xfrm>
+                              <a:prstGeom prst="rect">
+                                <a:avLst/>
+                              </a:prstGeom>
+                              <a:solidFill>
+                                <a:srgbClr val="FFFFFF"/>
+                              </a:solidFill>
+                              <a:ln w="19050">
+                                <a:solidFill>
+                                  <a:srgbClr val="000000"/>
+                                </a:solidFill>
+                                <a:miter lim="800000"/>
+                                <a:headEnd/>
+                                <a:tailEnd/>
+                              </a:ln>
+                            </wps:spPr>
+                            <wps:bodyPr rot="0" vert="horz" wrap="square" lIns="91440" tIns="45720" rIns="91440" bIns="45720" anchor="t" anchorCtr="0" upright="1">
+                              <a:noAutofit/>
+                            </wps:bodyPr>
+                          </wps:wsp>
+                        </a:graphicData>
+                      </a:graphic>
+                      <wp14:sizeRelH relativeFrom="page">
+                        <wp14:pctWidth>0</wp14:pctWidth>
+                      </wp14:sizeRelH>
+                      <wp14:sizeRelV relativeFrom="page">
+                        <wp14:pctHeight>0</wp14:pctHeight>
+                      </wp14:sizeRelV>
+                    </wp:anchor>
+                  </w:drawing>
+                </mc:Choice>
+                <mc:Fallback>
+                  <w:pict>
+                    <v:rect w14:anchorId="5EB11F96" id="Rectangle 7" o:spid="_x0000_s1026" style="position:absolute;margin-left:450pt;margin-top:4.95pt;width:81pt;height:36.75pt;z-index:251688960;visibility:visible;mso-wrap-style:square;mso-width-percent:0;mso-height-percent:0;mso-wrap-distance-left:9pt;mso-wrap-distance-top:0;mso-wrap-distance-right:9pt;mso-wrap-distance-bottom:0;mso-position-horizontal:absolute;mso-position-horizontal-relative:text;mso-position-vertical:absolute;mso-position-vertical-relative:text;mso-width-percent:0;mso-height-percent:0;mso-width-relative:page;mso-height-relative:page;v-text-anchor:top" o:gfxdata="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" strokeweight="1.5pt"/>
+                  </w:pict>
+                </mc:Fallback>
+              </mc:AlternateContent>
+            </w:r>
+          </w:p>
+          <w:p>
+            <w:pPr>
+              <w:tabs>
+                <w:tab w:val="left" w:pos="180"/>
+              </w:tabs>
+              <w:autoSpaceDE w:val="0"/>
+              <w:autoSpaceDN w:val="0"/>
+              <w:adjustRightInd w:val="0"/>
+              <w:spacing w:after="0" w:line="240" w:lineRule="auto"/>
+              <w:rPr>
+                <w:rFonts w:ascii="MS Shell Dlg 2" w:hAnsi="MS Shell Dlg 2" w:cs="MS Shell Dlg 2"/>
+                <w:sz w:val="23"/>
+                <w:szCs w:val="23"/>
+                <w:lang w:bidi="hi-IN"/>
+              </w:rPr>
+            </w:pPr>
+            <w:r>
+              <w:rPr>
+                <w:rFonts w:ascii="Times New Roman" w:hAnsi="Times New Roman"/>
+                <w:b/>
+                <w:bCs/>
+                <w:sz w:val="24"/>
+                <w:szCs w:val="24"/>
+              </w:rPr>
+              <w:t xml:space="preserve">              _________________________         ______________________        </w:t>
+            </w:r>
             <w:proofErr w:type="spellStart"/>
             <w:r>
               <w:rPr>
@@ -375,36 +1229,7 @@
                 <w:sz w:val="36"/>
                 <w:szCs w:val="36"/>
               </w:rPr>
-              <w:t>gfdM</w:t>
-            </w:r>
-            <w:proofErr w:type="spellEnd"/>
-          </w:p>
-        </w:tc>
-        <w:tc>
-          <w:tcPr>
-            <w:tcW w:w="2925" w:type="dxa"/>
-            <w:vAlign w:val="center"/>
-          </w:tcPr>
-          <w:p>
-            <w:pPr>
-              <w:rPr>
-                <w:rFonts w:ascii="Preeti" w:hAnsi="Preeti"/>
-                <w:b/>
-                <w:bCs/>
-                <w:sz w:val="36"/>
-                <w:szCs w:val="36"/>
-              </w:rPr>
-            </w:pPr>
-            <w:proofErr w:type="spellStart"/>
-            <w:r>
-              <w:rPr>
-                <w:rFonts w:ascii="Preeti" w:hAnsi="Preeti"/>
-                <w:b/>
-                <w:bCs/>
-                <w:sz w:val="36"/>
-                <w:szCs w:val="36"/>
-              </w:rPr>
-              <w:t>sIffM</w:t>
+              <w:t>s'n</w:t>
             </w:r>
             <w:proofErr w:type="spellEnd"/>
             <w:r>
@@ -426,32 +1251,9 @@
                 <w:sz w:val="36"/>
                 <w:szCs w:val="36"/>
               </w:rPr>
-              <w:t>tLg</w:t>
+              <w:t>k|</w:t>
             </w:r>
-            <w:proofErr w:type="spellEnd"/>
-          </w:p>
-        </w:tc>
-      </w:tr>
-      <w:tr>
-        <w:trPr>
-          <w:trHeight w:val="424"/>
-        </w:trPr>
-        <w:tc>
-          <w:tcPr>
-            <w:tcW w:w="6318" w:type="dxa"/>
-            <w:vAlign w:val="center"/>
-          </w:tcPr>
-          <w:p>
-            <w:pPr>
-              <w:rPr>
-                <w:rFonts w:ascii="Preeti" w:hAnsi="Preeti"/>
-                <w:b/>
-                <w:bCs/>
-                <w:sz w:val="36"/>
-                <w:szCs w:val="36"/>
-              </w:rPr>
-            </w:pPr>
-            <w:proofErr w:type="spellStart"/>
+            <w:proofErr w:type="gramStart"/>
             <w:r>
               <w:rPr>
                 <w:rFonts w:ascii="Preeti" w:hAnsi="Preeti"/>
@@ -460,165 +1262,329 @@
                 <w:sz w:val="36"/>
                 <w:szCs w:val="36"/>
               </w:rPr>
-              <w:t>ljifoM</w:t>
+              <w:t>fKtf</w:t>
+            </w:r>
+            <w:r>
+              <w:rPr>
+                <w:rFonts w:ascii="Preeti" w:hAnsi="Preeti" w:cs="Preeti"/>
+                <w:sz w:val="36"/>
+                <w:szCs w:val="36"/>
+                <w:lang w:bidi="hi-IN"/>
+              </w:rPr>
+              <w:t>Í</w:t>
             </w:r>
             <w:proofErr w:type="spellEnd"/>
             <w:r>
               <w:rPr>
-                <w:rFonts w:ascii="Preeti" w:hAnsi="Preeti"/>
+                <w:rFonts w:ascii="Preeti" w:hAnsi="Preeti" w:cs="Preeti"/>
+                <w:sz w:val="36"/>
+                <w:szCs w:val="36"/>
+                <w:lang w:bidi="hi-IN"/>
+              </w:rPr>
+              <w:t xml:space="preserve"> </w:t>
+            </w:r>
+            <w:r>
+              <w:rPr>
+                <w:rFonts w:ascii="Times New Roman" w:hAnsi="Times New Roman"/>
                 <w:b/>
                 <w:bCs/>
-                <w:sz w:val="36"/>
-                <w:szCs w:val="36"/>
+                <w:sz w:val="24"/>
+                <w:szCs w:val="24"/>
               </w:rPr>
-              <w:t xml:space="preserve"> </w:t>
+              <w:t>:</w:t>
+            </w:r>
+            <w:proofErr w:type="gramEnd"/>
+          </w:p>
+          <w:p>
+            <w:pPr>
+              <w:tabs>
+                <w:tab w:val="left" w:pos="180"/>
+              </w:tabs>
+              <w:spacing w:after="0" w:line="240" w:lineRule="auto"/>
+              <w:rPr>
+                <w:rFonts w:ascii="Times New Roman" w:hAnsi="Times New Roman"/>
+                <w:b/>
+                <w:bCs/>
+                <w:sz w:val="24"/>
+                <w:szCs w:val="24"/>
+              </w:rPr>
+            </w:pPr>
+            <w:r>
+              <w:rPr>
+                <w:rFonts w:ascii="Times New Roman" w:hAnsi="Times New Roman"/>
+                <w:b/>
+                <w:bCs/>
+                <w:sz w:val="32"/>
+                <w:szCs w:val="32"/>
+              </w:rPr>
+              <w:t xml:space="preserve">                    </w:t>
             </w:r>
             <w:r>
               <w:rPr>
                 <w:rFonts w:ascii="Preeti" w:hAnsi="Preeti"/>
                 <w:b/>
                 <w:bCs/>
-                <w:sz w:val="36"/>
-                <w:szCs w:val="36"/>
+                <w:sz w:val="32"/>
+                <w:szCs w:val="32"/>
               </w:rPr>
-              <w:t>;]/f]km]/f]</w:t>
+              <w:t>lg/</w:t>
             </w:r>
-          </w:p>
-        </w:tc>
-        <w:tc>
-          <w:tcPr>
-            <w:tcW w:w="2925" w:type="dxa"/>
-            <w:vAlign w:val="center"/>
-          </w:tcPr>
-          <w:p>
-            <w:pPr>
-              <w:rPr>
-                <w:rFonts w:ascii="Preeti" w:hAnsi="Preeti"/>
-                <w:b/>
-                <w:bCs/>
-                <w:sz w:val="36"/>
-                <w:szCs w:val="36"/>
-              </w:rPr>
-            </w:pPr>
             <w:proofErr w:type="spellStart"/>
             <w:r>
               <w:rPr>
                 <w:rFonts w:ascii="Preeti" w:hAnsi="Preeti"/>
                 <w:b/>
                 <w:bCs/>
-                <w:sz w:val="36"/>
-                <w:szCs w:val="36"/>
+                <w:sz w:val="32"/>
+                <w:szCs w:val="32"/>
               </w:rPr>
-              <w:t>ldltM</w:t>
+              <w:t>LIfssf</w:t>
             </w:r>
             <w:proofErr w:type="spellEnd"/>
+            <w:proofErr w:type="gramStart"/>
+            <w:r>
+              <w:rPr>
+                <w:rFonts w:ascii="Preeti" w:hAnsi="Preeti"/>
+                <w:b/>
+                <w:bCs/>
+                <w:sz w:val="32"/>
+                <w:szCs w:val="32"/>
+              </w:rPr>
+              <w:t>] ;</w:t>
+            </w:r>
+            <w:proofErr w:type="spellStart"/>
+            <w:r>
+              <w:rPr>
+                <w:rFonts w:ascii="Preeti" w:hAnsi="Preeti"/>
+                <w:b/>
+                <w:bCs/>
+                <w:sz w:val="32"/>
+                <w:szCs w:val="32"/>
+              </w:rPr>
+              <w:t>xL</w:t>
+            </w:r>
+            <w:proofErr w:type="spellEnd"/>
+            <w:proofErr w:type="gramEnd"/>
+            <w:r>
+              <w:rPr>
+                <w:rFonts w:ascii="Times New Roman" w:hAnsi="Times New Roman"/>
+                <w:b/>
+                <w:bCs/>
+                <w:sz w:val="32"/>
+                <w:szCs w:val="32"/>
+              </w:rPr>
+              <w:t xml:space="preserve">                        </w:t>
+            </w:r>
+            <w:r>
+              <w:rPr>
+                <w:rFonts w:ascii="Preeti" w:hAnsi="Preeti"/>
+                <w:b/>
+                <w:bCs/>
+                <w:sz w:val="32"/>
+                <w:szCs w:val="32"/>
+              </w:rPr>
+              <w:t>k/</w:t>
+            </w:r>
+            <w:proofErr w:type="spellStart"/>
+            <w:r>
+              <w:rPr>
+                <w:rFonts w:ascii="Preeti" w:hAnsi="Preeti"/>
+                <w:b/>
+                <w:bCs/>
+                <w:sz w:val="32"/>
+                <w:szCs w:val="32"/>
+              </w:rPr>
+              <w:t>LIfssf</w:t>
+            </w:r>
+            <w:proofErr w:type="spellEnd"/>
+            <w:proofErr w:type="gramStart"/>
+            <w:r>
+              <w:rPr>
+                <w:rFonts w:ascii="Preeti" w:hAnsi="Preeti"/>
+                <w:b/>
+                <w:bCs/>
+                <w:sz w:val="32"/>
+                <w:szCs w:val="32"/>
+              </w:rPr>
+              <w:t>] ;</w:t>
+            </w:r>
+            <w:proofErr w:type="spellStart"/>
+            <w:r>
+              <w:rPr>
+                <w:rFonts w:ascii="Preeti" w:hAnsi="Preeti"/>
+                <w:b/>
+                <w:bCs/>
+                <w:sz w:val="32"/>
+                <w:szCs w:val="32"/>
+              </w:rPr>
+              <w:t>xL</w:t>
+            </w:r>
+            <w:proofErr w:type="spellEnd"/>
+            <w:proofErr w:type="gramEnd"/>
+            <w:r>
+              <w:rPr>
+                <w:rFonts w:ascii="Times New Roman" w:hAnsi="Times New Roman"/>
+                <w:b/>
+                <w:bCs/>
+                <w:sz w:val="32"/>
+                <w:szCs w:val="32"/>
+              </w:rPr>
+              <w:t xml:space="preserve">             </w:t>
+            </w:r>
           </w:p>
         </w:tc>
       </w:tr>
     </w:tbl>
+    <w:bookmarkEnd w:id="0"/>
     <w:p>
       <w:pPr>
         <w:rPr>
           <w:rFonts w:ascii="Preeti" w:hAnsi="Preeti" w:cs="Arial"/>
-          <w:noProof/>
-          <w:sz w:val="36"/>
-          <w:szCs w:val="36"/>
-          <w:lang w:bidi="ne-NP"/>
-        </w:rPr>
-      </w:pPr>
-      <w:r>
-        <w:rPr>
-          <w:rFonts w:ascii="Preeti" w:hAnsi="Preeti" w:cs="Arial"/>
-          <w:noProof/>
-          <w:sz w:val="36"/>
-          <w:szCs w:val="36"/>
-          <w:lang w:bidi="ne-NP"/>
-        </w:rPr>
-        <w:t xml:space="preserve">k|Zg g+= ! </w:t>
-      </w:r>
-      <w:r>
-        <w:rPr>
-          <w:rFonts w:ascii="Preeti" w:hAnsi="Preeti" w:cs="Arial"/>
-          <w:noProof/>
-          <w:sz w:val="36"/>
-          <w:szCs w:val="36"/>
-          <w:lang w:bidi="ne-NP"/>
-        </w:rPr>
-        <w:t xml:space="preserve">hf]8f ldnfpg'xf];\   </w:t>
-      </w:r>
-      <w:r>
-        <w:rPr>
-          <w:rFonts w:ascii="Preeti" w:hAnsi="Preeti" w:cs="Arial"/>
-          <w:noProof/>
-          <w:sz w:val="36"/>
-          <w:szCs w:val="36"/>
-          <w:lang w:bidi="ne-NP"/>
-        </w:rPr>
-        <w:tab/>
-      </w:r>
-      <w:r>
-        <w:rPr>
-          <w:rFonts w:ascii="Preeti" w:hAnsi="Preeti" w:cs="Arial"/>
-          <w:noProof/>
-          <w:sz w:val="36"/>
-          <w:szCs w:val="36"/>
-          <w:lang w:bidi="ne-NP"/>
-        </w:rPr>
-        <w:tab/>
-      </w:r>
-      <w:r>
-        <w:rPr>
-          <w:rFonts w:ascii="Preeti" w:hAnsi="Preeti" w:cs="Arial"/>
-          <w:noProof/>
-          <w:sz w:val="36"/>
-          <w:szCs w:val="36"/>
-          <w:lang w:bidi="ne-NP"/>
-        </w:rPr>
-        <w:tab/>
-      </w:r>
-      <w:r>
-        <w:rPr>
-          <w:rFonts w:ascii="Preeti" w:hAnsi="Preeti" w:cs="Arial"/>
-          <w:noProof/>
-          <w:sz w:val="36"/>
-          <w:szCs w:val="36"/>
-          <w:lang w:bidi="ne-NP"/>
-        </w:rPr>
-        <w:tab/>
-      </w:r>
-      <w:r>
-        <w:rPr>
-          <w:rFonts w:ascii="Preeti" w:hAnsi="Preeti" w:cs="Arial"/>
-          <w:noProof/>
-          <w:sz w:val="36"/>
-          <w:szCs w:val="36"/>
-          <w:lang w:bidi="ne-NP"/>
-        </w:rPr>
-        <w:tab/>
-      </w:r>
-      <w:r>
-        <w:rPr>
-          <w:rFonts w:ascii="Preeti" w:hAnsi="Preeti" w:cs="Arial"/>
-          <w:noProof/>
-          <w:sz w:val="36"/>
-          <w:szCs w:val="36"/>
-          <w:lang w:bidi="ne-NP"/>
-        </w:rPr>
-        <w:tab/>
-      </w:r>
-      <w:r>
-        <w:rPr>
-          <w:rFonts w:ascii="Preeti" w:hAnsi="Preeti" w:cs="Arial"/>
-          <w:noProof/>
-          <w:sz w:val="36"/>
-          <w:szCs w:val="36"/>
-          <w:lang w:bidi="ne-NP"/>
-        </w:rPr>
-        <w:tab/>
-      </w:r>
-      <w:r>
-        <w:rPr>
-          <w:rFonts w:ascii="Preeti" w:hAnsi="Preeti" w:cs="Arial"/>
+          <w:b/>
+          <w:bCs/>
+          <w:noProof/>
+          <w:sz w:val="36"/>
+          <w:szCs w:val="36"/>
+          <w:lang w:bidi="ne-NP"/>
+        </w:rPr>
+      </w:pPr>
+      <w:r>
+        <w:rPr>
+          <w:rFonts w:ascii="Preeti" w:hAnsi="Preeti" w:cs="Arial"/>
+          <w:b/>
+          <w:bCs/>
+          <w:noProof/>
+          <w:sz w:val="36"/>
+          <w:szCs w:val="36"/>
+          <w:lang w:bidi="ne-NP"/>
+        </w:rPr>
+        <w:t xml:space="preserve">k|Zg g+= ! hf]8f ldnfpg'xf];\   </w:t>
+      </w:r>
+      <w:r>
+        <w:rPr>
+          <w:rFonts w:ascii="Preeti" w:hAnsi="Preeti" w:cs="Arial"/>
+          <w:b/>
+          <w:bCs/>
+          <w:noProof/>
+          <w:sz w:val="36"/>
+          <w:szCs w:val="36"/>
+          <w:lang w:bidi="ne-NP"/>
+        </w:rPr>
+        <w:tab/>
+      </w:r>
+      <w:r>
+        <w:rPr>
+          <w:rFonts w:ascii="Preeti" w:hAnsi="Preeti" w:cs="Arial"/>
+          <w:b/>
+          <w:bCs/>
+          <w:noProof/>
+          <w:sz w:val="36"/>
+          <w:szCs w:val="36"/>
+          <w:lang w:bidi="ne-NP"/>
+        </w:rPr>
+        <w:tab/>
+      </w:r>
+      <w:r>
+        <w:rPr>
+          <w:rFonts w:ascii="Preeti" w:hAnsi="Preeti" w:cs="Arial"/>
+          <w:b/>
+          <w:bCs/>
+          <w:noProof/>
+          <w:sz w:val="36"/>
+          <w:szCs w:val="36"/>
+          <w:lang w:bidi="ne-NP"/>
+        </w:rPr>
+        <w:tab/>
+      </w:r>
+      <w:r>
+        <w:rPr>
+          <w:rFonts w:ascii="Preeti" w:hAnsi="Preeti" w:cs="Arial"/>
+          <w:b/>
+          <w:bCs/>
+          <w:noProof/>
+          <w:sz w:val="36"/>
+          <w:szCs w:val="36"/>
+          <w:lang w:bidi="ne-NP"/>
+        </w:rPr>
+        <w:tab/>
+      </w:r>
+      <w:r>
+        <w:rPr>
+          <w:rFonts w:ascii="Preeti" w:hAnsi="Preeti" w:cs="Arial"/>
+          <w:b/>
+          <w:bCs/>
+          <w:noProof/>
+          <w:sz w:val="36"/>
+          <w:szCs w:val="36"/>
+          <w:lang w:bidi="ne-NP"/>
+        </w:rPr>
+        <w:tab/>
+      </w:r>
+      <w:r>
+        <w:rPr>
+          <w:rFonts w:ascii="Preeti" w:hAnsi="Preeti" w:cs="Arial"/>
+          <w:b/>
+          <w:bCs/>
+          <w:noProof/>
+          <w:sz w:val="36"/>
+          <w:szCs w:val="36"/>
+          <w:lang w:bidi="ne-NP"/>
+        </w:rPr>
+        <w:tab/>
+      </w:r>
+      <w:r>
+        <w:rPr>
+          <w:rFonts w:ascii="Preeti" w:hAnsi="Preeti" w:cs="Arial"/>
+          <w:b/>
+          <w:bCs/>
+          <w:noProof/>
+          <w:sz w:val="36"/>
+          <w:szCs w:val="36"/>
+          <w:lang w:bidi="ne-NP"/>
+        </w:rPr>
+        <w:tab/>
+      </w:r>
+      <w:r>
+        <w:rPr>
+          <w:rFonts w:ascii="Preeti" w:hAnsi="Preeti" w:cs="Arial"/>
+          <w:b/>
+          <w:bCs/>
+          <w:noProof/>
+          <w:sz w:val="36"/>
+          <w:szCs w:val="36"/>
+          <w:lang w:bidi="ne-NP"/>
+        </w:rPr>
+        <w:tab/>
+      </w:r>
+      <w:r>
+        <w:rPr>
+          <w:rFonts w:ascii="Preeti" w:hAnsi="Preeti" w:cs="Arial"/>
+          <w:b/>
+          <w:bCs/>
+          <w:noProof/>
+          <w:sz w:val="36"/>
+          <w:szCs w:val="36"/>
+          <w:lang w:bidi="ne-NP"/>
+        </w:rPr>
+        <w:tab/>
+      </w:r>
+      <w:r>
+        <w:rPr>
+          <w:rFonts w:ascii="Preeti" w:hAnsi="Preeti" w:cs="Arial"/>
+          <w:b/>
+          <w:bCs/>
+          <w:noProof/>
+          <w:sz w:val="36"/>
+          <w:szCs w:val="36"/>
+          <w:lang w:bidi="ne-NP"/>
+        </w:rPr>
+        <w:tab/>
+      </w:r>
+      <w:r>
+        <w:rPr>
+          <w:rFonts w:ascii="Preeti" w:hAnsi="Preeti" w:cs="Arial"/>
+          <w:b/>
+          <w:bCs/>
           <w:noProof/>
           <w:sz w:val="36"/>
           <w:szCs w:val="36"/>
@@ -920,17 +1886,7 @@
           <w:szCs w:val="36"/>
           <w:lang w:bidi="ne-NP"/>
         </w:rPr>
-        <w:t>c:j:y Uof; pTkGg u5</w:t>
-      </w:r>
-      <w:r>
-        <w:rPr>
-          <w:rFonts w:ascii="Preeti" w:hAnsi="Preeti" w:cs="Arial"/>
-          <w:noProof/>
-          <w:sz w:val="36"/>
-          <w:szCs w:val="36"/>
-          <w:lang w:bidi="ne-NP"/>
-        </w:rPr>
-        <w:t>{</w:t>
+        <w:t>c:j:y Uof; pTkGg u5{</w:t>
       </w:r>
     </w:p>
     <w:p>
@@ -941,30 +1897,19 @@
         </w:tabs>
         <w:rPr>
           <w:rFonts w:ascii="Preeti" w:hAnsi="Preeti" w:cs="Arial"/>
-          <w:noProof/>
-          <w:sz w:val="36"/>
-          <w:szCs w:val="36"/>
-          <w:lang w:bidi="ne-NP"/>
-        </w:rPr>
-      </w:pPr>
-    </w:p>
-    <w:p>
-      <w:pPr>
-        <w:tabs>
-          <w:tab w:val="left" w:pos="1440"/>
-          <w:tab w:val="left" w:pos="5850"/>
-        </w:tabs>
-        <w:rPr>
-          <w:rFonts w:ascii="Preeti" w:hAnsi="Preeti" w:cs="Arial"/>
-          <w:noProof/>
-          <w:sz w:val="36"/>
-          <w:szCs w:val="36"/>
-          <w:lang w:bidi="ne-NP"/>
-        </w:rPr>
-      </w:pPr>
-      <w:r>
-        <w:rPr>
-          <w:rFonts w:ascii="Preeti" w:hAnsi="Preeti" w:cs="Arial"/>
+          <w:b/>
+          <w:bCs/>
+          <w:noProof/>
+          <w:sz w:val="36"/>
+          <w:szCs w:val="36"/>
+          <w:lang w:bidi="ne-NP"/>
+        </w:rPr>
+      </w:pPr>
+      <w:r>
+        <w:rPr>
+          <w:rFonts w:ascii="Preeti" w:hAnsi="Preeti" w:cs="Arial"/>
+          <w:b/>
+          <w:bCs/>
           <w:noProof/>
           <w:sz w:val="36"/>
           <w:szCs w:val="36"/>
@@ -975,6 +1920,8 @@
       <w:r>
         <w:rPr>
           <w:rFonts w:ascii="Preeti" w:hAnsi="Preeti" w:cs="Arial"/>
+          <w:b/>
+          <w:bCs/>
           <w:noProof/>
           <w:sz w:val="36"/>
           <w:szCs w:val="36"/>
@@ -985,6 +1932,8 @@
       <w:r>
         <w:rPr>
           <w:rFonts w:ascii="Preeti" w:hAnsi="Preeti" w:cs="Arial"/>
+          <w:b/>
+          <w:bCs/>
           <w:noProof/>
           <w:sz w:val="36"/>
           <w:szCs w:val="36"/>
@@ -995,6 +1944,8 @@
       <w:r>
         <w:rPr>
           <w:rFonts w:ascii="Preeti" w:hAnsi="Preeti" w:cs="Arial"/>
+          <w:b/>
+          <w:bCs/>
           <w:noProof/>
           <w:sz w:val="36"/>
           <w:szCs w:val="36"/>
@@ -1005,6 +1956,8 @@
       <w:r>
         <w:rPr>
           <w:rFonts w:ascii="Preeti" w:hAnsi="Preeti" w:cs="Arial"/>
+          <w:b/>
+          <w:bCs/>
           <w:noProof/>
           <w:sz w:val="36"/>
           <w:szCs w:val="36"/>
@@ -1015,6 +1968,8 @@
       <w:r>
         <w:rPr>
           <w:rFonts w:ascii="Preeti" w:hAnsi="Preeti" w:cs="Arial"/>
+          <w:b/>
+          <w:bCs/>
           <w:noProof/>
           <w:sz w:val="36"/>
           <w:szCs w:val="36"/>
@@ -1025,6 +1980,8 @@
       <w:r>
         <w:rPr>
           <w:rFonts w:ascii="Preeti" w:hAnsi="Preeti" w:cs="Arial"/>
+          <w:b/>
+          <w:bCs/>
           <w:noProof/>
           <w:sz w:val="36"/>
           <w:szCs w:val="36"/>
@@ -1035,6 +1992,8 @@
       <w:r>
         <w:rPr>
           <w:rFonts w:ascii="Preeti" w:hAnsi="Preeti" w:cs="Arial"/>
+          <w:b/>
+          <w:bCs/>
           <w:noProof/>
           <w:sz w:val="36"/>
           <w:szCs w:val="36"/>
@@ -1045,46 +2004,92 @@
       <w:r>
         <w:rPr>
           <w:rFonts w:ascii="Preeti" w:hAnsi="Preeti" w:cs="Arial"/>
-          <w:noProof/>
-          <w:sz w:val="36"/>
-          <w:szCs w:val="36"/>
-          <w:lang w:bidi="ne-NP"/>
-        </w:rPr>
-        <w:tab/>
-      </w:r>
-      <w:r>
-        <w:rPr>
-          <w:rFonts w:ascii="Preeti" w:hAnsi="Preeti" w:cs="Arial"/>
-          <w:noProof/>
-          <w:sz w:val="36"/>
-          <w:szCs w:val="36"/>
-          <w:lang w:bidi="ne-NP"/>
-        </w:rPr>
-        <w:tab/>
-      </w:r>
-      <w:r>
-        <w:rPr>
-          <w:rFonts w:ascii="Preeti" w:hAnsi="Preeti" w:cs="Arial"/>
-          <w:noProof/>
-          <w:sz w:val="36"/>
-          <w:szCs w:val="36"/>
-          <w:lang w:bidi="ne-NP"/>
-        </w:rPr>
-        <w:tab/>
-      </w:r>
-      <w:r>
-        <w:rPr>
-          <w:rFonts w:ascii="Preeti" w:hAnsi="Preeti" w:cs="Arial"/>
-          <w:noProof/>
-          <w:sz w:val="36"/>
-          <w:szCs w:val="36"/>
-          <w:lang w:bidi="ne-NP"/>
-        </w:rPr>
-        <w:tab/>
-      </w:r>
-      <w:r>
-        <w:rPr>
-          <w:rFonts w:ascii="Preeti" w:hAnsi="Preeti" w:cs="Arial"/>
+          <w:b/>
+          <w:bCs/>
+          <w:noProof/>
+          <w:sz w:val="36"/>
+          <w:szCs w:val="36"/>
+          <w:lang w:bidi="ne-NP"/>
+        </w:rPr>
+        <w:tab/>
+      </w:r>
+      <w:r>
+        <w:rPr>
+          <w:rFonts w:ascii="Preeti" w:hAnsi="Preeti" w:cs="Arial"/>
+          <w:b/>
+          <w:bCs/>
+          <w:noProof/>
+          <w:sz w:val="36"/>
+          <w:szCs w:val="36"/>
+          <w:lang w:bidi="ne-NP"/>
+        </w:rPr>
+        <w:tab/>
+      </w:r>
+      <w:r>
+        <w:rPr>
+          <w:rFonts w:ascii="Preeti" w:hAnsi="Preeti" w:cs="Arial"/>
+          <w:b/>
+          <w:bCs/>
+          <w:noProof/>
+          <w:sz w:val="36"/>
+          <w:szCs w:val="36"/>
+          <w:lang w:bidi="ne-NP"/>
+        </w:rPr>
+        <w:tab/>
+      </w:r>
+      <w:r>
+        <w:rPr>
+          <w:rFonts w:ascii="Preeti" w:hAnsi="Preeti" w:cs="Arial"/>
+          <w:b/>
+          <w:bCs/>
+          <w:noProof/>
+          <w:sz w:val="36"/>
+          <w:szCs w:val="36"/>
+          <w:lang w:bidi="ne-NP"/>
+        </w:rPr>
+        <w:tab/>
+      </w:r>
+      <w:r>
+        <w:rPr>
+          <w:rFonts w:ascii="Preeti" w:hAnsi="Preeti" w:cs="Arial"/>
+          <w:b/>
+          <w:bCs/>
+          <w:noProof/>
+          <w:sz w:val="36"/>
+          <w:szCs w:val="36"/>
+          <w:lang w:bidi="ne-NP"/>
+        </w:rPr>
+        <w:tab/>
+      </w:r>
+      <w:r>
+        <w:rPr>
+          <w:rFonts w:ascii="Preeti" w:hAnsi="Preeti" w:cs="Arial"/>
+          <w:b/>
+          <w:bCs/>
+          <w:noProof/>
+          <w:sz w:val="36"/>
+          <w:szCs w:val="36"/>
+          <w:lang w:bidi="ne-NP"/>
+        </w:rPr>
+        <w:tab/>
+      </w:r>
+      <w:r>
+        <w:rPr>
+          <w:rFonts w:ascii="Preeti" w:hAnsi="Preeti" w:cs="Arial"/>
+          <w:b/>
+          <w:bCs/>
+          <w:noProof/>
+          <w:sz w:val="36"/>
+          <w:szCs w:val="36"/>
+          <w:lang w:bidi="ne-NP"/>
+        </w:rPr>
+        <w:tab/>
+      </w:r>
+      <w:r>
+        <w:rPr>
+          <w:rFonts w:ascii="Preeti" w:hAnsi="Preeti" w:cs="Arial"/>
+          <w:b/>
+          <w:bCs/>
           <w:noProof/>
           <w:sz w:val="36"/>
           <w:szCs w:val="36"/>
@@ -1461,15 +2466,19 @@
         </w:tabs>
         <w:rPr>
           <w:rFonts w:ascii="Preeti" w:hAnsi="Preeti" w:cs="Arial"/>
-          <w:noProof/>
-          <w:sz w:val="36"/>
-          <w:szCs w:val="36"/>
-          <w:lang w:bidi="ne-NP"/>
-        </w:rPr>
-      </w:pPr>
-      <w:r>
-        <w:rPr>
-          <w:rFonts w:ascii="Preeti" w:hAnsi="Preeti" w:cs="Arial"/>
+          <w:b/>
+          <w:bCs/>
+          <w:noProof/>
+          <w:sz w:val="36"/>
+          <w:szCs w:val="36"/>
+          <w:lang w:bidi="ne-NP"/>
+        </w:rPr>
+      </w:pPr>
+      <w:r>
+        <w:rPr>
+          <w:rFonts w:ascii="Preeti" w:hAnsi="Preeti" w:cs="Arial"/>
+          <w:b/>
+          <w:bCs/>
           <w:noProof/>
           <w:sz w:val="36"/>
           <w:szCs w:val="36"/>
@@ -1480,6 +2489,8 @@
       <w:r>
         <w:rPr>
           <w:rFonts w:ascii="Preeti" w:hAnsi="Preeti" w:cs="Arial"/>
+          <w:b/>
+          <w:bCs/>
           <w:noProof/>
           <w:sz w:val="36"/>
           <w:szCs w:val="36"/>
@@ -1490,52 +2501,97 @@
       <w:r>
         <w:rPr>
           <w:rFonts w:ascii="Preeti" w:hAnsi="Preeti" w:cs="Arial"/>
-          <w:noProof/>
-          <w:sz w:val="36"/>
-          <w:szCs w:val="36"/>
-          <w:lang w:bidi="ne-NP"/>
-        </w:rPr>
-        <w:tab/>
-      </w:r>
-      <w:r>
-        <w:rPr>
-          <w:rFonts w:ascii="Preeti" w:hAnsi="Preeti" w:cs="Arial"/>
-          <w:noProof/>
-          <w:sz w:val="36"/>
-          <w:szCs w:val="36"/>
-          <w:lang w:bidi="ne-NP"/>
-        </w:rPr>
-        <w:tab/>
-      </w:r>
-      <w:r>
-        <w:rPr>
-          <w:rFonts w:ascii="Preeti" w:hAnsi="Preeti" w:cs="Arial"/>
-          <w:noProof/>
-          <w:sz w:val="36"/>
-          <w:szCs w:val="36"/>
-          <w:lang w:bidi="ne-NP"/>
-        </w:rPr>
-        <w:tab/>
-      </w:r>
-      <w:r>
-        <w:rPr>
-          <w:rFonts w:ascii="Preeti" w:hAnsi="Preeti" w:cs="Arial"/>
-          <w:noProof/>
-          <w:sz w:val="36"/>
-          <w:szCs w:val="36"/>
-          <w:lang w:bidi="ne-NP"/>
-        </w:rPr>
-        <w:tab/>
-      </w:r>
-      <w:r>
-        <w:rPr>
-          <w:rFonts w:ascii="Preeti" w:hAnsi="Preeti" w:cs="Arial"/>
-          <w:noProof/>
-          <w:sz w:val="36"/>
-          <w:szCs w:val="36"/>
-          <w:lang w:bidi="ne-NP"/>
-        </w:rPr>
-        <w:tab/>
+          <w:b/>
+          <w:bCs/>
+          <w:noProof/>
+          <w:sz w:val="36"/>
+          <w:szCs w:val="36"/>
+          <w:lang w:bidi="ne-NP"/>
+        </w:rPr>
+        <w:tab/>
+      </w:r>
+      <w:r>
+        <w:rPr>
+          <w:rFonts w:ascii="Preeti" w:hAnsi="Preeti" w:cs="Arial"/>
+          <w:b/>
+          <w:bCs/>
+          <w:noProof/>
+          <w:sz w:val="36"/>
+          <w:szCs w:val="36"/>
+          <w:lang w:bidi="ne-NP"/>
+        </w:rPr>
+        <w:tab/>
+      </w:r>
+      <w:r>
+        <w:rPr>
+          <w:rFonts w:ascii="Preeti" w:hAnsi="Preeti" w:cs="Arial"/>
+          <w:b/>
+          <w:bCs/>
+          <w:noProof/>
+          <w:sz w:val="36"/>
+          <w:szCs w:val="36"/>
+          <w:lang w:bidi="ne-NP"/>
+        </w:rPr>
+        <w:tab/>
+      </w:r>
+      <w:r>
+        <w:rPr>
+          <w:rFonts w:ascii="Preeti" w:hAnsi="Preeti" w:cs="Arial"/>
+          <w:b/>
+          <w:bCs/>
+          <w:noProof/>
+          <w:sz w:val="36"/>
+          <w:szCs w:val="36"/>
+          <w:lang w:bidi="ne-NP"/>
+        </w:rPr>
+        <w:tab/>
+      </w:r>
+      <w:r>
+        <w:rPr>
+          <w:rFonts w:ascii="Preeti" w:hAnsi="Preeti" w:cs="Arial"/>
+          <w:b/>
+          <w:bCs/>
+          <w:noProof/>
+          <w:sz w:val="36"/>
+          <w:szCs w:val="36"/>
+          <w:lang w:bidi="ne-NP"/>
+        </w:rPr>
+        <w:tab/>
+      </w:r>
+      <w:r>
+        <w:rPr>
+          <w:rFonts w:ascii="Preeti" w:hAnsi="Preeti" w:cs="Arial"/>
+          <w:b/>
+          <w:bCs/>
+          <w:noProof/>
+          <w:sz w:val="36"/>
+          <w:szCs w:val="36"/>
+          <w:lang w:bidi="ne-NP"/>
+        </w:rPr>
+        <w:tab/>
+      </w:r>
+      <w:r>
+        <w:rPr>
+          <w:rFonts w:ascii="Preeti" w:hAnsi="Preeti" w:cs="Arial"/>
+          <w:b/>
+          <w:bCs/>
+          <w:noProof/>
+          <w:sz w:val="36"/>
+          <w:szCs w:val="36"/>
+          <w:lang w:bidi="ne-NP"/>
+        </w:rPr>
+        <w:tab/>
+      </w:r>
+      <w:r>
+        <w:rPr>
+          <w:rFonts w:ascii="Preeti" w:hAnsi="Preeti" w:cs="Arial"/>
+          <w:b/>
+          <w:bCs/>
+          <w:noProof/>
+          <w:sz w:val="36"/>
+          <w:szCs w:val="36"/>
+          <w:lang w:bidi="ne-NP"/>
+        </w:rPr>
         <w:t>%</w:t>
       </w:r>
     </w:p>
@@ -1858,12 +2914,123 @@
         </w:tabs>
         <w:rPr>
           <w:rFonts w:ascii="Preeti" w:hAnsi="Preeti" w:cs="Arial"/>
-          <w:noProof/>
-          <w:sz w:val="36"/>
-          <w:szCs w:val="36"/>
-          <w:lang w:bidi="ne-NP"/>
-        </w:rPr>
-      </w:pPr>
+          <w:b/>
+          <w:bCs/>
+          <w:noProof/>
+          <w:sz w:val="36"/>
+          <w:szCs w:val="36"/>
+          <w:lang w:bidi="ne-NP"/>
+        </w:rPr>
+      </w:pPr>
+      <w:r>
+        <w:rPr>
+          <w:rFonts w:ascii="Preeti" w:hAnsi="Preeti" w:cs="Arial"/>
+          <w:b/>
+          <w:bCs/>
+          <w:noProof/>
+          <w:sz w:val="36"/>
+          <w:szCs w:val="36"/>
+          <w:lang w:bidi="ne-NP"/>
+        </w:rPr>
+        <w:lastRenderedPageBreak/>
+        <w:t xml:space="preserve">k|Zg g+= $ s'g} @÷@ sf] gfd n]Vg'xf]; . </w:t>
+      </w:r>
+      <w:r>
+        <w:rPr>
+          <w:rFonts w:ascii="Preeti" w:hAnsi="Preeti" w:cs="Arial"/>
+          <w:b/>
+          <w:bCs/>
+          <w:noProof/>
+          <w:sz w:val="36"/>
+          <w:szCs w:val="36"/>
+          <w:lang w:bidi="ne-NP"/>
+        </w:rPr>
+        <w:tab/>
+      </w:r>
+      <w:r>
+        <w:rPr>
+          <w:rFonts w:ascii="Preeti" w:hAnsi="Preeti" w:cs="Arial"/>
+          <w:b/>
+          <w:bCs/>
+          <w:noProof/>
+          <w:sz w:val="36"/>
+          <w:szCs w:val="36"/>
+          <w:lang w:bidi="ne-NP"/>
+        </w:rPr>
+        <w:tab/>
+      </w:r>
+      <w:r>
+        <w:rPr>
+          <w:rFonts w:ascii="Preeti" w:hAnsi="Preeti" w:cs="Arial"/>
+          <w:b/>
+          <w:bCs/>
+          <w:noProof/>
+          <w:sz w:val="36"/>
+          <w:szCs w:val="36"/>
+          <w:lang w:bidi="ne-NP"/>
+        </w:rPr>
+        <w:tab/>
+      </w:r>
+      <w:r>
+        <w:rPr>
+          <w:rFonts w:ascii="Preeti" w:hAnsi="Preeti" w:cs="Arial"/>
+          <w:b/>
+          <w:bCs/>
+          <w:noProof/>
+          <w:sz w:val="36"/>
+          <w:szCs w:val="36"/>
+          <w:lang w:bidi="ne-NP"/>
+        </w:rPr>
+        <w:tab/>
+      </w:r>
+      <w:r>
+        <w:rPr>
+          <w:rFonts w:ascii="Preeti" w:hAnsi="Preeti" w:cs="Arial"/>
+          <w:b/>
+          <w:bCs/>
+          <w:noProof/>
+          <w:sz w:val="36"/>
+          <w:szCs w:val="36"/>
+          <w:lang w:bidi="ne-NP"/>
+        </w:rPr>
+        <w:tab/>
+      </w:r>
+      <w:r>
+        <w:rPr>
+          <w:rFonts w:ascii="Preeti" w:hAnsi="Preeti" w:cs="Arial"/>
+          <w:b/>
+          <w:bCs/>
+          <w:noProof/>
+          <w:sz w:val="36"/>
+          <w:szCs w:val="36"/>
+          <w:lang w:bidi="ne-NP"/>
+        </w:rPr>
+        <w:tab/>
+      </w:r>
+      <w:r>
+        <w:rPr>
+          <w:rFonts w:ascii="Preeti" w:hAnsi="Preeti" w:cs="Arial"/>
+          <w:b/>
+          <w:bCs/>
+          <w:noProof/>
+          <w:sz w:val="36"/>
+          <w:szCs w:val="36"/>
+          <w:lang w:bidi="ne-NP"/>
+        </w:rPr>
+        <w:tab/>
+      </w:r>
+      <w:r>
+        <w:rPr>
+          <w:rFonts w:ascii="Preeti" w:hAnsi="Preeti" w:cs="Arial"/>
+          <w:b/>
+          <w:bCs/>
+          <w:noProof/>
+          <w:sz w:val="36"/>
+          <w:szCs w:val="36"/>
+          <w:lang w:bidi="ne-NP"/>
+        </w:rPr>
+        <w:t>!)</w:t>
+      </w:r>
     </w:p>
     <w:p>
       <w:pPr>
@@ -1887,58 +3054,8 @@
           <w:szCs w:val="36"/>
           <w:lang w:bidi="ne-NP"/>
         </w:rPr>
-        <w:t xml:space="preserve">k|Zg g+= $ s'g} @÷@ sf] gfd n]Vg'xf]; . </w:t>
-      </w:r>
-      <w:r>
-        <w:rPr>
-          <w:rFonts w:ascii="Preeti" w:hAnsi="Preeti" w:cs="Arial"/>
-          <w:noProof/>
-          <w:sz w:val="36"/>
-          <w:szCs w:val="36"/>
-          <w:lang w:bidi="ne-NP"/>
-        </w:rPr>
-        <w:tab/>
-      </w:r>
-      <w:r>
-        <w:rPr>
-          <w:rFonts w:ascii="Preeti" w:hAnsi="Preeti" w:cs="Arial"/>
-          <w:noProof/>
-          <w:sz w:val="36"/>
-          <w:szCs w:val="36"/>
-          <w:lang w:bidi="ne-NP"/>
-        </w:rPr>
-        <w:tab/>
-      </w:r>
-      <w:r>
-        <w:rPr>
-          <w:rFonts w:ascii="Preeti" w:hAnsi="Preeti" w:cs="Arial"/>
-          <w:noProof/>
-          <w:sz w:val="36"/>
-          <w:szCs w:val="36"/>
-          <w:lang w:bidi="ne-NP"/>
-        </w:rPr>
-        <w:tab/>
-      </w:r>
-      <w:r>
-        <w:rPr>
-          <w:rFonts w:ascii="Preeti" w:hAnsi="Preeti" w:cs="Arial"/>
-          <w:noProof/>
-          <w:sz w:val="36"/>
-          <w:szCs w:val="36"/>
-          <w:lang w:bidi="ne-NP"/>
-        </w:rPr>
-        <w:tab/>
-      </w:r>
-      <w:r>
-        <w:rPr>
-          <w:rFonts w:ascii="Preeti" w:hAnsi="Preeti" w:cs="Arial"/>
-          <w:noProof/>
-          <w:sz w:val="36"/>
-          <w:szCs w:val="36"/>
-          <w:lang w:bidi="ne-NP"/>
-        </w:rPr>
-        <w:tab/>
-        <w:t>!)</w:t>
+        <w:tab/>
+        <w:t xml:space="preserve">s_ dfkgsf ;fwgx? </w:t>
       </w:r>
     </w:p>
     <w:p>
@@ -1964,7 +3081,18 @@
           <w:lang w:bidi="ne-NP"/>
         </w:rPr>
         <w:tab/>
-        <w:t xml:space="preserve">s_ dfkgsf ;fwgx? </w:t>
+        <w:t>=================================</w:t>
+      </w:r>
+      <w:r>
+        <w:rPr>
+          <w:rFonts w:ascii="Preeti" w:hAnsi="Preeti" w:cs="Arial"/>
+          <w:noProof/>
+          <w:sz w:val="36"/>
+          <w:szCs w:val="36"/>
+          <w:lang w:bidi="ne-NP"/>
+        </w:rPr>
+        <w:tab/>
+        <w:t>=============================</w:t>
       </w:r>
     </w:p>
     <w:p>
@@ -1990,18 +3118,7 @@
           <w:lang w:bidi="ne-NP"/>
         </w:rPr>
         <w:tab/>
-        <w:t>=================================</w:t>
-      </w:r>
-      <w:r>
-        <w:rPr>
-          <w:rFonts w:ascii="Preeti" w:hAnsi="Preeti" w:cs="Arial"/>
-          <w:noProof/>
-          <w:sz w:val="36"/>
-          <w:szCs w:val="36"/>
-          <w:lang w:bidi="ne-NP"/>
-        </w:rPr>
-        <w:tab/>
-        <w:t>=============================</w:t>
+        <w:t xml:space="preserve">v_ df+;fxf/L vfg]s'/f  </w:t>
       </w:r>
     </w:p>
     <w:p>
@@ -2027,7 +3144,18 @@
           <w:lang w:bidi="ne-NP"/>
         </w:rPr>
         <w:tab/>
-        <w:t xml:space="preserve">v_ df+;fxf/L vfg]s'/f  </w:t>
+        <w:t>=================================</w:t>
+      </w:r>
+      <w:r>
+        <w:rPr>
+          <w:rFonts w:ascii="Preeti" w:hAnsi="Preeti" w:cs="Arial"/>
+          <w:noProof/>
+          <w:sz w:val="36"/>
+          <w:szCs w:val="36"/>
+          <w:lang w:bidi="ne-NP"/>
+        </w:rPr>
+        <w:tab/>
+        <w:t>=============================</w:t>
       </w:r>
     </w:p>
     <w:p>
@@ -2053,18 +3181,7 @@
           <w:lang w:bidi="ne-NP"/>
         </w:rPr>
         <w:tab/>
-        <w:t>=================================</w:t>
-      </w:r>
-      <w:r>
-        <w:rPr>
-          <w:rFonts w:ascii="Preeti" w:hAnsi="Preeti" w:cs="Arial"/>
-          <w:noProof/>
-          <w:sz w:val="36"/>
-          <w:szCs w:val="36"/>
-          <w:lang w:bidi="ne-NP"/>
-        </w:rPr>
-        <w:tab/>
-        <w:t>=============================</w:t>
+        <w:t xml:space="preserve">Uf_ ;hLj j:t'sf ljz]iftfx? </w:t>
       </w:r>
     </w:p>
     <w:p>
@@ -2090,7 +3207,17 @@
           <w:lang w:bidi="ne-NP"/>
         </w:rPr>
         <w:tab/>
-        <w:t xml:space="preserve">Uf_ ;hLj j:t'sf ljz]iftfx? </w:t>
+        <w:t>===============================</w:t>
+      </w:r>
+      <w:r>
+        <w:rPr>
+          <w:rFonts w:ascii="Preeti" w:hAnsi="Preeti" w:cs="Arial"/>
+          <w:noProof/>
+          <w:sz w:val="36"/>
+          <w:szCs w:val="36"/>
+          <w:lang w:bidi="ne-NP"/>
+        </w:rPr>
+        <w:t>=====================================</w:t>
       </w:r>
     </w:p>
     <w:p>
@@ -2116,17 +3243,7 @@
           <w:lang w:bidi="ne-NP"/>
         </w:rPr>
         <w:tab/>
-        <w:t>===============================</w:t>
-      </w:r>
-      <w:r>
-        <w:rPr>
-          <w:rFonts w:ascii="Preeti" w:hAnsi="Preeti" w:cs="Arial"/>
-          <w:noProof/>
-          <w:sz w:val="36"/>
-          <w:szCs w:val="36"/>
-          <w:lang w:bidi="ne-NP"/>
-        </w:rPr>
-        <w:t>=====================================</w:t>
+        <w:t>========================================================================</w:t>
       </w:r>
     </w:p>
     <w:p>
@@ -2152,7 +3269,7 @@
           <w:lang w:bidi="ne-NP"/>
         </w:rPr>
         <w:tab/>
-        <w:t>========================================================================</w:t>
+        <w:t xml:space="preserve">3_ Ps jif]{ lj?jfx? </w:t>
       </w:r>
     </w:p>
     <w:p>
@@ -2178,7 +3295,18 @@
           <w:lang w:bidi="ne-NP"/>
         </w:rPr>
         <w:tab/>
-        <w:t xml:space="preserve">3_ Ps jif]{ lj?jfx? </w:t>
+        <w:t>=================================</w:t>
+      </w:r>
+      <w:r>
+        <w:rPr>
+          <w:rFonts w:ascii="Preeti" w:hAnsi="Preeti" w:cs="Arial"/>
+          <w:noProof/>
+          <w:sz w:val="36"/>
+          <w:szCs w:val="36"/>
+          <w:lang w:bidi="ne-NP"/>
+        </w:rPr>
+        <w:tab/>
+        <w:t>=============================</w:t>
       </w:r>
     </w:p>
     <w:p>
@@ -2204,18 +3332,17 @@
           <w:lang w:bidi="ne-NP"/>
         </w:rPr>
         <w:tab/>
-        <w:t>=================================</w:t>
-      </w:r>
-      <w:r>
-        <w:rPr>
-          <w:rFonts w:ascii="Preeti" w:hAnsi="Preeti" w:cs="Arial"/>
-          <w:noProof/>
-          <w:sz w:val="36"/>
-          <w:szCs w:val="36"/>
-          <w:lang w:bidi="ne-NP"/>
-        </w:rPr>
-        <w:tab/>
-        <w:t>=============================</w:t>
+        <w:t>ª_ ;ª\</w:t>
+      </w:r>
+      <w:r>
+        <w:rPr>
+          <w:rFonts w:ascii="Preeti" w:hAnsi="Preeti" w:cs="Arial"/>
+          <w:noProof/>
+          <w:sz w:val="36"/>
+          <w:szCs w:val="36"/>
+          <w:lang w:bidi="ne-NP"/>
+        </w:rPr>
+        <w:t xml:space="preserve">uLtsf ;fwgx? </w:t>
       </w:r>
     </w:p>
     <w:p>
@@ -2241,17 +3368,18 @@
           <w:lang w:bidi="ne-NP"/>
         </w:rPr>
         <w:tab/>
-        <w:t>ª_ ;ª\</w:t>
-      </w:r>
-      <w:r>
-        <w:rPr>
-          <w:rFonts w:ascii="Preeti" w:hAnsi="Preeti" w:cs="Arial"/>
-          <w:noProof/>
-          <w:sz w:val="36"/>
-          <w:szCs w:val="36"/>
-          <w:lang w:bidi="ne-NP"/>
-        </w:rPr>
-        <w:t xml:space="preserve">uLtsf ;fwgx? </w:t>
+        <w:t>=================================</w:t>
+      </w:r>
+      <w:r>
+        <w:rPr>
+          <w:rFonts w:ascii="Preeti" w:hAnsi="Preeti" w:cs="Arial"/>
+          <w:noProof/>
+          <w:sz w:val="36"/>
+          <w:szCs w:val="36"/>
+          <w:lang w:bidi="ne-NP"/>
+        </w:rPr>
+        <w:tab/>
+        <w:t>=============================</w:t>
       </w:r>
     </w:p>
     <w:p>
@@ -2268,28 +3396,6 @@
           <w:lang w:bidi="ne-NP"/>
         </w:rPr>
       </w:pPr>
-      <w:r>
-        <w:rPr>
-          <w:rFonts w:ascii="Preeti" w:hAnsi="Preeti" w:cs="Arial"/>
-          <w:noProof/>
-          <w:sz w:val="36"/>
-          <w:szCs w:val="36"/>
-          <w:lang w:bidi="ne-NP"/>
-        </w:rPr>
-        <w:tab/>
-        <w:t>=================================</w:t>
-      </w:r>
-      <w:r>
-        <w:rPr>
-          <w:rFonts w:ascii="Preeti" w:hAnsi="Preeti" w:cs="Arial"/>
-          <w:noProof/>
-          <w:sz w:val="36"/>
-          <w:szCs w:val="36"/>
-          <w:lang w:bidi="ne-NP"/>
-        </w:rPr>
-        <w:tab/>
-        <w:t>=============================</w:t>
-      </w:r>
     </w:p>
     <w:p>
       <w:pPr>
@@ -2299,12 +3405,206 @@
         </w:tabs>
         <w:rPr>
           <w:rFonts w:ascii="Preeti" w:hAnsi="Preeti" w:cs="Arial"/>
-          <w:noProof/>
-          <w:sz w:val="36"/>
-          <w:szCs w:val="36"/>
-          <w:lang w:bidi="ne-NP"/>
-        </w:rPr>
-      </w:pPr>
+          <w:b/>
+          <w:bCs/>
+          <w:noProof/>
+          <w:sz w:val="36"/>
+          <w:szCs w:val="36"/>
+          <w:lang w:bidi="ne-NP"/>
+        </w:rPr>
+      </w:pPr>
+      <w:r>
+        <w:rPr>
+          <w:rFonts w:ascii="Preeti" w:hAnsi="Preeti" w:cs="Arial"/>
+          <w:b/>
+          <w:bCs/>
+          <w:noProof/>
+          <w:sz w:val="36"/>
+          <w:szCs w:val="36"/>
+          <w:lang w:bidi="ne-NP"/>
+        </w:rPr>
+        <w:t xml:space="preserve">k|Zg g+= </w:t>
+      </w:r>
+      <w:r>
+        <w:rPr>
+          <w:rFonts w:ascii="Preeti" w:hAnsi="Preeti" w:cs="Arial"/>
+          <w:b/>
+          <w:bCs/>
+          <w:noProof/>
+          <w:sz w:val="36"/>
+          <w:szCs w:val="36"/>
+          <w:lang w:bidi="ne-NP"/>
+        </w:rPr>
+        <w:t>%</w:t>
+      </w:r>
+      <w:r>
+        <w:rPr>
+          <w:rFonts w:ascii="Preeti" w:hAnsi="Preeti" w:cs="Arial"/>
+          <w:b/>
+          <w:bCs/>
+          <w:noProof/>
+          <w:sz w:val="36"/>
+          <w:szCs w:val="36"/>
+          <w:lang w:bidi="ne-NP"/>
+        </w:rPr>
+        <w:t xml:space="preserve">  </w:t>
+      </w:r>
+      <w:r>
+        <w:rPr>
+          <w:rFonts w:ascii="Preeti" w:hAnsi="Preeti" w:cs="Arial"/>
+          <w:b/>
+          <w:bCs/>
+          <w:noProof/>
+          <w:sz w:val="36"/>
+          <w:szCs w:val="36"/>
+          <w:lang w:bidi="ne-NP"/>
+        </w:rPr>
+        <w:t xml:space="preserve">tnsf k|Zgsf] </w:t>
+      </w:r>
+      <w:r>
+        <w:rPr>
+          <w:rFonts w:ascii="Preeti" w:hAnsi="Preeti" w:cs="Arial"/>
+          <w:b/>
+          <w:bCs/>
+          <w:noProof/>
+          <w:sz w:val="36"/>
+          <w:szCs w:val="36"/>
+          <w:lang w:bidi="ne-NP"/>
+        </w:rPr>
+        <w:t xml:space="preserve">pQ/ </w:t>
+      </w:r>
+      <w:r>
+        <w:rPr>
+          <w:rFonts w:ascii="Preeti" w:hAnsi="Preeti" w:cs="Arial"/>
+          <w:b/>
+          <w:bCs/>
+          <w:noProof/>
+          <w:sz w:val="36"/>
+          <w:szCs w:val="36"/>
+          <w:lang w:bidi="ne-NP"/>
+        </w:rPr>
+        <w:t>n]Vg</w:t>
+      </w:r>
+      <w:r>
+        <w:rPr>
+          <w:rFonts w:ascii="Preeti" w:hAnsi="Preeti" w:cs="Arial"/>
+          <w:b/>
+          <w:bCs/>
+          <w:noProof/>
+          <w:sz w:val="36"/>
+          <w:szCs w:val="36"/>
+          <w:lang w:bidi="ne-NP"/>
+        </w:rPr>
+        <w:t xml:space="preserve">'xf];\ </w:t>
+      </w:r>
+      <w:r>
+        <w:rPr>
+          <w:rFonts w:ascii="Preeti" w:hAnsi="Preeti" w:cs="Arial"/>
+          <w:b/>
+          <w:bCs/>
+          <w:noProof/>
+          <w:sz w:val="36"/>
+          <w:szCs w:val="36"/>
+          <w:lang w:bidi="ne-NP"/>
+        </w:rPr>
+        <w:t xml:space="preserve"> .  </w:t>
+      </w:r>
+      <w:r>
+        <w:rPr>
+          <w:rFonts w:ascii="Preeti" w:hAnsi="Preeti" w:cs="Arial"/>
+          <w:b/>
+          <w:bCs/>
+          <w:noProof/>
+          <w:sz w:val="36"/>
+          <w:szCs w:val="36"/>
+          <w:lang w:bidi="ne-NP"/>
+        </w:rPr>
+        <w:tab/>
+      </w:r>
+      <w:r>
+        <w:rPr>
+          <w:rFonts w:ascii="Preeti" w:hAnsi="Preeti" w:cs="Arial"/>
+          <w:b/>
+          <w:bCs/>
+          <w:noProof/>
+          <w:sz w:val="36"/>
+          <w:szCs w:val="36"/>
+          <w:lang w:bidi="ne-NP"/>
+        </w:rPr>
+        <w:tab/>
+      </w:r>
+      <w:r>
+        <w:rPr>
+          <w:rFonts w:ascii="Preeti" w:hAnsi="Preeti" w:cs="Arial"/>
+          <w:b/>
+          <w:bCs/>
+          <w:noProof/>
+          <w:sz w:val="36"/>
+          <w:szCs w:val="36"/>
+          <w:lang w:bidi="ne-NP"/>
+        </w:rPr>
+        <w:tab/>
+      </w:r>
+      <w:r>
+        <w:rPr>
+          <w:rFonts w:ascii="Preeti" w:hAnsi="Preeti" w:cs="Arial"/>
+          <w:b/>
+          <w:bCs/>
+          <w:noProof/>
+          <w:sz w:val="36"/>
+          <w:szCs w:val="36"/>
+          <w:lang w:bidi="ne-NP"/>
+        </w:rPr>
+        <w:tab/>
+      </w:r>
+      <w:r>
+        <w:rPr>
+          <w:rFonts w:ascii="Preeti" w:hAnsi="Preeti" w:cs="Arial"/>
+          <w:b/>
+          <w:bCs/>
+          <w:noProof/>
+          <w:sz w:val="36"/>
+          <w:szCs w:val="36"/>
+          <w:lang w:bidi="ne-NP"/>
+        </w:rPr>
+        <w:tab/>
+      </w:r>
+      <w:r>
+        <w:rPr>
+          <w:rFonts w:ascii="Preeti" w:hAnsi="Preeti" w:cs="Arial"/>
+          <w:b/>
+          <w:bCs/>
+          <w:noProof/>
+          <w:sz w:val="36"/>
+          <w:szCs w:val="36"/>
+          <w:lang w:bidi="ne-NP"/>
+        </w:rPr>
+        <w:tab/>
+      </w:r>
+      <w:r>
+        <w:rPr>
+          <w:rFonts w:ascii="Preeti" w:hAnsi="Preeti" w:cs="Arial"/>
+          <w:b/>
+          <w:bCs/>
+          <w:noProof/>
+          <w:sz w:val="36"/>
+          <w:szCs w:val="36"/>
+          <w:lang w:bidi="ne-NP"/>
+        </w:rPr>
+        <w:tab/>
+      </w:r>
+      <w:r>
+        <w:rPr>
+          <w:rFonts w:ascii="Preeti" w:hAnsi="Preeti" w:cs="Arial"/>
+          <w:b/>
+          <w:bCs/>
+          <w:noProof/>
+          <w:sz w:val="36"/>
+          <w:szCs w:val="36"/>
+          <w:lang w:bidi="ne-NP"/>
+        </w:rPr>
+        <w:t>!)</w:t>
+      </w:r>
     </w:p>
     <w:p>
       <w:pPr>
@@ -2328,162 +3628,6 @@
           <w:szCs w:val="36"/>
           <w:lang w:bidi="ne-NP"/>
         </w:rPr>
-        <w:t xml:space="preserve">k|Zg g+= </w:t>
-      </w:r>
-      <w:r>
-        <w:rPr>
-          <w:rFonts w:ascii="Preeti" w:hAnsi="Preeti" w:cs="Arial"/>
-          <w:noProof/>
-          <w:sz w:val="36"/>
-          <w:szCs w:val="36"/>
-          <w:lang w:bidi="ne-NP"/>
-        </w:rPr>
-        <w:t>%</w:t>
-      </w:r>
-      <w:r>
-        <w:rPr>
-          <w:rFonts w:ascii="Preeti" w:hAnsi="Preeti" w:cs="Arial"/>
-          <w:noProof/>
-          <w:sz w:val="36"/>
-          <w:szCs w:val="36"/>
-          <w:lang w:bidi="ne-NP"/>
-        </w:rPr>
-        <w:t xml:space="preserve">  </w:t>
-      </w:r>
-      <w:r>
-        <w:rPr>
-          <w:rFonts w:ascii="Preeti" w:hAnsi="Preeti" w:cs="Arial"/>
-          <w:noProof/>
-          <w:sz w:val="36"/>
-          <w:szCs w:val="36"/>
-          <w:lang w:bidi="ne-NP"/>
-        </w:rPr>
-        <w:t xml:space="preserve">tnsf k|Zgsf] </w:t>
-      </w:r>
-      <w:r>
-        <w:rPr>
-          <w:rFonts w:ascii="Preeti" w:hAnsi="Preeti" w:cs="Arial"/>
-          <w:noProof/>
-          <w:sz w:val="36"/>
-          <w:szCs w:val="36"/>
-          <w:lang w:bidi="ne-NP"/>
-        </w:rPr>
-        <w:t xml:space="preserve">pQ/ </w:t>
-      </w:r>
-      <w:r>
-        <w:rPr>
-          <w:rFonts w:ascii="Preeti" w:hAnsi="Preeti" w:cs="Arial"/>
-          <w:noProof/>
-          <w:sz w:val="36"/>
-          <w:szCs w:val="36"/>
-          <w:lang w:bidi="ne-NP"/>
-        </w:rPr>
-        <w:t>n]Vg</w:t>
-      </w:r>
-      <w:r>
-        <w:rPr>
-          <w:rFonts w:ascii="Preeti" w:hAnsi="Preeti" w:cs="Arial"/>
-          <w:noProof/>
-          <w:sz w:val="36"/>
-          <w:szCs w:val="36"/>
-          <w:lang w:bidi="ne-NP"/>
-        </w:rPr>
-        <w:t xml:space="preserve">'xf];\ </w:t>
-      </w:r>
-      <w:r>
-        <w:rPr>
-          <w:rFonts w:ascii="Preeti" w:hAnsi="Preeti" w:cs="Arial"/>
-          <w:noProof/>
-          <w:sz w:val="36"/>
-          <w:szCs w:val="36"/>
-          <w:lang w:bidi="ne-NP"/>
-        </w:rPr>
-        <w:t xml:space="preserve"> .  </w:t>
-      </w:r>
-      <w:r>
-        <w:rPr>
-          <w:rFonts w:ascii="Preeti" w:hAnsi="Preeti" w:cs="Arial"/>
-          <w:noProof/>
-          <w:sz w:val="36"/>
-          <w:szCs w:val="36"/>
-          <w:lang w:bidi="ne-NP"/>
-        </w:rPr>
-        <w:tab/>
-      </w:r>
-      <w:r>
-        <w:rPr>
-          <w:rFonts w:ascii="Preeti" w:hAnsi="Preeti" w:cs="Arial"/>
-          <w:noProof/>
-          <w:sz w:val="36"/>
-          <w:szCs w:val="36"/>
-          <w:lang w:bidi="ne-NP"/>
-        </w:rPr>
-        <w:tab/>
-      </w:r>
-      <w:r>
-        <w:rPr>
-          <w:rFonts w:ascii="Preeti" w:hAnsi="Preeti" w:cs="Arial"/>
-          <w:noProof/>
-          <w:sz w:val="36"/>
-          <w:szCs w:val="36"/>
-          <w:lang w:bidi="ne-NP"/>
-        </w:rPr>
-        <w:tab/>
-      </w:r>
-      <w:r>
-        <w:rPr>
-          <w:rFonts w:ascii="Preeti" w:hAnsi="Preeti" w:cs="Arial"/>
-          <w:noProof/>
-          <w:sz w:val="36"/>
-          <w:szCs w:val="36"/>
-          <w:lang w:bidi="ne-NP"/>
-        </w:rPr>
-        <w:tab/>
-      </w:r>
-      <w:r>
-        <w:rPr>
-          <w:rFonts w:ascii="Preeti" w:hAnsi="Preeti" w:cs="Arial"/>
-          <w:noProof/>
-          <w:sz w:val="36"/>
-          <w:szCs w:val="36"/>
-          <w:lang w:bidi="ne-NP"/>
-        </w:rPr>
-        <w:tab/>
-      </w:r>
-      <w:r>
-        <w:rPr>
-          <w:rFonts w:ascii="Preeti" w:hAnsi="Preeti" w:cs="Arial"/>
-          <w:noProof/>
-          <w:sz w:val="36"/>
-          <w:szCs w:val="36"/>
-          <w:lang w:bidi="ne-NP"/>
-        </w:rPr>
-        <w:t>!)</w:t>
-      </w:r>
-    </w:p>
-    <w:p>
-      <w:pPr>
-        <w:tabs>
-          <w:tab w:val="left" w:pos="720"/>
-          <w:tab w:val="left" w:pos="5850"/>
-        </w:tabs>
-        <w:rPr>
-          <w:rFonts w:ascii="Preeti" w:hAnsi="Preeti" w:cs="Arial"/>
-          <w:noProof/>
-          <w:sz w:val="36"/>
-          <w:szCs w:val="36"/>
-          <w:lang w:bidi="ne-NP"/>
-        </w:rPr>
-      </w:pPr>
-      <w:r>
-        <w:rPr>
-          <w:rFonts w:ascii="Preeti" w:hAnsi="Preeti" w:cs="Arial"/>
-          <w:noProof/>
-          <w:sz w:val="36"/>
-          <w:szCs w:val="36"/>
-          <w:lang w:bidi="ne-NP"/>
-        </w:rPr>
-        <w:tab/>
         <w:t xml:space="preserve">s_ </w:t>
       </w:r>
       <w:r>
@@ -2555,7 +3699,6 @@
           <w:szCs w:val="36"/>
           <w:lang w:bidi="ne-NP"/>
         </w:rPr>
-        <w:tab/>
         <w:t xml:space="preserve">v_ </w:t>
       </w:r>
       <w:r>
@@ -2647,7 +3790,6 @@
           <w:szCs w:val="36"/>
           <w:lang w:bidi="ne-NP"/>
         </w:rPr>
-        <w:tab/>
         <w:t xml:space="preserve">u_ </w:t>
       </w:r>
       <w:r>
@@ -2720,7 +3862,6 @@
           <w:szCs w:val="36"/>
           <w:lang w:bidi="ne-NP"/>
         </w:rPr>
-        <w:tab/>
         <w:t>3_ ljZjsf sltj</w:t>
       </w:r>
       <w:r>
@@ -2757,7 +3898,6 @@
           <w:szCs w:val="36"/>
           <w:lang w:bidi="ne-NP"/>
         </w:rPr>
-        <w:lastRenderedPageBreak/>
         <w:t>=============================================================================================================================================================================================================================================================</w:t>
       </w:r>
     </w:p>
@@ -2784,7 +3924,7 @@
           <w:szCs w:val="36"/>
           <w:lang w:bidi="ne-NP"/>
         </w:rPr>
-        <w:tab/>
+        <w:lastRenderedPageBreak/>
         <w:t>ª_ k|b'if0f eg]sf] s] xf] &lt;</w:t>
       </w:r>
     </w:p>
@@ -2888,6 +4028,35 @@
           <w:lang w:bidi="ne-NP"/>
         </w:rPr>
         <w:tab/>
+      </w:r>
+      <w:r>
+        <w:rPr>
+          <w:rFonts w:ascii="Preeti" w:hAnsi="Preeti" w:cs="Arial"/>
+          <w:noProof/>
+          <w:sz w:val="36"/>
+          <w:szCs w:val="36"/>
+          <w:lang w:bidi="ne-NP"/>
+        </w:rPr>
+        <w:tab/>
+      </w:r>
+      <w:r>
+        <w:rPr>
+          <w:rFonts w:ascii="Preeti" w:hAnsi="Preeti" w:cs="Arial"/>
+          <w:noProof/>
+          <w:sz w:val="36"/>
+          <w:szCs w:val="36"/>
+          <w:lang w:bidi="ne-NP"/>
+        </w:rPr>
+        <w:tab/>
+      </w:r>
+      <w:r>
+        <w:rPr>
+          <w:rFonts w:ascii="Preeti" w:hAnsi="Preeti" w:cs="Arial"/>
+          <w:noProof/>
+          <w:sz w:val="36"/>
+          <w:szCs w:val="36"/>
+          <w:lang w:bidi="ne-NP"/>
+        </w:rPr>
         <w:t>#</w:t>
       </w:r>
     </w:p>
@@ -3209,15 +4378,19 @@
         <w:ind w:right="-720"/>
         <w:rPr>
           <w:rFonts w:ascii="Preeti" w:hAnsi="Preeti" w:cs="Times New Roman"/>
-          <w:noProof/>
-          <w:sz w:val="36"/>
-          <w:szCs w:val="36"/>
-          <w:lang w:bidi="ne-NP"/>
-        </w:rPr>
-      </w:pPr>
-      <w:r>
-        <w:rPr>
-          <w:rFonts w:ascii="Preeti" w:hAnsi="Preeti" w:cs="Times New Roman"/>
+          <w:b/>
+          <w:bCs/>
+          <w:noProof/>
+          <w:sz w:val="36"/>
+          <w:szCs w:val="36"/>
+          <w:lang w:bidi="ne-NP"/>
+        </w:rPr>
+      </w:pPr>
+      <w:r>
+        <w:rPr>
+          <w:rFonts w:ascii="Preeti" w:hAnsi="Preeti" w:cs="Times New Roman"/>
+          <w:b/>
+          <w:bCs/>
           <w:noProof/>
           <w:sz w:val="36"/>
           <w:szCs w:val="36"/>
@@ -3228,6 +4401,8 @@
       <w:r>
         <w:rPr>
           <w:rFonts w:ascii="Preeti" w:hAnsi="Preeti" w:cs="Times New Roman"/>
+          <w:b/>
+          <w:bCs/>
           <w:noProof/>
           <w:sz w:val="36"/>
           <w:szCs w:val="36"/>
@@ -3238,26 +4413,32 @@
       <w:r>
         <w:rPr>
           <w:rFonts w:ascii="Preeti" w:hAnsi="Preeti" w:cs="Times New Roman"/>
-          <w:noProof/>
-          <w:sz w:val="36"/>
-          <w:szCs w:val="36"/>
-          <w:lang w:bidi="ne-NP"/>
-        </w:rPr>
-        <w:tab/>
-      </w:r>
-      <w:r>
-        <w:rPr>
-          <w:rFonts w:ascii="Preeti" w:hAnsi="Preeti" w:cs="Times New Roman"/>
-          <w:noProof/>
-          <w:sz w:val="36"/>
-          <w:szCs w:val="36"/>
-          <w:lang w:bidi="ne-NP"/>
-        </w:rPr>
-        <w:tab/>
-      </w:r>
-      <w:r>
-        <w:rPr>
-          <w:rFonts w:ascii="Preeti" w:hAnsi="Preeti" w:cs="Times New Roman"/>
+          <w:b/>
+          <w:bCs/>
+          <w:noProof/>
+          <w:sz w:val="36"/>
+          <w:szCs w:val="36"/>
+          <w:lang w:bidi="ne-NP"/>
+        </w:rPr>
+        <w:tab/>
+      </w:r>
+      <w:r>
+        <w:rPr>
+          <w:rFonts w:ascii="Preeti" w:hAnsi="Preeti" w:cs="Times New Roman"/>
+          <w:b/>
+          <w:bCs/>
+          <w:noProof/>
+          <w:sz w:val="36"/>
+          <w:szCs w:val="36"/>
+          <w:lang w:bidi="ne-NP"/>
+        </w:rPr>
+        <w:tab/>
+      </w:r>
+      <w:r>
+        <w:rPr>
+          <w:rFonts w:ascii="Preeti" w:hAnsi="Preeti" w:cs="Times New Roman"/>
+          <w:b/>
+          <w:bCs/>
           <w:noProof/>
           <w:sz w:val="36"/>
           <w:szCs w:val="36"/>
@@ -3268,46 +4449,80 @@
       <w:r>
         <w:rPr>
           <w:rFonts w:ascii="Preeti" w:hAnsi="Preeti" w:cs="Times New Roman"/>
-          <w:noProof/>
-          <w:sz w:val="36"/>
-          <w:szCs w:val="36"/>
-          <w:lang w:bidi="ne-NP"/>
-        </w:rPr>
-        <w:tab/>
-      </w:r>
-      <w:r>
-        <w:rPr>
-          <w:rFonts w:ascii="Preeti" w:hAnsi="Preeti" w:cs="Times New Roman"/>
-          <w:noProof/>
-          <w:sz w:val="36"/>
-          <w:szCs w:val="36"/>
-          <w:lang w:bidi="ne-NP"/>
-        </w:rPr>
-        <w:tab/>
-      </w:r>
-      <w:r>
-        <w:rPr>
-          <w:rFonts w:ascii="Preeti" w:hAnsi="Preeti" w:cs="Times New Roman"/>
-          <w:noProof/>
-          <w:sz w:val="36"/>
-          <w:szCs w:val="36"/>
-          <w:lang w:bidi="ne-NP"/>
-        </w:rPr>
-        <w:tab/>
-      </w:r>
-      <w:r>
-        <w:rPr>
-          <w:rFonts w:ascii="Preeti" w:hAnsi="Preeti" w:cs="Times New Roman"/>
-          <w:noProof/>
-          <w:sz w:val="36"/>
-          <w:szCs w:val="36"/>
-          <w:lang w:bidi="ne-NP"/>
-        </w:rPr>
-        <w:tab/>
-      </w:r>
-      <w:r>
-        <w:rPr>
-          <w:rFonts w:ascii="Preeti" w:hAnsi="Preeti" w:cs="Times New Roman"/>
+          <w:b/>
+          <w:bCs/>
+          <w:noProof/>
+          <w:sz w:val="36"/>
+          <w:szCs w:val="36"/>
+          <w:lang w:bidi="ne-NP"/>
+        </w:rPr>
+        <w:tab/>
+      </w:r>
+      <w:r>
+        <w:rPr>
+          <w:rFonts w:ascii="Preeti" w:hAnsi="Preeti" w:cs="Times New Roman"/>
+          <w:b/>
+          <w:bCs/>
+          <w:noProof/>
+          <w:sz w:val="36"/>
+          <w:szCs w:val="36"/>
+          <w:lang w:bidi="ne-NP"/>
+        </w:rPr>
+        <w:tab/>
+      </w:r>
+      <w:r>
+        <w:rPr>
+          <w:rFonts w:ascii="Preeti" w:hAnsi="Preeti" w:cs="Times New Roman"/>
+          <w:b/>
+          <w:bCs/>
+          <w:noProof/>
+          <w:sz w:val="36"/>
+          <w:szCs w:val="36"/>
+          <w:lang w:bidi="ne-NP"/>
+        </w:rPr>
+        <w:tab/>
+      </w:r>
+      <w:r>
+        <w:rPr>
+          <w:rFonts w:ascii="Preeti" w:hAnsi="Preeti" w:cs="Times New Roman"/>
+          <w:b/>
+          <w:bCs/>
+          <w:noProof/>
+          <w:sz w:val="36"/>
+          <w:szCs w:val="36"/>
+          <w:lang w:bidi="ne-NP"/>
+        </w:rPr>
+        <w:tab/>
+      </w:r>
+      <w:r>
+        <w:rPr>
+          <w:rFonts w:ascii="Preeti" w:hAnsi="Preeti" w:cs="Times New Roman"/>
+          <w:b/>
+          <w:bCs/>
+          <w:noProof/>
+          <w:sz w:val="36"/>
+          <w:szCs w:val="36"/>
+          <w:lang w:bidi="ne-NP"/>
+        </w:rPr>
+        <w:tab/>
+      </w:r>
+      <w:r>
+        <w:rPr>
+          <w:rFonts w:ascii="Preeti" w:hAnsi="Preeti" w:cs="Times New Roman"/>
+          <w:b/>
+          <w:bCs/>
+          <w:noProof/>
+          <w:sz w:val="36"/>
+          <w:szCs w:val="36"/>
+          <w:lang w:bidi="ne-NP"/>
+        </w:rPr>
+        <w:tab/>
+      </w:r>
+      <w:r>
+        <w:rPr>
+          <w:rFonts w:ascii="Preeti" w:hAnsi="Preeti" w:cs="Times New Roman"/>
+          <w:b/>
+          <w:bCs/>
           <w:noProof/>
           <w:sz w:val="36"/>
           <w:szCs w:val="36"/>
@@ -3385,7 +4600,7 @@
           </mc:Choice>
           <mc:Fallback>
             <w:pict>
-              <v:line id="Straight Connector 6" o:spid="_x0000_s1026" style="position:absolute;z-index:251680768;visibility:visible;mso-wrap-style:square;mso-wrap-distance-left:9pt;mso-wrap-distance-top:0;mso-wrap-distance-right:9pt;mso-wrap-distance-bottom:0;mso-position-horizontal:absolute;mso-position-horizontal-relative:text;mso-position-vertical:absolute;mso-position-vertical-relative:text" from="69.75pt,91.55pt" to="198.75pt,91.55pt" o:gfxdata="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" strokecolor="black [3200]" strokeweight="1.5pt">
+              <v:line w14:anchorId="30158EBB" id="Straight Connector 6" o:spid="_x0000_s1026" style="position:absolute;z-index:251680768;visibility:visible;mso-wrap-style:square;mso-wrap-distance-left:9pt;mso-wrap-distance-top:0;mso-wrap-distance-right:9pt;mso-wrap-distance-bottom:0;mso-position-horizontal:absolute;mso-position-horizontal-relative:text;mso-position-vertical:absolute;mso-position-vertical-relative:text" from="69.75pt,91.55pt" to="198.75pt,91.55pt" o:gfxdata="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" strokecolor="black [3200]" strokeweight="1.5pt">
                 <v:stroke joinstyle="miter"/>
               </v:line>
             </w:pict>
@@ -3451,7 +4666,7 @@
           </mc:Choice>
           <mc:Fallback>
             <w:pict>
-              <v:line id="Straight Connector 5" o:spid="_x0000_s1026" style="position:absolute;z-index:251678720;visibility:visible;mso-wrap-style:square;mso-wrap-distance-left:9pt;mso-wrap-distance-top:0;mso-wrap-distance-right:9pt;mso-wrap-distance-bottom:0;mso-position-horizontal:absolute;mso-position-horizontal-relative:text;mso-position-vertical:absolute;mso-position-vertical-relative:text" from="334.5pt,88.55pt" to="463.5pt,88.55pt" o:gfxdata="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" strokecolor="black [3200]" strokeweight="1.5pt">
+              <v:line w14:anchorId="7C2140D4" id="Straight Connector 5" o:spid="_x0000_s1026" style="position:absolute;z-index:251678720;visibility:visible;mso-wrap-style:square;mso-wrap-distance-left:9pt;mso-wrap-distance-top:0;mso-wrap-distance-right:9pt;mso-wrap-distance-bottom:0;mso-position-horizontal:absolute;mso-position-horizontal-relative:text;mso-position-vertical:absolute;mso-position-vertical-relative:text" from="334.5pt,88.55pt" to="463.5pt,88.55pt" o:gfxdata="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" strokecolor="black [3200]" strokeweight="1.5pt">
                 <v:stroke joinstyle="miter"/>
               </v:line>
             </w:pict>
@@ -3536,7 +4751,7 @@
           <w:szCs w:val="36"/>
         </w:rPr>
         <w:drawing>
-          <wp:inline distT="0" distB="0" distL="0" distR="0" wp14:anchorId="148D8DC6" wp14:editId="11BAB088">
+          <wp:inline distT="0" distB="0" distL="0" distR="0" wp14:anchorId="148D8DC6" wp14:editId="1CD537FA">
             <wp:extent cx="1028700" cy="1028700"/>
             <wp:effectExtent l="0" t="0" r="0" b="0"/>
             <wp:docPr id="1" name="Picture 1"/>
@@ -3810,7 +5025,7 @@
           </mc:Choice>
           <mc:Fallback>
             <w:pict>
-              <v:line id="Straight Connector 8" o:spid="_x0000_s1026" style="position:absolute;z-index:251684864;visibility:visible;mso-wrap-style:square;mso-wrap-distance-left:9pt;mso-wrap-distance-top:0;mso-wrap-distance-right:9pt;mso-wrap-distance-bottom:0;mso-position-horizontal:absolute;mso-position-horizontal-relative:text;mso-position-vertical:absolute;mso-position-vertical-relative:text" from="345pt,54.7pt" to="474pt,54.7pt" o:gfxdata="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" strokecolor="black [3200]" strokeweight="1.5pt">
+              <v:line w14:anchorId="16683873" id="Straight Connector 8" o:spid="_x0000_s1026" style="position:absolute;z-index:251684864;visibility:visible;mso-wrap-style:square;mso-wrap-distance-left:9pt;mso-wrap-distance-top:0;mso-wrap-distance-right:9pt;mso-wrap-distance-bottom:0;mso-position-horizontal:absolute;mso-position-horizontal-relative:text;mso-position-vertical:absolute;mso-position-vertical-relative:text" from="345pt,54.7pt" to="474pt,54.7pt" o:gfxdata="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" strokecolor="black [3200]" strokeweight="1.5pt">
                 <v:stroke joinstyle="miter"/>
               </v:line>
             </w:pict>
@@ -3876,7 +5091,7 @@
           </mc:Choice>
           <mc:Fallback>
             <w:pict>
-              <v:line id="Straight Connector 7" o:spid="_x0000_s1026" style="position:absolute;z-index:251682816;visibility:visible;mso-wrap-style:square;mso-wrap-distance-left:9pt;mso-wrap-distance-top:0;mso-wrap-distance-right:9pt;mso-wrap-distance-bottom:0;mso-position-horizontal:absolute;mso-position-horizontal-relative:text;mso-position-vertical:absolute;mso-position-vertical-relative:text" from="102pt,59.2pt" to="231pt,59.2pt" o:gfxdata="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" strokecolor="black [3200]" strokeweight="1.5pt">
+              <v:line w14:anchorId="466AB9F4" id="Straight Connector 7" o:spid="_x0000_s1026" style="position:absolute;z-index:251682816;visibility:visible;mso-wrap-style:square;mso-wrap-distance-left:9pt;mso-wrap-distance-top:0;mso-wrap-distance-right:9pt;mso-wrap-distance-bottom:0;mso-position-horizontal:absolute;mso-position-horizontal-relative:text;mso-position-vertical:absolute;mso-position-vertical-relative:text" from="102pt,59.2pt" to="231pt,59.2pt" o:gfxdata="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" strokecolor="black [3200]" strokeweight="1.5pt">
                 <v:stroke joinstyle="miter"/>
               </v:line>
             </w:pict>
@@ -3923,15 +5138,19 @@
         <w:ind w:firstLine="720"/>
         <w:rPr>
           <w:rFonts w:ascii="Preeti" w:hAnsi="Preeti" w:cs="Times New Roman"/>
-          <w:noProof/>
-          <w:sz w:val="36"/>
-          <w:szCs w:val="36"/>
-          <w:lang w:bidi="ne-NP"/>
-        </w:rPr>
-      </w:pPr>
-      <w:r>
-        <w:rPr>
-          <w:rFonts w:ascii="Preeti" w:hAnsi="Preeti" w:cs="Times New Roman"/>
+          <w:b/>
+          <w:bCs/>
+          <w:noProof/>
+          <w:sz w:val="36"/>
+          <w:szCs w:val="36"/>
+          <w:lang w:bidi="ne-NP"/>
+        </w:rPr>
+      </w:pPr>
+      <w:r>
+        <w:rPr>
+          <w:rFonts w:ascii="Preeti" w:hAnsi="Preeti" w:cs="Times New Roman"/>
+          <w:b/>
+          <w:bCs/>
           <w:noProof/>
           <w:sz w:val="36"/>
           <w:szCs w:val="36"/>
@@ -3942,52 +5161,97 @@
       <w:r>
         <w:rPr>
           <w:rFonts w:ascii="Preeti" w:hAnsi="Preeti" w:cs="Times New Roman"/>
-          <w:noProof/>
-          <w:sz w:val="36"/>
-          <w:szCs w:val="36"/>
-          <w:lang w:bidi="ne-NP"/>
-        </w:rPr>
-        <w:tab/>
-      </w:r>
-      <w:r>
-        <w:rPr>
-          <w:rFonts w:ascii="Preeti" w:hAnsi="Preeti" w:cs="Times New Roman"/>
-          <w:noProof/>
-          <w:sz w:val="36"/>
-          <w:szCs w:val="36"/>
-          <w:lang w:bidi="ne-NP"/>
-        </w:rPr>
-        <w:tab/>
-      </w:r>
-      <w:r>
-        <w:rPr>
-          <w:rFonts w:ascii="Preeti" w:hAnsi="Preeti" w:cs="Times New Roman"/>
-          <w:noProof/>
-          <w:sz w:val="36"/>
-          <w:szCs w:val="36"/>
-          <w:lang w:bidi="ne-NP"/>
-        </w:rPr>
-        <w:tab/>
-      </w:r>
-      <w:r>
-        <w:rPr>
-          <w:rFonts w:ascii="Preeti" w:hAnsi="Preeti" w:cs="Times New Roman"/>
-          <w:noProof/>
-          <w:sz w:val="36"/>
-          <w:szCs w:val="36"/>
-          <w:lang w:bidi="ne-NP"/>
-        </w:rPr>
-        <w:tab/>
-      </w:r>
-      <w:r>
-        <w:rPr>
-          <w:rFonts w:ascii="Preeti" w:hAnsi="Preeti" w:cs="Times New Roman"/>
-          <w:noProof/>
-          <w:sz w:val="36"/>
-          <w:szCs w:val="36"/>
-          <w:lang w:bidi="ne-NP"/>
-        </w:rPr>
-        <w:tab/>
+          <w:b/>
+          <w:bCs/>
+          <w:noProof/>
+          <w:sz w:val="36"/>
+          <w:szCs w:val="36"/>
+          <w:lang w:bidi="ne-NP"/>
+        </w:rPr>
+        <w:tab/>
+      </w:r>
+      <w:r>
+        <w:rPr>
+          <w:rFonts w:ascii="Preeti" w:hAnsi="Preeti" w:cs="Times New Roman"/>
+          <w:b/>
+          <w:bCs/>
+          <w:noProof/>
+          <w:sz w:val="36"/>
+          <w:szCs w:val="36"/>
+          <w:lang w:bidi="ne-NP"/>
+        </w:rPr>
+        <w:tab/>
+      </w:r>
+      <w:r>
+        <w:rPr>
+          <w:rFonts w:ascii="Preeti" w:hAnsi="Preeti" w:cs="Times New Roman"/>
+          <w:b/>
+          <w:bCs/>
+          <w:noProof/>
+          <w:sz w:val="36"/>
+          <w:szCs w:val="36"/>
+          <w:lang w:bidi="ne-NP"/>
+        </w:rPr>
+        <w:tab/>
+      </w:r>
+      <w:r>
+        <w:rPr>
+          <w:rFonts w:ascii="Preeti" w:hAnsi="Preeti" w:cs="Times New Roman"/>
+          <w:b/>
+          <w:bCs/>
+          <w:noProof/>
+          <w:sz w:val="36"/>
+          <w:szCs w:val="36"/>
+          <w:lang w:bidi="ne-NP"/>
+        </w:rPr>
+        <w:tab/>
+      </w:r>
+      <w:r>
+        <w:rPr>
+          <w:rFonts w:ascii="Preeti" w:hAnsi="Preeti" w:cs="Times New Roman"/>
+          <w:b/>
+          <w:bCs/>
+          <w:noProof/>
+          <w:sz w:val="36"/>
+          <w:szCs w:val="36"/>
+          <w:lang w:bidi="ne-NP"/>
+        </w:rPr>
+        <w:tab/>
+      </w:r>
+      <w:r>
+        <w:rPr>
+          <w:rFonts w:ascii="Preeti" w:hAnsi="Preeti" w:cs="Times New Roman"/>
+          <w:b/>
+          <w:bCs/>
+          <w:noProof/>
+          <w:sz w:val="36"/>
+          <w:szCs w:val="36"/>
+          <w:lang w:bidi="ne-NP"/>
+        </w:rPr>
+        <w:tab/>
+      </w:r>
+      <w:r>
+        <w:rPr>
+          <w:rFonts w:ascii="Preeti" w:hAnsi="Preeti" w:cs="Times New Roman"/>
+          <w:b/>
+          <w:bCs/>
+          <w:noProof/>
+          <w:sz w:val="36"/>
+          <w:szCs w:val="36"/>
+          <w:lang w:bidi="ne-NP"/>
+        </w:rPr>
+        <w:tab/>
+      </w:r>
+      <w:r>
+        <w:rPr>
+          <w:rFonts w:ascii="Preeti" w:hAnsi="Preeti" w:cs="Times New Roman"/>
+          <w:b/>
+          <w:bCs/>
+          <w:noProof/>
+          <w:sz w:val="36"/>
+          <w:szCs w:val="36"/>
+          <w:lang w:bidi="ne-NP"/>
+        </w:rPr>
         <w:t>$</w:t>
       </w:r>
     </w:p>
@@ -4270,61 +5534,109 @@
         <w:ind w:firstLine="720"/>
         <w:rPr>
           <w:rFonts w:ascii="Preeti" w:hAnsi="Preeti" w:cs="Times New Roman"/>
-          <w:noProof/>
-          <w:sz w:val="36"/>
-          <w:szCs w:val="36"/>
-          <w:lang w:bidi="ne-NP"/>
-        </w:rPr>
-      </w:pPr>
-      <w:r>
-        <w:rPr>
-          <w:rFonts w:ascii="Preeti" w:hAnsi="Preeti" w:cs="Times New Roman"/>
-          <w:noProof/>
-          <w:sz w:val="36"/>
-          <w:szCs w:val="36"/>
-          <w:lang w:bidi="ne-NP"/>
-        </w:rPr>
+          <w:b/>
+          <w:bCs/>
+          <w:noProof/>
+          <w:sz w:val="36"/>
+          <w:szCs w:val="36"/>
+          <w:lang w:bidi="ne-NP"/>
+        </w:rPr>
+      </w:pPr>
+      <w:r>
+        <w:rPr>
+          <w:rFonts w:ascii="Preeti" w:hAnsi="Preeti" w:cs="Times New Roman"/>
+          <w:b/>
+          <w:bCs/>
+          <w:noProof/>
+          <w:sz w:val="36"/>
+          <w:szCs w:val="36"/>
+          <w:lang w:bidi="ne-NP"/>
+        </w:rPr>
+        <w:lastRenderedPageBreak/>
         <w:t xml:space="preserve">k|Zg g+= *  nfnLu'/fF;sf] lrq agfO{ /+u eg'{xf];\ . </w:t>
       </w:r>
       <w:r>
         <w:rPr>
           <w:rFonts w:ascii="Preeti" w:hAnsi="Preeti" w:cs="Times New Roman"/>
-          <w:noProof/>
-          <w:sz w:val="36"/>
-          <w:szCs w:val="36"/>
-          <w:lang w:bidi="ne-NP"/>
-        </w:rPr>
-        <w:tab/>
-      </w:r>
-      <w:r>
-        <w:rPr>
-          <w:rFonts w:ascii="Preeti" w:hAnsi="Preeti" w:cs="Times New Roman"/>
-          <w:noProof/>
-          <w:sz w:val="36"/>
-          <w:szCs w:val="36"/>
-          <w:lang w:bidi="ne-NP"/>
-        </w:rPr>
-        <w:tab/>
-      </w:r>
-      <w:r>
-        <w:rPr>
-          <w:rFonts w:ascii="Preeti" w:hAnsi="Preeti" w:cs="Times New Roman"/>
-          <w:noProof/>
-          <w:sz w:val="36"/>
-          <w:szCs w:val="36"/>
-          <w:lang w:bidi="ne-NP"/>
-        </w:rPr>
-        <w:tab/>
-      </w:r>
-      <w:r>
-        <w:rPr>
-          <w:rFonts w:ascii="Preeti" w:hAnsi="Preeti" w:cs="Times New Roman"/>
-          <w:noProof/>
-          <w:sz w:val="36"/>
-          <w:szCs w:val="36"/>
-          <w:lang w:bidi="ne-NP"/>
-        </w:rPr>
-        <w:tab/>
+          <w:b/>
+          <w:bCs/>
+          <w:noProof/>
+          <w:sz w:val="36"/>
+          <w:szCs w:val="36"/>
+          <w:lang w:bidi="ne-NP"/>
+        </w:rPr>
+        <w:tab/>
+      </w:r>
+      <w:r>
+        <w:rPr>
+          <w:rFonts w:ascii="Preeti" w:hAnsi="Preeti" w:cs="Times New Roman"/>
+          <w:b/>
+          <w:bCs/>
+          <w:noProof/>
+          <w:sz w:val="36"/>
+          <w:szCs w:val="36"/>
+          <w:lang w:bidi="ne-NP"/>
+        </w:rPr>
+        <w:tab/>
+      </w:r>
+      <w:r>
+        <w:rPr>
+          <w:rFonts w:ascii="Preeti" w:hAnsi="Preeti" w:cs="Times New Roman"/>
+          <w:b/>
+          <w:bCs/>
+          <w:noProof/>
+          <w:sz w:val="36"/>
+          <w:szCs w:val="36"/>
+          <w:lang w:bidi="ne-NP"/>
+        </w:rPr>
+        <w:tab/>
+      </w:r>
+      <w:r>
+        <w:rPr>
+          <w:rFonts w:ascii="Preeti" w:hAnsi="Preeti" w:cs="Times New Roman"/>
+          <w:b/>
+          <w:bCs/>
+          <w:noProof/>
+          <w:sz w:val="36"/>
+          <w:szCs w:val="36"/>
+          <w:lang w:bidi="ne-NP"/>
+        </w:rPr>
+        <w:tab/>
+      </w:r>
+      <w:r>
+        <w:rPr>
+          <w:rFonts w:ascii="Preeti" w:hAnsi="Preeti" w:cs="Times New Roman"/>
+          <w:b/>
+          <w:bCs/>
+          <w:noProof/>
+          <w:sz w:val="36"/>
+          <w:szCs w:val="36"/>
+          <w:lang w:bidi="ne-NP"/>
+        </w:rPr>
+        <w:tab/>
+      </w:r>
+      <w:r>
+        <w:rPr>
+          <w:rFonts w:ascii="Preeti" w:hAnsi="Preeti" w:cs="Times New Roman"/>
+          <w:b/>
+          <w:bCs/>
+          <w:noProof/>
+          <w:sz w:val="36"/>
+          <w:szCs w:val="36"/>
+          <w:lang w:bidi="ne-NP"/>
+        </w:rPr>
+        <w:tab/>
+      </w:r>
+      <w:r>
+        <w:rPr>
+          <w:rFonts w:ascii="Preeti" w:hAnsi="Preeti" w:cs="Times New Roman"/>
+          <w:b/>
+          <w:bCs/>
+          <w:noProof/>
+          <w:sz w:val="36"/>
+          <w:szCs w:val="36"/>
+          <w:lang w:bidi="ne-NP"/>
+        </w:rPr>
         <w:t>$</w:t>
       </w:r>
     </w:p>
@@ -4403,15 +5715,15 @@
           </mc:Choice>
           <mc:Fallback>
             <w:pict>
-              <v:rect id="Rectangle 9" o:spid="_x0000_s1026" style="position:absolute;margin-left:39.75pt;margin-top:12.15pt;width:438.75pt;height:330.75pt;z-index:251685888;visibility:visible;mso-wrap-style:square;mso-wrap-distance-left:9pt;mso-wrap-distance-top:0;mso-wrap-distance-right:9pt;mso-wrap-distance-bottom:0;mso-position-horizontal:absolute;mso-position-horizontal-relative:text;mso-position-vertical:absolute;mso-position-vertical-relative:text;v-text-anchor:middle" o:gfxdata="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" fillcolor="white [3201]" strokecolor="black [3200]" strokeweight="1pt"/>
+              <v:rect w14:anchorId="1AFE55B4" id="Rectangle 9" o:spid="_x0000_s1026" style="position:absolute;margin-left:39.75pt;margin-top:12.15pt;width:438.75pt;height:330.75pt;z-index:251685888;visibility:visible;mso-wrap-style:square;mso-wrap-distance-left:9pt;mso-wrap-distance-top:0;mso-wrap-distance-right:9pt;mso-wrap-distance-bottom:0;mso-position-horizontal:absolute;mso-position-horizontal-relative:text;mso-position-vertical:absolute;mso-position-vertical-relative:text;v-text-anchor:middle" o:gfxdata="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" fillcolor="white [3201]" strokecolor="black [3200]" strokeweight="1pt"/>
             </w:pict>
           </mc:Fallback>
         </mc:AlternateContent>
       </w:r>
     </w:p>
     <w:sectPr>
-      <w:pgSz w:w="12240" w:h="15840"/>
-      <w:pgMar w:top="274" w:right="1440" w:bottom="288" w:left="1440" w:header="720" w:footer="720" w:gutter="0"/>
+      <w:pgSz w:w="11906" w:h="16838" w:code="9"/>
+      <w:pgMar w:top="720" w:right="720" w:bottom="720" w:left="720" w:header="720" w:footer="720" w:gutter="0"/>
       <w:cols w:space="720"/>
       <w:docGrid w:linePitch="360"/>
     </w:sectPr>
@@ -4420,8 +5732,8 @@
 </file>
 
 <file path=word/numbering.xml><?xml version="1.0" encoding="utf-8"?>
-<w:numbering xmlns:wpc="http://schemas.microsoft.com/office/word/2010/wordprocessingCanvas" xmlns:mc="http://schemas.openxmlformats.org/markup-compatibility/2006" xmlns:o="urn:schemas-microsoft-com:office:office" xmlns:r="http://schemas.openxmlformats.org/officeDocument/2006/relationships" xmlns:m="http://schemas.openxmlformats.org/officeDocument/2006/math" xmlns:v="urn:schemas-microsoft-com:vml" xmlns:wp14="http://schemas.microsoft.com/office/word/2010/wordprocessingDrawing" xmlns:wp="http://schemas.openxmlformats.org/drawingml/2006/wordprocessingDrawing" xmlns:w10="urn:schemas-microsoft-com:office:word" xmlns:w="http://schemas.openxmlformats.org/wordprocessingml/2006/main" xmlns:w14="http://schemas.microsoft.com/office/word/2010/wordml" xmlns:wpg="http://schemas.microsoft.com/office/word/2010/wordprocessingGroup" xmlns:wpi="http://schemas.microsoft.com/office/word/2010/wordprocessingInk" xmlns:wne="http://schemas.microsoft.com/office/word/2006/wordml" xmlns:wps="http://schemas.microsoft.com/office/word/2010/wordprocessingShape" mc:Ignorable="w14 wp14">
-  <w:abstractNum w:abstractNumId="0">
+<w:numbering xmlns:wpc="http://schemas.microsoft.com/office/word/2010/wordprocessingCanvas" xmlns:cx="http://schemas.microsoft.com/office/drawing/2014/chartex" xmlns:cx1="http://schemas.microsoft.com/office/drawing/2015/9/8/chartex" xmlns:cx2="http://schemas.microsoft.com/office/drawing/2015/10/21/chartex" xmlns:cx3="http://schemas.microsoft.com/office/drawing/2016/5/9/chartex" xmlns:cx4="http://schemas.microsoft.com/office/drawing/2016/5/10/chartex" xmlns:cx5="http://schemas.microsoft.com/office/drawing/2016/5/11/chartex" xmlns:cx6="http://schemas.microsoft.com/office/drawing/2016/5/12/chartex" xmlns:cx7="http://schemas.microsoft.com/office/drawing/2016/5/13/chartex" xmlns:cx8="http://schemas.microsoft.com/office/drawing/2016/5/14/chartex" xmlns:mc="http://schemas.openxmlformats.org/markup-compatibility/2006" xmlns:aink="http://schemas.microsoft.com/office/drawing/2016/ink" xmlns:am3d="http://schemas.microsoft.com/office/drawing/2017/model3d" xmlns:o="urn:schemas-microsoft-com:office:office" xmlns:oel="http://schemas.microsoft.com/office/2019/extlst" xmlns:r="http://schemas.openxmlformats.org/officeDocument/2006/relationships" xmlns:m="http://schemas.openxmlformats.org/officeDocument/2006/math" xmlns:v="urn:schemas-microsoft-com:vml" xmlns:wp14="http://schemas.microsoft.com/office/word/2010/wordprocessingDrawing" xmlns:wp="http://schemas.openxmlformats.org/drawingml/2006/wordprocessingDrawing" xmlns:w10="urn:schemas-microsoft-com:office:word" xmlns:w="http://schemas.openxmlformats.org/wordprocessingml/2006/main" xmlns:w14="http://schemas.microsoft.com/office/word/2010/wordml" xmlns:w15="http://schemas.microsoft.com/office/word/2012/wordml" xmlns:w16cex="http://schemas.microsoft.com/office/word/2018/wordml/cex" xmlns:w16cid="http://schemas.microsoft.com/office/word/2016/wordml/cid" xmlns:w16="http://schemas.microsoft.com/office/word/2018/wordml" xmlns:w16du="http://schemas.microsoft.com/office/word/2023/wordml/word16du" xmlns:w16sdtdh="http://schemas.microsoft.com/office/word/2020/wordml/sdtdatahash" xmlns:w16sdtfl="http://schemas.microsoft.com/office/word/2024/wordml/sdtformatlock" xmlns:w16se="http://schemas.microsoft.com/office/word/2015/wordml/symex" xmlns:wpg="http://schemas.microsoft.com/office/word/2010/wordprocessingGroup" xmlns:wpi="http://schemas.microsoft.com/office/word/2010/wordprocessingInk" xmlns:wne="http://schemas.microsoft.com/office/word/2006/wordml" xmlns:wps="http://schemas.microsoft.com/office/word/2010/wordprocessingShape" mc:Ignorable="w14 w15 w16se w16cid w16 w16cex w16sdtdh w16sdtfl w16du wp14">
+  <w:abstractNum w:abstractNumId="0" w15:restartNumberingAfterBreak="0">
     <w:nsid w:val="4EF01D65"/>
     <w:multiLevelType w:val="hybridMultilevel"/>
     <w:tmpl w:val="F796F37C"/>
@@ -4533,14 +5845,14 @@
       </w:rPr>
     </w:lvl>
   </w:abstractNum>
-  <w:num w:numId="1">
+  <w:num w:numId="1" w16cid:durableId="140393533">
     <w:abstractNumId w:val="0"/>
   </w:num>
 </w:numbering>
 </file>
 
 <file path=word/styles.xml><?xml version="1.0" encoding="utf-8"?>
-<w:styles xmlns:mc="http://schemas.openxmlformats.org/markup-compatibility/2006" xmlns:r="http://schemas.openxmlformats.org/officeDocument/2006/relationships" xmlns:w="http://schemas.openxmlformats.org/wordprocessingml/2006/main" xmlns:w14="http://schemas.microsoft.com/office/word/2010/wordml" mc:Ignorable="w14">
+<w:styles xmlns:mc="http://schemas.openxmlformats.org/markup-compatibility/2006" xmlns:r="http://schemas.openxmlformats.org/officeDocument/2006/relationships" xmlns:w="http://schemas.openxmlformats.org/wordprocessingml/2006/main" xmlns:w14="http://schemas.microsoft.com/office/word/2010/wordml" xmlns:w15="http://schemas.microsoft.com/office/word/2012/wordml" xmlns:w16cex="http://schemas.microsoft.com/office/word/2018/wordml/cex" xmlns:w16cid="http://schemas.microsoft.com/office/word/2016/wordml/cid" xmlns:w16="http://schemas.microsoft.com/office/word/2018/wordml" xmlns:w16du="http://schemas.microsoft.com/office/word/2023/wordml/word16du" xmlns:w16sdtdh="http://schemas.microsoft.com/office/word/2020/wordml/sdtdatahash" xmlns:w16sdtfl="http://schemas.microsoft.com/office/word/2024/wordml/sdtformatlock" xmlns:w16se="http://schemas.microsoft.com/office/word/2015/wordml/symex" mc:Ignorable="w14 w15 w16se w16cid w16 w16cex w16sdtdh w16sdtfl w16du">
   <w:docDefaults>
     <w:rPrDefault>
       <w:rPr>
@@ -4556,144 +5868,383 @@
       </w:pPr>
     </w:pPrDefault>
   </w:docDefaults>
-  <w:latentStyles w:defLockedState="0" w:defUIPriority="99" w:defSemiHidden="1" w:defUnhideWhenUsed="1" w:defQFormat="0" w:count="267">
-    <w:lsdException w:name="Normal" w:semiHidden="0" w:uiPriority="0" w:unhideWhenUsed="0" w:qFormat="1"/>
-    <w:lsdException w:name="heading 1" w:semiHidden="0" w:uiPriority="9" w:unhideWhenUsed="0" w:qFormat="1"/>
-    <w:lsdException w:name="heading 2" w:uiPriority="9" w:qFormat="1"/>
-    <w:lsdException w:name="heading 3" w:uiPriority="9" w:qFormat="1"/>
-    <w:lsdException w:name="heading 4" w:uiPriority="9" w:qFormat="1"/>
-    <w:lsdException w:name="heading 5" w:uiPriority="9" w:qFormat="1"/>
-    <w:lsdException w:name="heading 6" w:uiPriority="9" w:qFormat="1"/>
-    <w:lsdException w:name="heading 7" w:uiPriority="9" w:qFormat="1"/>
-    <w:lsdException w:name="heading 8" w:uiPriority="9" w:qFormat="1"/>
-    <w:lsdException w:name="heading 9" w:uiPriority="9" w:qFormat="1"/>
-    <w:lsdException w:name="toc 1" w:uiPriority="39"/>
-    <w:lsdException w:name="toc 2" w:uiPriority="39"/>
-    <w:lsdException w:name="toc 3" w:uiPriority="39"/>
-    <w:lsdException w:name="toc 4" w:uiPriority="39"/>
-    <w:lsdException w:name="toc 5" w:uiPriority="39"/>
-    <w:lsdException w:name="toc 6" w:uiPriority="39"/>
-    <w:lsdException w:name="toc 7" w:uiPriority="39"/>
-    <w:lsdException w:name="toc 8" w:uiPriority="39"/>
-    <w:lsdException w:name="toc 9" w:uiPriority="39"/>
-    <w:lsdException w:name="caption" w:uiPriority="35" w:qFormat="1"/>
-    <w:lsdException w:name="Title" w:semiHidden="0" w:uiPriority="10" w:unhideWhenUsed="0" w:qFormat="1"/>
-    <w:lsdException w:name="Default Paragraph Font" w:uiPriority="1"/>
-    <w:lsdException w:name="Subtitle" w:semiHidden="0" w:uiPriority="11" w:unhideWhenUsed="0" w:qFormat="1"/>
-    <w:lsdException w:name="Strong" w:semiHidden="0" w:uiPriority="22" w:unhideWhenUsed="0" w:qFormat="1"/>
-    <w:lsdException w:name="Emphasis" w:semiHidden="0" w:uiPriority="20" w:unhideWhenUsed="0" w:qFormat="1"/>
+  <w:latentStyles w:defLockedState="0" w:defUIPriority="99" w:defSemiHidden="0" w:defUnhideWhenUsed="0" w:defQFormat="0" w:count="376">
+    <w:lsdException w:name="Normal" w:uiPriority="0" w:qFormat="1"/>
+    <w:lsdException w:name="heading 1" w:uiPriority="9" w:qFormat="1"/>
+    <w:lsdException w:name="heading 2" w:semiHidden="1" w:uiPriority="9" w:unhideWhenUsed="1" w:qFormat="1"/>
+    <w:lsdException w:name="heading 3" w:semiHidden="1" w:uiPriority="9" w:unhideWhenUsed="1" w:qFormat="1"/>
+    <w:lsdException w:name="heading 4" w:semiHidden="1" w:uiPriority="9" w:unhideWhenUsed="1" w:qFormat="1"/>
+    <w:lsdException w:name="heading 5" w:semiHidden="1" w:uiPriority="9" w:unhideWhenUsed="1" w:qFormat="1"/>
+    <w:lsdException w:name="heading 6" w:semiHidden="1" w:uiPriority="9" w:unhideWhenUsed="1" w:qFormat="1"/>
+    <w:lsdException w:name="heading 7" w:semiHidden="1" w:uiPriority="9" w:unhideWhenUsed="1" w:qFormat="1"/>
+    <w:lsdException w:name="heading 8" w:semiHidden="1" w:uiPriority="9" w:unhideWhenUsed="1" w:qFormat="1"/>
+    <w:lsdException w:name="heading 9" w:semiHidden="1" w:uiPriority="9" w:unhideWhenUsed="1" w:qFormat="1"/>
+    <w:lsdException w:name="index 1" w:semiHidden="1" w:unhideWhenUsed="1"/>
+    <w:lsdException w:name="index 2" w:semiHidden="1" w:unhideWhenUsed="1"/>
+    <w:lsdException w:name="index 3" w:semiHidden="1" w:unhideWhenUsed="1"/>
+    <w:lsdException w:name="index 4" w:semiHidden="1" w:unhideWhenUsed="1"/>
+    <w:lsdException w:name="index 5" w:semiHidden="1" w:unhideWhenUsed="1"/>
+    <w:lsdException w:name="index 6" w:semiHidden="1" w:unhideWhenUsed="1"/>
+    <w:lsdException w:name="index 7" w:semiHidden="1" w:unhideWhenUsed="1"/>
+    <w:lsdException w:name="index 8" w:semiHidden="1" w:unhideWhenUsed="1"/>
+    <w:lsdException w:name="index 9" w:semiHidden="1" w:unhideWhenUsed="1"/>
+    <w:lsdException w:name="toc 1" w:semiHidden="1" w:uiPriority="39" w:unhideWhenUsed="1"/>
+    <w:lsdException w:name="toc 2" w:semiHidden="1" w:uiPriority="39" w:unhideWhenUsed="1"/>
+    <w:lsdException w:name="toc 3" w:semiHidden="1" w:uiPriority="39" w:unhideWhenUsed="1"/>
+    <w:lsdException w:name="toc 4" w:semiHidden="1" w:uiPriority="39" w:unhideWhenUsed="1"/>
+    <w:lsdException w:name="toc 5" w:semiHidden="1" w:uiPriority="39" w:unhideWhenUsed="1"/>
+    <w:lsdException w:name="toc 6" w:semiHidden="1" w:uiPriority="39" w:unhideWhenUsed="1"/>
+    <w:lsdException w:name="toc 7" w:semiHidden="1" w:uiPriority="39" w:unhideWhenUsed="1"/>
+    <w:lsdException w:name="toc 8" w:semiHidden="1" w:uiPriority="39" w:unhideWhenUsed="1"/>
+    <w:lsdException w:name="toc 9" w:semiHidden="1" w:uiPriority="39" w:unhideWhenUsed="1"/>
+    <w:lsdException w:name="Normal Indent" w:semiHidden="1" w:unhideWhenUsed="1"/>
+    <w:lsdException w:name="footnote text" w:semiHidden="1" w:unhideWhenUsed="1"/>
+    <w:lsdException w:name="annotation text" w:semiHidden="1" w:unhideWhenUsed="1"/>
+    <w:lsdException w:name="header" w:semiHidden="1" w:unhideWhenUsed="1"/>
+    <w:lsdException w:name="footer" w:semiHidden="1" w:unhideWhenUsed="1"/>
+    <w:lsdException w:name="index heading" w:semiHidden="1" w:unhideWhenUsed="1"/>
+    <w:lsdException w:name="caption" w:semiHidden="1" w:uiPriority="35" w:unhideWhenUsed="1" w:qFormat="1"/>
+    <w:lsdException w:name="table of figures" w:semiHidden="1" w:unhideWhenUsed="1"/>
+    <w:lsdException w:name="envelope address" w:semiHidden="1" w:unhideWhenUsed="1"/>
+    <w:lsdException w:name="envelope return" w:semiHidden="1" w:unhideWhenUsed="1"/>
+    <w:lsdException w:name="footnote reference" w:semiHidden="1" w:unhideWhenUsed="1"/>
+    <w:lsdException w:name="annotation reference" w:semiHidden="1" w:unhideWhenUsed="1"/>
+    <w:lsdException w:name="line number" w:semiHidden="1" w:unhideWhenUsed="1"/>
+    <w:lsdException w:name="page number" w:semiHidden="1" w:unhideWhenUsed="1"/>
+    <w:lsdException w:name="endnote reference" w:semiHidden="1" w:unhideWhenUsed="1"/>
+    <w:lsdException w:name="endnote text" w:semiHidden="1" w:unhideWhenUsed="1"/>
+    <w:lsdException w:name="table of authorities" w:semiHidden="1" w:unhideWhenUsed="1"/>
+    <w:lsdException w:name="macro" w:semiHidden="1" w:unhideWhenUsed="1"/>
+    <w:lsdException w:name="toa heading" w:semiHidden="1" w:unhideWhenUsed="1"/>
+    <w:lsdException w:name="List" w:semiHidden="1" w:unhideWhenUsed="1"/>
+    <w:lsdException w:name="List Bullet" w:semiHidden="1" w:unhideWhenUsed="1"/>
+    <w:lsdException w:name="List Number" w:semiHidden="1" w:unhideWhenUsed="1"/>
+    <w:lsdException w:name="List 2" w:semiHidden="1" w:unhideWhenUsed="1"/>
+    <w:lsdException w:name="List 3" w:semiHidden="1" w:unhideWhenUsed="1"/>
+    <w:lsdException w:name="List 4" w:semiHidden="1" w:unhideWhenUsed="1"/>
+    <w:lsdException w:name="List 5" w:semiHidden="1" w:unhideWhenUsed="1"/>
+    <w:lsdException w:name="List Bullet 2" w:semiHidden="1" w:unhideWhenUsed="1"/>
+    <w:lsdException w:name="List Bullet 3" w:semiHidden="1" w:unhideWhenUsed="1"/>
+    <w:lsdException w:name="List Bullet 4" w:semiHidden="1" w:unhideWhenUsed="1"/>
+    <w:lsdException w:name="List Bullet 5" w:semiHidden="1" w:unhideWhenUsed="1"/>
+    <w:lsdException w:name="List Number 2" w:semiHidden="1" w:unhideWhenUsed="1"/>
+    <w:lsdException w:name="List Number 3" w:semiHidden="1" w:unhideWhenUsed="1"/>
+    <w:lsdException w:name="List Number 4" w:semiHidden="1" w:unhideWhenUsed="1"/>
+    <w:lsdException w:name="List Number 5" w:semiHidden="1" w:unhideWhenUsed="1"/>
+    <w:lsdException w:name="Title" w:uiPriority="10" w:qFormat="1"/>
+    <w:lsdException w:name="Closing" w:semiHidden="1" w:unhideWhenUsed="1"/>
+    <w:lsdException w:name="Signature" w:semiHidden="1" w:unhideWhenUsed="1"/>
+    <w:lsdException w:name="Default Paragraph Font" w:semiHidden="1" w:uiPriority="1" w:unhideWhenUsed="1"/>
+    <w:lsdException w:name="Body Text" w:semiHidden="1" w:unhideWhenUsed="1"/>
+    <w:lsdException w:name="Body Text Indent" w:semiHidden="1" w:unhideWhenUsed="1"/>
+    <w:lsdException w:name="List Continue" w:semiHidden="1" w:unhideWhenUsed="1"/>
+    <w:lsdException w:name="List Continue 2" w:semiHidden="1" w:unhideWhenUsed="1"/>
+    <w:lsdException w:name="List Continue 3" w:semiHidden="1" w:unhideWhenUsed="1"/>
+    <w:lsdException w:name="List Continue 4" w:semiHidden="1" w:unhideWhenUsed="1"/>
+    <w:lsdException w:name="List Continue 5" w:semiHidden="1" w:unhideWhenUsed="1"/>
+    <w:lsdException w:name="Message Header" w:semiHidden="1" w:unhideWhenUsed="1"/>
+    <w:lsdException w:name="Subtitle" w:uiPriority="11" w:qFormat="1"/>
+    <w:lsdException w:name="Salutation" w:semiHidden="1" w:unhideWhenUsed="1"/>
+    <w:lsdException w:name="Date" w:semiHidden="1" w:unhideWhenUsed="1"/>
+    <w:lsdException w:name="Body Text First Indent" w:semiHidden="1" w:unhideWhenUsed="1"/>
+    <w:lsdException w:name="Body Text First Indent 2" w:semiHidden="1" w:unhideWhenUsed="1"/>
+    <w:lsdException w:name="Note Heading" w:semiHidden="1" w:unhideWhenUsed="1"/>
+    <w:lsdException w:name="Body Text 2" w:semiHidden="1" w:unhideWhenUsed="1"/>
+    <w:lsdException w:name="Body Text 3" w:semiHidden="1" w:unhideWhenUsed="1"/>
+    <w:lsdException w:name="Body Text Indent 2" w:semiHidden="1" w:unhideWhenUsed="1"/>
+    <w:lsdException w:name="Body Text Indent 3" w:semiHidden="1" w:unhideWhenUsed="1"/>
+    <w:lsdException w:name="Block Text" w:semiHidden="1" w:unhideWhenUsed="1"/>
+    <w:lsdException w:name="Hyperlink" w:semiHidden="1" w:unhideWhenUsed="1"/>
+    <w:lsdException w:name="FollowedHyperlink" w:semiHidden="1" w:unhideWhenUsed="1"/>
+    <w:lsdException w:name="Strong" w:uiPriority="22" w:qFormat="1"/>
+    <w:lsdException w:name="Emphasis" w:uiPriority="20" w:qFormat="1"/>
+    <w:lsdException w:name="Document Map" w:semiHidden="1" w:unhideWhenUsed="1"/>
+    <w:lsdException w:name="Plain Text" w:semiHidden="1" w:unhideWhenUsed="1"/>
+    <w:lsdException w:name="E-mail Signature" w:semiHidden="1" w:unhideWhenUsed="1"/>
+    <w:lsdException w:name="HTML Top of Form" w:semiHidden="1" w:unhideWhenUsed="1"/>
+    <w:lsdException w:name="HTML Bottom of Form" w:semiHidden="1" w:unhideWhenUsed="1"/>
+    <w:lsdException w:name="Normal (Web)" w:semiHidden="1" w:unhideWhenUsed="1"/>
+    <w:lsdException w:name="HTML Acronym" w:semiHidden="1" w:unhideWhenUsed="1"/>
+    <w:lsdException w:name="HTML Address" w:semiHidden="1" w:unhideWhenUsed="1"/>
+    <w:lsdException w:name="HTML Cite" w:semiHidden="1" w:unhideWhenUsed="1"/>
+    <w:lsdException w:name="HTML Code" w:semiHidden="1" w:unhideWhenUsed="1"/>
+    <w:lsdException w:name="HTML Definition" w:semiHidden="1" w:unhideWhenUsed="1"/>
+    <w:lsdException w:name="HTML Keyboard" w:semiHidden="1" w:unhideWhenUsed="1"/>
+    <w:lsdException w:name="HTML Preformatted" w:semiHidden="1" w:unhideWhenUsed="1"/>
+    <w:lsdException w:name="HTML Sample" w:semiHidden="1" w:unhideWhenUsed="1"/>
+    <w:lsdException w:name="HTML Typewriter" w:semiHidden="1" w:unhideWhenUsed="1"/>
+    <w:lsdException w:name="HTML Variable" w:semiHidden="1" w:unhideWhenUsed="1"/>
+    <w:lsdException w:name="Normal Table" w:semiHidden="1" w:unhideWhenUsed="1"/>
+    <w:lsdException w:name="annotation subject" w:semiHidden="1" w:unhideWhenUsed="1"/>
+    <w:lsdException w:name="No List" w:semiHidden="1" w:unhideWhenUsed="1"/>
+    <w:lsdException w:name="Outline List 1" w:semiHidden="1" w:unhideWhenUsed="1"/>
+    <w:lsdException w:name="Outline List 2" w:semiHidden="1" w:unhideWhenUsed="1"/>
+    <w:lsdException w:name="Outline List 3" w:semiHidden="1" w:unhideWhenUsed="1"/>
+    <w:lsdException w:name="Table Simple 1" w:semiHidden="1" w:unhideWhenUsed="1"/>
+    <w:lsdException w:name="Table Simple 2" w:semiHidden="1" w:unhideWhenUsed="1"/>
+    <w:lsdException w:name="Table Simple 3" w:semiHidden="1" w:unhideWhenUsed="1"/>
+    <w:lsdException w:name="Table Classic 1" w:semiHidden="1" w:unhideWhenUsed="1"/>
+    <w:lsdException w:name="Table Classic 2" w:semiHidden="1" w:unhideWhenUsed="1"/>
+    <w:lsdException w:name="Table Classic 3" w:semiHidden="1" w:unhideWhenUsed="1"/>
+    <w:lsdException w:name="Table Classic 4" w:semiHidden="1" w:unhideWhenUsed="1"/>
+    <w:lsdException w:name="Table Colorful 1" w:semiHidden="1" w:unhideWhenUsed="1"/>
+    <w:lsdException w:name="Table Colorful 2" w:semiHidden="1" w:unhideWhenUsed="1"/>
+    <w:lsdException w:name="Table Colorful 3" w:semiHidden="1" w:unhideWhenUsed="1"/>
+    <w:lsdException w:name="Table Columns 1" w:semiHidden="1" w:unhideWhenUsed="1"/>
+    <w:lsdException w:name="Table Columns 2" w:semiHidden="1" w:unhideWhenUsed="1"/>
+    <w:lsdException w:name="Table Columns 3" w:semiHidden="1" w:unhideWhenUsed="1"/>
+    <w:lsdException w:name="Table Columns 4" w:semiHidden="1" w:unhideWhenUsed="1"/>
+    <w:lsdException w:name="Table Columns 5" w:semiHidden="1" w:unhideWhenUsed="1"/>
+    <w:lsdException w:name="Table Grid 1" w:semiHidden="1" w:unhideWhenUsed="1"/>
+    <w:lsdException w:name="Table Grid 2" w:semiHidden="1" w:unhideWhenUsed="1"/>
+    <w:lsdException w:name="Table Grid 3" w:semiHidden="1" w:unhideWhenUsed="1"/>
+    <w:lsdException w:name="Table Grid 4" w:semiHidden="1" w:unhideWhenUsed="1"/>
+    <w:lsdException w:name="Table Grid 5" w:semiHidden="1" w:unhideWhenUsed="1"/>
+    <w:lsdException w:name="Table Grid 6" w:semiHidden="1" w:unhideWhenUsed="1"/>
+    <w:lsdException w:name="Table Grid 7" w:semiHidden="1" w:unhideWhenUsed="1"/>
+    <w:lsdException w:name="Table Grid 8" w:semiHidden="1" w:unhideWhenUsed="1"/>
+    <w:lsdException w:name="Table List 1" w:semiHidden="1" w:unhideWhenUsed="1"/>
+    <w:lsdException w:name="Table List 2" w:semiHidden="1" w:unhideWhenUsed="1"/>
+    <w:lsdException w:name="Table List 3" w:semiHidden="1" w:unhideWhenUsed="1"/>
+    <w:lsdException w:name="Table List 4" w:semiHidden="1" w:unhideWhenUsed="1"/>
+    <w:lsdException w:name="Table List 5" w:semiHidden="1" w:unhideWhenUsed="1"/>
+    <w:lsdException w:name="Table List 6" w:semiHidden="1" w:unhideWhenUsed="1"/>
+    <w:lsdException w:name="Table List 7" w:semiHidden="1" w:unhideWhenUsed="1"/>
+    <w:lsdException w:name="Table List 8" w:semiHidden="1" w:unhideWhenUsed="1"/>
+    <w:lsdException w:name="Table 3D effects 1" w:semiHidden="1" w:unhideWhenUsed="1"/>
+    <w:lsdException w:name="Table 3D effects 2" w:semiHidden="1" w:unhideWhenUsed="1"/>
+    <w:lsdException w:name="Table 3D effects 3" w:semiHidden="1" w:unhideWhenUsed="1"/>
+    <w:lsdException w:name="Table Contemporary" w:semiHidden="1" w:unhideWhenUsed="1"/>
+    <w:lsdException w:name="Table Elegant" w:semiHidden="1" w:unhideWhenUsed="1"/>
+    <w:lsdException w:name="Table Professional" w:semiHidden="1" w:unhideWhenUsed="1"/>
+    <w:lsdException w:name="Table Subtle 1" w:semiHidden="1" w:unhideWhenUsed="1"/>
+    <w:lsdException w:name="Table Subtle 2" w:semiHidden="1" w:unhideWhenUsed="1"/>
+    <w:lsdException w:name="Table Web 1" w:semiHidden="1" w:unhideWhenUsed="1"/>
+    <w:lsdException w:name="Table Web 2" w:semiHidden="1" w:unhideWhenUsed="1"/>
+    <w:lsdException w:name="Table Web 3" w:semiHidden="1" w:unhideWhenUsed="1"/>
+    <w:lsdException w:name="Balloon Text" w:semiHidden="1" w:unhideWhenUsed="1"/>
     <w:lsdException w:name="Table Grid" w:uiPriority="59"/>
-    <w:lsdException w:name="Placeholder Text" w:unhideWhenUsed="0"/>
-    <w:lsdException w:name="No Spacing" w:semiHidden="0" w:uiPriority="1" w:unhideWhenUsed="0" w:qFormat="1"/>
-    <w:lsdException w:name="Light Shading" w:semiHidden="0" w:uiPriority="60" w:unhideWhenUsed="0"/>
-    <w:lsdException w:name="Light List" w:semiHidden="0" w:uiPriority="61" w:unhideWhenUsed="0"/>
-    <w:lsdException w:name="Light Grid" w:semiHidden="0" w:uiPriority="62" w:unhideWhenUsed="0"/>
-    <w:lsdException w:name="Medium Shading 1" w:semiHidden="0" w:uiPriority="63" w:unhideWhenUsed="0"/>
-    <w:lsdException w:name="Medium Shading 2" w:semiHidden="0" w:uiPriority="64" w:unhideWhenUsed="0"/>
-    <w:lsdException w:name="Medium List 1" w:semiHidden="0" w:uiPriority="65" w:unhideWhenUsed="0"/>
-    <w:lsdException w:name="Medium List 2" w:semiHidden="0" w:uiPriority="66" w:unhideWhenUsed="0"/>
-    <w:lsdException w:name="Medium Grid 1" w:semiHidden="0" w:uiPriority="67" w:unhideWhenUsed="0"/>
-    <w:lsdException w:name="Medium Grid 2" w:semiHidden="0" w:uiPriority="68" w:unhideWhenUsed="0"/>
-    <w:lsdException w:name="Medium Grid 3" w:semiHidden="0" w:uiPriority="69" w:unhideWhenUsed="0"/>
-    <w:lsdException w:name="Dark List" w:semiHidden="0" w:uiPriority="70" w:unhideWhenUsed="0"/>
-    <w:lsdException w:name="Colorful Shading" w:semiHidden="0" w:uiPriority="71" w:unhideWhenUsed="0"/>
-    <w:lsdException w:name="Colorful List" w:semiHidden="0" w:uiPriority="72" w:unhideWhenUsed="0"/>
-    <w:lsdException w:name="Colorful Grid" w:semiHidden="0" w:uiPriority="73" w:unhideWhenUsed="0"/>
-    <w:lsdException w:name="Light Shading Accent 1" w:semiHidden="0" w:uiPriority="60" w:unhideWhenUsed="0"/>
-    <w:lsdException w:name="Light List Accent 1" w:semiHidden="0" w:uiPriority="61" w:unhideWhenUsed="0"/>
-    <w:lsdException w:name="Light Grid Accent 1" w:semiHidden="0" w:uiPriority="62" w:unhideWhenUsed="0"/>
-    <w:lsdException w:name="Medium Shading 1 Accent 1" w:semiHidden="0" w:uiPriority="63" w:unhideWhenUsed="0"/>
-    <w:lsdException w:name="Medium Shading 2 Accent 1" w:semiHidden="0" w:uiPriority="64" w:unhideWhenUsed="0"/>
-    <w:lsdException w:name="Medium List 1 Accent 1" w:semiHidden="0" w:uiPriority="65" w:unhideWhenUsed="0"/>
-    <w:lsdException w:name="Revision" w:unhideWhenUsed="0"/>
-    <w:lsdException w:name="List Paragraph" w:semiHidden="0" w:uiPriority="34" w:unhideWhenUsed="0" w:qFormat="1"/>
-    <w:lsdException w:name="Quote" w:semiHidden="0" w:uiPriority="29" w:unhideWhenUsed="0" w:qFormat="1"/>
-    <w:lsdException w:name="Intense Quote" w:semiHidden="0" w:uiPriority="30" w:unhideWhenUsed="0" w:qFormat="1"/>
-    <w:lsdException w:name="Medium List 2 Accent 1" w:semiHidden="0" w:uiPriority="66" w:unhideWhenUsed="0"/>
-    <w:lsdException w:name="Medium Grid 1 Accent 1" w:semiHidden="0" w:uiPriority="67" w:unhideWhenUsed="0"/>
-    <w:lsdException w:name="Medium Grid 2 Accent 1" w:semiHidden="0" w:uiPriority="68" w:unhideWhenUsed="0"/>
-    <w:lsdException w:name="Medium Grid 3 Accent 1" w:semiHidden="0" w:uiPriority="69" w:unhideWhenUsed="0"/>
-    <w:lsdException w:name="Dark List Accent 1" w:semiHidden="0" w:uiPriority="70" w:unhideWhenUsed="0"/>
-    <w:lsdException w:name="Colorful Shading Accent 1" w:semiHidden="0" w:uiPriority="71" w:unhideWhenUsed="0"/>
-    <w:lsdException w:name="Colorful List Accent 1" w:semiHidden="0" w:uiPriority="72" w:unhideWhenUsed="0"/>
-    <w:lsdException w:name="Colorful Grid Accent 1" w:semiHidden="0" w:uiPriority="73" w:unhideWhenUsed="0"/>
-    <w:lsdException w:name="Light Shading Accent 2" w:semiHidden="0" w:uiPriority="60" w:unhideWhenUsed="0"/>
-    <w:lsdException w:name="Light List Accent 2" w:semiHidden="0" w:uiPriority="61" w:unhideWhenUsed="0"/>
-    <w:lsdException w:name="Light Grid Accent 2" w:semiHidden="0" w:uiPriority="62" w:unhideWhenUsed="0"/>
-    <w:lsdException w:name="Medium Shading 1 Accent 2" w:semiHidden="0" w:uiPriority="63" w:unhideWhenUsed="0"/>
-    <w:lsdException w:name="Medium Shading 2 Accent 2" w:semiHidden="0" w:uiPriority="64" w:unhideWhenUsed="0"/>
-    <w:lsdException w:name="Medium List 1 Accent 2" w:semiHidden="0" w:uiPriority="65" w:unhideWhenUsed="0"/>
-    <w:lsdException w:name="Medium List 2 Accent 2" w:semiHidden="0" w:uiPriority="66" w:unhideWhenUsed="0"/>
-    <w:lsdException w:name="Medium Grid 1 Accent 2" w:semiHidden="0" w:uiPriority="67" w:unhideWhenUsed="0"/>
-    <w:lsdException w:name="Medium Grid 2 Accent 2" w:semiHidden="0" w:uiPriority="68" w:unhideWhenUsed="0"/>
-    <w:lsdException w:name="Medium Grid 3 Accent 2" w:semiHidden="0" w:uiPriority="69" w:unhideWhenUsed="0"/>
-    <w:lsdException w:name="Dark List Accent 2" w:semiHidden="0" w:uiPriority="70" w:unhideWhenUsed="0"/>
-    <w:lsdException w:name="Colorful Shading Accent 2" w:semiHidden="0" w:uiPriority="71" w:unhideWhenUsed="0"/>
-    <w:lsdException w:name="Colorful List Accent 2" w:semiHidden="0" w:uiPriority="72" w:unhideWhenUsed="0"/>
-    <w:lsdException w:name="Colorful Grid Accent 2" w:semiHidden="0" w:uiPriority="73" w:unhideWhenUsed="0"/>
-    <w:lsdException w:name="Light Shading Accent 3" w:semiHidden="0" w:uiPriority="60" w:unhideWhenUsed="0"/>
-    <w:lsdException w:name="Light List Accent 3" w:semiHidden="0" w:uiPriority="61" w:unhideWhenUsed="0"/>
-    <w:lsdException w:name="Light Grid Accent 3" w:semiHidden="0" w:uiPriority="62" w:unhideWhenUsed="0"/>
-    <w:lsdException w:name="Medium Shading 1 Accent 3" w:semiHidden="0" w:uiPriority="63" w:unhideWhenUsed="0"/>
-    <w:lsdException w:name="Medium Shading 2 Accent 3" w:semiHidden="0" w:uiPriority="64" w:unhideWhenUsed="0"/>
-    <w:lsdException w:name="Medium List 1 Accent 3" w:semiHidden="0" w:uiPriority="65" w:unhideWhenUsed="0"/>
-    <w:lsdException w:name="Medium List 2 Accent 3" w:semiHidden="0" w:uiPriority="66" w:unhideWhenUsed="0"/>
-    <w:lsdException w:name="Medium Grid 1 Accent 3" w:semiHidden="0" w:uiPriority="67" w:unhideWhenUsed="0"/>
-    <w:lsdException w:name="Medium Grid 2 Accent 3" w:semiHidden="0" w:uiPriority="68" w:unhideWhenUsed="0"/>
-    <w:lsdException w:name="Medium Grid 3 Accent 3" w:semiHidden="0" w:uiPriority="69" w:unhideWhenUsed="0"/>
-    <w:lsdException w:name="Dark List Accent 3" w:semiHidden="0" w:uiPriority="70" w:unhideWhenUsed="0"/>
-    <w:lsdException w:name="Colorful Shading Accent 3" w:semiHidden="0" w:uiPriority="71" w:unhideWhenUsed="0"/>
-    <w:lsdException w:name="Colorful List Accent 3" w:semiHidden="0" w:uiPriority="72" w:unhideWhenUsed="0"/>
-    <w:lsdException w:name="Colorful Grid Accent 3" w:semiHidden="0" w:uiPriority="73" w:unhideWhenUsed="0"/>
-    <w:lsdException w:name="Light Shading Accent 4" w:semiHidden="0" w:uiPriority="60" w:unhideWhenUsed="0"/>
-    <w:lsdException w:name="Light List Accent 4" w:semiHidden="0" w:uiPriority="61" w:unhideWhenUsed="0"/>
-    <w:lsdException w:name="Light Grid Accent 4" w:semiHidden="0" w:uiPriority="62" w:unhideWhenUsed="0"/>
-    <w:lsdException w:name="Medium Shading 1 Accent 4" w:semiHidden="0" w:uiPriority="63" w:unhideWhenUsed="0"/>
-    <w:lsdException w:name="Medium Shading 2 Accent 4" w:semiHidden="0" w:uiPriority="64" w:unhideWhenUsed="0"/>
-    <w:lsdException w:name="Medium List 1 Accent 4" w:semiHidden="0" w:uiPriority="65" w:unhideWhenUsed="0"/>
-    <w:lsdException w:name="Medium List 2 Accent 4" w:semiHidden="0" w:uiPriority="66" w:unhideWhenUsed="0"/>
-    <w:lsdException w:name="Medium Grid 1 Accent 4" w:semiHidden="0" w:uiPriority="67" w:unhideWhenUsed="0"/>
-    <w:lsdException w:name="Medium Grid 2 Accent 4" w:semiHidden="0" w:uiPriority="68" w:unhideWhenUsed="0"/>
-    <w:lsdException w:name="Medium Grid 3 Accent 4" w:semiHidden="0" w:uiPriority="69" w:unhideWhenUsed="0"/>
-    <w:lsdException w:name="Dark List Accent 4" w:semiHidden="0" w:uiPriority="70" w:unhideWhenUsed="0"/>
-    <w:lsdException w:name="Colorful Shading Accent 4" w:semiHidden="0" w:uiPriority="71" w:unhideWhenUsed="0"/>
-    <w:lsdException w:name="Colorful List Accent 4" w:semiHidden="0" w:uiPriority="72" w:unhideWhenUsed="0"/>
-    <w:lsdException w:name="Colorful Grid Accent 4" w:semiHidden="0" w:uiPriority="73" w:unhideWhenUsed="0"/>
-    <w:lsdException w:name="Light Shading Accent 5" w:semiHidden="0" w:uiPriority="60" w:unhideWhenUsed="0"/>
-    <w:lsdException w:name="Light List Accent 5" w:semiHidden="0" w:uiPriority="61" w:unhideWhenUsed="0"/>
-    <w:lsdException w:name="Light Grid Accent 5" w:semiHidden="0" w:uiPriority="62" w:unhideWhenUsed="0"/>
-    <w:lsdException w:name="Medium Shading 1 Accent 5" w:semiHidden="0" w:uiPriority="63" w:unhideWhenUsed="0"/>
-    <w:lsdException w:name="Medium Shading 2 Accent 5" w:semiHidden="0" w:uiPriority="64" w:unhideWhenUsed="0"/>
-    <w:lsdException w:name="Medium List 1 Accent 5" w:semiHidden="0" w:uiPriority="65" w:unhideWhenUsed="0"/>
-    <w:lsdException w:name="Medium List 2 Accent 5" w:semiHidden="0" w:uiPriority="66" w:unhideWhenUsed="0"/>
-    <w:lsdException w:name="Medium Grid 1 Accent 5" w:semiHidden="0" w:uiPriority="67" w:unhideWhenUsed="0"/>
-    <w:lsdException w:name="Medium Grid 2 Accent 5" w:semiHidden="0" w:uiPriority="68" w:unhideWhenUsed="0"/>
-    <w:lsdException w:name="Medium Grid 3 Accent 5" w:semiHidden="0" w:uiPriority="69" w:unhideWhenUsed="0"/>
-    <w:lsdException w:name="Dark List Accent 5" w:semiHidden="0" w:uiPriority="70" w:unhideWhenUsed="0"/>
-    <w:lsdException w:name="Colorful Shading Accent 5" w:semiHidden="0" w:uiPriority="71" w:unhideWhenUsed="0"/>
-    <w:lsdException w:name="Colorful List Accent 5" w:semiHidden="0" w:uiPriority="72" w:unhideWhenUsed="0"/>
-    <w:lsdException w:name="Colorful Grid Accent 5" w:semiHidden="0" w:uiPriority="73" w:unhideWhenUsed="0"/>
-    <w:lsdException w:name="Light Shading Accent 6" w:semiHidden="0" w:uiPriority="60" w:unhideWhenUsed="0"/>
-    <w:lsdException w:name="Light List Accent 6" w:semiHidden="0" w:uiPriority="61" w:unhideWhenUsed="0"/>
-    <w:lsdException w:name="Light Grid Accent 6" w:semiHidden="0" w:uiPriority="62" w:unhideWhenUsed="0"/>
-    <w:lsdException w:name="Medium Shading 1 Accent 6" w:semiHidden="0" w:uiPriority="63" w:unhideWhenUsed="0"/>
-    <w:lsdException w:name="Medium Shading 2 Accent 6" w:semiHidden="0" w:uiPriority="64" w:unhideWhenUsed="0"/>
-    <w:lsdException w:name="Medium List 1 Accent 6" w:semiHidden="0" w:uiPriority="65" w:unhideWhenUsed="0"/>
-    <w:lsdException w:name="Medium List 2 Accent 6" w:semiHidden="0" w:uiPriority="66" w:unhideWhenUsed="0"/>
-    <w:lsdException w:name="Medium Grid 1 Accent 6" w:semiHidden="0" w:uiPriority="67" w:unhideWhenUsed="0"/>
-    <w:lsdException w:name="Medium Grid 2 Accent 6" w:semiHidden="0" w:uiPriority="68" w:unhideWhenUsed="0"/>
-    <w:lsdException w:name="Medium Grid 3 Accent 6" w:semiHidden="0" w:uiPriority="69" w:unhideWhenUsed="0"/>
-    <w:lsdException w:name="Dark List Accent 6" w:semiHidden="0" w:uiPriority="70" w:unhideWhenUsed="0"/>
-    <w:lsdException w:name="Colorful Shading Accent 6" w:semiHidden="0" w:uiPriority="71" w:unhideWhenUsed="0"/>
-    <w:lsdException w:name="Colorful List Accent 6" w:semiHidden="0" w:uiPriority="72" w:unhideWhenUsed="0"/>
-    <w:lsdException w:name="Colorful Grid Accent 6" w:semiHidden="0" w:uiPriority="73" w:unhideWhenUsed="0"/>
-    <w:lsdException w:name="Subtle Emphasis" w:semiHidden="0" w:uiPriority="19" w:unhideWhenUsed="0" w:qFormat="1"/>
-    <w:lsdException w:name="Intense Emphasis" w:semiHidden="0" w:uiPriority="21" w:unhideWhenUsed="0" w:qFormat="1"/>
-    <w:lsdException w:name="Subtle Reference" w:semiHidden="0" w:uiPriority="31" w:unhideWhenUsed="0" w:qFormat="1"/>
-    <w:lsdException w:name="Intense Reference" w:semiHidden="0" w:uiPriority="32" w:unhideWhenUsed="0" w:qFormat="1"/>
-    <w:lsdException w:name="Book Title" w:semiHidden="0" w:uiPriority="33" w:unhideWhenUsed="0" w:qFormat="1"/>
-    <w:lsdException w:name="Bibliography" w:uiPriority="37"/>
-    <w:lsdException w:name="TOC Heading" w:uiPriority="39" w:qFormat="1"/>
+    <w:lsdException w:name="Table Theme" w:semiHidden="1" w:unhideWhenUsed="1"/>
+    <w:lsdException w:name="Placeholder Text" w:semiHidden="1"/>
+    <w:lsdException w:name="No Spacing" w:uiPriority="1" w:qFormat="1"/>
+    <w:lsdException w:name="Light Shading" w:uiPriority="60"/>
+    <w:lsdException w:name="Light List" w:uiPriority="61"/>
+    <w:lsdException w:name="Light Grid" w:uiPriority="62"/>
+    <w:lsdException w:name="Medium Shading 1" w:uiPriority="63"/>
+    <w:lsdException w:name="Medium Shading 2" w:uiPriority="64"/>
+    <w:lsdException w:name="Medium List 1" w:uiPriority="65"/>
+    <w:lsdException w:name="Medium List 2" w:uiPriority="66"/>
+    <w:lsdException w:name="Medium Grid 1" w:uiPriority="67"/>
+    <w:lsdException w:name="Medium Grid 2" w:uiPriority="68"/>
+    <w:lsdException w:name="Medium Grid 3" w:uiPriority="69"/>
+    <w:lsdException w:name="Dark List" w:uiPriority="70"/>
+    <w:lsdException w:name="Colorful Shading" w:uiPriority="71"/>
+    <w:lsdException w:name="Colorful List" w:uiPriority="72"/>
+    <w:lsdException w:name="Colorful Grid" w:uiPriority="73"/>
+    <w:lsdException w:name="Light Shading Accent 1" w:uiPriority="60"/>
+    <w:lsdException w:name="Light List Accent 1" w:uiPriority="61"/>
+    <w:lsdException w:name="Light Grid Accent 1" w:uiPriority="62"/>
+    <w:lsdException w:name="Medium Shading 1 Accent 1" w:uiPriority="63"/>
+    <w:lsdException w:name="Medium Shading 2 Accent 1" w:uiPriority="64"/>
+    <w:lsdException w:name="Medium List 1 Accent 1" w:uiPriority="65"/>
+    <w:lsdException w:name="Revision" w:semiHidden="1"/>
+    <w:lsdException w:name="List Paragraph" w:uiPriority="34" w:qFormat="1"/>
+    <w:lsdException w:name="Quote" w:uiPriority="29" w:qFormat="1"/>
+    <w:lsdException w:name="Intense Quote" w:uiPriority="30" w:qFormat="1"/>
+    <w:lsdException w:name="Medium List 2 Accent 1" w:uiPriority="66"/>
+    <w:lsdException w:name="Medium Grid 1 Accent 1" w:uiPriority="67"/>
+    <w:lsdException w:name="Medium Grid 2 Accent 1" w:uiPriority="68"/>
+    <w:lsdException w:name="Medium Grid 3 Accent 1" w:uiPriority="69"/>
+    <w:lsdException w:name="Dark List Accent 1" w:uiPriority="70"/>
+    <w:lsdException w:name="Colorful Shading Accent 1" w:uiPriority="71"/>
+    <w:lsdException w:name="Colorful List Accent 1" w:uiPriority="72"/>
+    <w:lsdException w:name="Colorful Grid Accent 1" w:uiPriority="73"/>
+    <w:lsdException w:name="Light Shading Accent 2" w:uiPriority="60"/>
+    <w:lsdException w:name="Light List Accent 2" w:uiPriority="61"/>
+    <w:lsdException w:name="Light Grid Accent 2" w:uiPriority="62"/>
+    <w:lsdException w:name="Medium Shading 1 Accent 2" w:uiPriority="63"/>
+    <w:lsdException w:name="Medium Shading 2 Accent 2" w:uiPriority="64"/>
+    <w:lsdException w:name="Medium List 1 Accent 2" w:uiPriority="65"/>
+    <w:lsdException w:name="Medium List 2 Accent 2" w:uiPriority="66"/>
+    <w:lsdException w:name="Medium Grid 1 Accent 2" w:uiPriority="67"/>
+    <w:lsdException w:name="Medium Grid 2 Accent 2" w:uiPriority="68"/>
+    <w:lsdException w:name="Medium Grid 3 Accent 2" w:uiPriority="69"/>
+    <w:lsdException w:name="Dark List Accent 2" w:uiPriority="70"/>
+    <w:lsdException w:name="Colorful Shading Accent 2" w:uiPriority="71"/>
+    <w:lsdException w:name="Colorful List Accent 2" w:uiPriority="72"/>
+    <w:lsdException w:name="Colorful Grid Accent 2" w:uiPriority="73"/>
+    <w:lsdException w:name="Light Shading Accent 3" w:uiPriority="60"/>
+    <w:lsdException w:name="Light List Accent 3" w:uiPriority="61"/>
+    <w:lsdException w:name="Light Grid Accent 3" w:uiPriority="62"/>
+    <w:lsdException w:name="Medium Shading 1 Accent 3" w:uiPriority="63"/>
+    <w:lsdException w:name="Medium Shading 2 Accent 3" w:uiPriority="64"/>
+    <w:lsdException w:name="Medium List 1 Accent 3" w:uiPriority="65"/>
+    <w:lsdException w:name="Medium List 2 Accent 3" w:uiPriority="66"/>
+    <w:lsdException w:name="Medium Grid 1 Accent 3" w:uiPriority="67"/>
+    <w:lsdException w:name="Medium Grid 2 Accent 3" w:uiPriority="68"/>
+    <w:lsdException w:name="Medium Grid 3 Accent 3" w:uiPriority="69"/>
+    <w:lsdException w:name="Dark List Accent 3" w:uiPriority="70"/>
+    <w:lsdException w:name="Colorful Shading Accent 3" w:uiPriority="71"/>
+    <w:lsdException w:name="Colorful List Accent 3" w:uiPriority="72"/>
+    <w:lsdException w:name="Colorful Grid Accent 3" w:uiPriority="73"/>
+    <w:lsdException w:name="Light Shading Accent 4" w:uiPriority="60"/>
+    <w:lsdException w:name="Light List Accent 4" w:uiPriority="61"/>
+    <w:lsdException w:name="Light Grid Accent 4" w:uiPriority="62"/>
+    <w:lsdException w:name="Medium Shading 1 Accent 4" w:uiPriority="63"/>
+    <w:lsdException w:name="Medium Shading 2 Accent 4" w:uiPriority="64"/>
+    <w:lsdException w:name="Medium List 1 Accent 4" w:uiPriority="65"/>
+    <w:lsdException w:name="Medium List 2 Accent 4" w:uiPriority="66"/>
+    <w:lsdException w:name="Medium Grid 1 Accent 4" w:uiPriority="67"/>
+    <w:lsdException w:name="Medium Grid 2 Accent 4" w:uiPriority="68"/>
+    <w:lsdException w:name="Medium Grid 3 Accent 4" w:uiPriority="69"/>
+    <w:lsdException w:name="Dark List Accent 4" w:uiPriority="70"/>
+    <w:lsdException w:name="Colorful Shading Accent 4" w:uiPriority="71"/>
+    <w:lsdException w:name="Colorful List Accent 4" w:uiPriority="72"/>
+    <w:lsdException w:name="Colorful Grid Accent 4" w:uiPriority="73"/>
+    <w:lsdException w:name="Light Shading Accent 5" w:uiPriority="60"/>
+    <w:lsdException w:name="Light List Accent 5" w:uiPriority="61"/>
+    <w:lsdException w:name="Light Grid Accent 5" w:uiPriority="62"/>
+    <w:lsdException w:name="Medium Shading 1 Accent 5" w:uiPriority="63"/>
+    <w:lsdException w:name="Medium Shading 2 Accent 5" w:uiPriority="64"/>
+    <w:lsdException w:name="Medium List 1 Accent 5" w:uiPriority="65"/>
+    <w:lsdException w:name="Medium List 2 Accent 5" w:uiPriority="66"/>
+    <w:lsdException w:name="Medium Grid 1 Accent 5" w:uiPriority="67"/>
+    <w:lsdException w:name="Medium Grid 2 Accent 5" w:uiPriority="68"/>
+    <w:lsdException w:name="Medium Grid 3 Accent 5" w:uiPriority="69"/>
+    <w:lsdException w:name="Dark List Accent 5" w:uiPriority="70"/>
+    <w:lsdException w:name="Colorful Shading Accent 5" w:uiPriority="71"/>
+    <w:lsdException w:name="Colorful List Accent 5" w:uiPriority="72"/>
+    <w:lsdException w:name="Colorful Grid Accent 5" w:uiPriority="73"/>
+    <w:lsdException w:name="Light Shading Accent 6" w:uiPriority="60"/>
+    <w:lsdException w:name="Light List Accent 6" w:uiPriority="61"/>
+    <w:lsdException w:name="Light Grid Accent 6" w:uiPriority="62"/>
+    <w:lsdException w:name="Medium Shading 1 Accent 6" w:uiPriority="63"/>
+    <w:lsdException w:name="Medium Shading 2 Accent 6" w:uiPriority="64"/>
+    <w:lsdException w:name="Medium List 1 Accent 6" w:uiPriority="65"/>
+    <w:lsdException w:name="Medium List 2 Accent 6" w:uiPriority="66"/>
+    <w:lsdException w:name="Medium Grid 1 Accent 6" w:uiPriority="67"/>
+    <w:lsdException w:name="Medium Grid 2 Accent 6" w:uiPriority="68"/>
+    <w:lsdException w:name="Medium Grid 3 Accent 6" w:uiPriority="69"/>
+    <w:lsdException w:name="Dark List Accent 6" w:uiPriority="70"/>
+    <w:lsdException w:name="Colorful Shading Accent 6" w:uiPriority="71"/>
+    <w:lsdException w:name="Colorful List Accent 6" w:uiPriority="72"/>
+    <w:lsdException w:name="Colorful Grid Accent 6" w:uiPriority="73"/>
+    <w:lsdException w:name="Subtle Emphasis" w:uiPriority="19" w:qFormat="1"/>
+    <w:lsdException w:name="Intense Emphasis" w:uiPriority="21" w:qFormat="1"/>
+    <w:lsdException w:name="Subtle Reference" w:uiPriority="31" w:qFormat="1"/>
+    <w:lsdException w:name="Intense Reference" w:uiPriority="32" w:qFormat="1"/>
+    <w:lsdException w:name="Book Title" w:uiPriority="33" w:qFormat="1"/>
+    <w:lsdException w:name="Bibliography" w:semiHidden="1" w:uiPriority="37" w:unhideWhenUsed="1"/>
+    <w:lsdException w:name="TOC Heading" w:semiHidden="1" w:uiPriority="39" w:unhideWhenUsed="1" w:qFormat="1"/>
+    <w:lsdException w:name="Plain Table 1" w:uiPriority="41"/>
+    <w:lsdException w:name="Plain Table 2" w:uiPriority="42"/>
+    <w:lsdException w:name="Plain Table 3" w:uiPriority="43"/>
+    <w:lsdException w:name="Plain Table 4" w:uiPriority="44"/>
+    <w:lsdException w:name="Plain Table 5" w:uiPriority="45"/>
+    <w:lsdException w:name="Grid Table Light" w:uiPriority="40"/>
+    <w:lsdException w:name="Grid Table 1 Light" w:uiPriority="46"/>
+    <w:lsdException w:name="Grid Table 2" w:uiPriority="47"/>
+    <w:lsdException w:name="Grid Table 3" w:uiPriority="48"/>
+    <w:lsdException w:name="Grid Table 4" w:uiPriority="49"/>
+    <w:lsdException w:name="Grid Table 5 Dark" w:uiPriority="50"/>
+    <w:lsdException w:name="Grid Table 6 Colorful" w:uiPriority="51"/>
+    <w:lsdException w:name="Grid Table 7 Colorful" w:uiPriority="52"/>
+    <w:lsdException w:name="Grid Table 1 Light Accent 1" w:uiPriority="46"/>
+    <w:lsdException w:name="Grid Table 2 Accent 1" w:uiPriority="47"/>
+    <w:lsdException w:name="Grid Table 3 Accent 1" w:uiPriority="48"/>
+    <w:lsdException w:name="Grid Table 4 Accent 1" w:uiPriority="49"/>
+    <w:lsdException w:name="Grid Table 5 Dark Accent 1" w:uiPriority="50"/>
+    <w:lsdException w:name="Grid Table 6 Colorful Accent 1" w:uiPriority="51"/>
+    <w:lsdException w:name="Grid Table 7 Colorful Accent 1" w:uiPriority="52"/>
+    <w:lsdException w:name="Grid Table 1 Light Accent 2" w:uiPriority="46"/>
+    <w:lsdException w:name="Grid Table 2 Accent 2" w:uiPriority="47"/>
+    <w:lsdException w:name="Grid Table 3 Accent 2" w:uiPriority="48"/>
+    <w:lsdException w:name="Grid Table 4 Accent 2" w:uiPriority="49"/>
+    <w:lsdException w:name="Grid Table 5 Dark Accent 2" w:uiPriority="50"/>
+    <w:lsdException w:name="Grid Table 6 Colorful Accent 2" w:uiPriority="51"/>
+    <w:lsdException w:name="Grid Table 7 Colorful Accent 2" w:uiPriority="52"/>
+    <w:lsdException w:name="Grid Table 1 Light Accent 3" w:uiPriority="46"/>
+    <w:lsdException w:name="Grid Table 2 Accent 3" w:uiPriority="47"/>
+    <w:lsdException w:name="Grid Table 3 Accent 3" w:uiPriority="48"/>
+    <w:lsdException w:name="Grid Table 4 Accent 3" w:uiPriority="49"/>
+    <w:lsdException w:name="Grid Table 5 Dark Accent 3" w:uiPriority="50"/>
+    <w:lsdException w:name="Grid Table 6 Colorful Accent 3" w:uiPriority="51"/>
+    <w:lsdException w:name="Grid Table 7 Colorful Accent 3" w:uiPriority="52"/>
+    <w:lsdException w:name="Grid Table 1 Light Accent 4" w:uiPriority="46"/>
+    <w:lsdException w:name="Grid Table 2 Accent 4" w:uiPriority="47"/>
+    <w:lsdException w:name="Grid Table 3 Accent 4" w:uiPriority="48"/>
+    <w:lsdException w:name="Grid Table 4 Accent 4" w:uiPriority="49"/>
+    <w:lsdException w:name="Grid Table 5 Dark Accent 4" w:uiPriority="50"/>
+    <w:lsdException w:name="Grid Table 6 Colorful Accent 4" w:uiPriority="51"/>
+    <w:lsdException w:name="Grid Table 7 Colorful Accent 4" w:uiPriority="52"/>
+    <w:lsdException w:name="Grid Table 1 Light Accent 5" w:uiPriority="46"/>
+    <w:lsdException w:name="Grid Table 2 Accent 5" w:uiPriority="47"/>
+    <w:lsdException w:name="Grid Table 3 Accent 5" w:uiPriority="48"/>
+    <w:lsdException w:name="Grid Table 4 Accent 5" w:uiPriority="49"/>
+    <w:lsdException w:name="Grid Table 5 Dark Accent 5" w:uiPriority="50"/>
+    <w:lsdException w:name="Grid Table 6 Colorful Accent 5" w:uiPriority="51"/>
+    <w:lsdException w:name="Grid Table 7 Colorful Accent 5" w:uiPriority="52"/>
+    <w:lsdException w:name="Grid Table 1 Light Accent 6" w:uiPriority="46"/>
+    <w:lsdException w:name="Grid Table 2 Accent 6" w:uiPriority="47"/>
+    <w:lsdException w:name="Grid Table 3 Accent 6" w:uiPriority="48"/>
+    <w:lsdException w:name="Grid Table 4 Accent 6" w:uiPriority="49"/>
+    <w:lsdException w:name="Grid Table 5 Dark Accent 6" w:uiPriority="50"/>
+    <w:lsdException w:name="Grid Table 6 Colorful Accent 6" w:uiPriority="51"/>
+    <w:lsdException w:name="Grid Table 7 Colorful Accent 6" w:uiPriority="52"/>
+    <w:lsdException w:name="List Table 1 Light" w:uiPriority="46"/>
+    <w:lsdException w:name="List Table 2" w:uiPriority="47"/>
+    <w:lsdException w:name="List Table 3" w:uiPriority="48"/>
+    <w:lsdException w:name="List Table 4" w:uiPriority="49"/>
+    <w:lsdException w:name="List Table 5 Dark" w:uiPriority="50"/>
+    <w:lsdException w:name="List Table 6 Colorful" w:uiPriority="51"/>
+    <w:lsdException w:name="List Table 7 Colorful" w:uiPriority="52"/>
+    <w:lsdException w:name="List Table 1 Light Accent 1" w:uiPriority="46"/>
+    <w:lsdException w:name="List Table 2 Accent 1" w:uiPriority="47"/>
+    <w:lsdException w:name="List Table 3 Accent 1" w:uiPriority="48"/>
+    <w:lsdException w:name="List Table 4 Accent 1" w:uiPriority="49"/>
+    <w:lsdException w:name="List Table 5 Dark Accent 1" w:uiPriority="50"/>
+    <w:lsdException w:name="List Table 6 Colorful Accent 1" w:uiPriority="51"/>
+    <w:lsdException w:name="List Table 7 Colorful Accent 1" w:uiPriority="52"/>
+    <w:lsdException w:name="List Table 1 Light Accent 2" w:uiPriority="46"/>
+    <w:lsdException w:name="List Table 2 Accent 2" w:uiPriority="47"/>
+    <w:lsdException w:name="List Table 3 Accent 2" w:uiPriority="48"/>
+    <w:lsdException w:name="List Table 4 Accent 2" w:uiPriority="49"/>
+    <w:lsdException w:name="List Table 5 Dark Accent 2" w:uiPriority="50"/>
+    <w:lsdException w:name="List Table 6 Colorful Accent 2" w:uiPriority="51"/>
+    <w:lsdException w:name="List Table 7 Colorful Accent 2" w:uiPriority="52"/>
+    <w:lsdException w:name="List Table 1 Light Accent 3" w:uiPriority="46"/>
+    <w:lsdException w:name="List Table 2 Accent 3" w:uiPriority="47"/>
+    <w:lsdException w:name="List Table 3 Accent 3" w:uiPriority="48"/>
+    <w:lsdException w:name="List Table 4 Accent 3" w:uiPriority="49"/>
+    <w:lsdException w:name="List Table 5 Dark Accent 3" w:uiPriority="50"/>
+    <w:lsdException w:name="List Table 6 Colorful Accent 3" w:uiPriority="51"/>
+    <w:lsdException w:name="List Table 7 Colorful Accent 3" w:uiPriority="52"/>
+    <w:lsdException w:name="List Table 1 Light Accent 4" w:uiPriority="46"/>
+    <w:lsdException w:name="List Table 2 Accent 4" w:uiPriority="47"/>
+    <w:lsdException w:name="List Table 3 Accent 4" w:uiPriority="48"/>
+    <w:lsdException w:name="List Table 4 Accent 4" w:uiPriority="49"/>
+    <w:lsdException w:name="List Table 5 Dark Accent 4" w:uiPriority="50"/>
+    <w:lsdException w:name="List Table 6 Colorful Accent 4" w:uiPriority="51"/>
+    <w:lsdException w:name="List Table 7 Colorful Accent 4" w:uiPriority="52"/>
+    <w:lsdException w:name="List Table 1 Light Accent 5" w:uiPriority="46"/>
+    <w:lsdException w:name="List Table 2 Accent 5" w:uiPriority="47"/>
+    <w:lsdException w:name="List Table 3 Accent 5" w:uiPriority="48"/>
+    <w:lsdException w:name="List Table 4 Accent 5" w:uiPriority="49"/>
+    <w:lsdException w:name="List Table 5 Dark Accent 5" w:uiPriority="50"/>
+    <w:lsdException w:name="List Table 6 Colorful Accent 5" w:uiPriority="51"/>
+    <w:lsdException w:name="List Table 7 Colorful Accent 5" w:uiPriority="52"/>
+    <w:lsdException w:name="List Table 1 Light Accent 6" w:uiPriority="46"/>
+    <w:lsdException w:name="List Table 2 Accent 6" w:uiPriority="47"/>
+    <w:lsdException w:name="List Table 3 Accent 6" w:uiPriority="48"/>
+    <w:lsdException w:name="List Table 4 Accent 6" w:uiPriority="49"/>
+    <w:lsdException w:name="List Table 5 Dark Accent 6" w:uiPriority="50"/>
+    <w:lsdException w:name="List Table 6 Colorful Accent 6" w:uiPriority="51"/>
+    <w:lsdException w:name="List Table 7 Colorful Accent 6" w:uiPriority="52"/>
+    <w:lsdException w:name="Mention" w:semiHidden="1" w:unhideWhenUsed="1"/>
+    <w:lsdException w:name="Smart Hyperlink" w:semiHidden="1" w:unhideWhenUsed="1"/>
+    <w:lsdException w:name="Hashtag" w:semiHidden="1" w:unhideWhenUsed="1"/>
+    <w:lsdException w:name="Unresolved Mention" w:semiHidden="1" w:unhideWhenUsed="1"/>
+    <w:lsdException w:name="Smart Link" w:semiHidden="1" w:unhideWhenUsed="1"/>
   </w:latentStyles>
   <w:style w:type="paragraph" w:default="1" w:styleId="Normal">
     <w:name w:val="Normal"/>
@@ -4709,6 +6260,7 @@
   <w:style w:type="character" w:default="1" w:styleId="DefaultParagraphFont">
     <w:name w:val="Default Paragraph Font"/>
     <w:uiPriority w:val="1"/>
+    <w:semiHidden/>
     <w:unhideWhenUsed/>
   </w:style>
   <w:style w:type="table" w:default="1" w:styleId="TableNormal">
@@ -4744,7 +6296,6 @@
       <w:rFonts w:eastAsia="Batang"/>
     </w:rPr>
     <w:tblPr>
-      <w:tblInd w:w="0" w:type="dxa"/>
       <w:tblBorders>
         <w:top w:val="single" w:sz="4" w:space="0" w:color="000000" w:themeColor="text1"/>
         <w:left w:val="single" w:sz="4" w:space="0" w:color="000000" w:themeColor="text1"/>
@@ -4753,278 +6304,6 @@
         <w:insideH w:val="single" w:sz="4" w:space="0" w:color="000000" w:themeColor="text1"/>
         <w:insideV w:val="single" w:sz="4" w:space="0" w:color="000000" w:themeColor="text1"/>
       </w:tblBorders>
-      <w:tblCellMar>
-        <w:top w:w="0" w:type="dxa"/>
-        <w:left w:w="108" w:type="dxa"/>
-        <w:bottom w:w="0" w:type="dxa"/>
-        <w:right w:w="108" w:type="dxa"/>
-      </w:tblCellMar>
-    </w:tblPr>
-  </w:style>
-  <w:style w:type="paragraph" w:styleId="BalloonText">
-    <w:name w:val="Balloon Text"/>
-    <w:basedOn w:val="Normal"/>
-    <w:link w:val="BalloonTextChar"/>
-    <w:uiPriority w:val="99"/>
-    <w:semiHidden/>
-    <w:unhideWhenUsed/>
-    <w:rsid w:val="00454183"/>
-    <w:pPr>
-      <w:spacing w:after="0" w:line="240" w:lineRule="auto"/>
-    </w:pPr>
-    <w:rPr>
-      <w:rFonts w:ascii="Tahoma" w:hAnsi="Tahoma" w:cs="Tahoma"/>
-      <w:sz w:val="16"/>
-      <w:szCs w:val="16"/>
-    </w:rPr>
-  </w:style>
-  <w:style w:type="character" w:customStyle="1" w:styleId="BalloonTextChar">
-    <w:name w:val="Balloon Text Char"/>
-    <w:basedOn w:val="DefaultParagraphFont"/>
-    <w:link w:val="BalloonText"/>
-    <w:uiPriority w:val="99"/>
-    <w:semiHidden/>
-    <w:rsid w:val="00454183"/>
-    <w:rPr>
-      <w:rFonts w:ascii="Tahoma" w:eastAsia="Batang" w:hAnsi="Tahoma" w:cs="Tahoma"/>
-      <w:sz w:val="16"/>
-      <w:szCs w:val="16"/>
-    </w:rPr>
-  </w:style>
-  <w:style w:type="paragraph" w:styleId="ListParagraph">
-    <w:name w:val="List Paragraph"/>
-    <w:basedOn w:val="Normal"/>
-    <w:uiPriority w:val="34"/>
-    <w:qFormat/>
-    <w:rsid w:val="00E473EA"/>
-    <w:pPr>
-      <w:ind w:left="720"/>
-      <w:contextualSpacing/>
-    </w:pPr>
-  </w:style>
-</w:styles>
-</file>
-
-<file path=word/stylesWithEffects.xml><?xml version="1.0" encoding="utf-8"?>
-<w:styles xmlns:wpc="http://schemas.microsoft.com/office/word/2010/wordprocessingCanvas" xmlns:mc="http://schemas.openxmlformats.org/markup-compatibility/2006" xmlns:o="urn:schemas-microsoft-com:office:office" xmlns:r="http://schemas.openxmlformats.org/officeDocument/2006/relationships" xmlns:m="http://schemas.openxmlformats.org/officeDocument/2006/math" xmlns:v="urn:schemas-microsoft-com:vml" xmlns:wp14="http://schemas.microsoft.com/office/word/2010/wordprocessingDrawing" xmlns:wp="http://schemas.openxmlformats.org/drawingml/2006/wordprocessingDrawing" xmlns:w10="urn:schemas-microsoft-com:office:word" xmlns:w="http://schemas.openxmlformats.org/wordprocessingml/2006/main" xmlns:w14="http://schemas.microsoft.com/office/word/2010/wordml" xmlns:wpg="http://schemas.microsoft.com/office/word/2010/wordprocessingGroup" xmlns:wpi="http://schemas.microsoft.com/office/word/2010/wordprocessingInk" xmlns:wne="http://schemas.microsoft.com/office/word/2006/wordml" xmlns:wps="http://schemas.microsoft.com/office/word/2010/wordprocessingShape" mc:Ignorable="w14 wp14">
-  <w:docDefaults>
-    <w:rPrDefault>
-      <w:rPr>
-        <w:rFonts w:asciiTheme="minorHAnsi" w:eastAsiaTheme="minorHAnsi" w:hAnsiTheme="minorHAnsi" w:cstheme="minorBidi"/>
-        <w:sz w:val="22"/>
-        <w:szCs w:val="22"/>
-        <w:lang w:val="en-US" w:eastAsia="en-US" w:bidi="ar-SA"/>
-      </w:rPr>
-    </w:rPrDefault>
-    <w:pPrDefault>
-      <w:pPr>
-        <w:spacing w:after="160" w:line="259" w:lineRule="auto"/>
-      </w:pPr>
-    </w:pPrDefault>
-  </w:docDefaults>
-  <w:latentStyles w:defLockedState="0" w:defUIPriority="99" w:defSemiHidden="1" w:defUnhideWhenUsed="1" w:defQFormat="0" w:count="267">
-    <w:lsdException w:name="Normal" w:semiHidden="0" w:uiPriority="0" w:unhideWhenUsed="0" w:qFormat="1"/>
-    <w:lsdException w:name="heading 1" w:semiHidden="0" w:uiPriority="9" w:unhideWhenUsed="0" w:qFormat="1"/>
-    <w:lsdException w:name="heading 2" w:uiPriority="9" w:qFormat="1"/>
-    <w:lsdException w:name="heading 3" w:uiPriority="9" w:qFormat="1"/>
-    <w:lsdException w:name="heading 4" w:uiPriority="9" w:qFormat="1"/>
-    <w:lsdException w:name="heading 5" w:uiPriority="9" w:qFormat="1"/>
-    <w:lsdException w:name="heading 6" w:uiPriority="9" w:qFormat="1"/>
-    <w:lsdException w:name="heading 7" w:uiPriority="9" w:qFormat="1"/>
-    <w:lsdException w:name="heading 8" w:uiPriority="9" w:qFormat="1"/>
-    <w:lsdException w:name="heading 9" w:uiPriority="9" w:qFormat="1"/>
-    <w:lsdException w:name="toc 1" w:uiPriority="39"/>
-    <w:lsdException w:name="toc 2" w:uiPriority="39"/>
-    <w:lsdException w:name="toc 3" w:uiPriority="39"/>
-    <w:lsdException w:name="toc 4" w:uiPriority="39"/>
-    <w:lsdException w:name="toc 5" w:uiPriority="39"/>
-    <w:lsdException w:name="toc 6" w:uiPriority="39"/>
-    <w:lsdException w:name="toc 7" w:uiPriority="39"/>
-    <w:lsdException w:name="toc 8" w:uiPriority="39"/>
-    <w:lsdException w:name="toc 9" w:uiPriority="39"/>
-    <w:lsdException w:name="caption" w:uiPriority="35" w:qFormat="1"/>
-    <w:lsdException w:name="Title" w:semiHidden="0" w:uiPriority="10" w:unhideWhenUsed="0" w:qFormat="1"/>
-    <w:lsdException w:name="Default Paragraph Font" w:uiPriority="1"/>
-    <w:lsdException w:name="Subtitle" w:semiHidden="0" w:uiPriority="11" w:unhideWhenUsed="0" w:qFormat="1"/>
-    <w:lsdException w:name="Strong" w:semiHidden="0" w:uiPriority="22" w:unhideWhenUsed="0" w:qFormat="1"/>
-    <w:lsdException w:name="Emphasis" w:semiHidden="0" w:uiPriority="20" w:unhideWhenUsed="0" w:qFormat="1"/>
-    <w:lsdException w:name="Table Grid" w:uiPriority="59"/>
-    <w:lsdException w:name="Placeholder Text" w:unhideWhenUsed="0"/>
-    <w:lsdException w:name="No Spacing" w:semiHidden="0" w:uiPriority="1" w:unhideWhenUsed="0" w:qFormat="1"/>
-    <w:lsdException w:name="Light Shading" w:semiHidden="0" w:uiPriority="60" w:unhideWhenUsed="0"/>
-    <w:lsdException w:name="Light List" w:semiHidden="0" w:uiPriority="61" w:unhideWhenUsed="0"/>
-    <w:lsdException w:name="Light Grid" w:semiHidden="0" w:uiPriority="62" w:unhideWhenUsed="0"/>
-    <w:lsdException w:name="Medium Shading 1" w:semiHidden="0" w:uiPriority="63" w:unhideWhenUsed="0"/>
-    <w:lsdException w:name="Medium Shading 2" w:semiHidden="0" w:uiPriority="64" w:unhideWhenUsed="0"/>
-    <w:lsdException w:name="Medium List 1" w:semiHidden="0" w:uiPriority="65" w:unhideWhenUsed="0"/>
-    <w:lsdException w:name="Medium List 2" w:semiHidden="0" w:uiPriority="66" w:unhideWhenUsed="0"/>
-    <w:lsdException w:name="Medium Grid 1" w:semiHidden="0" w:uiPriority="67" w:unhideWhenUsed="0"/>
-    <w:lsdException w:name="Medium Grid 2" w:semiHidden="0" w:uiPriority="68" w:unhideWhenUsed="0"/>
-    <w:lsdException w:name="Medium Grid 3" w:semiHidden="0" w:uiPriority="69" w:unhideWhenUsed="0"/>
-    <w:lsdException w:name="Dark List" w:semiHidden="0" w:uiPriority="70" w:unhideWhenUsed="0"/>
-    <w:lsdException w:name="Colorful Shading" w:semiHidden="0" w:uiPriority="71" w:unhideWhenUsed="0"/>
-    <w:lsdException w:name="Colorful List" w:semiHidden="0" w:uiPriority="72" w:unhideWhenUsed="0"/>
-    <w:lsdException w:name="Colorful Grid" w:semiHidden="0" w:uiPriority="73" w:unhideWhenUsed="0"/>
-    <w:lsdException w:name="Light Shading Accent 1" w:semiHidden="0" w:uiPriority="60" w:unhideWhenUsed="0"/>
-    <w:lsdException w:name="Light List Accent 1" w:semiHidden="0" w:uiPriority="61" w:unhideWhenUsed="0"/>
-    <w:lsdException w:name="Light Grid Accent 1" w:semiHidden="0" w:uiPriority="62" w:unhideWhenUsed="0"/>
-    <w:lsdException w:name="Medium Shading 1 Accent 1" w:semiHidden="0" w:uiPriority="63" w:unhideWhenUsed="0"/>
-    <w:lsdException w:name="Medium Shading 2 Accent 1" w:semiHidden="0" w:uiPriority="64" w:unhideWhenUsed="0"/>
-    <w:lsdException w:name="Medium List 1 Accent 1" w:semiHidden="0" w:uiPriority="65" w:unhideWhenUsed="0"/>
-    <w:lsdException w:name="Revision" w:unhideWhenUsed="0"/>
-    <w:lsdException w:name="List Paragraph" w:semiHidden="0" w:uiPriority="34" w:unhideWhenUsed="0" w:qFormat="1"/>
-    <w:lsdException w:name="Quote" w:semiHidden="0" w:uiPriority="29" w:unhideWhenUsed="0" w:qFormat="1"/>
-    <w:lsdException w:name="Intense Quote" w:semiHidden="0" w:uiPriority="30" w:unhideWhenUsed="0" w:qFormat="1"/>
-    <w:lsdException w:name="Medium List 2 Accent 1" w:semiHidden="0" w:uiPriority="66" w:unhideWhenUsed="0"/>
-    <w:lsdException w:name="Medium Grid 1 Accent 1" w:semiHidden="0" w:uiPriority="67" w:unhideWhenUsed="0"/>
-    <w:lsdException w:name="Medium Grid 2 Accent 1" w:semiHidden="0" w:uiPriority="68" w:unhideWhenUsed="0"/>
-    <w:lsdException w:name="Medium Grid 3 Accent 1" w:semiHidden="0" w:uiPriority="69" w:unhideWhenUsed="0"/>
-    <w:lsdException w:name="Dark List Accent 1" w:semiHidden="0" w:uiPriority="70" w:unhideWhenUsed="0"/>
-    <w:lsdException w:name="Colorful Shading Accent 1" w:semiHidden="0" w:uiPriority="71" w:unhideWhenUsed="0"/>
-    <w:lsdException w:name="Colorful List Accent 1" w:semiHidden="0" w:uiPriority="72" w:unhideWhenUsed="0"/>
-    <w:lsdException w:name="Colorful Grid Accent 1" w:semiHidden="0" w:uiPriority="73" w:unhideWhenUsed="0"/>
-    <w:lsdException w:name="Light Shading Accent 2" w:semiHidden="0" w:uiPriority="60" w:unhideWhenUsed="0"/>
-    <w:lsdException w:name="Light List Accent 2" w:semiHidden="0" w:uiPriority="61" w:unhideWhenUsed="0"/>
-    <w:lsdException w:name="Light Grid Accent 2" w:semiHidden="0" w:uiPriority="62" w:unhideWhenUsed="0"/>
-    <w:lsdException w:name="Medium Shading 1 Accent 2" w:semiHidden="0" w:uiPriority="63" w:unhideWhenUsed="0"/>
-    <w:lsdException w:name="Medium Shading 2 Accent 2" w:semiHidden="0" w:uiPriority="64" w:unhideWhenUsed="0"/>
-    <w:lsdException w:name="Medium List 1 Accent 2" w:semiHidden="0" w:uiPriority="65" w:unhideWhenUsed="0"/>
-    <w:lsdException w:name="Medium List 2 Accent 2" w:semiHidden="0" w:uiPriority="66" w:unhideWhenUsed="0"/>
-    <w:lsdException w:name="Medium Grid 1 Accent 2" w:semiHidden="0" w:uiPriority="67" w:unhideWhenUsed="0"/>
-    <w:lsdException w:name="Medium Grid 2 Accent 2" w:semiHidden="0" w:uiPriority="68" w:unhideWhenUsed="0"/>
-    <w:lsdException w:name="Medium Grid 3 Accent 2" w:semiHidden="0" w:uiPriority="69" w:unhideWhenUsed="0"/>
-    <w:lsdException w:name="Dark List Accent 2" w:semiHidden="0" w:uiPriority="70" w:unhideWhenUsed="0"/>
-    <w:lsdException w:name="Colorful Shading Accent 2" w:semiHidden="0" w:uiPriority="71" w:unhideWhenUsed="0"/>
-    <w:lsdException w:name="Colorful List Accent 2" w:semiHidden="0" w:uiPriority="72" w:unhideWhenUsed="0"/>
-    <w:lsdException w:name="Colorful Grid Accent 2" w:semiHidden="0" w:uiPriority="73" w:unhideWhenUsed="0"/>
-    <w:lsdException w:name="Light Shading Accent 3" w:semiHidden="0" w:uiPriority="60" w:unhideWhenUsed="0"/>
-    <w:lsdException w:name="Light List Accent 3" w:semiHidden="0" w:uiPriority="61" w:unhideWhenUsed="0"/>
-    <w:lsdException w:name="Light Grid Accent 3" w:semiHidden="0" w:uiPriority="62" w:unhideWhenUsed="0"/>
-    <w:lsdException w:name="Medium Shading 1 Accent 3" w:semiHidden="0" w:uiPriority="63" w:unhideWhenUsed="0"/>
-    <w:lsdException w:name="Medium Shading 2 Accent 3" w:semiHidden="0" w:uiPriority="64" w:unhideWhenUsed="0"/>
-    <w:lsdException w:name="Medium List 1 Accent 3" w:semiHidden="0" w:uiPriority="65" w:unhideWhenUsed="0"/>
-    <w:lsdException w:name="Medium List 2 Accent 3" w:semiHidden="0" w:uiPriority="66" w:unhideWhenUsed="0"/>
-    <w:lsdException w:name="Medium Grid 1 Accent 3" w:semiHidden="0" w:uiPriority="67" w:unhideWhenUsed="0"/>
-    <w:lsdException w:name="Medium Grid 2 Accent 3" w:semiHidden="0" w:uiPriority="68" w:unhideWhenUsed="0"/>
-    <w:lsdException w:name="Medium Grid 3 Accent 3" w:semiHidden="0" w:uiPriority="69" w:unhideWhenUsed="0"/>
-    <w:lsdException w:name="Dark List Accent 3" w:semiHidden="0" w:uiPriority="70" w:unhideWhenUsed="0"/>
-    <w:lsdException w:name="Colorful Shading Accent 3" w:semiHidden="0" w:uiPriority="71" w:unhideWhenUsed="0"/>
-    <w:lsdException w:name="Colorful List Accent 3" w:semiHidden="0" w:uiPriority="72" w:unhideWhenUsed="0"/>
-    <w:lsdException w:name="Colorful Grid Accent 3" w:semiHidden="0" w:uiPriority="73" w:unhideWhenUsed="0"/>
-    <w:lsdException w:name="Light Shading Accent 4" w:semiHidden="0" w:uiPriority="60" w:unhideWhenUsed="0"/>
-    <w:lsdException w:name="Light List Accent 4" w:semiHidden="0" w:uiPriority="61" w:unhideWhenUsed="0"/>
-    <w:lsdException w:name="Light Grid Accent 4" w:semiHidden="0" w:uiPriority="62" w:unhideWhenUsed="0"/>
-    <w:lsdException w:name="Medium Shading 1 Accent 4" w:semiHidden="0" w:uiPriority="63" w:unhideWhenUsed="0"/>
-    <w:lsdException w:name="Medium Shading 2 Accent 4" w:semiHidden="0" w:uiPriority="64" w:unhideWhenUsed="0"/>
-    <w:lsdException w:name="Medium List 1 Accent 4" w:semiHidden="0" w:uiPriority="65" w:unhideWhenUsed="0"/>
-    <w:lsdException w:name="Medium List 2 Accent 4" w:semiHidden="0" w:uiPriority="66" w:unhideWhenUsed="0"/>
-    <w:lsdException w:name="Medium Grid 1 Accent 4" w:semiHidden="0" w:uiPriority="67" w:unhideWhenUsed="0"/>
-    <w:lsdException w:name="Medium Grid 2 Accent 4" w:semiHidden="0" w:uiPriority="68" w:unhideWhenUsed="0"/>
-    <w:lsdException w:name="Medium Grid 3 Accent 4" w:semiHidden="0" w:uiPriority="69" w:unhideWhenUsed="0"/>
-    <w:lsdException w:name="Dark List Accent 4" w:semiHidden="0" w:uiPriority="70" w:unhideWhenUsed="0"/>
-    <w:lsdException w:name="Colorful Shading Accent 4" w:semiHidden="0" w:uiPriority="71" w:unhideWhenUsed="0"/>
-    <w:lsdException w:name="Colorful List Accent 4" w:semiHidden="0" w:uiPriority="72" w:unhideWhenUsed="0"/>
-    <w:lsdException w:name="Colorful Grid Accent 4" w:semiHidden="0" w:uiPriority="73" w:unhideWhenUsed="0"/>
-    <w:lsdException w:name="Light Shading Accent 5" w:semiHidden="0" w:uiPriority="60" w:unhideWhenUsed="0"/>
-    <w:lsdException w:name="Light List Accent 5" w:semiHidden="0" w:uiPriority="61" w:unhideWhenUsed="0"/>
-    <w:lsdException w:name="Light Grid Accent 5" w:semiHidden="0" w:uiPriority="62" w:unhideWhenUsed="0"/>
-    <w:lsdException w:name="Medium Shading 1 Accent 5" w:semiHidden="0" w:uiPriority="63" w:unhideWhenUsed="0"/>
-    <w:lsdException w:name="Medium Shading 2 Accent 5" w:semiHidden="0" w:uiPriority="64" w:unhideWhenUsed="0"/>
-    <w:lsdException w:name="Medium List 1 Accent 5" w:semiHidden="0" w:uiPriority="65" w:unhideWhenUsed="0"/>
-    <w:lsdException w:name="Medium List 2 Accent 5" w:semiHidden="0" w:uiPriority="66" w:unhideWhenUsed="0"/>
-    <w:lsdException w:name="Medium Grid 1 Accent 5" w:semiHidden="0" w:uiPriority="67" w:unhideWhenUsed="0"/>
-    <w:lsdException w:name="Medium Grid 2 Accent 5" w:semiHidden="0" w:uiPriority="68" w:unhideWhenUsed="0"/>
-    <w:lsdException w:name="Medium Grid 3 Accent 5" w:semiHidden="0" w:uiPriority="69" w:unhideWhenUsed="0"/>
-    <w:lsdException w:name="Dark List Accent 5" w:semiHidden="0" w:uiPriority="70" w:unhideWhenUsed="0"/>
-    <w:lsdException w:name="Colorful Shading Accent 5" w:semiHidden="0" w:uiPriority="71" w:unhideWhenUsed="0"/>
-    <w:lsdException w:name="Colorful List Accent 5" w:semiHidden="0" w:uiPriority="72" w:unhideWhenUsed="0"/>
-    <w:lsdException w:name="Colorful Grid Accent 5" w:semiHidden="0" w:uiPriority="73" w:unhideWhenUsed="0"/>
-    <w:lsdException w:name="Light Shading Accent 6" w:semiHidden="0" w:uiPriority="60" w:unhideWhenUsed="0"/>
-    <w:lsdException w:name="Light List Accent 6" w:semiHidden="0" w:uiPriority="61" w:unhideWhenUsed="0"/>
-    <w:lsdException w:name="Light Grid Accent 6" w:semiHidden="0" w:uiPriority="62" w:unhideWhenUsed="0"/>
-    <w:lsdException w:name="Medium Shading 1 Accent 6" w:semiHidden="0" w:uiPriority="63" w:unhideWhenUsed="0"/>
-    <w:lsdException w:name="Medium Shading 2 Accent 6" w:semiHidden="0" w:uiPriority="64" w:unhideWhenUsed="0"/>
-    <w:lsdException w:name="Medium List 1 Accent 6" w:semiHidden="0" w:uiPriority="65" w:unhideWhenUsed="0"/>
-    <w:lsdException w:name="Medium List 2 Accent 6" w:semiHidden="0" w:uiPriority="66" w:unhideWhenUsed="0"/>
-    <w:lsdException w:name="Medium Grid 1 Accent 6" w:semiHidden="0" w:uiPriority="67" w:unhideWhenUsed="0"/>
-    <w:lsdException w:name="Medium Grid 2 Accent 6" w:semiHidden="0" w:uiPriority="68" w:unhideWhenUsed="0"/>
-    <w:lsdException w:name="Medium Grid 3 Accent 6" w:semiHidden="0" w:uiPriority="69" w:unhideWhenUsed="0"/>
-    <w:lsdException w:name="Dark List Accent 6" w:semiHidden="0" w:uiPriority="70" w:unhideWhenUsed="0"/>
-    <w:lsdException w:name="Colorful Shading Accent 6" w:semiHidden="0" w:uiPriority="71" w:unhideWhenUsed="0"/>
-    <w:lsdException w:name="Colorful List Accent 6" w:semiHidden="0" w:uiPriority="72" w:unhideWhenUsed="0"/>
-    <w:lsdException w:name="Colorful Grid Accent 6" w:semiHidden="0" w:uiPriority="73" w:unhideWhenUsed="0"/>
-    <w:lsdException w:name="Subtle Emphasis" w:semiHidden="0" w:uiPriority="19" w:unhideWhenUsed="0" w:qFormat="1"/>
-    <w:lsdException w:name="Intense Emphasis" w:semiHidden="0" w:uiPriority="21" w:unhideWhenUsed="0" w:qFormat="1"/>
-    <w:lsdException w:name="Subtle Reference" w:semiHidden="0" w:uiPriority="31" w:unhideWhenUsed="0" w:qFormat="1"/>
-    <w:lsdException w:name="Intense Reference" w:semiHidden="0" w:uiPriority="32" w:unhideWhenUsed="0" w:qFormat="1"/>
-    <w:lsdException w:name="Book Title" w:semiHidden="0" w:uiPriority="33" w:unhideWhenUsed="0" w:qFormat="1"/>
-    <w:lsdException w:name="Bibliography" w:uiPriority="37"/>
-    <w:lsdException w:name="TOC Heading" w:uiPriority="39" w:qFormat="1"/>
-  </w:latentStyles>
-  <w:style w:type="paragraph" w:default="1" w:styleId="Normal">
-    <w:name w:val="Normal"/>
-    <w:qFormat/>
-    <w:rsid w:val="000A1305"/>
-    <w:pPr>
-      <w:spacing w:after="200" w:line="276" w:lineRule="auto"/>
-    </w:pPr>
-    <w:rPr>
-      <w:rFonts w:eastAsia="Batang"/>
-    </w:rPr>
-  </w:style>
-  <w:style w:type="character" w:default="1" w:styleId="DefaultParagraphFont">
-    <w:name w:val="Default Paragraph Font"/>
-    <w:uiPriority w:val="1"/>
-    <w:unhideWhenUsed/>
-  </w:style>
-  <w:style w:type="table" w:default="1" w:styleId="TableNormal">
-    <w:name w:val="Normal Table"/>
-    <w:uiPriority w:val="99"/>
-    <w:semiHidden/>
-    <w:unhideWhenUsed/>
-    <w:tblPr>
-      <w:tblInd w:w="0" w:type="dxa"/>
-      <w:tblCellMar>
-        <w:top w:w="0" w:type="dxa"/>
-        <w:left w:w="108" w:type="dxa"/>
-        <w:bottom w:w="0" w:type="dxa"/>
-        <w:right w:w="108" w:type="dxa"/>
-      </w:tblCellMar>
-    </w:tblPr>
-  </w:style>
-  <w:style w:type="numbering" w:default="1" w:styleId="NoList">
-    <w:name w:val="No List"/>
-    <w:uiPriority w:val="99"/>
-    <w:semiHidden/>
-    <w:unhideWhenUsed/>
-  </w:style>
-  <w:style w:type="table" w:styleId="TableGrid">
-    <w:name w:val="Table Grid"/>
-    <w:basedOn w:val="TableNormal"/>
-    <w:uiPriority w:val="59"/>
-    <w:rsid w:val="000A1305"/>
-    <w:pPr>
-      <w:spacing w:after="0" w:line="240" w:lineRule="auto"/>
-    </w:pPr>
-    <w:rPr>
-      <w:rFonts w:eastAsia="Batang"/>
-    </w:rPr>
-    <w:tblPr>
-      <w:tblInd w:w="0" w:type="dxa"/>
-      <w:tblBorders>
-        <w:top w:val="single" w:sz="4" w:space="0" w:color="000000" w:themeColor="text1"/>
-        <w:left w:val="single" w:sz="4" w:space="0" w:color="000000" w:themeColor="text1"/>
-        <w:bottom w:val="single" w:sz="4" w:space="0" w:color="000000" w:themeColor="text1"/>
-        <w:right w:val="single" w:sz="4" w:space="0" w:color="000000" w:themeColor="text1"/>
-        <w:insideH w:val="single" w:sz="4" w:space="0" w:color="000000" w:themeColor="text1"/>
-        <w:insideV w:val="single" w:sz="4" w:space="0" w:color="000000" w:themeColor="text1"/>
-      </w:tblBorders>
-      <w:tblCellMar>
-        <w:top w:w="0" w:type="dxa"/>
-        <w:left w:w="108" w:type="dxa"/>
-        <w:bottom w:w="0" w:type="dxa"/>
-        <w:right w:w="108" w:type="dxa"/>
-      </w:tblCellMar>
     </w:tblPr>
   </w:style>
   <w:style w:type="paragraph" w:styleId="BalloonText">
@@ -5326,7 +6605,7 @@
   <a:extraClrSchemeLst/>
   <a:extLst>
     <a:ext uri="{05A4C25C-085E-4340-85A3-A5531E510DB2}">
-      <thm15:themeFamily xmlns:thm15="http://schemas.microsoft.com/office/thememl/2012/main" xmlns="" name="Office Theme" id="{62F939B6-93AF-4DB8-9C6B-D6C7DFDC589F}" vid="{4A3C46E8-61CC-4603-A589-7422A47A8E4A}"/>
+      <thm15:themeFamily xmlns:thm15="http://schemas.microsoft.com/office/thememl/2012/main" name="Office Theme" id="{62F939B6-93AF-4DB8-9C6B-D6C7DFDC589F}" vid="{4A3C46E8-61CC-4603-A589-7422A47A8E4A}"/>
     </a:ext>
   </a:extLst>
 </a:theme>

--- a/Received/three/3, serophero.docx
+++ b/Received/three/3, serophero.docx
@@ -225,7 +225,6 @@
           </wp:anchor>
         </w:drawing>
       </w:r>
-      <w:proofErr w:type="spellStart"/>
       <w:r>
         <w:rPr>
           <w:rFonts w:ascii="Preeti" w:hAnsi="Preeti"/>
@@ -234,77 +233,8 @@
           <w:sz w:val="40"/>
           <w:szCs w:val="40"/>
         </w:rPr>
-        <w:t>u|</w:t>
-      </w:r>
-      <w:proofErr w:type="gramStart"/>
-      <w:r>
-        <w:rPr>
-          <w:rFonts w:ascii="Preeti" w:hAnsi="Preeti"/>
-          <w:b/>
-          <w:bCs/>
-          <w:sz w:val="40"/>
-          <w:szCs w:val="40"/>
-        </w:rPr>
-        <w:t>Lg</w:t>
-      </w:r>
-      <w:proofErr w:type="spellEnd"/>
-      <w:r>
-        <w:rPr>
-          <w:rFonts w:ascii="Preeti" w:hAnsi="Preeti"/>
-          <w:b/>
-          <w:bCs/>
-          <w:sz w:val="40"/>
-          <w:szCs w:val="40"/>
-        </w:rPr>
-        <w:t xml:space="preserve"> ;f];fO</w:t>
-      </w:r>
-      <w:proofErr w:type="gramEnd"/>
-      <w:r>
-        <w:rPr>
-          <w:rFonts w:ascii="Preeti" w:hAnsi="Preeti"/>
-          <w:b/>
-          <w:bCs/>
-          <w:sz w:val="40"/>
-          <w:szCs w:val="40"/>
-        </w:rPr>
-        <w:t xml:space="preserve">6L </w:t>
-      </w:r>
-      <w:proofErr w:type="spellStart"/>
-      <w:proofErr w:type="gramStart"/>
-      <w:r>
-        <w:rPr>
-          <w:rFonts w:ascii="Preeti" w:hAnsi="Preeti"/>
-          <w:b/>
-          <w:bCs/>
-          <w:sz w:val="40"/>
-          <w:szCs w:val="40"/>
-        </w:rPr>
-        <w:t>klAns</w:t>
-      </w:r>
-      <w:proofErr w:type="spellEnd"/>
-      <w:r>
-        <w:rPr>
-          <w:rFonts w:ascii="Preeti" w:hAnsi="Preeti"/>
-          <w:b/>
-          <w:bCs/>
-          <w:sz w:val="40"/>
-          <w:szCs w:val="40"/>
-        </w:rPr>
-        <w:t xml:space="preserve"> :</w:t>
-      </w:r>
-      <w:proofErr w:type="spellStart"/>
-      <w:r>
-        <w:rPr>
-          <w:rFonts w:ascii="Preeti" w:hAnsi="Preeti"/>
-          <w:b/>
-          <w:bCs/>
-          <w:sz w:val="40"/>
-          <w:szCs w:val="40"/>
-        </w:rPr>
-        <w:t>s'n</w:t>
-      </w:r>
-      <w:proofErr w:type="spellEnd"/>
-      <w:proofErr w:type="gramEnd"/>
+        <w:t>u|Lg ;f];fO6L klAns :s'n</w:t>
+      </w:r>
     </w:p>
     <w:p>
       <w:pPr>
@@ -321,79 +251,8 @@
           <w:sz w:val="28"/>
           <w:szCs w:val="28"/>
         </w:rPr>
-        <w:t>/</w:t>
-      </w:r>
-      <w:proofErr w:type="spellStart"/>
-      <w:r>
-        <w:rPr>
-          <w:rFonts w:ascii="Preeti" w:hAnsi="Preeti"/>
-          <w:b/>
-          <w:sz w:val="28"/>
-          <w:szCs w:val="28"/>
-        </w:rPr>
-        <w:t>Tggu</w:t>
-      </w:r>
-      <w:proofErr w:type="spellEnd"/>
-      <w:r>
-        <w:rPr>
-          <w:rFonts w:ascii="Preeti" w:hAnsi="Preeti"/>
-          <w:b/>
-          <w:sz w:val="28"/>
-          <w:szCs w:val="28"/>
-        </w:rPr>
-        <w:t>/–&amp;</w:t>
-      </w:r>
-      <w:proofErr w:type="gramStart"/>
-      <w:r>
-        <w:rPr>
-          <w:rFonts w:ascii="Preeti" w:hAnsi="Preeti"/>
-          <w:b/>
-          <w:sz w:val="28"/>
-          <w:szCs w:val="28"/>
-        </w:rPr>
-        <w:t>, ;f</w:t>
-      </w:r>
-      <w:proofErr w:type="gramEnd"/>
-      <w:r>
-        <w:rPr>
-          <w:rFonts w:ascii="Preeti" w:hAnsi="Preeti"/>
-          <w:b/>
-          <w:sz w:val="28"/>
-          <w:szCs w:val="28"/>
-        </w:rPr>
-        <w:t>}/</w:t>
-      </w:r>
-      <w:proofErr w:type="spellStart"/>
-      <w:r>
-        <w:rPr>
-          <w:rFonts w:ascii="Preeti" w:hAnsi="Preeti"/>
-          <w:b/>
-          <w:sz w:val="28"/>
-          <w:szCs w:val="28"/>
-        </w:rPr>
-        <w:t>fxf</w:t>
-      </w:r>
-      <w:proofErr w:type="spellEnd"/>
-      <w:r>
-        <w:rPr>
-          <w:rFonts w:ascii="Preeti" w:hAnsi="Preeti"/>
-          <w:b/>
-          <w:sz w:val="28"/>
-          <w:szCs w:val="28"/>
-        </w:rPr>
-        <w:t xml:space="preserve"> </w:t>
-      </w:r>
-      <w:proofErr w:type="spellStart"/>
-      <w:r>
-        <w:rPr>
-          <w:rFonts w:ascii="Preeti" w:hAnsi="Preeti"/>
-          <w:b/>
-          <w:sz w:val="28"/>
-          <w:szCs w:val="28"/>
-        </w:rPr>
-        <w:t>lrtjg</w:t>
-      </w:r>
-      <w:proofErr w:type="spellEnd"/>
+        <w:t>/Tggu/–&amp;, ;f}/fxf lrtjg</w:t>
+      </w:r>
     </w:p>
     <w:p>
       <w:pPr>
@@ -403,7 +262,6 @@
         <w:spacing w:after="0" w:line="240" w:lineRule="auto"/>
         <w:jc w:val="center"/>
       </w:pPr>
-      <w:proofErr w:type="gramStart"/>
       <w:r>
         <w:rPr>
           <w:rFonts w:ascii="Preeti" w:hAnsi="Preeti"/>
@@ -412,9 +270,8 @@
           <w:szCs w:val="36"/>
           <w:u w:val="single"/>
         </w:rPr>
-        <w:t>t];|</w:t>
-      </w:r>
-      <w:proofErr w:type="gramEnd"/>
+        <w:t>t];|f]</w:t>
+      </w:r>
       <w:r>
         <w:rPr>
           <w:rFonts w:ascii="Preeti" w:hAnsi="Preeti"/>
@@ -423,52 +280,8 @@
           <w:szCs w:val="36"/>
           <w:u w:val="single"/>
         </w:rPr>
-        <w:t>f]</w:t>
-      </w:r>
-      <w:r>
-        <w:rPr>
-          <w:rFonts w:ascii="Preeti" w:hAnsi="Preeti"/>
-          <w:b/>
-          <w:sz w:val="36"/>
-          <w:szCs w:val="36"/>
-          <w:u w:val="single"/>
-        </w:rPr>
-        <w:t xml:space="preserve"> </w:t>
-      </w:r>
-      <w:proofErr w:type="gramStart"/>
-      <w:r>
-        <w:rPr>
-          <w:rFonts w:ascii="Preeti" w:hAnsi="Preeti"/>
-          <w:b/>
-          <w:sz w:val="36"/>
-          <w:szCs w:val="36"/>
-          <w:u w:val="single"/>
-        </w:rPr>
-        <w:t>q}</w:t>
-      </w:r>
-      <w:proofErr w:type="spellStart"/>
-      <w:r>
-        <w:rPr>
-          <w:rFonts w:ascii="Preeti" w:hAnsi="Preeti"/>
-          <w:b/>
-          <w:sz w:val="36"/>
-          <w:szCs w:val="36"/>
-          <w:u w:val="single"/>
-        </w:rPr>
-        <w:t>dfl</w:t>
-      </w:r>
-      <w:proofErr w:type="gramEnd"/>
-      <w:r>
-        <w:rPr>
-          <w:rFonts w:ascii="Preeti" w:hAnsi="Preeti"/>
-          <w:b/>
-          <w:sz w:val="36"/>
-          <w:szCs w:val="36"/>
-          <w:u w:val="single"/>
-        </w:rPr>
-        <w:t>;s</w:t>
-      </w:r>
-      <w:proofErr w:type="spellEnd"/>
+        <w:t xml:space="preserve"> q}dfl;s</w:t>
+      </w:r>
       <w:r>
         <w:rPr>
           <w:rFonts w:ascii="Preeti" w:hAnsi="Preeti" w:cs="Times New Roman"/>
@@ -532,7 +345,6 @@
           <w:szCs w:val="32"/>
         </w:rPr>
       </w:pPr>
-      <w:proofErr w:type="spellStart"/>
       <w:r>
         <w:rPr>
           <w:rFonts w:ascii="Preeti" w:hAnsi="Preeti"/>
@@ -540,29 +352,8 @@
           <w:bCs/>
           <w:sz w:val="36"/>
         </w:rPr>
-        <w:t>sIff</w:t>
-      </w:r>
-      <w:proofErr w:type="spellEnd"/>
-      <w:r>
-        <w:rPr>
-          <w:rFonts w:ascii="Preeti" w:hAnsi="Preeti"/>
-          <w:b/>
-          <w:bCs/>
-          <w:sz w:val="36"/>
-        </w:rPr>
-        <w:t xml:space="preserve"> M– </w:t>
-      </w:r>
-      <w:proofErr w:type="spellStart"/>
-      <w:r>
-        <w:rPr>
-          <w:rFonts w:ascii="Preeti" w:hAnsi="Preeti"/>
-          <w:b/>
-          <w:bCs/>
-          <w:sz w:val="36"/>
-        </w:rPr>
-        <w:t>tLg</w:t>
-      </w:r>
-      <w:proofErr w:type="spellEnd"/>
+        <w:t>sIff M– tLg</w:t>
+      </w:r>
       <w:r>
         <w:rPr>
           <w:rFonts w:ascii="Times New Roman" w:hAnsi="Times New Roman"/>
@@ -627,7 +418,6 @@
         </w:rPr>
         <w:t xml:space="preserve">समय </w:t>
       </w:r>
-      <w:proofErr w:type="gramStart"/>
       <w:r>
         <w:rPr>
           <w:rFonts w:ascii="Preeti" w:hAnsi="Preeti"/>
@@ -653,16 +443,7 @@
           <w:b/>
           <w:lang w:eastAsia="zh-CN" w:bidi="hi-IN"/>
         </w:rPr>
-        <w:t>@</w:t>
-      </w:r>
-      <w:proofErr w:type="gramEnd"/>
-      <w:r>
-        <w:rPr>
-          <w:rFonts w:ascii="Preeti" w:hAnsi="Preeti"/>
-          <w:b/>
-          <w:lang w:eastAsia="zh-CN" w:bidi="hi-IN"/>
-        </w:rPr>
-        <w:t xml:space="preserve"> </w:t>
+        <w:t xml:space="preserve">@ </w:t>
       </w:r>
       <w:r>
         <w:rPr>
@@ -741,19 +522,8 @@
           <w:sz w:val="32"/>
           <w:szCs w:val="32"/>
         </w:rPr>
-        <w:t>k"0</w:t>
-      </w:r>
-      <w:proofErr w:type="gramStart"/>
-      <w:r>
-        <w:rPr>
-          <w:rFonts w:ascii="Preeti" w:hAnsi="Preeti"/>
-          <w:b/>
-          <w:sz w:val="32"/>
-          <w:szCs w:val="32"/>
-        </w:rPr>
-        <w:t>ff{</w:t>
-      </w:r>
-      <w:proofErr w:type="gramEnd"/>
+        <w:t>k"0ff{</w:t>
+      </w:r>
       <w:r>
         <w:rPr>
           <w:rFonts w:ascii="Preeti" w:hAnsi="Preeti" w:cs="Times New Roman"/>
@@ -762,9 +532,28 @@
           <w:szCs w:val="32"/>
           <w:lang w:eastAsia="zh-CN"/>
         </w:rPr>
-        <w:t xml:space="preserve">ÍM– </w:t>
-      </w:r>
-      <w:proofErr w:type="gramStart"/>
+        <w:t>ÍM– %)</w:t>
+      </w:r>
+      <w:r>
+        <w:rPr>
+          <w:rFonts w:ascii="Preeti" w:hAnsi="Preeti"/>
+          <w:bCs/>
+          <w:sz w:val="24"/>
+          <w:szCs w:val="24"/>
+          <w:lang w:eastAsia="zh-CN" w:bidi="hi-IN"/>
+        </w:rPr>
+        <w:t xml:space="preserve">          </w:t>
+      </w:r>
+      <w:r>
+        <w:rPr>
+          <w:rFonts w:ascii="Preeti" w:hAnsi="Preeti" w:cs="Times New Roman"/>
+          <w:b/>
+          <w:sz w:val="36"/>
+          <w:szCs w:val="36"/>
+          <w:lang w:eastAsia="zh-CN"/>
+        </w:rPr>
+        <w:t xml:space="preserve">ljifoM– </w:t>
+      </w:r>
       <w:r>
         <w:rPr>
           <w:rFonts w:ascii="Preeti" w:hAnsi="Preeti" w:cs="Times New Roman"/>
@@ -773,94 +562,7 @@
           <w:szCs w:val="32"/>
           <w:lang w:eastAsia="zh-CN"/>
         </w:rPr>
-        <w:t>%)</w:t>
-      </w:r>
-      <w:r>
-        <w:rPr>
-          <w:rFonts w:ascii="Preeti" w:hAnsi="Preeti"/>
-          <w:bCs/>
-          <w:sz w:val="24"/>
-          <w:szCs w:val="24"/>
-          <w:lang w:eastAsia="zh-CN" w:bidi="hi-IN"/>
-        </w:rPr>
-        <w:t xml:space="preserve">   </w:t>
-      </w:r>
-      <w:proofErr w:type="gramEnd"/>
-      <w:r>
-        <w:rPr>
-          <w:rFonts w:ascii="Preeti" w:hAnsi="Preeti"/>
-          <w:bCs/>
-          <w:sz w:val="24"/>
-          <w:szCs w:val="24"/>
-          <w:lang w:eastAsia="zh-CN" w:bidi="hi-IN"/>
-        </w:rPr>
-        <w:t xml:space="preserve">       </w:t>
-      </w:r>
-      <w:proofErr w:type="spellStart"/>
-      <w:r>
-        <w:rPr>
-          <w:rFonts w:ascii="Preeti" w:hAnsi="Preeti" w:cs="Times New Roman"/>
-          <w:b/>
-          <w:sz w:val="36"/>
-          <w:szCs w:val="36"/>
-          <w:lang w:eastAsia="zh-CN"/>
-        </w:rPr>
-        <w:t>ljifoM</w:t>
-      </w:r>
-      <w:proofErr w:type="spellEnd"/>
-      <w:proofErr w:type="gramStart"/>
-      <w:r>
-        <w:rPr>
-          <w:rFonts w:ascii="Preeti" w:hAnsi="Preeti" w:cs="Times New Roman"/>
-          <w:b/>
-          <w:sz w:val="36"/>
-          <w:szCs w:val="36"/>
-          <w:lang w:eastAsia="zh-CN"/>
-        </w:rPr>
-        <w:t xml:space="preserve">– </w:t>
-      </w:r>
-      <w:r>
-        <w:rPr>
-          <w:rFonts w:ascii="Preeti" w:hAnsi="Preeti" w:cs="Times New Roman"/>
-          <w:b/>
-          <w:sz w:val="32"/>
-          <w:szCs w:val="32"/>
-          <w:lang w:eastAsia="zh-CN"/>
-        </w:rPr>
-        <w:t>;]/</w:t>
-      </w:r>
-      <w:proofErr w:type="gramEnd"/>
-      <w:r>
-        <w:rPr>
-          <w:rFonts w:ascii="Preeti" w:hAnsi="Preeti" w:cs="Times New Roman"/>
-          <w:b/>
-          <w:sz w:val="32"/>
-          <w:szCs w:val="32"/>
-          <w:lang w:eastAsia="zh-CN"/>
-        </w:rPr>
-        <w:t>]</w:t>
-      </w:r>
-      <w:proofErr w:type="spellStart"/>
-      <w:r>
-        <w:rPr>
-          <w:rFonts w:ascii="Preeti" w:hAnsi="Preeti" w:cs="Times New Roman"/>
-          <w:b/>
-          <w:sz w:val="32"/>
-          <w:szCs w:val="32"/>
-          <w:lang w:eastAsia="zh-CN"/>
-        </w:rPr>
-        <w:t>fkm</w:t>
-      </w:r>
-      <w:proofErr w:type="spellEnd"/>
-      <w:r>
-        <w:rPr>
-          <w:rFonts w:ascii="Preeti" w:hAnsi="Preeti" w:cs="Times New Roman"/>
-          <w:b/>
-          <w:sz w:val="32"/>
-          <w:szCs w:val="32"/>
-          <w:lang w:eastAsia="zh-CN"/>
-        </w:rPr>
-        <w:t>/f</w:t>
+        <w:t>;]/]fkm/f</w:t>
       </w:r>
       <w:r>
         <w:rPr>
@@ -922,8 +624,6 @@
                 <w:szCs w:val="40"/>
               </w:rPr>
             </w:pPr>
-            <w:proofErr w:type="spellStart"/>
-            <w:proofErr w:type="gramStart"/>
             <w:r>
               <w:rPr>
                 <w:rFonts w:ascii="Preeti" w:hAnsi="Preeti"/>
@@ -932,18 +632,7 @@
                 <w:sz w:val="40"/>
                 <w:szCs w:val="40"/>
               </w:rPr>
-              <w:t>gfd</w:t>
-            </w:r>
-            <w:proofErr w:type="spellEnd"/>
-            <w:r>
-              <w:rPr>
-                <w:rFonts w:ascii="Preeti" w:hAnsi="Preeti"/>
-                <w:b/>
-                <w:bCs/>
-                <w:sz w:val="40"/>
-                <w:szCs w:val="40"/>
-              </w:rPr>
-              <w:t xml:space="preserve"> </w:t>
+              <w:t xml:space="preserve">gfd </w:t>
             </w:r>
             <w:r>
               <w:rPr>
@@ -953,18 +642,7 @@
                 <w:sz w:val="40"/>
                 <w:szCs w:val="40"/>
               </w:rPr>
-              <w:t>:</w:t>
-            </w:r>
-            <w:proofErr w:type="gramEnd"/>
-            <w:r>
-              <w:rPr>
-                <w:rFonts w:ascii="Times New Roman" w:hAnsi="Times New Roman"/>
-                <w:b/>
-                <w:bCs/>
-                <w:sz w:val="40"/>
-                <w:szCs w:val="40"/>
-              </w:rPr>
-              <w:t xml:space="preserve"> </w:t>
+              <w:t xml:space="preserve">: </w:t>
             </w:r>
             <w:r>
               <w:rPr>
@@ -974,84 +652,7 @@
                 <w:sz w:val="40"/>
                 <w:szCs w:val="40"/>
               </w:rPr>
-              <w:t>====================================================/</w:t>
-            </w:r>
-            <w:proofErr w:type="gramStart"/>
-            <w:r>
-              <w:rPr>
-                <w:rFonts w:ascii="Preeti" w:hAnsi="Preeti"/>
-                <w:b/>
-                <w:bCs/>
-                <w:sz w:val="40"/>
-                <w:szCs w:val="40"/>
-              </w:rPr>
-              <w:t>f]n</w:t>
-            </w:r>
-            <w:proofErr w:type="gramEnd"/>
-            <w:r>
-              <w:rPr>
-                <w:rFonts w:ascii="Preeti" w:hAnsi="Preeti"/>
-                <w:b/>
-                <w:bCs/>
-                <w:sz w:val="40"/>
-                <w:szCs w:val="40"/>
-              </w:rPr>
-              <w:t xml:space="preserve"> g+=============</w:t>
-            </w:r>
-            <w:proofErr w:type="gramStart"/>
-            <w:r>
-              <w:rPr>
-                <w:rFonts w:ascii="Preeti" w:hAnsi="Preeti"/>
-                <w:b/>
-                <w:bCs/>
-                <w:sz w:val="40"/>
-                <w:szCs w:val="40"/>
-              </w:rPr>
-              <w:t>;]</w:t>
-            </w:r>
-            <w:proofErr w:type="spellStart"/>
-            <w:r>
-              <w:rPr>
-                <w:rFonts w:ascii="Preeti" w:hAnsi="Preeti"/>
-                <w:b/>
-                <w:bCs/>
-                <w:sz w:val="40"/>
-                <w:szCs w:val="40"/>
-              </w:rPr>
-              <w:t>S</w:t>
-            </w:r>
-            <w:proofErr w:type="gramEnd"/>
-            <w:r>
-              <w:rPr>
-                <w:rFonts w:ascii="Preeti" w:hAnsi="Preeti"/>
-                <w:b/>
-                <w:bCs/>
-                <w:sz w:val="40"/>
-                <w:szCs w:val="40"/>
-              </w:rPr>
-              <w:t>;g</w:t>
-            </w:r>
-            <w:proofErr w:type="spellEnd"/>
-            <w:r>
-              <w:rPr>
-                <w:rFonts w:ascii="Preeti" w:hAnsi="Preeti"/>
-                <w:b/>
-                <w:bCs/>
-                <w:sz w:val="40"/>
-                <w:szCs w:val="40"/>
-              </w:rPr>
-              <w:t xml:space="preserve"> </w:t>
-            </w:r>
-            <w:proofErr w:type="gramStart"/>
-            <w:r>
-              <w:rPr>
-                <w:rFonts w:ascii="Preeti" w:hAnsi="Preeti"/>
-                <w:b/>
-                <w:bCs/>
-                <w:sz w:val="40"/>
-                <w:szCs w:val="40"/>
-              </w:rPr>
-              <w:t>M</w:t>
+              <w:t>====================================================/f]n g+=============;]S;g M</w:t>
             </w:r>
             <w:r>
               <w:rPr>
@@ -1071,18 +672,7 @@
                 <w:sz w:val="40"/>
                 <w:szCs w:val="40"/>
               </w:rPr>
-              <w:t>=</w:t>
-            </w:r>
-            <w:proofErr w:type="gramEnd"/>
-            <w:r>
-              <w:rPr>
-                <w:rFonts w:ascii="Preeti" w:hAnsi="Preeti"/>
-                <w:b/>
-                <w:bCs/>
-                <w:sz w:val="40"/>
-                <w:szCs w:val="40"/>
-              </w:rPr>
-              <w:t>===============</w:t>
+              <w:t>================</w:t>
             </w:r>
             <w:r>
               <w:rPr>
@@ -1188,7 +778,7 @@
                 </mc:Choice>
                 <mc:Fallback>
                   <w:pict>
-                    <v:rect w14:anchorId="5EB11F96" id="Rectangle 7" o:spid="_x0000_s1026" style="position:absolute;margin-left:450pt;margin-top:4.95pt;width:81pt;height:36.75pt;z-index:251688960;visibility:visible;mso-wrap-style:square;mso-width-percent:0;mso-height-percent:0;mso-wrap-distance-left:9pt;mso-wrap-distance-top:0;mso-wrap-distance-right:9pt;mso-wrap-distance-bottom:0;mso-position-horizontal:absolute;mso-position-horizontal-relative:text;mso-position-vertical:absolute;mso-position-vertical-relative:text;mso-width-percent:0;mso-height-percent:0;mso-width-relative:page;mso-height-relative:page;v-text-anchor:top" o:gfxdata="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" strokeweight="1.5pt"/>
+                    <v:rect w14:anchorId="3688733E" id="Rectangle 7" o:spid="_x0000_s1026" style="position:absolute;margin-left:450pt;margin-top:4.95pt;width:81pt;height:36.75pt;z-index:251688960;visibility:visible;mso-wrap-style:square;mso-width-percent:0;mso-height-percent:0;mso-wrap-distance-left:9pt;mso-wrap-distance-top:0;mso-wrap-distance-right:9pt;mso-wrap-distance-bottom:0;mso-position-horizontal:absolute;mso-position-horizontal-relative:text;mso-position-vertical:absolute;mso-position-vertical-relative:text;mso-width-percent:0;mso-height-percent:0;mso-width-relative:page;mso-height-relative:page;v-text-anchor:top" o:gfxdata="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" strokeweight="1.5pt"/>
                   </w:pict>
                 </mc:Fallback>
               </mc:AlternateContent>
@@ -1220,7 +810,6 @@
               </w:rPr>
               <w:t xml:space="preserve">              _________________________         ______________________        </w:t>
             </w:r>
-            <w:proofErr w:type="spellStart"/>
             <w:r>
               <w:rPr>
                 <w:rFonts w:ascii="Preeti" w:hAnsi="Preeti"/>
@@ -1229,40 +818,7 @@
                 <w:sz w:val="36"/>
                 <w:szCs w:val="36"/>
               </w:rPr>
-              <w:t>s'n</w:t>
-            </w:r>
-            <w:proofErr w:type="spellEnd"/>
-            <w:r>
-              <w:rPr>
-                <w:rFonts w:ascii="Preeti" w:hAnsi="Preeti"/>
-                <w:b/>
-                <w:bCs/>
-                <w:sz w:val="36"/>
-                <w:szCs w:val="36"/>
-              </w:rPr>
-              <w:t xml:space="preserve"> </w:t>
-            </w:r>
-            <w:proofErr w:type="spellStart"/>
-            <w:r>
-              <w:rPr>
-                <w:rFonts w:ascii="Preeti" w:hAnsi="Preeti"/>
-                <w:b/>
-                <w:bCs/>
-                <w:sz w:val="36"/>
-                <w:szCs w:val="36"/>
-              </w:rPr>
-              <w:t>k|</w:t>
-            </w:r>
-            <w:proofErr w:type="gramStart"/>
-            <w:r>
-              <w:rPr>
-                <w:rFonts w:ascii="Preeti" w:hAnsi="Preeti"/>
-                <w:b/>
-                <w:bCs/>
-                <w:sz w:val="36"/>
-                <w:szCs w:val="36"/>
-              </w:rPr>
-              <w:t>fKtf</w:t>
+              <w:t>s'n k|fKtf</w:t>
             </w:r>
             <w:r>
               <w:rPr>
@@ -1271,17 +827,7 @@
                 <w:szCs w:val="36"/>
                 <w:lang w:bidi="hi-IN"/>
               </w:rPr>
-              <w:t>Í</w:t>
-            </w:r>
-            <w:proofErr w:type="spellEnd"/>
-            <w:r>
-              <w:rPr>
-                <w:rFonts w:ascii="Preeti" w:hAnsi="Preeti" w:cs="Preeti"/>
-                <w:sz w:val="36"/>
-                <w:szCs w:val="36"/>
-                <w:lang w:bidi="hi-IN"/>
-              </w:rPr>
-              <w:t xml:space="preserve"> </w:t>
+              <w:t xml:space="preserve">Í </w:t>
             </w:r>
             <w:r>
               <w:rPr>
@@ -1293,7 +839,6 @@
               </w:rPr>
               <w:t>:</w:t>
             </w:r>
-            <w:proofErr w:type="gramEnd"/>
           </w:p>
           <w:p>
             <w:pPr>
@@ -1327,44 +872,8 @@
                 <w:sz w:val="32"/>
                 <w:szCs w:val="32"/>
               </w:rPr>
-              <w:t>lg/</w:t>
+              <w:t>lg/LIfssf] ;xL</w:t>
             </w:r>
-            <w:proofErr w:type="spellStart"/>
-            <w:r>
-              <w:rPr>
-                <w:rFonts w:ascii="Preeti" w:hAnsi="Preeti"/>
-                <w:b/>
-                <w:bCs/>
-                <w:sz w:val="32"/>
-                <w:szCs w:val="32"/>
-              </w:rPr>
-              <w:t>LIfssf</w:t>
-            </w:r>
-            <w:proofErr w:type="spellEnd"/>
-            <w:proofErr w:type="gramStart"/>
-            <w:r>
-              <w:rPr>
-                <w:rFonts w:ascii="Preeti" w:hAnsi="Preeti"/>
-                <w:b/>
-                <w:bCs/>
-                <w:sz w:val="32"/>
-                <w:szCs w:val="32"/>
-              </w:rPr>
-              <w:t>] ;</w:t>
-            </w:r>
-            <w:proofErr w:type="spellStart"/>
-            <w:r>
-              <w:rPr>
-                <w:rFonts w:ascii="Preeti" w:hAnsi="Preeti"/>
-                <w:b/>
-                <w:bCs/>
-                <w:sz w:val="32"/>
-                <w:szCs w:val="32"/>
-              </w:rPr>
-              <w:t>xL</w:t>
-            </w:r>
-            <w:proofErr w:type="spellEnd"/>
-            <w:proofErr w:type="gramEnd"/>
             <w:r>
               <w:rPr>
                 <w:rFonts w:ascii="Times New Roman" w:hAnsi="Times New Roman"/>
@@ -1383,44 +892,8 @@
                 <w:sz w:val="32"/>
                 <w:szCs w:val="32"/>
               </w:rPr>
-              <w:t>k/</w:t>
+              <w:t>k/LIfssf] ;xL</w:t>
             </w:r>
-            <w:proofErr w:type="spellStart"/>
-            <w:r>
-              <w:rPr>
-                <w:rFonts w:ascii="Preeti" w:hAnsi="Preeti"/>
-                <w:b/>
-                <w:bCs/>
-                <w:sz w:val="32"/>
-                <w:szCs w:val="32"/>
-              </w:rPr>
-              <w:t>LIfssf</w:t>
-            </w:r>
-            <w:proofErr w:type="spellEnd"/>
-            <w:proofErr w:type="gramStart"/>
-            <w:r>
-              <w:rPr>
-                <w:rFonts w:ascii="Preeti" w:hAnsi="Preeti"/>
-                <w:b/>
-                <w:bCs/>
-                <w:sz w:val="32"/>
-                <w:szCs w:val="32"/>
-              </w:rPr>
-              <w:t>] ;</w:t>
-            </w:r>
-            <w:proofErr w:type="spellStart"/>
-            <w:r>
-              <w:rPr>
-                <w:rFonts w:ascii="Preeti" w:hAnsi="Preeti"/>
-                <w:b/>
-                <w:bCs/>
-                <w:sz w:val="32"/>
-                <w:szCs w:val="32"/>
-              </w:rPr>
-              <w:t>xL</w:t>
-            </w:r>
-            <w:proofErr w:type="spellEnd"/>
-            <w:proofErr w:type="gramEnd"/>
             <w:r>
               <w:rPr>
                 <w:rFonts w:ascii="Times New Roman" w:hAnsi="Times New Roman"/>
@@ -1615,7 +1088,7 @@
           <w:szCs w:val="36"/>
           <w:lang w:bidi="ne-NP"/>
         </w:rPr>
-        <w:tab/>
+        <w:t xml:space="preserve"> </w:t>
       </w:r>
       <w:r>
         <w:rPr>
@@ -1664,24 +1137,15 @@
           <w:tab w:val="left" w:pos="1440"/>
           <w:tab w:val="left" w:pos="5850"/>
         </w:tabs>
-        <w:rPr>
-          <w:rFonts w:ascii="Preeti" w:hAnsi="Preeti" w:cs="Arial"/>
-          <w:noProof/>
-          <w:sz w:val="36"/>
-          <w:szCs w:val="36"/>
-          <w:lang w:bidi="ne-NP"/>
-        </w:rPr>
-      </w:pPr>
-      <w:r>
-        <w:rPr>
-          <w:rFonts w:ascii="Preeti" w:hAnsi="Preeti" w:cs="Arial"/>
-          <w:noProof/>
-          <w:sz w:val="36"/>
-          <w:szCs w:val="36"/>
-          <w:lang w:bidi="ne-NP"/>
-        </w:rPr>
-        <w:tab/>
-      </w:r>
+        <w:ind w:left="576"/>
+        <w:rPr>
+          <w:rFonts w:ascii="Preeti" w:hAnsi="Preeti" w:cs="Arial"/>
+          <w:noProof/>
+          <w:sz w:val="36"/>
+          <w:szCs w:val="36"/>
+          <w:lang w:bidi="ne-NP"/>
+        </w:rPr>
+      </w:pPr>
       <w:r>
         <w:rPr>
           <w:rFonts w:ascii="Preeti" w:hAnsi="Preeti" w:cs="Arial"/>
@@ -1691,6 +1155,16 @@
           <w:lang w:bidi="ne-NP"/>
         </w:rPr>
         <w:t>s]/f</w:t>
+      </w:r>
+      <w:r>
+        <w:rPr>
+          <w:rFonts w:ascii="Preeti" w:hAnsi="Preeti" w:cs="Arial"/>
+          <w:noProof/>
+          <w:sz w:val="36"/>
+          <w:szCs w:val="36"/>
+          <w:lang w:bidi="ne-NP"/>
+        </w:rPr>
+        <w:tab/>
       </w:r>
       <w:r>
         <w:rPr>
@@ -1729,24 +1203,15 @@
           <w:tab w:val="left" w:pos="1440"/>
           <w:tab w:val="left" w:pos="5850"/>
         </w:tabs>
-        <w:rPr>
-          <w:rFonts w:ascii="Preeti" w:hAnsi="Preeti" w:cs="Arial"/>
-          <w:noProof/>
-          <w:sz w:val="36"/>
-          <w:szCs w:val="36"/>
-          <w:lang w:bidi="ne-NP"/>
-        </w:rPr>
-      </w:pPr>
-      <w:r>
-        <w:rPr>
-          <w:rFonts w:ascii="Preeti" w:hAnsi="Preeti" w:cs="Arial"/>
-          <w:noProof/>
-          <w:sz w:val="36"/>
-          <w:szCs w:val="36"/>
-          <w:lang w:bidi="ne-NP"/>
-        </w:rPr>
-        <w:tab/>
-      </w:r>
+        <w:ind w:left="576"/>
+        <w:rPr>
+          <w:rFonts w:ascii="Preeti" w:hAnsi="Preeti" w:cs="Arial"/>
+          <w:noProof/>
+          <w:sz w:val="36"/>
+          <w:szCs w:val="36"/>
+          <w:lang w:bidi="ne-NP"/>
+        </w:rPr>
+      </w:pPr>
       <w:r>
         <w:rPr>
           <w:rFonts w:ascii="Preeti" w:hAnsi="Preeti" w:cs="Arial"/>
@@ -1784,23 +1249,23 @@
           <w:tab w:val="left" w:pos="1440"/>
           <w:tab w:val="left" w:pos="5850"/>
         </w:tabs>
-        <w:rPr>
-          <w:rFonts w:ascii="Preeti" w:hAnsi="Preeti" w:cs="Arial"/>
-          <w:noProof/>
-          <w:sz w:val="36"/>
-          <w:szCs w:val="36"/>
-          <w:lang w:bidi="ne-NP"/>
-        </w:rPr>
-      </w:pPr>
-      <w:r>
-        <w:rPr>
-          <w:rFonts w:ascii="Preeti" w:hAnsi="Preeti" w:cs="Arial"/>
-          <w:noProof/>
-          <w:sz w:val="36"/>
-          <w:szCs w:val="36"/>
-          <w:lang w:bidi="ne-NP"/>
-        </w:rPr>
-        <w:tab/>
+        <w:ind w:left="576"/>
+        <w:rPr>
+          <w:rFonts w:ascii="Preeti" w:hAnsi="Preeti" w:cs="Arial"/>
+          <w:noProof/>
+          <w:sz w:val="36"/>
+          <w:szCs w:val="36"/>
+          <w:lang w:bidi="ne-NP"/>
+        </w:rPr>
+      </w:pPr>
+      <w:r>
+        <w:rPr>
+          <w:rFonts w:ascii="Preeti" w:hAnsi="Preeti" w:cs="Arial"/>
+          <w:noProof/>
+          <w:sz w:val="36"/>
+          <w:szCs w:val="36"/>
+          <w:lang w:bidi="ne-NP"/>
+        </w:rPr>
         <w:t xml:space="preserve">k"mn </w:t>
       </w:r>
       <w:r>
@@ -1840,24 +1305,15 @@
           <w:tab w:val="left" w:pos="1440"/>
           <w:tab w:val="left" w:pos="5850"/>
         </w:tabs>
-        <w:rPr>
-          <w:rFonts w:ascii="Preeti" w:hAnsi="Preeti" w:cs="Arial"/>
-          <w:noProof/>
-          <w:sz w:val="36"/>
-          <w:szCs w:val="36"/>
-          <w:lang w:bidi="ne-NP"/>
-        </w:rPr>
-      </w:pPr>
-      <w:r>
-        <w:rPr>
-          <w:rFonts w:ascii="Preeti" w:hAnsi="Preeti" w:cs="Arial"/>
-          <w:noProof/>
-          <w:sz w:val="36"/>
-          <w:szCs w:val="36"/>
-          <w:lang w:bidi="ne-NP"/>
-        </w:rPr>
-        <w:tab/>
-      </w:r>
+        <w:ind w:left="576"/>
+        <w:rPr>
+          <w:rFonts w:ascii="Preeti" w:hAnsi="Preeti" w:cs="Arial"/>
+          <w:noProof/>
+          <w:sz w:val="36"/>
+          <w:szCs w:val="36"/>
+          <w:lang w:bidi="ne-NP"/>
+        </w:rPr>
+      </w:pPr>
       <w:r>
         <w:rPr>
           <w:rFonts w:ascii="Preeti" w:hAnsi="Preeti" w:cs="Arial"/>
@@ -1867,6 +1323,16 @@
           <w:lang w:bidi="ne-NP"/>
         </w:rPr>
         <w:t>of]u</w:t>
+      </w:r>
+      <w:r>
+        <w:rPr>
+          <w:rFonts w:ascii="Preeti" w:hAnsi="Preeti" w:cs="Arial"/>
+          <w:noProof/>
+          <w:sz w:val="36"/>
+          <w:szCs w:val="36"/>
+          <w:lang w:bidi="ne-NP"/>
+        </w:rPr>
+        <w:tab/>
       </w:r>
       <w:r>
         <w:rPr>
@@ -3219,6 +2685,16 @@
         </w:rPr>
         <w:t>=====================================</w:t>
       </w:r>
+      <w:r>
+        <w:rPr>
+          <w:rFonts w:ascii="Preeti" w:hAnsi="Preeti" w:cs="Arial"/>
+          <w:noProof/>
+          <w:sz w:val="36"/>
+          <w:szCs w:val="36"/>
+          <w:lang w:bidi="ne-NP"/>
+        </w:rPr>
+        <w:t>======</w:t>
+      </w:r>
     </w:p>
     <w:p>
       <w:pPr>
@@ -3245,6 +2721,16 @@
         <w:tab/>
         <w:t>========================================================================</w:t>
       </w:r>
+      <w:r>
+        <w:rPr>
+          <w:rFonts w:ascii="Preeti" w:hAnsi="Preeti" w:cs="Arial"/>
+          <w:noProof/>
+          <w:sz w:val="36"/>
+          <w:szCs w:val="36"/>
+          <w:lang w:bidi="ne-NP"/>
+        </w:rPr>
+        <w:t>===</w:t>
+      </w:r>
     </w:p>
     <w:p>
       <w:pPr>
@@ -3612,6 +3098,7 @@
           <w:tab w:val="left" w:pos="720"/>
           <w:tab w:val="left" w:pos="5850"/>
         </w:tabs>
+        <w:ind w:left="576"/>
         <w:rPr>
           <w:rFonts w:ascii="Preeti" w:hAnsi="Preeti" w:cs="Arial"/>
           <w:noProof/>
@@ -3657,7 +3144,7 @@
           <w:tab w:val="left" w:pos="720"/>
           <w:tab w:val="left" w:pos="5850"/>
         </w:tabs>
-        <w:ind w:right="-990"/>
+        <w:ind w:left="576" w:right="-990"/>
         <w:rPr>
           <w:rFonts w:ascii="Preeti" w:hAnsi="Preeti" w:cs="Arial"/>
           <w:noProof/>
@@ -3683,6 +3170,7 @@
           <w:tab w:val="left" w:pos="720"/>
           <w:tab w:val="left" w:pos="5850"/>
         </w:tabs>
+        <w:ind w:left="576"/>
         <w:rPr>
           <w:rFonts w:ascii="Preeti" w:hAnsi="Preeti" w:cs="Arial"/>
           <w:noProof/>
@@ -3748,7 +3236,7 @@
           <w:tab w:val="left" w:pos="720"/>
           <w:tab w:val="left" w:pos="5850"/>
         </w:tabs>
-        <w:ind w:right="-990"/>
+        <w:ind w:left="576" w:right="-990"/>
         <w:rPr>
           <w:rFonts w:ascii="Preeti" w:hAnsi="Preeti" w:cs="Arial"/>
           <w:noProof/>
@@ -3774,6 +3262,7 @@
           <w:tab w:val="left" w:pos="720"/>
           <w:tab w:val="left" w:pos="5850"/>
         </w:tabs>
+        <w:ind w:left="576"/>
         <w:rPr>
           <w:rFonts w:ascii="Preeti" w:hAnsi="Preeti" w:cs="Arial"/>
           <w:noProof/>
@@ -3819,7 +3308,7 @@
           <w:tab w:val="left" w:pos="720"/>
           <w:tab w:val="left" w:pos="5850"/>
         </w:tabs>
-        <w:ind w:right="-990"/>
+        <w:ind w:left="576" w:right="-990"/>
         <w:rPr>
           <w:rFonts w:ascii="Preeti" w:hAnsi="Preeti" w:cs="Arial"/>
           <w:noProof/>
@@ -3845,7 +3334,7 @@
           <w:tab w:val="left" w:pos="720"/>
           <w:tab w:val="left" w:pos="5850"/>
         </w:tabs>
-        <w:ind w:right="-990"/>
+        <w:ind w:left="576" w:right="-990"/>
         <w:rPr>
           <w:rFonts w:ascii="Preeti" w:hAnsi="Preeti" w:cs="Arial"/>
           <w:noProof/>
@@ -3881,7 +3370,7 @@
           <w:tab w:val="left" w:pos="720"/>
           <w:tab w:val="left" w:pos="5850"/>
         </w:tabs>
-        <w:ind w:right="-990"/>
+        <w:ind w:left="576" w:right="-990"/>
         <w:rPr>
           <w:rFonts w:ascii="Preeti" w:hAnsi="Preeti" w:cs="Arial"/>
           <w:noProof/>
@@ -3907,7 +3396,7 @@
           <w:tab w:val="left" w:pos="720"/>
           <w:tab w:val="left" w:pos="5850"/>
         </w:tabs>
-        <w:ind w:right="-990"/>
+        <w:ind w:left="576" w:right="-990"/>
         <w:rPr>
           <w:rFonts w:ascii="Preeti" w:hAnsi="Preeti" w:cs="Arial"/>
           <w:noProof/>
@@ -3934,7 +3423,7 @@
           <w:tab w:val="left" w:pos="720"/>
           <w:tab w:val="left" w:pos="5850"/>
         </w:tabs>
-        <w:ind w:right="-990"/>
+        <w:ind w:left="576" w:right="-990"/>
         <w:rPr>
           <w:rFonts w:ascii="Preeti" w:hAnsi="Preeti" w:cs="Arial"/>
           <w:noProof/>
@@ -4600,7 +4089,7 @@
           </mc:Choice>
           <mc:Fallback>
             <w:pict>
-              <v:line w14:anchorId="30158EBB" id="Straight Connector 6" o:spid="_x0000_s1026" style="position:absolute;z-index:251680768;visibility:visible;mso-wrap-style:square;mso-wrap-distance-left:9pt;mso-wrap-distance-top:0;mso-wrap-distance-right:9pt;mso-wrap-distance-bottom:0;mso-position-horizontal:absolute;mso-position-horizontal-relative:text;mso-position-vertical:absolute;mso-position-vertical-relative:text" from="69.75pt,91.55pt" to="198.75pt,91.55pt" o:gfxdata="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" strokecolor="black [3200]" strokeweight="1.5pt">
+              <v:line w14:anchorId="7C76C909" id="Straight Connector 6" o:spid="_x0000_s1026" style="position:absolute;z-index:251680768;visibility:visible;mso-wrap-style:square;mso-wrap-distance-left:9pt;mso-wrap-distance-top:0;mso-wrap-distance-right:9pt;mso-wrap-distance-bottom:0;mso-position-horizontal:absolute;mso-position-horizontal-relative:text;mso-position-vertical:absolute;mso-position-vertical-relative:text" from="69.75pt,91.55pt" to="198.75pt,91.55pt" o:gfxdata="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" strokecolor="black [3200]" strokeweight="1.5pt">
                 <v:stroke joinstyle="miter"/>
               </v:line>
             </w:pict>
@@ -4666,7 +4155,7 @@
           </mc:Choice>
           <mc:Fallback>
             <w:pict>
-              <v:line w14:anchorId="7C2140D4" id="Straight Connector 5" o:spid="_x0000_s1026" style="position:absolute;z-index:251678720;visibility:visible;mso-wrap-style:square;mso-wrap-distance-left:9pt;mso-wrap-distance-top:0;mso-wrap-distance-right:9pt;mso-wrap-distance-bottom:0;mso-position-horizontal:absolute;mso-position-horizontal-relative:text;mso-position-vertical:absolute;mso-position-vertical-relative:text" from="334.5pt,88.55pt" to="463.5pt,88.55pt" o:gfxdata="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" strokecolor="black [3200]" strokeweight="1.5pt">
+              <v:line w14:anchorId="058308BE" id="Straight Connector 5" o:spid="_x0000_s1026" style="position:absolute;z-index:251678720;visibility:visible;mso-wrap-style:square;mso-wrap-distance-left:9pt;mso-wrap-distance-top:0;mso-wrap-distance-right:9pt;mso-wrap-distance-bottom:0;mso-position-horizontal:absolute;mso-position-horizontal-relative:text;mso-position-vertical:absolute;mso-position-vertical-relative:text" from="334.5pt,88.55pt" to="463.5pt,88.55pt" o:gfxdata="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" strokecolor="black [3200]" strokeweight="1.5pt">
                 <v:stroke joinstyle="miter"/>
               </v:line>
             </w:pict>
@@ -5025,7 +4514,7 @@
           </mc:Choice>
           <mc:Fallback>
             <w:pict>
-              <v:line w14:anchorId="16683873" id="Straight Connector 8" o:spid="_x0000_s1026" style="position:absolute;z-index:251684864;visibility:visible;mso-wrap-style:square;mso-wrap-distance-left:9pt;mso-wrap-distance-top:0;mso-wrap-distance-right:9pt;mso-wrap-distance-bottom:0;mso-position-horizontal:absolute;mso-position-horizontal-relative:text;mso-position-vertical:absolute;mso-position-vertical-relative:text" from="345pt,54.7pt" to="474pt,54.7pt" o:gfxdata="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" strokecolor="black [3200]" strokeweight="1.5pt">
+              <v:line w14:anchorId="6A13F3E4" id="Straight Connector 8" o:spid="_x0000_s1026" style="position:absolute;z-index:251684864;visibility:visible;mso-wrap-style:square;mso-wrap-distance-left:9pt;mso-wrap-distance-top:0;mso-wrap-distance-right:9pt;mso-wrap-distance-bottom:0;mso-position-horizontal:absolute;mso-position-horizontal-relative:text;mso-position-vertical:absolute;mso-position-vertical-relative:text" from="345pt,54.7pt" to="474pt,54.7pt" o:gfxdata="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" strokecolor="black [3200]" strokeweight="1.5pt">
                 <v:stroke joinstyle="miter"/>
               </v:line>
             </w:pict>
@@ -5091,7 +4580,7 @@
           </mc:Choice>
           <mc:Fallback>
             <w:pict>
-              <v:line w14:anchorId="466AB9F4" id="Straight Connector 7" o:spid="_x0000_s1026" style="position:absolute;z-index:251682816;visibility:visible;mso-wrap-style:square;mso-wrap-distance-left:9pt;mso-wrap-distance-top:0;mso-wrap-distance-right:9pt;mso-wrap-distance-bottom:0;mso-position-horizontal:absolute;mso-position-horizontal-relative:text;mso-position-vertical:absolute;mso-position-vertical-relative:text" from="102pt,59.2pt" to="231pt,59.2pt" o:gfxdata="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" strokecolor="black [3200]" strokeweight="1.5pt">
+              <v:line w14:anchorId="6FD8F82D" id="Straight Connector 7" o:spid="_x0000_s1026" style="position:absolute;z-index:251682816;visibility:visible;mso-wrap-style:square;mso-wrap-distance-left:9pt;mso-wrap-distance-top:0;mso-wrap-distance-right:9pt;mso-wrap-distance-bottom:0;mso-position-horizontal:absolute;mso-position-horizontal-relative:text;mso-position-vertical:absolute;mso-position-vertical-relative:text" from="102pt,59.2pt" to="231pt,59.2pt" o:gfxdata="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" strokecolor="black [3200]" strokeweight="1.5pt">
                 <v:stroke joinstyle="miter"/>
               </v:line>
             </w:pict>
@@ -5257,6 +4746,272 @@
     </w:p>
     <w:p>
       <w:pPr>
+        <w:ind w:left="576" w:firstLine="720"/>
+        <w:rPr>
+          <w:rFonts w:ascii="Preeti" w:hAnsi="Preeti" w:cs="Times New Roman"/>
+          <w:noProof/>
+          <w:sz w:val="36"/>
+          <w:szCs w:val="36"/>
+          <w:lang w:bidi="ne-NP"/>
+        </w:rPr>
+      </w:pPr>
+      <w:r>
+        <w:rPr>
+          <w:rFonts w:ascii="Preeti" w:hAnsi="Preeti" w:cs="Times New Roman"/>
+          <w:noProof/>
+          <w:sz w:val="36"/>
+          <w:szCs w:val="36"/>
+          <w:lang w:bidi="ne-NP"/>
+        </w:rPr>
+        <w:t xml:space="preserve">s_ hg}k"l0f{df </w:t>
+      </w:r>
+      <w:r>
+        <w:rPr>
+          <w:rFonts w:ascii="Preeti" w:hAnsi="Preeti" w:cs="Times New Roman"/>
+          <w:noProof/>
+          <w:sz w:val="36"/>
+          <w:szCs w:val="36"/>
+          <w:lang w:bidi="ne-NP"/>
+        </w:rPr>
+        <w:tab/>
+      </w:r>
+      <w:r>
+        <w:rPr>
+          <w:rFonts w:ascii="Preeti" w:hAnsi="Preeti" w:cs="Times New Roman"/>
+          <w:noProof/>
+          <w:sz w:val="36"/>
+          <w:szCs w:val="36"/>
+          <w:lang w:bidi="ne-NP"/>
+        </w:rPr>
+        <w:tab/>
+        <w:t xml:space="preserve">M </w:t>
+      </w:r>
+      <w:r>
+        <w:rPr>
+          <w:rFonts w:ascii="Preeti" w:hAnsi="Preeti" w:cs="Times New Roman"/>
+          <w:noProof/>
+          <w:sz w:val="36"/>
+          <w:szCs w:val="36"/>
+          <w:lang w:bidi="ne-NP"/>
+        </w:rPr>
+        <w:tab/>
+        <w:t>============================</w:t>
+      </w:r>
+      <w:r>
+        <w:rPr>
+          <w:rFonts w:ascii="Preeti" w:hAnsi="Preeti" w:cs="Times New Roman"/>
+          <w:noProof/>
+          <w:sz w:val="36"/>
+          <w:szCs w:val="36"/>
+          <w:lang w:bidi="ne-NP"/>
+        </w:rPr>
+        <w:t>================</w:t>
+      </w:r>
+    </w:p>
+    <w:p>
+      <w:pPr>
+        <w:ind w:left="576" w:firstLine="720"/>
+        <w:rPr>
+          <w:rFonts w:ascii="Preeti" w:hAnsi="Preeti" w:cs="Times New Roman"/>
+          <w:noProof/>
+          <w:sz w:val="36"/>
+          <w:szCs w:val="36"/>
+          <w:lang w:bidi="ne-NP"/>
+        </w:rPr>
+      </w:pPr>
+      <w:r>
+        <w:rPr>
+          <w:rFonts w:ascii="Preeti" w:hAnsi="Preeti" w:cs="Times New Roman"/>
+          <w:noProof/>
+          <w:sz w:val="36"/>
+          <w:szCs w:val="36"/>
+          <w:lang w:bidi="ne-NP"/>
+        </w:rPr>
+        <w:t xml:space="preserve">v_ 57 </w:t>
+      </w:r>
+      <w:r>
+        <w:rPr>
+          <w:rFonts w:ascii="Preeti" w:hAnsi="Preeti" w:cs="Times New Roman"/>
+          <w:noProof/>
+          <w:sz w:val="36"/>
+          <w:szCs w:val="36"/>
+          <w:lang w:bidi="ne-NP"/>
+        </w:rPr>
+        <w:tab/>
+      </w:r>
+      <w:r>
+        <w:rPr>
+          <w:rFonts w:ascii="Preeti" w:hAnsi="Preeti" w:cs="Times New Roman"/>
+          <w:noProof/>
+          <w:sz w:val="36"/>
+          <w:szCs w:val="36"/>
+          <w:lang w:bidi="ne-NP"/>
+        </w:rPr>
+        <w:tab/>
+        <w:t xml:space="preserve">M </w:t>
+      </w:r>
+      <w:r>
+        <w:rPr>
+          <w:rFonts w:ascii="Preeti" w:hAnsi="Preeti" w:cs="Times New Roman"/>
+          <w:noProof/>
+          <w:sz w:val="36"/>
+          <w:szCs w:val="36"/>
+          <w:lang w:bidi="ne-NP"/>
+        </w:rPr>
+        <w:tab/>
+        <w:t>============================</w:t>
+      </w:r>
+      <w:r>
+        <w:rPr>
+          <w:rFonts w:ascii="Preeti" w:hAnsi="Preeti" w:cs="Times New Roman"/>
+          <w:noProof/>
+          <w:sz w:val="36"/>
+          <w:szCs w:val="36"/>
+          <w:lang w:bidi="ne-NP"/>
+        </w:rPr>
+        <w:t>================</w:t>
+      </w:r>
+    </w:p>
+    <w:p>
+      <w:pPr>
+        <w:ind w:left="576" w:firstLine="720"/>
+        <w:rPr>
+          <w:rFonts w:ascii="Preeti" w:hAnsi="Preeti" w:cs="Times New Roman"/>
+          <w:noProof/>
+          <w:sz w:val="36"/>
+          <w:szCs w:val="36"/>
+          <w:lang w:bidi="ne-NP"/>
+        </w:rPr>
+      </w:pPr>
+      <w:r>
+        <w:rPr>
+          <w:rFonts w:ascii="Preeti" w:hAnsi="Preeti" w:cs="Times New Roman"/>
+          <w:noProof/>
+          <w:sz w:val="36"/>
+          <w:szCs w:val="36"/>
+          <w:lang w:bidi="ne-NP"/>
+        </w:rPr>
+        <w:t xml:space="preserve">u_ ltxf/ </w:t>
+      </w:r>
+      <w:r>
+        <w:rPr>
+          <w:rFonts w:ascii="Preeti" w:hAnsi="Preeti" w:cs="Times New Roman"/>
+          <w:noProof/>
+          <w:sz w:val="36"/>
+          <w:szCs w:val="36"/>
+          <w:lang w:bidi="ne-NP"/>
+        </w:rPr>
+        <w:tab/>
+      </w:r>
+      <w:r>
+        <w:rPr>
+          <w:rFonts w:ascii="Preeti" w:hAnsi="Preeti" w:cs="Times New Roman"/>
+          <w:noProof/>
+          <w:sz w:val="36"/>
+          <w:szCs w:val="36"/>
+          <w:lang w:bidi="ne-NP"/>
+        </w:rPr>
+        <w:tab/>
+        <w:t xml:space="preserve">M </w:t>
+      </w:r>
+      <w:r>
+        <w:rPr>
+          <w:rFonts w:ascii="Preeti" w:hAnsi="Preeti" w:cs="Times New Roman"/>
+          <w:noProof/>
+          <w:sz w:val="36"/>
+          <w:szCs w:val="36"/>
+          <w:lang w:bidi="ne-NP"/>
+        </w:rPr>
+        <w:tab/>
+        <w:t>============================</w:t>
+      </w:r>
+      <w:r>
+        <w:rPr>
+          <w:rFonts w:ascii="Preeti" w:hAnsi="Preeti" w:cs="Times New Roman"/>
+          <w:noProof/>
+          <w:sz w:val="36"/>
+          <w:szCs w:val="36"/>
+          <w:lang w:bidi="ne-NP"/>
+        </w:rPr>
+        <w:t>================</w:t>
+      </w:r>
+    </w:p>
+    <w:p>
+      <w:pPr>
+        <w:ind w:left="576" w:firstLine="720"/>
+        <w:rPr>
+          <w:rFonts w:ascii="Preeti" w:hAnsi="Preeti" w:cs="Times New Roman"/>
+          <w:noProof/>
+          <w:sz w:val="36"/>
+          <w:szCs w:val="36"/>
+          <w:lang w:bidi="ne-NP"/>
+        </w:rPr>
+      </w:pPr>
+      <w:r>
+        <w:rPr>
+          <w:rFonts w:ascii="Preeti" w:hAnsi="Preeti" w:cs="Times New Roman"/>
+          <w:noProof/>
+          <w:sz w:val="36"/>
+          <w:szCs w:val="36"/>
+          <w:lang w:bidi="ne-NP"/>
+        </w:rPr>
+        <w:t xml:space="preserve">3_ Ob </w:t>
+      </w:r>
+      <w:r>
+        <w:rPr>
+          <w:rFonts w:ascii="Preeti" w:hAnsi="Preeti" w:cs="Times New Roman"/>
+          <w:noProof/>
+          <w:sz w:val="36"/>
+          <w:szCs w:val="36"/>
+          <w:lang w:bidi="ne-NP"/>
+        </w:rPr>
+        <w:tab/>
+      </w:r>
+      <w:r>
+        <w:rPr>
+          <w:rFonts w:ascii="Preeti" w:hAnsi="Preeti" w:cs="Times New Roman"/>
+          <w:noProof/>
+          <w:sz w:val="36"/>
+          <w:szCs w:val="36"/>
+          <w:lang w:bidi="ne-NP"/>
+        </w:rPr>
+        <w:tab/>
+      </w:r>
+      <w:r>
+        <w:rPr>
+          <w:rFonts w:ascii="Preeti" w:hAnsi="Preeti" w:cs="Times New Roman"/>
+          <w:noProof/>
+          <w:sz w:val="36"/>
+          <w:szCs w:val="36"/>
+          <w:lang w:bidi="ne-NP"/>
+        </w:rPr>
+        <w:tab/>
+        <w:t xml:space="preserve">M </w:t>
+      </w:r>
+      <w:r>
+        <w:rPr>
+          <w:rFonts w:ascii="Preeti" w:hAnsi="Preeti" w:cs="Times New Roman"/>
+          <w:noProof/>
+          <w:sz w:val="36"/>
+          <w:szCs w:val="36"/>
+          <w:lang w:bidi="ne-NP"/>
+        </w:rPr>
+        <w:tab/>
+        <w:t>============================</w:t>
+      </w:r>
+      <w:r>
+        <w:rPr>
+          <w:rFonts w:ascii="Preeti" w:hAnsi="Preeti" w:cs="Times New Roman"/>
+          <w:noProof/>
+          <w:sz w:val="36"/>
+          <w:szCs w:val="36"/>
+          <w:lang w:bidi="ne-NP"/>
+        </w:rPr>
+        <w:t>================</w:t>
+      </w:r>
+    </w:p>
+    <w:p>
+      <w:pPr>
         <w:ind w:firstLine="720"/>
         <w:rPr>
           <w:rFonts w:ascii="Preeti" w:hAnsi="Preeti" w:cs="Times New Roman"/>
@@ -5266,49 +5021,6 @@
           <w:lang w:bidi="ne-NP"/>
         </w:rPr>
       </w:pPr>
-      <w:r>
-        <w:rPr>
-          <w:rFonts w:ascii="Preeti" w:hAnsi="Preeti" w:cs="Times New Roman"/>
-          <w:noProof/>
-          <w:sz w:val="36"/>
-          <w:szCs w:val="36"/>
-          <w:lang w:bidi="ne-NP"/>
-        </w:rPr>
-        <w:tab/>
-        <w:t xml:space="preserve">s_ hg}k"l0f{df </w:t>
-      </w:r>
-      <w:r>
-        <w:rPr>
-          <w:rFonts w:ascii="Preeti" w:hAnsi="Preeti" w:cs="Times New Roman"/>
-          <w:noProof/>
-          <w:sz w:val="36"/>
-          <w:szCs w:val="36"/>
-          <w:lang w:bidi="ne-NP"/>
-        </w:rPr>
-        <w:tab/>
-      </w:r>
-      <w:r>
-        <w:rPr>
-          <w:rFonts w:ascii="Preeti" w:hAnsi="Preeti" w:cs="Times New Roman"/>
-          <w:noProof/>
-          <w:sz w:val="36"/>
-          <w:szCs w:val="36"/>
-          <w:lang w:bidi="ne-NP"/>
-        </w:rPr>
-        <w:tab/>
-        <w:t xml:space="preserve">M </w:t>
-      </w:r>
-      <w:r>
-        <w:rPr>
-          <w:rFonts w:ascii="Preeti" w:hAnsi="Preeti" w:cs="Times New Roman"/>
-          <w:noProof/>
-          <w:sz w:val="36"/>
-          <w:szCs w:val="36"/>
-          <w:lang w:bidi="ne-NP"/>
-        </w:rPr>
-        <w:tab/>
-        <w:t>============================</w:t>
-      </w:r>
     </w:p>
     <w:p>
       <w:pPr>
@@ -5321,356 +5033,41 @@
           <w:lang w:bidi="ne-NP"/>
         </w:rPr>
       </w:pPr>
-      <w:r>
-        <w:rPr>
-          <w:rFonts w:ascii="Preeti" w:hAnsi="Preeti" w:cs="Times New Roman"/>
-          <w:noProof/>
-          <w:sz w:val="36"/>
-          <w:szCs w:val="36"/>
-          <w:lang w:bidi="ne-NP"/>
-        </w:rPr>
-        <w:tab/>
-        <w:t xml:space="preserve">v_ 57 </w:t>
-      </w:r>
-      <w:r>
-        <w:rPr>
-          <w:rFonts w:ascii="Preeti" w:hAnsi="Preeti" w:cs="Times New Roman"/>
-          <w:noProof/>
-          <w:sz w:val="36"/>
-          <w:szCs w:val="36"/>
-          <w:lang w:bidi="ne-NP"/>
-        </w:rPr>
-        <w:tab/>
-      </w:r>
-      <w:r>
-        <w:rPr>
-          <w:rFonts w:ascii="Preeti" w:hAnsi="Preeti" w:cs="Times New Roman"/>
-          <w:noProof/>
-          <w:sz w:val="36"/>
-          <w:szCs w:val="36"/>
-          <w:lang w:bidi="ne-NP"/>
-        </w:rPr>
-        <w:tab/>
-      </w:r>
-      <w:r>
-        <w:rPr>
-          <w:rFonts w:ascii="Preeti" w:hAnsi="Preeti" w:cs="Times New Roman"/>
-          <w:noProof/>
-          <w:sz w:val="36"/>
-          <w:szCs w:val="36"/>
-          <w:lang w:bidi="ne-NP"/>
-        </w:rPr>
-        <w:tab/>
-        <w:t xml:space="preserve">M </w:t>
-      </w:r>
-      <w:r>
-        <w:rPr>
-          <w:rFonts w:ascii="Preeti" w:hAnsi="Preeti" w:cs="Times New Roman"/>
-          <w:noProof/>
-          <w:sz w:val="36"/>
-          <w:szCs w:val="36"/>
-          <w:lang w:bidi="ne-NP"/>
-        </w:rPr>
-        <w:tab/>
-        <w:t>============================</w:t>
-      </w:r>
     </w:p>
     <w:p>
       <w:pPr>
         <w:ind w:firstLine="720"/>
         <w:rPr>
           <w:rFonts w:ascii="Preeti" w:hAnsi="Preeti" w:cs="Times New Roman"/>
-          <w:noProof/>
-          <w:sz w:val="36"/>
-          <w:szCs w:val="36"/>
-          <w:lang w:bidi="ne-NP"/>
-        </w:rPr>
-      </w:pPr>
-      <w:r>
-        <w:rPr>
-          <w:rFonts w:ascii="Preeti" w:hAnsi="Preeti" w:cs="Times New Roman"/>
-          <w:noProof/>
-          <w:sz w:val="36"/>
-          <w:szCs w:val="36"/>
-          <w:lang w:bidi="ne-NP"/>
-        </w:rPr>
-        <w:tab/>
-        <w:t xml:space="preserve">u_ ltxf/ </w:t>
-      </w:r>
-      <w:r>
-        <w:rPr>
-          <w:rFonts w:ascii="Preeti" w:hAnsi="Preeti" w:cs="Times New Roman"/>
-          <w:noProof/>
-          <w:sz w:val="36"/>
-          <w:szCs w:val="36"/>
-          <w:lang w:bidi="ne-NP"/>
-        </w:rPr>
-        <w:tab/>
-      </w:r>
-      <w:r>
-        <w:rPr>
-          <w:rFonts w:ascii="Preeti" w:hAnsi="Preeti" w:cs="Times New Roman"/>
-          <w:noProof/>
-          <w:sz w:val="36"/>
-          <w:szCs w:val="36"/>
-          <w:lang w:bidi="ne-NP"/>
-        </w:rPr>
-        <w:tab/>
-      </w:r>
-      <w:r>
-        <w:rPr>
-          <w:rFonts w:ascii="Preeti" w:hAnsi="Preeti" w:cs="Times New Roman"/>
-          <w:noProof/>
-          <w:sz w:val="36"/>
-          <w:szCs w:val="36"/>
-          <w:lang w:bidi="ne-NP"/>
-        </w:rPr>
-        <w:tab/>
-        <w:t xml:space="preserve">M </w:t>
-      </w:r>
-      <w:r>
-        <w:rPr>
-          <w:rFonts w:ascii="Preeti" w:hAnsi="Preeti" w:cs="Times New Roman"/>
-          <w:noProof/>
-          <w:sz w:val="36"/>
-          <w:szCs w:val="36"/>
-          <w:lang w:bidi="ne-NP"/>
-        </w:rPr>
-        <w:tab/>
-        <w:t>============================</w:t>
-      </w:r>
-    </w:p>
-    <w:p>
-      <w:pPr>
-        <w:ind w:firstLine="720"/>
-        <w:rPr>
-          <w:rFonts w:ascii="Preeti" w:hAnsi="Preeti" w:cs="Times New Roman"/>
-          <w:noProof/>
-          <w:sz w:val="36"/>
-          <w:szCs w:val="36"/>
-          <w:lang w:bidi="ne-NP"/>
-        </w:rPr>
-      </w:pPr>
-      <w:r>
-        <w:rPr>
-          <w:rFonts w:ascii="Preeti" w:hAnsi="Preeti" w:cs="Times New Roman"/>
-          <w:noProof/>
-          <w:sz w:val="36"/>
-          <w:szCs w:val="36"/>
-          <w:lang w:bidi="ne-NP"/>
-        </w:rPr>
-        <w:tab/>
-        <w:t xml:space="preserve">3_ Ob </w:t>
-      </w:r>
-      <w:r>
-        <w:rPr>
-          <w:rFonts w:ascii="Preeti" w:hAnsi="Preeti" w:cs="Times New Roman"/>
-          <w:noProof/>
-          <w:sz w:val="36"/>
-          <w:szCs w:val="36"/>
-          <w:lang w:bidi="ne-NP"/>
-        </w:rPr>
-        <w:tab/>
-      </w:r>
-      <w:r>
-        <w:rPr>
-          <w:rFonts w:ascii="Preeti" w:hAnsi="Preeti" w:cs="Times New Roman"/>
-          <w:noProof/>
-          <w:sz w:val="36"/>
-          <w:szCs w:val="36"/>
-          <w:lang w:bidi="ne-NP"/>
-        </w:rPr>
-        <w:tab/>
-      </w:r>
-      <w:r>
-        <w:rPr>
-          <w:rFonts w:ascii="Preeti" w:hAnsi="Preeti" w:cs="Times New Roman"/>
-          <w:noProof/>
-          <w:sz w:val="36"/>
-          <w:szCs w:val="36"/>
-          <w:lang w:bidi="ne-NP"/>
-        </w:rPr>
-        <w:tab/>
-        <w:t xml:space="preserve">M </w:t>
-      </w:r>
-      <w:r>
-        <w:rPr>
-          <w:rFonts w:ascii="Preeti" w:hAnsi="Preeti" w:cs="Times New Roman"/>
-          <w:noProof/>
-          <w:sz w:val="36"/>
-          <w:szCs w:val="36"/>
-          <w:lang w:bidi="ne-NP"/>
-        </w:rPr>
-        <w:tab/>
-        <w:t>============================</w:t>
-      </w:r>
-    </w:p>
-    <w:p>
-      <w:pPr>
-        <w:ind w:firstLine="720"/>
-        <w:rPr>
-          <w:rFonts w:ascii="Preeti" w:hAnsi="Preeti" w:cs="Times New Roman"/>
-          <w:noProof/>
-          <w:sz w:val="36"/>
-          <w:szCs w:val="36"/>
-          <w:lang w:bidi="ne-NP"/>
-        </w:rPr>
-      </w:pPr>
-    </w:p>
-    <w:p>
-      <w:pPr>
-        <w:ind w:firstLine="720"/>
-        <w:rPr>
-          <w:rFonts w:ascii="Preeti" w:hAnsi="Preeti" w:cs="Times New Roman"/>
-          <w:noProof/>
-          <w:sz w:val="36"/>
-          <w:szCs w:val="36"/>
-          <w:lang w:bidi="ne-NP"/>
-        </w:rPr>
-      </w:pPr>
-    </w:p>
-    <w:p>
-      <w:pPr>
-        <w:ind w:firstLine="720"/>
-        <w:rPr>
-          <w:rFonts w:ascii="Preeti" w:hAnsi="Preeti" w:cs="Times New Roman"/>
-          <w:b/>
-          <w:bCs/>
-          <w:noProof/>
-          <w:sz w:val="36"/>
-          <w:szCs w:val="36"/>
-          <w:lang w:bidi="ne-NP"/>
-        </w:rPr>
-      </w:pPr>
-      <w:r>
-        <w:rPr>
-          <w:rFonts w:ascii="Preeti" w:hAnsi="Preeti" w:cs="Times New Roman"/>
-          <w:b/>
-          <w:bCs/>
-          <w:noProof/>
-          <w:sz w:val="36"/>
-          <w:szCs w:val="36"/>
-          <w:lang w:bidi="ne-NP"/>
+          <w:b/>
+          <w:bCs/>
+          <w:noProof/>
+          <w:sz w:val="36"/>
+          <w:szCs w:val="36"/>
+          <w:lang w:bidi="ne-NP"/>
+        </w:rPr>
+      </w:pPr>
+      <w:r>
+        <w:rPr>
+          <w:rFonts w:ascii="Preeti" w:hAnsi="Preeti" w:cs="Times New Roman"/>
+          <w:noProof/>
+          <w:sz w:val="36"/>
+          <w:szCs w:val="36"/>
         </w:rPr>
         <w:lastRenderedPageBreak/>
-        <w:t xml:space="preserve">k|Zg g+= *  nfnLu'/fF;sf] lrq agfO{ /+u eg'{xf];\ . </w:t>
-      </w:r>
-      <w:r>
-        <w:rPr>
-          <w:rFonts w:ascii="Preeti" w:hAnsi="Preeti" w:cs="Times New Roman"/>
-          <w:b/>
-          <w:bCs/>
-          <w:noProof/>
-          <w:sz w:val="36"/>
-          <w:szCs w:val="36"/>
-          <w:lang w:bidi="ne-NP"/>
-        </w:rPr>
-        <w:tab/>
-      </w:r>
-      <w:r>
-        <w:rPr>
-          <w:rFonts w:ascii="Preeti" w:hAnsi="Preeti" w:cs="Times New Roman"/>
-          <w:b/>
-          <w:bCs/>
-          <w:noProof/>
-          <w:sz w:val="36"/>
-          <w:szCs w:val="36"/>
-          <w:lang w:bidi="ne-NP"/>
-        </w:rPr>
-        <w:tab/>
-      </w:r>
-      <w:r>
-        <w:rPr>
-          <w:rFonts w:ascii="Preeti" w:hAnsi="Preeti" w:cs="Times New Roman"/>
-          <w:b/>
-          <w:bCs/>
-          <w:noProof/>
-          <w:sz w:val="36"/>
-          <w:szCs w:val="36"/>
-          <w:lang w:bidi="ne-NP"/>
-        </w:rPr>
-        <w:tab/>
-      </w:r>
-      <w:r>
-        <w:rPr>
-          <w:rFonts w:ascii="Preeti" w:hAnsi="Preeti" w:cs="Times New Roman"/>
-          <w:b/>
-          <w:bCs/>
-          <w:noProof/>
-          <w:sz w:val="36"/>
-          <w:szCs w:val="36"/>
-          <w:lang w:bidi="ne-NP"/>
-        </w:rPr>
-        <w:tab/>
-      </w:r>
-      <w:r>
-        <w:rPr>
-          <w:rFonts w:ascii="Preeti" w:hAnsi="Preeti" w:cs="Times New Roman"/>
-          <w:b/>
-          <w:bCs/>
-          <w:noProof/>
-          <w:sz w:val="36"/>
-          <w:szCs w:val="36"/>
-          <w:lang w:bidi="ne-NP"/>
-        </w:rPr>
-        <w:tab/>
-      </w:r>
-      <w:r>
-        <w:rPr>
-          <w:rFonts w:ascii="Preeti" w:hAnsi="Preeti" w:cs="Times New Roman"/>
-          <w:b/>
-          <w:bCs/>
-          <w:noProof/>
-          <w:sz w:val="36"/>
-          <w:szCs w:val="36"/>
-          <w:lang w:bidi="ne-NP"/>
-        </w:rPr>
-        <w:tab/>
-      </w:r>
-      <w:r>
-        <w:rPr>
-          <w:rFonts w:ascii="Preeti" w:hAnsi="Preeti" w:cs="Times New Roman"/>
-          <w:b/>
-          <w:bCs/>
-          <w:noProof/>
-          <w:sz w:val="36"/>
-          <w:szCs w:val="36"/>
-          <w:lang w:bidi="ne-NP"/>
-        </w:rPr>
-        <w:t>$</w:t>
-      </w:r>
-    </w:p>
-    <w:p>
-      <w:pPr>
-        <w:ind w:firstLine="720"/>
-        <w:rPr>
-          <w:rFonts w:ascii="Preeti" w:hAnsi="Preeti" w:cs="Times New Roman"/>
-          <w:noProof/>
-          <w:sz w:val="36"/>
-          <w:szCs w:val="36"/>
-          <w:lang w:bidi="ne-NP"/>
-        </w:rPr>
-      </w:pPr>
-      <w:r>
-        <w:rPr>
-          <w:rFonts w:ascii="Preeti" w:hAnsi="Preeti" w:cs="Times New Roman"/>
-          <w:noProof/>
-          <w:sz w:val="36"/>
-          <w:szCs w:val="36"/>
-        </w:rPr>
         <mc:AlternateContent>
           <mc:Choice Requires="wps">
             <w:drawing>
-              <wp:anchor distT="0" distB="0" distL="114300" distR="114300" simplePos="0" relativeHeight="251685888" behindDoc="0" locked="0" layoutInCell="1" allowOverlap="1" wp14:anchorId="4E5D0846" wp14:editId="7A36743D">
+              <wp:anchor distT="0" distB="0" distL="114300" distR="114300" simplePos="0" relativeHeight="251657216" behindDoc="0" locked="0" layoutInCell="1" allowOverlap="1" wp14:anchorId="4E5D0846" wp14:editId="6BDCA19B">
                 <wp:simplePos x="0" y="0"/>
                 <wp:positionH relativeFrom="column">
-                  <wp:posOffset>504825</wp:posOffset>
+                  <wp:posOffset>457200</wp:posOffset>
                 </wp:positionH>
                 <wp:positionV relativeFrom="paragraph">
-                  <wp:posOffset>154305</wp:posOffset>
+                  <wp:posOffset>323850</wp:posOffset>
                 </wp:positionV>
-                <wp:extent cx="5572125" cy="4200525"/>
-                <wp:effectExtent l="0" t="0" r="28575" b="28575"/>
+                <wp:extent cx="6248400" cy="4200525"/>
+                <wp:effectExtent l="0" t="0" r="19050" b="28575"/>
                 <wp:wrapNone/>
                 <wp:docPr id="9" name="Rectangle 9"/>
                 <wp:cNvGraphicFramePr/>
@@ -5681,7 +5078,7 @@
                       <wps:spPr>
                         <a:xfrm>
                           <a:off x="0" y="0"/>
-                          <a:ext cx="5572125" cy="4200525"/>
+                          <a:ext cx="6248400" cy="4200525"/>
                         </a:xfrm>
                         <a:prstGeom prst="rect">
                           <a:avLst/>
@@ -5710,15 +5107,273 @@
                     </wps:wsp>
                   </a:graphicData>
                 </a:graphic>
+                <wp14:sizeRelH relativeFrom="margin">
+                  <wp14:pctWidth>0</wp14:pctWidth>
+                </wp14:sizeRelH>
               </wp:anchor>
             </w:drawing>
           </mc:Choice>
           <mc:Fallback>
             <w:pict>
-              <v:rect w14:anchorId="1AFE55B4" id="Rectangle 9" o:spid="_x0000_s1026" style="position:absolute;margin-left:39.75pt;margin-top:12.15pt;width:438.75pt;height:330.75pt;z-index:251685888;visibility:visible;mso-wrap-style:square;mso-wrap-distance-left:9pt;mso-wrap-distance-top:0;mso-wrap-distance-right:9pt;mso-wrap-distance-bottom:0;mso-position-horizontal:absolute;mso-position-horizontal-relative:text;mso-position-vertical:absolute;mso-position-vertical-relative:text;v-text-anchor:middle" o:gfxdata="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" fillcolor="white [3201]" strokecolor="black [3200]" strokeweight="1pt"/>
+              <v:rect w14:anchorId="31D98A54" id="Rectangle 9" o:spid="_x0000_s1026" style="position:absolute;margin-left:36pt;margin-top:25.5pt;width:492pt;height:330.75pt;z-index:251657216;visibility:visible;mso-wrap-style:square;mso-width-percent:0;mso-wrap-distance-left:9pt;mso-wrap-distance-top:0;mso-wrap-distance-right:9pt;mso-wrap-distance-bottom:0;mso-position-horizontal:absolute;mso-position-horizontal-relative:text;mso-position-vertical:absolute;mso-position-vertical-relative:text;mso-width-percent:0;mso-width-relative:margin;v-text-anchor:middle" o:gfxdata="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" fillcolor="white [3201]" strokecolor="black [3200]" strokeweight="1pt"/>
             </w:pict>
           </mc:Fallback>
         </mc:AlternateContent>
+      </w:r>
+      <w:r>
+        <w:rPr>
+          <w:rFonts w:ascii="Preeti" w:hAnsi="Preeti" w:cs="Times New Roman"/>
+          <w:b/>
+          <w:bCs/>
+          <w:noProof/>
+          <w:sz w:val="36"/>
+          <w:szCs w:val="36"/>
+          <w:lang w:bidi="ne-NP"/>
+        </w:rPr>
+        <w:t xml:space="preserve">k|Zg g+= *  nfnLu'/fF;sf] lrq agfO{ /+u eg'{xf];\ . </w:t>
+      </w:r>
+      <w:r>
+        <w:rPr>
+          <w:rFonts w:ascii="Preeti" w:hAnsi="Preeti" w:cs="Times New Roman"/>
+          <w:b/>
+          <w:bCs/>
+          <w:noProof/>
+          <w:sz w:val="36"/>
+          <w:szCs w:val="36"/>
+          <w:lang w:bidi="ne-NP"/>
+        </w:rPr>
+        <w:tab/>
+      </w:r>
+      <w:r>
+        <w:rPr>
+          <w:rFonts w:ascii="Preeti" w:hAnsi="Preeti" w:cs="Times New Roman"/>
+          <w:b/>
+          <w:bCs/>
+          <w:noProof/>
+          <w:sz w:val="36"/>
+          <w:szCs w:val="36"/>
+          <w:lang w:bidi="ne-NP"/>
+        </w:rPr>
+        <w:tab/>
+      </w:r>
+      <w:r>
+        <w:rPr>
+          <w:rFonts w:ascii="Preeti" w:hAnsi="Preeti" w:cs="Times New Roman"/>
+          <w:b/>
+          <w:bCs/>
+          <w:noProof/>
+          <w:sz w:val="36"/>
+          <w:szCs w:val="36"/>
+          <w:lang w:bidi="ne-NP"/>
+        </w:rPr>
+        <w:tab/>
+      </w:r>
+      <w:r>
+        <w:rPr>
+          <w:rFonts w:ascii="Preeti" w:hAnsi="Preeti" w:cs="Times New Roman"/>
+          <w:b/>
+          <w:bCs/>
+          <w:noProof/>
+          <w:sz w:val="36"/>
+          <w:szCs w:val="36"/>
+          <w:lang w:bidi="ne-NP"/>
+        </w:rPr>
+        <w:tab/>
+      </w:r>
+      <w:r>
+        <w:rPr>
+          <w:rFonts w:ascii="Preeti" w:hAnsi="Preeti" w:cs="Times New Roman"/>
+          <w:b/>
+          <w:bCs/>
+          <w:noProof/>
+          <w:sz w:val="36"/>
+          <w:szCs w:val="36"/>
+          <w:lang w:bidi="ne-NP"/>
+        </w:rPr>
+        <w:tab/>
+      </w:r>
+      <w:r>
+        <w:rPr>
+          <w:rFonts w:ascii="Preeti" w:hAnsi="Preeti" w:cs="Times New Roman"/>
+          <w:b/>
+          <w:bCs/>
+          <w:noProof/>
+          <w:sz w:val="36"/>
+          <w:szCs w:val="36"/>
+          <w:lang w:bidi="ne-NP"/>
+        </w:rPr>
+        <w:tab/>
+      </w:r>
+      <w:r>
+        <w:rPr>
+          <w:rFonts w:ascii="Preeti" w:hAnsi="Preeti" w:cs="Times New Roman"/>
+          <w:b/>
+          <w:bCs/>
+          <w:noProof/>
+          <w:sz w:val="36"/>
+          <w:szCs w:val="36"/>
+          <w:lang w:bidi="ne-NP"/>
+        </w:rPr>
+        <w:t>$</w:t>
+      </w:r>
+    </w:p>
+    <w:p>
+      <w:pPr>
+        <w:ind w:firstLine="720"/>
+        <w:rPr>
+          <w:rFonts w:ascii="Preeti" w:hAnsi="Preeti" w:cs="Times New Roman"/>
+          <w:noProof/>
+          <w:sz w:val="36"/>
+          <w:szCs w:val="36"/>
+          <w:lang w:bidi="ne-NP"/>
+        </w:rPr>
+      </w:pPr>
+    </w:p>
+    <w:p>
+      <w:pPr>
+        <w:ind w:firstLine="720"/>
+        <w:rPr>
+          <w:rFonts w:ascii="Preeti" w:hAnsi="Preeti" w:cs="Times New Roman"/>
+          <w:noProof/>
+          <w:sz w:val="36"/>
+          <w:szCs w:val="36"/>
+          <w:lang w:bidi="ne-NP"/>
+        </w:rPr>
+      </w:pPr>
+    </w:p>
+    <w:p>
+      <w:pPr>
+        <w:ind w:firstLine="720"/>
+        <w:rPr>
+          <w:rFonts w:ascii="Preeti" w:hAnsi="Preeti" w:cs="Times New Roman"/>
+          <w:noProof/>
+          <w:sz w:val="36"/>
+          <w:szCs w:val="36"/>
+          <w:lang w:bidi="ne-NP"/>
+        </w:rPr>
+      </w:pPr>
+    </w:p>
+    <w:p>
+      <w:pPr>
+        <w:ind w:firstLine="720"/>
+        <w:rPr>
+          <w:rFonts w:ascii="Preeti" w:hAnsi="Preeti" w:cs="Times New Roman"/>
+          <w:noProof/>
+          <w:sz w:val="36"/>
+          <w:szCs w:val="36"/>
+          <w:lang w:bidi="ne-NP"/>
+        </w:rPr>
+      </w:pPr>
+    </w:p>
+    <w:p>
+      <w:pPr>
+        <w:ind w:firstLine="720"/>
+        <w:rPr>
+          <w:rFonts w:ascii="Preeti" w:hAnsi="Preeti" w:cs="Times New Roman"/>
+          <w:noProof/>
+          <w:sz w:val="36"/>
+          <w:szCs w:val="36"/>
+          <w:lang w:bidi="ne-NP"/>
+        </w:rPr>
+      </w:pPr>
+    </w:p>
+    <w:p>
+      <w:pPr>
+        <w:ind w:firstLine="720"/>
+        <w:rPr>
+          <w:rFonts w:ascii="Preeti" w:hAnsi="Preeti" w:cs="Times New Roman"/>
+          <w:noProof/>
+          <w:sz w:val="36"/>
+          <w:szCs w:val="36"/>
+          <w:lang w:bidi="ne-NP"/>
+        </w:rPr>
+      </w:pPr>
+    </w:p>
+    <w:p>
+      <w:pPr>
+        <w:ind w:firstLine="720"/>
+        <w:rPr>
+          <w:rFonts w:ascii="Preeti" w:hAnsi="Preeti" w:cs="Times New Roman"/>
+          <w:noProof/>
+          <w:sz w:val="36"/>
+          <w:szCs w:val="36"/>
+          <w:lang w:bidi="ne-NP"/>
+        </w:rPr>
+      </w:pPr>
+    </w:p>
+    <w:p>
+      <w:pPr>
+        <w:ind w:firstLine="720"/>
+        <w:rPr>
+          <w:rFonts w:ascii="Preeti" w:hAnsi="Preeti" w:cs="Times New Roman"/>
+          <w:noProof/>
+          <w:sz w:val="36"/>
+          <w:szCs w:val="36"/>
+          <w:lang w:bidi="ne-NP"/>
+        </w:rPr>
+      </w:pPr>
+    </w:p>
+    <w:p>
+      <w:pPr>
+        <w:ind w:firstLine="720"/>
+        <w:rPr>
+          <w:rFonts w:ascii="Preeti" w:hAnsi="Preeti" w:cs="Times New Roman"/>
+          <w:noProof/>
+          <w:sz w:val="36"/>
+          <w:szCs w:val="36"/>
+          <w:lang w:bidi="ne-NP"/>
+        </w:rPr>
+      </w:pPr>
+    </w:p>
+    <w:p>
+      <w:pPr>
+        <w:ind w:firstLine="720"/>
+        <w:rPr>
+          <w:rFonts w:ascii="Preeti" w:hAnsi="Preeti" w:cs="Times New Roman"/>
+          <w:noProof/>
+          <w:sz w:val="36"/>
+          <w:szCs w:val="36"/>
+          <w:lang w:bidi="ne-NP"/>
+        </w:rPr>
+      </w:pPr>
+    </w:p>
+    <w:p>
+      <w:pPr>
+        <w:ind w:firstLine="720"/>
+        <w:rPr>
+          <w:rFonts w:ascii="Preeti" w:hAnsi="Preeti" w:cs="Times New Roman"/>
+          <w:noProof/>
+          <w:sz w:val="36"/>
+          <w:szCs w:val="36"/>
+          <w:lang w:bidi="ne-NP"/>
+        </w:rPr>
+      </w:pPr>
+    </w:p>
+    <w:p>
+      <w:pPr>
+        <w:ind w:firstLine="720"/>
+        <w:jc w:val="center"/>
+        <w:rPr>
+          <w:rFonts w:ascii="Preeti" w:hAnsi="Preeti" w:cs="Times New Roman"/>
+          <w:b/>
+          <w:bCs/>
+          <w:noProof/>
+          <w:sz w:val="36"/>
+          <w:szCs w:val="36"/>
+          <w:lang w:bidi="ne-NP"/>
+        </w:rPr>
+      </w:pPr>
+      <w:r>
+        <w:rPr>
+          <w:rFonts w:ascii="Preeti" w:hAnsi="Preeti" w:cs="Times New Roman"/>
+          <w:b/>
+          <w:bCs/>
+          <w:noProof/>
+          <w:sz w:val="36"/>
+          <w:szCs w:val="36"/>
+          <w:lang w:bidi="ne-NP"/>
+        </w:rPr>
+        <w:t>;dfKt</w:t>
       </w:r>
     </w:p>
     <w:sectPr>

--- a/Received/three/3, serophero.docx
+++ b/Received/three/3, serophero.docx
@@ -225,6 +225,7 @@
           </wp:anchor>
         </w:drawing>
       </w:r>
+      <w:proofErr w:type="spellStart"/>
       <w:r>
         <w:rPr>
           <w:rFonts w:ascii="Preeti" w:hAnsi="Preeti"/>
@@ -233,8 +234,77 @@
           <w:sz w:val="40"/>
           <w:szCs w:val="40"/>
         </w:rPr>
-        <w:t>u|Lg ;f];fO6L klAns :s'n</w:t>
-      </w:r>
+        <w:t>u|</w:t>
+      </w:r>
+      <w:proofErr w:type="gramStart"/>
+      <w:r>
+        <w:rPr>
+          <w:rFonts w:ascii="Preeti" w:hAnsi="Preeti"/>
+          <w:b/>
+          <w:bCs/>
+          <w:sz w:val="40"/>
+          <w:szCs w:val="40"/>
+        </w:rPr>
+        <w:t>Lg</w:t>
+      </w:r>
+      <w:proofErr w:type="spellEnd"/>
+      <w:r>
+        <w:rPr>
+          <w:rFonts w:ascii="Preeti" w:hAnsi="Preeti"/>
+          <w:b/>
+          <w:bCs/>
+          <w:sz w:val="40"/>
+          <w:szCs w:val="40"/>
+        </w:rPr>
+        <w:t xml:space="preserve"> ;f];fO</w:t>
+      </w:r>
+      <w:proofErr w:type="gramEnd"/>
+      <w:r>
+        <w:rPr>
+          <w:rFonts w:ascii="Preeti" w:hAnsi="Preeti"/>
+          <w:b/>
+          <w:bCs/>
+          <w:sz w:val="40"/>
+          <w:szCs w:val="40"/>
+        </w:rPr>
+        <w:t xml:space="preserve">6L </w:t>
+      </w:r>
+      <w:proofErr w:type="spellStart"/>
+      <w:proofErr w:type="gramStart"/>
+      <w:r>
+        <w:rPr>
+          <w:rFonts w:ascii="Preeti" w:hAnsi="Preeti"/>
+          <w:b/>
+          <w:bCs/>
+          <w:sz w:val="40"/>
+          <w:szCs w:val="40"/>
+        </w:rPr>
+        <w:t>klAns</w:t>
+      </w:r>
+      <w:proofErr w:type="spellEnd"/>
+      <w:r>
+        <w:rPr>
+          <w:rFonts w:ascii="Preeti" w:hAnsi="Preeti"/>
+          <w:b/>
+          <w:bCs/>
+          <w:sz w:val="40"/>
+          <w:szCs w:val="40"/>
+        </w:rPr>
+        <w:t xml:space="preserve"> :</w:t>
+      </w:r>
+      <w:proofErr w:type="spellStart"/>
+      <w:r>
+        <w:rPr>
+          <w:rFonts w:ascii="Preeti" w:hAnsi="Preeti"/>
+          <w:b/>
+          <w:bCs/>
+          <w:sz w:val="40"/>
+          <w:szCs w:val="40"/>
+        </w:rPr>
+        <w:t>s'n</w:t>
+      </w:r>
+      <w:proofErr w:type="spellEnd"/>
+      <w:proofErr w:type="gramEnd"/>
     </w:p>
     <w:p>
       <w:pPr>
@@ -251,8 +321,79 @@
           <w:sz w:val="28"/>
           <w:szCs w:val="28"/>
         </w:rPr>
-        <w:t>/Tggu/–&amp;, ;f}/fxf lrtjg</w:t>
-      </w:r>
+        <w:t>/</w:t>
+      </w:r>
+      <w:proofErr w:type="spellStart"/>
+      <w:r>
+        <w:rPr>
+          <w:rFonts w:ascii="Preeti" w:hAnsi="Preeti"/>
+          <w:b/>
+          <w:sz w:val="28"/>
+          <w:szCs w:val="28"/>
+        </w:rPr>
+        <w:t>Tggu</w:t>
+      </w:r>
+      <w:proofErr w:type="spellEnd"/>
+      <w:r>
+        <w:rPr>
+          <w:rFonts w:ascii="Preeti" w:hAnsi="Preeti"/>
+          <w:b/>
+          <w:sz w:val="28"/>
+          <w:szCs w:val="28"/>
+        </w:rPr>
+        <w:t>/–&amp;</w:t>
+      </w:r>
+      <w:proofErr w:type="gramStart"/>
+      <w:r>
+        <w:rPr>
+          <w:rFonts w:ascii="Preeti" w:hAnsi="Preeti"/>
+          <w:b/>
+          <w:sz w:val="28"/>
+          <w:szCs w:val="28"/>
+        </w:rPr>
+        <w:t>, ;f</w:t>
+      </w:r>
+      <w:proofErr w:type="gramEnd"/>
+      <w:r>
+        <w:rPr>
+          <w:rFonts w:ascii="Preeti" w:hAnsi="Preeti"/>
+          <w:b/>
+          <w:sz w:val="28"/>
+          <w:szCs w:val="28"/>
+        </w:rPr>
+        <w:t>}/</w:t>
+      </w:r>
+      <w:proofErr w:type="spellStart"/>
+      <w:r>
+        <w:rPr>
+          <w:rFonts w:ascii="Preeti" w:hAnsi="Preeti"/>
+          <w:b/>
+          <w:sz w:val="28"/>
+          <w:szCs w:val="28"/>
+        </w:rPr>
+        <w:t>fxf</w:t>
+      </w:r>
+      <w:proofErr w:type="spellEnd"/>
+      <w:r>
+        <w:rPr>
+          <w:rFonts w:ascii="Preeti" w:hAnsi="Preeti"/>
+          <w:b/>
+          <w:sz w:val="28"/>
+          <w:szCs w:val="28"/>
+        </w:rPr>
+        <w:t xml:space="preserve"> </w:t>
+      </w:r>
+      <w:proofErr w:type="spellStart"/>
+      <w:r>
+        <w:rPr>
+          <w:rFonts w:ascii="Preeti" w:hAnsi="Preeti"/>
+          <w:b/>
+          <w:sz w:val="28"/>
+          <w:szCs w:val="28"/>
+        </w:rPr>
+        <w:t>lrtjg</w:t>
+      </w:r>
+      <w:proofErr w:type="spellEnd"/>
     </w:p>
     <w:p>
       <w:pPr>
@@ -262,6 +403,7 @@
         <w:spacing w:after="0" w:line="240" w:lineRule="auto"/>
         <w:jc w:val="center"/>
       </w:pPr>
+      <w:proofErr w:type="gramStart"/>
       <w:r>
         <w:rPr>
           <w:rFonts w:ascii="Preeti" w:hAnsi="Preeti"/>
@@ -270,8 +412,9 @@
           <w:szCs w:val="36"/>
           <w:u w:val="single"/>
         </w:rPr>
-        <w:t>t];|f]</w:t>
-      </w:r>
+        <w:t>t];|</w:t>
+      </w:r>
+      <w:proofErr w:type="gramEnd"/>
       <w:r>
         <w:rPr>
           <w:rFonts w:ascii="Preeti" w:hAnsi="Preeti"/>
@@ -280,8 +423,52 @@
           <w:szCs w:val="36"/>
           <w:u w:val="single"/>
         </w:rPr>
-        <w:t xml:space="preserve"> q}dfl;s</w:t>
-      </w:r>
+        <w:t>f]</w:t>
+      </w:r>
+      <w:r>
+        <w:rPr>
+          <w:rFonts w:ascii="Preeti" w:hAnsi="Preeti"/>
+          <w:b/>
+          <w:sz w:val="36"/>
+          <w:szCs w:val="36"/>
+          <w:u w:val="single"/>
+        </w:rPr>
+        <w:t xml:space="preserve"> </w:t>
+      </w:r>
+      <w:proofErr w:type="gramStart"/>
+      <w:r>
+        <w:rPr>
+          <w:rFonts w:ascii="Preeti" w:hAnsi="Preeti"/>
+          <w:b/>
+          <w:sz w:val="36"/>
+          <w:szCs w:val="36"/>
+          <w:u w:val="single"/>
+        </w:rPr>
+        <w:t>q}</w:t>
+      </w:r>
+      <w:proofErr w:type="spellStart"/>
+      <w:r>
+        <w:rPr>
+          <w:rFonts w:ascii="Preeti" w:hAnsi="Preeti"/>
+          <w:b/>
+          <w:sz w:val="36"/>
+          <w:szCs w:val="36"/>
+          <w:u w:val="single"/>
+        </w:rPr>
+        <w:t>dfl</w:t>
+      </w:r>
+      <w:proofErr w:type="gramEnd"/>
+      <w:r>
+        <w:rPr>
+          <w:rFonts w:ascii="Preeti" w:hAnsi="Preeti"/>
+          <w:b/>
+          <w:sz w:val="36"/>
+          <w:szCs w:val="36"/>
+          <w:u w:val="single"/>
+        </w:rPr>
+        <w:t>;s</w:t>
+      </w:r>
+      <w:proofErr w:type="spellEnd"/>
       <w:r>
         <w:rPr>
           <w:rFonts w:ascii="Preeti" w:hAnsi="Preeti" w:cs="Times New Roman"/>
@@ -345,6 +532,7 @@
           <w:szCs w:val="32"/>
         </w:rPr>
       </w:pPr>
+      <w:proofErr w:type="spellStart"/>
       <w:r>
         <w:rPr>
           <w:rFonts w:ascii="Preeti" w:hAnsi="Preeti"/>
@@ -352,8 +540,29 @@
           <w:bCs/>
           <w:sz w:val="36"/>
         </w:rPr>
-        <w:t>sIff M– tLg</w:t>
-      </w:r>
+        <w:t>sIff</w:t>
+      </w:r>
+      <w:proofErr w:type="spellEnd"/>
+      <w:r>
+        <w:rPr>
+          <w:rFonts w:ascii="Preeti" w:hAnsi="Preeti"/>
+          <w:b/>
+          <w:bCs/>
+          <w:sz w:val="36"/>
+        </w:rPr>
+        <w:t xml:space="preserve"> M– </w:t>
+      </w:r>
+      <w:proofErr w:type="spellStart"/>
+      <w:r>
+        <w:rPr>
+          <w:rFonts w:ascii="Preeti" w:hAnsi="Preeti"/>
+          <w:b/>
+          <w:bCs/>
+          <w:sz w:val="36"/>
+        </w:rPr>
+        <w:t>tLg</w:t>
+      </w:r>
+      <w:proofErr w:type="spellEnd"/>
       <w:r>
         <w:rPr>
           <w:rFonts w:ascii="Times New Roman" w:hAnsi="Times New Roman"/>
@@ -418,6 +627,7 @@
         </w:rPr>
         <w:t xml:space="preserve">समय </w:t>
       </w:r>
+      <w:proofErr w:type="gramStart"/>
       <w:r>
         <w:rPr>
           <w:rFonts w:ascii="Preeti" w:hAnsi="Preeti"/>
@@ -443,7 +653,16 @@
           <w:b/>
           <w:lang w:eastAsia="zh-CN" w:bidi="hi-IN"/>
         </w:rPr>
-        <w:t xml:space="preserve">@ </w:t>
+        <w:t>@</w:t>
+      </w:r>
+      <w:proofErr w:type="gramEnd"/>
+      <w:r>
+        <w:rPr>
+          <w:rFonts w:ascii="Preeti" w:hAnsi="Preeti"/>
+          <w:b/>
+          <w:lang w:eastAsia="zh-CN" w:bidi="hi-IN"/>
+        </w:rPr>
+        <w:t xml:space="preserve"> </w:t>
       </w:r>
       <w:r>
         <w:rPr>
@@ -522,8 +741,19 @@
           <w:sz w:val="32"/>
           <w:szCs w:val="32"/>
         </w:rPr>
-        <w:t>k"0ff{</w:t>
-      </w:r>
+        <w:t>k"0</w:t>
+      </w:r>
+      <w:proofErr w:type="gramStart"/>
+      <w:r>
+        <w:rPr>
+          <w:rFonts w:ascii="Preeti" w:hAnsi="Preeti"/>
+          <w:b/>
+          <w:sz w:val="32"/>
+          <w:szCs w:val="32"/>
+        </w:rPr>
+        <w:t>ff{</w:t>
+      </w:r>
+      <w:proofErr w:type="gramEnd"/>
       <w:r>
         <w:rPr>
           <w:rFonts w:ascii="Preeti" w:hAnsi="Preeti" w:cs="Times New Roman"/>
@@ -532,7 +762,18 @@
           <w:szCs w:val="32"/>
           <w:lang w:eastAsia="zh-CN"/>
         </w:rPr>
-        <w:t>ÍM– %)</w:t>
+        <w:t xml:space="preserve">ÍM– </w:t>
+      </w:r>
+      <w:proofErr w:type="gramStart"/>
+      <w:r>
+        <w:rPr>
+          <w:rFonts w:ascii="Preeti" w:hAnsi="Preeti" w:cs="Times New Roman"/>
+          <w:b/>
+          <w:sz w:val="32"/>
+          <w:szCs w:val="32"/>
+          <w:lang w:eastAsia="zh-CN"/>
+        </w:rPr>
+        <w:t>%)</w:t>
       </w:r>
       <w:r>
         <w:rPr>
@@ -542,8 +783,20 @@
           <w:szCs w:val="24"/>
           <w:lang w:eastAsia="zh-CN" w:bidi="hi-IN"/>
         </w:rPr>
-        <w:t xml:space="preserve">          </w:t>
-      </w:r>
+        <w:t xml:space="preserve">   </w:t>
+      </w:r>
+      <w:proofErr w:type="gramEnd"/>
+      <w:r>
+        <w:rPr>
+          <w:rFonts w:ascii="Preeti" w:hAnsi="Preeti"/>
+          <w:bCs/>
+          <w:sz w:val="24"/>
+          <w:szCs w:val="24"/>
+          <w:lang w:eastAsia="zh-CN" w:bidi="hi-IN"/>
+        </w:rPr>
+        <w:t xml:space="preserve">       </w:t>
+      </w:r>
+      <w:proofErr w:type="spellStart"/>
       <w:r>
         <w:rPr>
           <w:rFonts w:ascii="Preeti" w:hAnsi="Preeti" w:cs="Times New Roman"/>
@@ -552,7 +805,19 @@
           <w:szCs w:val="36"/>
           <w:lang w:eastAsia="zh-CN"/>
         </w:rPr>
-        <w:t xml:space="preserve">ljifoM– </w:t>
+        <w:t>ljifoM</w:t>
+      </w:r>
+      <w:proofErr w:type="spellEnd"/>
+      <w:proofErr w:type="gramStart"/>
+      <w:r>
+        <w:rPr>
+          <w:rFonts w:ascii="Preeti" w:hAnsi="Preeti" w:cs="Times New Roman"/>
+          <w:b/>
+          <w:sz w:val="36"/>
+          <w:szCs w:val="36"/>
+          <w:lang w:eastAsia="zh-CN"/>
+        </w:rPr>
+        <w:t xml:space="preserve">– </w:t>
       </w:r>
       <w:r>
         <w:rPr>
@@ -562,7 +827,40 @@
           <w:szCs w:val="32"/>
           <w:lang w:eastAsia="zh-CN"/>
         </w:rPr>
-        <w:t>;]/]fkm/f</w:t>
+        <w:t>;]/</w:t>
+      </w:r>
+      <w:proofErr w:type="gramEnd"/>
+      <w:r>
+        <w:rPr>
+          <w:rFonts w:ascii="Preeti" w:hAnsi="Preeti" w:cs="Times New Roman"/>
+          <w:b/>
+          <w:sz w:val="32"/>
+          <w:szCs w:val="32"/>
+          <w:lang w:eastAsia="zh-CN"/>
+        </w:rPr>
+        <w:t>]</w:t>
+      </w:r>
+      <w:proofErr w:type="spellStart"/>
+      <w:r>
+        <w:rPr>
+          <w:rFonts w:ascii="Preeti" w:hAnsi="Preeti" w:cs="Times New Roman"/>
+          <w:b/>
+          <w:sz w:val="32"/>
+          <w:szCs w:val="32"/>
+          <w:lang w:eastAsia="zh-CN"/>
+        </w:rPr>
+        <w:t>fkm</w:t>
+      </w:r>
+      <w:proofErr w:type="spellEnd"/>
+      <w:r>
+        <w:rPr>
+          <w:rFonts w:ascii="Preeti" w:hAnsi="Preeti" w:cs="Times New Roman"/>
+          <w:b/>
+          <w:sz w:val="32"/>
+          <w:szCs w:val="32"/>
+          <w:lang w:eastAsia="zh-CN"/>
+        </w:rPr>
+        <w:t>/f</w:t>
       </w:r>
       <w:r>
         <w:rPr>
@@ -624,6 +922,8 @@
                 <w:szCs w:val="40"/>
               </w:rPr>
             </w:pPr>
+            <w:proofErr w:type="spellStart"/>
+            <w:proofErr w:type="gramStart"/>
             <w:r>
               <w:rPr>
                 <w:rFonts w:ascii="Preeti" w:hAnsi="Preeti"/>
@@ -632,7 +932,18 @@
                 <w:sz w:val="40"/>
                 <w:szCs w:val="40"/>
               </w:rPr>
-              <w:t xml:space="preserve">gfd </w:t>
+              <w:t>gfd</w:t>
+            </w:r>
+            <w:proofErr w:type="spellEnd"/>
+            <w:r>
+              <w:rPr>
+                <w:rFonts w:ascii="Preeti" w:hAnsi="Preeti"/>
+                <w:b/>
+                <w:bCs/>
+                <w:sz w:val="40"/>
+                <w:szCs w:val="40"/>
+              </w:rPr>
+              <w:t xml:space="preserve"> </w:t>
             </w:r>
             <w:r>
               <w:rPr>
@@ -642,7 +953,18 @@
                 <w:sz w:val="40"/>
                 <w:szCs w:val="40"/>
               </w:rPr>
-              <w:t xml:space="preserve">: </w:t>
+              <w:t>:</w:t>
+            </w:r>
+            <w:proofErr w:type="gramEnd"/>
+            <w:r>
+              <w:rPr>
+                <w:rFonts w:ascii="Times New Roman" w:hAnsi="Times New Roman"/>
+                <w:b/>
+                <w:bCs/>
+                <w:sz w:val="40"/>
+                <w:szCs w:val="40"/>
+              </w:rPr>
+              <w:t xml:space="preserve"> </w:t>
             </w:r>
             <w:r>
               <w:rPr>
@@ -652,7 +974,84 @@
                 <w:sz w:val="40"/>
                 <w:szCs w:val="40"/>
               </w:rPr>
-              <w:t>====================================================/f]n g+=============;]S;g M</w:t>
+              <w:t>====================================================/</w:t>
+            </w:r>
+            <w:proofErr w:type="gramStart"/>
+            <w:r>
+              <w:rPr>
+                <w:rFonts w:ascii="Preeti" w:hAnsi="Preeti"/>
+                <w:b/>
+                <w:bCs/>
+                <w:sz w:val="40"/>
+                <w:szCs w:val="40"/>
+              </w:rPr>
+              <w:t>f]n</w:t>
+            </w:r>
+            <w:proofErr w:type="gramEnd"/>
+            <w:r>
+              <w:rPr>
+                <w:rFonts w:ascii="Preeti" w:hAnsi="Preeti"/>
+                <w:b/>
+                <w:bCs/>
+                <w:sz w:val="40"/>
+                <w:szCs w:val="40"/>
+              </w:rPr>
+              <w:t xml:space="preserve"> g+=============</w:t>
+            </w:r>
+            <w:proofErr w:type="gramStart"/>
+            <w:r>
+              <w:rPr>
+                <w:rFonts w:ascii="Preeti" w:hAnsi="Preeti"/>
+                <w:b/>
+                <w:bCs/>
+                <w:sz w:val="40"/>
+                <w:szCs w:val="40"/>
+              </w:rPr>
+              <w:t>;]</w:t>
+            </w:r>
+            <w:proofErr w:type="spellStart"/>
+            <w:r>
+              <w:rPr>
+                <w:rFonts w:ascii="Preeti" w:hAnsi="Preeti"/>
+                <w:b/>
+                <w:bCs/>
+                <w:sz w:val="40"/>
+                <w:szCs w:val="40"/>
+              </w:rPr>
+              <w:t>S</w:t>
+            </w:r>
+            <w:proofErr w:type="gramEnd"/>
+            <w:r>
+              <w:rPr>
+                <w:rFonts w:ascii="Preeti" w:hAnsi="Preeti"/>
+                <w:b/>
+                <w:bCs/>
+                <w:sz w:val="40"/>
+                <w:szCs w:val="40"/>
+              </w:rPr>
+              <w:t>;g</w:t>
+            </w:r>
+            <w:proofErr w:type="spellEnd"/>
+            <w:r>
+              <w:rPr>
+                <w:rFonts w:ascii="Preeti" w:hAnsi="Preeti"/>
+                <w:b/>
+                <w:bCs/>
+                <w:sz w:val="40"/>
+                <w:szCs w:val="40"/>
+              </w:rPr>
+              <w:t xml:space="preserve"> </w:t>
+            </w:r>
+            <w:proofErr w:type="gramStart"/>
+            <w:r>
+              <w:rPr>
+                <w:rFonts w:ascii="Preeti" w:hAnsi="Preeti"/>
+                <w:b/>
+                <w:bCs/>
+                <w:sz w:val="40"/>
+                <w:szCs w:val="40"/>
+              </w:rPr>
+              <w:t>M</w:t>
             </w:r>
             <w:r>
               <w:rPr>
@@ -672,7 +1071,18 @@
                 <w:sz w:val="40"/>
                 <w:szCs w:val="40"/>
               </w:rPr>
-              <w:t>================</w:t>
+              <w:t>=</w:t>
+            </w:r>
+            <w:proofErr w:type="gramEnd"/>
+            <w:r>
+              <w:rPr>
+                <w:rFonts w:ascii="Preeti" w:hAnsi="Preeti"/>
+                <w:b/>
+                <w:bCs/>
+                <w:sz w:val="40"/>
+                <w:szCs w:val="40"/>
+              </w:rPr>
+              <w:t>===============</w:t>
             </w:r>
             <w:r>
               <w:rPr>
@@ -778,7 +1188,7 @@
                 </mc:Choice>
                 <mc:Fallback>
                   <w:pict>
-                    <v:rect w14:anchorId="3688733E" id="Rectangle 7" o:spid="_x0000_s1026" style="position:absolute;margin-left:450pt;margin-top:4.95pt;width:81pt;height:36.75pt;z-index:251688960;visibility:visible;mso-wrap-style:square;mso-width-percent:0;mso-height-percent:0;mso-wrap-distance-left:9pt;mso-wrap-distance-top:0;mso-wrap-distance-right:9pt;mso-wrap-distance-bottom:0;mso-position-horizontal:absolute;mso-position-horizontal-relative:text;mso-position-vertical:absolute;mso-position-vertical-relative:text;mso-width-percent:0;mso-height-percent:0;mso-width-relative:page;mso-height-relative:page;v-text-anchor:top" o:gfxdata="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" strokeweight="1.5pt"/>
+                    <v:rect w14:anchorId="18C2650D" id="Rectangle 7" o:spid="_x0000_s1026" style="position:absolute;margin-left:450pt;margin-top:4.95pt;width:81pt;height:36.75pt;z-index:251688960;visibility:visible;mso-wrap-style:square;mso-width-percent:0;mso-height-percent:0;mso-wrap-distance-left:9pt;mso-wrap-distance-top:0;mso-wrap-distance-right:9pt;mso-wrap-distance-bottom:0;mso-position-horizontal:absolute;mso-position-horizontal-relative:text;mso-position-vertical:absolute;mso-position-vertical-relative:text;mso-width-percent:0;mso-height-percent:0;mso-width-relative:page;mso-height-relative:page;v-text-anchor:top" o:gfxdata="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" strokeweight="1.5pt"/>
                   </w:pict>
                 </mc:Fallback>
               </mc:AlternateContent>
@@ -810,6 +1220,7 @@
               </w:rPr>
               <w:t xml:space="preserve">              _________________________         ______________________        </w:t>
             </w:r>
+            <w:proofErr w:type="spellStart"/>
             <w:r>
               <w:rPr>
                 <w:rFonts w:ascii="Preeti" w:hAnsi="Preeti"/>
@@ -818,7 +1229,40 @@
                 <w:sz w:val="36"/>
                 <w:szCs w:val="36"/>
               </w:rPr>
-              <w:t>s'n k|fKtf</w:t>
+              <w:t>s'n</w:t>
+            </w:r>
+            <w:proofErr w:type="spellEnd"/>
+            <w:r>
+              <w:rPr>
+                <w:rFonts w:ascii="Preeti" w:hAnsi="Preeti"/>
+                <w:b/>
+                <w:bCs/>
+                <w:sz w:val="36"/>
+                <w:szCs w:val="36"/>
+              </w:rPr>
+              <w:t xml:space="preserve"> </w:t>
+            </w:r>
+            <w:proofErr w:type="spellStart"/>
+            <w:r>
+              <w:rPr>
+                <w:rFonts w:ascii="Preeti" w:hAnsi="Preeti"/>
+                <w:b/>
+                <w:bCs/>
+                <w:sz w:val="36"/>
+                <w:szCs w:val="36"/>
+              </w:rPr>
+              <w:t>k|</w:t>
+            </w:r>
+            <w:proofErr w:type="gramStart"/>
+            <w:r>
+              <w:rPr>
+                <w:rFonts w:ascii="Preeti" w:hAnsi="Preeti"/>
+                <w:b/>
+                <w:bCs/>
+                <w:sz w:val="36"/>
+                <w:szCs w:val="36"/>
+              </w:rPr>
+              <w:t>fKtf</w:t>
             </w:r>
             <w:r>
               <w:rPr>
@@ -827,7 +1271,17 @@
                 <w:szCs w:val="36"/>
                 <w:lang w:bidi="hi-IN"/>
               </w:rPr>
-              <w:t xml:space="preserve">Í </w:t>
+              <w:t>Í</w:t>
+            </w:r>
+            <w:proofErr w:type="spellEnd"/>
+            <w:r>
+              <w:rPr>
+                <w:rFonts w:ascii="Preeti" w:hAnsi="Preeti" w:cs="Preeti"/>
+                <w:sz w:val="36"/>
+                <w:szCs w:val="36"/>
+                <w:lang w:bidi="hi-IN"/>
+              </w:rPr>
+              <w:t xml:space="preserve"> </w:t>
             </w:r>
             <w:r>
               <w:rPr>
@@ -839,6 +1293,7 @@
               </w:rPr>
               <w:t>:</w:t>
             </w:r>
+            <w:proofErr w:type="gramEnd"/>
           </w:p>
           <w:p>
             <w:pPr>
@@ -872,8 +1327,44 @@
                 <w:sz w:val="32"/>
                 <w:szCs w:val="32"/>
               </w:rPr>
-              <w:t>lg/LIfssf] ;xL</w:t>
+              <w:t>lg/</w:t>
             </w:r>
+            <w:proofErr w:type="spellStart"/>
+            <w:r>
+              <w:rPr>
+                <w:rFonts w:ascii="Preeti" w:hAnsi="Preeti"/>
+                <w:b/>
+                <w:bCs/>
+                <w:sz w:val="32"/>
+                <w:szCs w:val="32"/>
+              </w:rPr>
+              <w:t>LIfssf</w:t>
+            </w:r>
+            <w:proofErr w:type="spellEnd"/>
+            <w:proofErr w:type="gramStart"/>
+            <w:r>
+              <w:rPr>
+                <w:rFonts w:ascii="Preeti" w:hAnsi="Preeti"/>
+                <w:b/>
+                <w:bCs/>
+                <w:sz w:val="32"/>
+                <w:szCs w:val="32"/>
+              </w:rPr>
+              <w:t>] ;</w:t>
+            </w:r>
+            <w:proofErr w:type="spellStart"/>
+            <w:r>
+              <w:rPr>
+                <w:rFonts w:ascii="Preeti" w:hAnsi="Preeti"/>
+                <w:b/>
+                <w:bCs/>
+                <w:sz w:val="32"/>
+                <w:szCs w:val="32"/>
+              </w:rPr>
+              <w:t>xL</w:t>
+            </w:r>
+            <w:proofErr w:type="spellEnd"/>
+            <w:proofErr w:type="gramEnd"/>
             <w:r>
               <w:rPr>
                 <w:rFonts w:ascii="Times New Roman" w:hAnsi="Times New Roman"/>
@@ -892,8 +1383,44 @@
                 <w:sz w:val="32"/>
                 <w:szCs w:val="32"/>
               </w:rPr>
-              <w:t>k/LIfssf] ;xL</w:t>
+              <w:t>k/</w:t>
             </w:r>
+            <w:proofErr w:type="spellStart"/>
+            <w:r>
+              <w:rPr>
+                <w:rFonts w:ascii="Preeti" w:hAnsi="Preeti"/>
+                <w:b/>
+                <w:bCs/>
+                <w:sz w:val="32"/>
+                <w:szCs w:val="32"/>
+              </w:rPr>
+              <w:t>LIfssf</w:t>
+            </w:r>
+            <w:proofErr w:type="spellEnd"/>
+            <w:proofErr w:type="gramStart"/>
+            <w:r>
+              <w:rPr>
+                <w:rFonts w:ascii="Preeti" w:hAnsi="Preeti"/>
+                <w:b/>
+                <w:bCs/>
+                <w:sz w:val="32"/>
+                <w:szCs w:val="32"/>
+              </w:rPr>
+              <w:t>] ;</w:t>
+            </w:r>
+            <w:proofErr w:type="spellStart"/>
+            <w:r>
+              <w:rPr>
+                <w:rFonts w:ascii="Preeti" w:hAnsi="Preeti"/>
+                <w:b/>
+                <w:bCs/>
+                <w:sz w:val="32"/>
+                <w:szCs w:val="32"/>
+              </w:rPr>
+              <w:t>xL</w:t>
+            </w:r>
+            <w:proofErr w:type="spellEnd"/>
+            <w:proofErr w:type="gramEnd"/>
             <w:r>
               <w:rPr>
                 <w:rFonts w:ascii="Times New Roman" w:hAnsi="Times New Roman"/>
@@ -1072,6 +1599,7 @@
           <w:tab w:val="left" w:pos="1440"/>
           <w:tab w:val="left" w:pos="5850"/>
         </w:tabs>
+        <w:ind w:left="576"/>
         <w:rPr>
           <w:rFonts w:ascii="Preeti" w:hAnsi="Preeti" w:cs="Arial"/>
           <w:noProof/>
@@ -1627,7 +2155,27 @@
           <w:szCs w:val="36"/>
           <w:lang w:bidi="ne-NP"/>
         </w:rPr>
-        <w:t>lj?jfn] cfˆgf]</w:t>
+        <w:t>l</w:t>
+      </w:r>
+      <w:r>
+        <w:rPr>
+          <w:rFonts w:ascii="Preeti" w:hAnsi="Preeti" w:cs="Arial"/>
+          <w:noProof/>
+          <w:sz w:val="36"/>
+          <w:szCs w:val="36"/>
+          <w:lang w:bidi="ne-NP"/>
+        </w:rPr>
+        <w:t>a</w:t>
+      </w:r>
+      <w:r>
+        <w:rPr>
+          <w:rFonts w:ascii="Preeti" w:hAnsi="Preeti" w:cs="Arial"/>
+          <w:noProof/>
+          <w:sz w:val="36"/>
+          <w:szCs w:val="36"/>
+          <w:lang w:bidi="ne-NP"/>
+        </w:rPr>
+        <w:t>?jfn] cfˆgf]</w:t>
       </w:r>
       <w:r>
         <w:rPr>
@@ -1683,7 +2231,27 @@
           <w:szCs w:val="36"/>
           <w:lang w:bidi="ne-NP"/>
         </w:rPr>
-        <w:t>;lhj j:t'x?n] cg'e"lt ug]{ IfdtfnfO{</w:t>
+        <w:t>;h</w:t>
+      </w:r>
+      <w:r>
+        <w:rPr>
+          <w:rFonts w:ascii="Preeti" w:hAnsi="Preeti" w:cs="Arial"/>
+          <w:noProof/>
+          <w:sz w:val="36"/>
+          <w:szCs w:val="36"/>
+          <w:lang w:bidi="ne-NP"/>
+        </w:rPr>
+        <w:t>L</w:t>
+      </w:r>
+      <w:r>
+        <w:rPr>
+          <w:rFonts w:ascii="Preeti" w:hAnsi="Preeti" w:cs="Arial"/>
+          <w:noProof/>
+          <w:sz w:val="36"/>
+          <w:szCs w:val="36"/>
+          <w:lang w:bidi="ne-NP"/>
+        </w:rPr>
+        <w:t>j j:t'x?n] cg'e"lt ug]{ IfdtfnfO{</w:t>
       </w:r>
       <w:r>
         <w:rPr>
@@ -2154,7 +2722,27 @@
           <w:lang w:bidi="ne-NP"/>
         </w:rPr>
         <w:tab/>
-        <w:t>v_ l;pFl8 / l3ps'df/L kfgLdf x's{G5g\ .</w:t>
+        <w:t>v_ l;pF8</w:t>
+      </w:r>
+      <w:r>
+        <w:rPr>
+          <w:rFonts w:ascii="Preeti" w:hAnsi="Preeti" w:cs="Arial"/>
+          <w:noProof/>
+          <w:sz w:val="36"/>
+          <w:szCs w:val="36"/>
+          <w:lang w:bidi="ne-NP"/>
+        </w:rPr>
+        <w:t>L</w:t>
+      </w:r>
+      <w:r>
+        <w:rPr>
+          <w:rFonts w:ascii="Preeti" w:hAnsi="Preeti" w:cs="Arial"/>
+          <w:noProof/>
+          <w:sz w:val="36"/>
+          <w:szCs w:val="36"/>
+          <w:lang w:bidi="ne-NP"/>
+        </w:rPr>
+        <w:t xml:space="preserve"> / l3ps'df/L kfgLdf x's{G5g\ .</w:t>
       </w:r>
       <w:r>
         <w:rPr>
@@ -2630,6 +3218,7 @@
           <w:tab w:val="left" w:pos="720"/>
           <w:tab w:val="left" w:pos="5850"/>
         </w:tabs>
+        <w:spacing w:after="0"/>
         <w:rPr>
           <w:rFonts w:ascii="Preeti" w:hAnsi="Preeti" w:cs="Arial"/>
           <w:noProof/>
@@ -2695,6 +3284,16 @@
         </w:rPr>
         <w:t>======</w:t>
       </w:r>
+      <w:r>
+        <w:rPr>
+          <w:rFonts w:ascii="Preeti" w:hAnsi="Preeti" w:cs="Arial"/>
+          <w:noProof/>
+          <w:sz w:val="36"/>
+          <w:szCs w:val="36"/>
+          <w:lang w:bidi="ne-NP"/>
+        </w:rPr>
+        <w:t>============================================</w:t>
+      </w:r>
     </w:p>
     <w:p>
       <w:pPr>
@@ -2702,6 +3301,7 @@
           <w:tab w:val="left" w:pos="720"/>
           <w:tab w:val="left" w:pos="5850"/>
         </w:tabs>
+        <w:spacing w:after="480"/>
         <w:rPr>
           <w:rFonts w:ascii="Preeti" w:hAnsi="Preeti" w:cs="Arial"/>
           <w:noProof/>
@@ -2730,6 +3330,16 @@
           <w:lang w:bidi="ne-NP"/>
         </w:rPr>
         <w:t>===</w:t>
+      </w:r>
+      <w:r>
+        <w:rPr>
+          <w:rFonts w:ascii="Preeti" w:hAnsi="Preeti" w:cs="Arial"/>
+          <w:noProof/>
+          <w:sz w:val="36"/>
+          <w:szCs w:val="36"/>
+          <w:lang w:bidi="ne-NP"/>
+        </w:rPr>
+        <w:t>============================================</w:t>
       </w:r>
     </w:p>
     <w:p>
@@ -3452,15 +4062,19 @@
         <w:ind w:right="-990"/>
         <w:rPr>
           <w:rFonts w:ascii="Preeti" w:hAnsi="Preeti" w:cs="Arial"/>
-          <w:noProof/>
-          <w:sz w:val="36"/>
-          <w:szCs w:val="36"/>
-          <w:lang w:bidi="ne-NP"/>
-        </w:rPr>
-      </w:pPr>
-      <w:r>
-        <w:rPr>
-          <w:rFonts w:ascii="Preeti" w:hAnsi="Preeti" w:cs="Arial"/>
+          <w:b/>
+          <w:bCs/>
+          <w:noProof/>
+          <w:sz w:val="36"/>
+          <w:szCs w:val="36"/>
+          <w:lang w:bidi="ne-NP"/>
+        </w:rPr>
+      </w:pPr>
+      <w:r>
+        <w:rPr>
+          <w:rFonts w:ascii="Preeti" w:hAnsi="Preeti" w:cs="Arial"/>
+          <w:b/>
+          <w:bCs/>
           <w:noProof/>
           <w:sz w:val="36"/>
           <w:szCs w:val="36"/>
@@ -3471,6 +4085,8 @@
       <w:r>
         <w:rPr>
           <w:rFonts w:ascii="Preeti" w:hAnsi="Preeti" w:cs="Arial"/>
+          <w:b/>
+          <w:bCs/>
           <w:noProof/>
           <w:sz w:val="36"/>
           <w:szCs w:val="36"/>
@@ -3481,6 +4097,8 @@
       <w:r>
         <w:rPr>
           <w:rFonts w:ascii="Preeti" w:hAnsi="Preeti" w:cs="Arial"/>
+          <w:b/>
+          <w:bCs/>
           <w:noProof/>
           <w:sz w:val="36"/>
           <w:szCs w:val="36"/>
@@ -3491,56 +4109,68 @@
       <w:r>
         <w:rPr>
           <w:rFonts w:ascii="Preeti" w:hAnsi="Preeti" w:cs="Arial"/>
-          <w:noProof/>
-          <w:sz w:val="36"/>
-          <w:szCs w:val="36"/>
-          <w:lang w:bidi="ne-NP"/>
-        </w:rPr>
-        <w:tab/>
-      </w:r>
-      <w:r>
-        <w:rPr>
-          <w:rFonts w:ascii="Preeti" w:hAnsi="Preeti" w:cs="Arial"/>
-          <w:noProof/>
-          <w:sz w:val="36"/>
-          <w:szCs w:val="36"/>
-          <w:lang w:bidi="ne-NP"/>
-        </w:rPr>
-        <w:tab/>
-      </w:r>
-      <w:r>
-        <w:rPr>
-          <w:rFonts w:ascii="Preeti" w:hAnsi="Preeti" w:cs="Arial"/>
-          <w:noProof/>
-          <w:sz w:val="36"/>
-          <w:szCs w:val="36"/>
-          <w:lang w:bidi="ne-NP"/>
-        </w:rPr>
-        <w:tab/>
-      </w:r>
-      <w:r>
-        <w:rPr>
-          <w:rFonts w:ascii="Preeti" w:hAnsi="Preeti" w:cs="Arial"/>
-          <w:noProof/>
-          <w:sz w:val="36"/>
-          <w:szCs w:val="36"/>
-          <w:lang w:bidi="ne-NP"/>
-        </w:rPr>
-        <w:tab/>
-      </w:r>
-      <w:r>
-        <w:rPr>
-          <w:rFonts w:ascii="Preeti" w:hAnsi="Preeti" w:cs="Arial"/>
-          <w:noProof/>
-          <w:sz w:val="36"/>
-          <w:szCs w:val="36"/>
-          <w:lang w:bidi="ne-NP"/>
-        </w:rPr>
-        <w:tab/>
-      </w:r>
-      <w:r>
-        <w:rPr>
-          <w:rFonts w:ascii="Preeti" w:hAnsi="Preeti" w:cs="Arial"/>
+          <w:b/>
+          <w:bCs/>
+          <w:noProof/>
+          <w:sz w:val="36"/>
+          <w:szCs w:val="36"/>
+          <w:lang w:bidi="ne-NP"/>
+        </w:rPr>
+        <w:tab/>
+      </w:r>
+      <w:r>
+        <w:rPr>
+          <w:rFonts w:ascii="Preeti" w:hAnsi="Preeti" w:cs="Arial"/>
+          <w:b/>
+          <w:bCs/>
+          <w:noProof/>
+          <w:sz w:val="36"/>
+          <w:szCs w:val="36"/>
+          <w:lang w:bidi="ne-NP"/>
+        </w:rPr>
+        <w:tab/>
+      </w:r>
+      <w:r>
+        <w:rPr>
+          <w:rFonts w:ascii="Preeti" w:hAnsi="Preeti" w:cs="Arial"/>
+          <w:b/>
+          <w:bCs/>
+          <w:noProof/>
+          <w:sz w:val="36"/>
+          <w:szCs w:val="36"/>
+          <w:lang w:bidi="ne-NP"/>
+        </w:rPr>
+        <w:tab/>
+      </w:r>
+      <w:r>
+        <w:rPr>
+          <w:rFonts w:ascii="Preeti" w:hAnsi="Preeti" w:cs="Arial"/>
+          <w:b/>
+          <w:bCs/>
+          <w:noProof/>
+          <w:sz w:val="36"/>
+          <w:szCs w:val="36"/>
+          <w:lang w:bidi="ne-NP"/>
+        </w:rPr>
+        <w:tab/>
+      </w:r>
+      <w:r>
+        <w:rPr>
+          <w:rFonts w:ascii="Preeti" w:hAnsi="Preeti" w:cs="Arial"/>
+          <w:b/>
+          <w:bCs/>
+          <w:noProof/>
+          <w:sz w:val="36"/>
+          <w:szCs w:val="36"/>
+          <w:lang w:bidi="ne-NP"/>
+        </w:rPr>
+        <w:tab/>
+      </w:r>
+      <w:r>
+        <w:rPr>
+          <w:rFonts w:ascii="Preeti" w:hAnsi="Preeti" w:cs="Arial"/>
+          <w:b/>
+          <w:bCs/>
           <w:noProof/>
           <w:sz w:val="36"/>
           <w:szCs w:val="36"/>
@@ -4089,7 +4719,7 @@
           </mc:Choice>
           <mc:Fallback>
             <w:pict>
-              <v:line w14:anchorId="7C76C909" id="Straight Connector 6" o:spid="_x0000_s1026" style="position:absolute;z-index:251680768;visibility:visible;mso-wrap-style:square;mso-wrap-distance-left:9pt;mso-wrap-distance-top:0;mso-wrap-distance-right:9pt;mso-wrap-distance-bottom:0;mso-position-horizontal:absolute;mso-position-horizontal-relative:text;mso-position-vertical:absolute;mso-position-vertical-relative:text" from="69.75pt,91.55pt" to="198.75pt,91.55pt" o:gfxdata="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" strokecolor="black [3200]" strokeweight="1.5pt">
+              <v:line w14:anchorId="1D0EFFBA" id="Straight Connector 6" o:spid="_x0000_s1026" style="position:absolute;z-index:251680768;visibility:visible;mso-wrap-style:square;mso-wrap-distance-left:9pt;mso-wrap-distance-top:0;mso-wrap-distance-right:9pt;mso-wrap-distance-bottom:0;mso-position-horizontal:absolute;mso-position-horizontal-relative:text;mso-position-vertical:absolute;mso-position-vertical-relative:text" from="69.75pt,91.55pt" to="198.75pt,91.55pt" o:gfxdata="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" strokecolor="black [3200]" strokeweight="1.5pt">
                 <v:stroke joinstyle="miter"/>
               </v:line>
             </w:pict>
@@ -4155,7 +4785,7 @@
           </mc:Choice>
           <mc:Fallback>
             <w:pict>
-              <v:line w14:anchorId="058308BE" id="Straight Connector 5" o:spid="_x0000_s1026" style="position:absolute;z-index:251678720;visibility:visible;mso-wrap-style:square;mso-wrap-distance-left:9pt;mso-wrap-distance-top:0;mso-wrap-distance-right:9pt;mso-wrap-distance-bottom:0;mso-position-horizontal:absolute;mso-position-horizontal-relative:text;mso-position-vertical:absolute;mso-position-vertical-relative:text" from="334.5pt,88.55pt" to="463.5pt,88.55pt" o:gfxdata="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" strokecolor="black [3200]" strokeweight="1.5pt">
+              <v:line w14:anchorId="0F0686E7" id="Straight Connector 5" o:spid="_x0000_s1026" style="position:absolute;z-index:251678720;visibility:visible;mso-wrap-style:square;mso-wrap-distance-left:9pt;mso-wrap-distance-top:0;mso-wrap-distance-right:9pt;mso-wrap-distance-bottom:0;mso-position-horizontal:absolute;mso-position-horizontal-relative:text;mso-position-vertical:absolute;mso-position-vertical-relative:text" from="334.5pt,88.55pt" to="463.5pt,88.55pt" o:gfxdata="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" strokecolor="black [3200]" strokeweight="1.5pt">
                 <v:stroke joinstyle="miter"/>
               </v:line>
             </w:pict>
@@ -4514,7 +5144,7 @@
           </mc:Choice>
           <mc:Fallback>
             <w:pict>
-              <v:line w14:anchorId="6A13F3E4" id="Straight Connector 8" o:spid="_x0000_s1026" style="position:absolute;z-index:251684864;visibility:visible;mso-wrap-style:square;mso-wrap-distance-left:9pt;mso-wrap-distance-top:0;mso-wrap-distance-right:9pt;mso-wrap-distance-bottom:0;mso-position-horizontal:absolute;mso-position-horizontal-relative:text;mso-position-vertical:absolute;mso-position-vertical-relative:text" from="345pt,54.7pt" to="474pt,54.7pt" o:gfxdata="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" strokecolor="black [3200]" strokeweight="1.5pt">
+              <v:line w14:anchorId="019FC328" id="Straight Connector 8" o:spid="_x0000_s1026" style="position:absolute;z-index:251684864;visibility:visible;mso-wrap-style:square;mso-wrap-distance-left:9pt;mso-wrap-distance-top:0;mso-wrap-distance-right:9pt;mso-wrap-distance-bottom:0;mso-position-horizontal:absolute;mso-position-horizontal-relative:text;mso-position-vertical:absolute;mso-position-vertical-relative:text" from="345pt,54.7pt" to="474pt,54.7pt" o:gfxdata="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" strokecolor="black [3200]" strokeweight="1.5pt">
                 <v:stroke joinstyle="miter"/>
               </v:line>
             </w:pict>
@@ -4580,7 +5210,7 @@
           </mc:Choice>
           <mc:Fallback>
             <w:pict>
-              <v:line w14:anchorId="6FD8F82D" id="Straight Connector 7" o:spid="_x0000_s1026" style="position:absolute;z-index:251682816;visibility:visible;mso-wrap-style:square;mso-wrap-distance-left:9pt;mso-wrap-distance-top:0;mso-wrap-distance-right:9pt;mso-wrap-distance-bottom:0;mso-position-horizontal:absolute;mso-position-horizontal-relative:text;mso-position-vertical:absolute;mso-position-vertical-relative:text" from="102pt,59.2pt" to="231pt,59.2pt" o:gfxdata="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" strokecolor="black [3200]" strokeweight="1.5pt">
+              <v:line w14:anchorId="593B52B4" id="Straight Connector 7" o:spid="_x0000_s1026" style="position:absolute;z-index:251682816;visibility:visible;mso-wrap-style:square;mso-wrap-distance-left:9pt;mso-wrap-distance-top:0;mso-wrap-distance-right:9pt;mso-wrap-distance-bottom:0;mso-position-horizontal:absolute;mso-position-horizontal-relative:text;mso-position-vertical:absolute;mso-position-vertical-relative:text" from="102pt,59.2pt" to="231pt,59.2pt" o:gfxdata="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" strokecolor="black [3200]" strokeweight="1.5pt">
                 <v:stroke joinstyle="miter"/>
               </v:line>
             </w:pict>
@@ -5058,16 +5688,16 @@
         <mc:AlternateContent>
           <mc:Choice Requires="wps">
             <w:drawing>
-              <wp:anchor distT="0" distB="0" distL="114300" distR="114300" simplePos="0" relativeHeight="251657216" behindDoc="0" locked="0" layoutInCell="1" allowOverlap="1" wp14:anchorId="4E5D0846" wp14:editId="6BDCA19B">
+              <wp:anchor distT="0" distB="0" distL="114300" distR="114300" simplePos="0" relativeHeight="251657216" behindDoc="0" locked="0" layoutInCell="1" allowOverlap="1" wp14:anchorId="4E5D0846" wp14:editId="476C2D50">
                 <wp:simplePos x="0" y="0"/>
                 <wp:positionH relativeFrom="column">
                   <wp:posOffset>457200</wp:posOffset>
                 </wp:positionH>
                 <wp:positionV relativeFrom="paragraph">
-                  <wp:posOffset>323850</wp:posOffset>
+                  <wp:posOffset>320722</wp:posOffset>
                 </wp:positionV>
-                <wp:extent cx="6248400" cy="4200525"/>
-                <wp:effectExtent l="0" t="0" r="19050" b="28575"/>
+                <wp:extent cx="6248400" cy="6318914"/>
+                <wp:effectExtent l="0" t="0" r="19050" b="24765"/>
                 <wp:wrapNone/>
                 <wp:docPr id="9" name="Rectangle 9"/>
                 <wp:cNvGraphicFramePr/>
@@ -5078,7 +5708,7 @@
                       <wps:spPr>
                         <a:xfrm>
                           <a:off x="0" y="0"/>
-                          <a:ext cx="6248400" cy="4200525"/>
+                          <a:ext cx="6248400" cy="6318914"/>
                         </a:xfrm>
                         <a:prstGeom prst="rect">
                           <a:avLst/>
@@ -5110,12 +5740,15 @@
                 <wp14:sizeRelH relativeFrom="margin">
                   <wp14:pctWidth>0</wp14:pctWidth>
                 </wp14:sizeRelH>
+                <wp14:sizeRelV relativeFrom="margin">
+                  <wp14:pctHeight>0</wp14:pctHeight>
+                </wp14:sizeRelV>
               </wp:anchor>
             </w:drawing>
           </mc:Choice>
           <mc:Fallback>
             <w:pict>
-              <v:rect w14:anchorId="31D98A54" id="Rectangle 9" o:spid="_x0000_s1026" style="position:absolute;margin-left:36pt;margin-top:25.5pt;width:492pt;height:330.75pt;z-index:251657216;visibility:visible;mso-wrap-style:square;mso-width-percent:0;mso-wrap-distance-left:9pt;mso-wrap-distance-top:0;mso-wrap-distance-right:9pt;mso-wrap-distance-bottom:0;mso-position-horizontal:absolute;mso-position-horizontal-relative:text;mso-position-vertical:absolute;mso-position-vertical-relative:text;mso-width-percent:0;mso-width-relative:margin;v-text-anchor:middle" o:gfxdata="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" fillcolor="white [3201]" strokecolor="black [3200]" strokeweight="1pt"/>
+              <v:rect w14:anchorId="6F1E705F" id="Rectangle 9" o:spid="_x0000_s1026" style="position:absolute;margin-left:36pt;margin-top:25.25pt;width:492pt;height:497.55pt;z-index:251657216;visibility:visible;mso-wrap-style:square;mso-width-percent:0;mso-height-percent:0;mso-wrap-distance-left:9pt;mso-wrap-distance-top:0;mso-wrap-distance-right:9pt;mso-wrap-distance-bottom:0;mso-position-horizontal:absolute;mso-position-horizontal-relative:text;mso-position-vertical:absolute;mso-position-vertical-relative:text;mso-width-percent:0;mso-height-percent:0;mso-width-relative:margin;mso-height-relative:margin;v-text-anchor:middle" o:gfxdata="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" fillcolor="white [3201]" strokecolor="black [3200]" strokeweight="1pt"/>
             </w:pict>
           </mc:Fallback>
         </mc:AlternateContent>
@@ -5342,6 +5975,81 @@
         <w:ind w:firstLine="720"/>
         <w:rPr>
           <w:rFonts w:ascii="Preeti" w:hAnsi="Preeti" w:cs="Times New Roman"/>
+          <w:noProof/>
+          <w:sz w:val="36"/>
+          <w:szCs w:val="36"/>
+          <w:lang w:bidi="ne-NP"/>
+        </w:rPr>
+      </w:pPr>
+    </w:p>
+    <w:p>
+      <w:pPr>
+        <w:ind w:firstLine="720"/>
+        <w:jc w:val="center"/>
+        <w:rPr>
+          <w:rFonts w:ascii="Preeti" w:hAnsi="Preeti" w:cs="Times New Roman"/>
+          <w:b/>
+          <w:bCs/>
+          <w:noProof/>
+          <w:sz w:val="36"/>
+          <w:szCs w:val="36"/>
+          <w:lang w:bidi="ne-NP"/>
+        </w:rPr>
+      </w:pPr>
+    </w:p>
+    <w:p>
+      <w:pPr>
+        <w:ind w:firstLine="720"/>
+        <w:jc w:val="center"/>
+        <w:rPr>
+          <w:rFonts w:ascii="Preeti" w:hAnsi="Preeti" w:cs="Times New Roman"/>
+          <w:b/>
+          <w:bCs/>
+          <w:noProof/>
+          <w:sz w:val="36"/>
+          <w:szCs w:val="36"/>
+          <w:lang w:bidi="ne-NP"/>
+        </w:rPr>
+      </w:pPr>
+    </w:p>
+    <w:p>
+      <w:pPr>
+        <w:ind w:firstLine="720"/>
+        <w:jc w:val="center"/>
+        <w:rPr>
+          <w:rFonts w:ascii="Preeti" w:hAnsi="Preeti" w:cs="Times New Roman"/>
+          <w:b/>
+          <w:bCs/>
+          <w:noProof/>
+          <w:sz w:val="36"/>
+          <w:szCs w:val="36"/>
+          <w:lang w:bidi="ne-NP"/>
+        </w:rPr>
+      </w:pPr>
+    </w:p>
+    <w:p>
+      <w:pPr>
+        <w:ind w:firstLine="720"/>
+        <w:jc w:val="center"/>
+        <w:rPr>
+          <w:rFonts w:ascii="Preeti" w:hAnsi="Preeti" w:cs="Times New Roman"/>
+          <w:b/>
+          <w:bCs/>
+          <w:noProof/>
+          <w:sz w:val="36"/>
+          <w:szCs w:val="36"/>
+          <w:lang w:bidi="ne-NP"/>
+        </w:rPr>
+      </w:pPr>
+    </w:p>
+    <w:p>
+      <w:pPr>
+        <w:ind w:firstLine="720"/>
+        <w:jc w:val="center"/>
+        <w:rPr>
+          <w:rFonts w:ascii="Preeti" w:hAnsi="Preeti" w:cs="Times New Roman"/>
+          <w:b/>
+          <w:bCs/>
           <w:noProof/>
           <w:sz w:val="36"/>
           <w:szCs w:val="36"/>

--- a/Received/three/3, serophero.docx
+++ b/Received/three/3, serophero.docx
@@ -25,7 +25,7 @@
         <mc:AlternateContent>
           <mc:Choice Requires="wps">
             <w:drawing>
-              <wp:anchor distT="45720" distB="45720" distL="114300" distR="114300" simplePos="0" relativeHeight="251689984" behindDoc="0" locked="0" layoutInCell="1" allowOverlap="1" wp14:anchorId="306CBD46" wp14:editId="52B1F7FB">
+              <wp:anchor distT="45720" distB="45720" distL="114300" distR="114300" simplePos="0" relativeHeight="251662848" behindDoc="0" locked="0" layoutInCell="1" allowOverlap="1" wp14:anchorId="306CBD46" wp14:editId="0178B21E">
                 <wp:simplePos x="0" y="0"/>
                 <wp:positionH relativeFrom="column">
                   <wp:posOffset>5829300</wp:posOffset>
@@ -119,7 +119,7 @@
                 <v:stroke joinstyle="miter"/>
                 <v:path gradientshapeok="t" o:connecttype="rect"/>
               </v:shapetype>
-              <v:shape id="Text Box 9" o:spid="_x0000_s1026" type="#_x0000_t202" style="position:absolute;left:0;text-align:left;margin-left:459pt;margin-top:-9.75pt;width:48.75pt;height:34.65pt;z-index:251689984;visibility:visible;mso-wrap-style:square;mso-width-percent:0;mso-height-percent:200;mso-wrap-distance-left:9pt;mso-wrap-distance-top:3.6pt;mso-wrap-distance-right:9pt;mso-wrap-distance-bottom:3.6pt;mso-position-horizontal:absolute;mso-position-horizontal-relative:text;mso-position-vertical:absolute;mso-position-vertical-relative:text;mso-width-percent:0;mso-height-percent:200;mso-width-relative:margin;mso-height-relative:margin;v-text-anchor:top" o:gfxdata="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" filled="f" stroked="f">
+              <v:shape id="Text Box 9" o:spid="_x0000_s1026" type="#_x0000_t202" style="position:absolute;left:0;text-align:left;margin-left:459pt;margin-top:-9.75pt;width:48.75pt;height:34.65pt;z-index:251662848;visibility:visible;mso-wrap-style:square;mso-width-percent:0;mso-height-percent:200;mso-wrap-distance-left:9pt;mso-wrap-distance-top:3.6pt;mso-wrap-distance-right:9pt;mso-wrap-distance-bottom:3.6pt;mso-position-horizontal:absolute;mso-position-horizontal-relative:text;mso-position-vertical:absolute;mso-position-vertical-relative:text;mso-width-percent:0;mso-height-percent:200;mso-width-relative:margin;mso-height-relative:margin;v-text-anchor:top" o:gfxdata="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" filled="f" stroked="f">
                 <v:textbox style="mso-fit-shape-to-text:t">
                   <w:txbxContent>
                     <w:p>
@@ -170,7 +170,7 @@
           <w:sz w:val="36"/>
         </w:rPr>
         <w:drawing>
-          <wp:anchor distT="0" distB="0" distL="114300" distR="114300" simplePos="0" relativeHeight="251687936" behindDoc="0" locked="0" layoutInCell="1" allowOverlap="1" wp14:anchorId="667A8A00" wp14:editId="060D1FE2">
+          <wp:anchor distT="0" distB="0" distL="114300" distR="114300" simplePos="0" relativeHeight="251660800" behindDoc="0" locked="0" layoutInCell="1" allowOverlap="1" wp14:anchorId="667A8A00" wp14:editId="13F11FC3">
             <wp:simplePos x="0" y="0"/>
             <wp:positionH relativeFrom="column">
               <wp:posOffset>-84</wp:posOffset>
@@ -1130,7 +1130,7 @@
               <mc:AlternateContent>
                 <mc:Choice Requires="wps">
                   <w:drawing>
-                    <wp:anchor distT="0" distB="0" distL="114300" distR="114300" simplePos="0" relativeHeight="251688960" behindDoc="0" locked="0" layoutInCell="1" allowOverlap="1" wp14:anchorId="56A5E48B" wp14:editId="29E544D8">
+                    <wp:anchor distT="0" distB="0" distL="114300" distR="114300" simplePos="0" relativeHeight="251661824" behindDoc="0" locked="0" layoutInCell="1" allowOverlap="1" wp14:anchorId="56A5E48B" wp14:editId="245C3C0E">
                       <wp:simplePos x="0" y="0"/>
                       <wp:positionH relativeFrom="column">
                         <wp:posOffset>5715000</wp:posOffset>
@@ -1188,7 +1188,7 @@
                 </mc:Choice>
                 <mc:Fallback>
                   <w:pict>
-                    <v:rect w14:anchorId="18C2650D" id="Rectangle 7" o:spid="_x0000_s1026" style="position:absolute;margin-left:450pt;margin-top:4.95pt;width:81pt;height:36.75pt;z-index:251688960;visibility:visible;mso-wrap-style:square;mso-width-percent:0;mso-height-percent:0;mso-wrap-distance-left:9pt;mso-wrap-distance-top:0;mso-wrap-distance-right:9pt;mso-wrap-distance-bottom:0;mso-position-horizontal:absolute;mso-position-horizontal-relative:text;mso-position-vertical:absolute;mso-position-vertical-relative:text;mso-width-percent:0;mso-height-percent:0;mso-width-relative:page;mso-height-relative:page;v-text-anchor:top" o:gfxdata="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" strokeweight="1.5pt"/>
+                    <v:rect w14:anchorId="6D3BD1FE" id="Rectangle 7" o:spid="_x0000_s1026" style="position:absolute;margin-left:450pt;margin-top:4.95pt;width:81pt;height:36.75pt;z-index:251661824;visibility:visible;mso-wrap-style:square;mso-width-percent:0;mso-height-percent:0;mso-wrap-distance-left:9pt;mso-wrap-distance-top:0;mso-wrap-distance-right:9pt;mso-wrap-distance-bottom:0;mso-position-horizontal:absolute;mso-position-horizontal-relative:text;mso-position-vertical:absolute;mso-position-vertical-relative:text;mso-width-percent:0;mso-height-percent:0;mso-width-relative:page;mso-height-relative:page;v-text-anchor:top" o:gfxdata="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" strokeweight="1.5pt"/>
                   </w:pict>
                 </mc:Fallback>
               </mc:AlternateContent>
@@ -1350,20 +1350,8 @@
                 <w:sz w:val="32"/>
                 <w:szCs w:val="32"/>
               </w:rPr>
-              <w:t>] ;</w:t>
+              <w:t>] ;xL</w:t>
             </w:r>
-            <w:proofErr w:type="spellStart"/>
-            <w:r>
-              <w:rPr>
-                <w:rFonts w:ascii="Preeti" w:hAnsi="Preeti"/>
-                <w:b/>
-                <w:bCs/>
-                <w:sz w:val="32"/>
-                <w:szCs w:val="32"/>
-              </w:rPr>
-              <w:t>xL</w:t>
-            </w:r>
-            <w:proofErr w:type="spellEnd"/>
             <w:proofErr w:type="gramEnd"/>
             <w:r>
               <w:rPr>
@@ -4670,7 +4658,7 @@
         <mc:AlternateContent>
           <mc:Choice Requires="wps">
             <w:drawing>
-              <wp:anchor distT="0" distB="0" distL="114300" distR="114300" simplePos="0" relativeHeight="251680768" behindDoc="0" locked="0" layoutInCell="1" allowOverlap="1" wp14:anchorId="0EC4BD17" wp14:editId="768BE8AD">
+              <wp:anchor distT="0" distB="0" distL="114300" distR="114300" simplePos="0" relativeHeight="251657728" behindDoc="0" locked="0" layoutInCell="1" allowOverlap="1" wp14:anchorId="0EC4BD17" wp14:editId="5524E122">
                 <wp:simplePos x="0" y="0"/>
                 <wp:positionH relativeFrom="column">
                   <wp:posOffset>885825</wp:posOffset>
@@ -4719,7 +4707,7 @@
           </mc:Choice>
           <mc:Fallback>
             <w:pict>
-              <v:line w14:anchorId="1D0EFFBA" id="Straight Connector 6" o:spid="_x0000_s1026" style="position:absolute;z-index:251680768;visibility:visible;mso-wrap-style:square;mso-wrap-distance-left:9pt;mso-wrap-distance-top:0;mso-wrap-distance-right:9pt;mso-wrap-distance-bottom:0;mso-position-horizontal:absolute;mso-position-horizontal-relative:text;mso-position-vertical:absolute;mso-position-vertical-relative:text" from="69.75pt,91.55pt" to="198.75pt,91.55pt" o:gfxdata="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" strokecolor="black [3200]" strokeweight="1.5pt">
+              <v:line w14:anchorId="659C10F7" id="Straight Connector 6" o:spid="_x0000_s1026" style="position:absolute;z-index:251657728;visibility:visible;mso-wrap-style:square;mso-wrap-distance-left:9pt;mso-wrap-distance-top:0;mso-wrap-distance-right:9pt;mso-wrap-distance-bottom:0;mso-position-horizontal:absolute;mso-position-horizontal-relative:text;mso-position-vertical:absolute;mso-position-vertical-relative:text" from="69.75pt,91.55pt" to="198.75pt,91.55pt" o:gfxdata="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" strokecolor="black [3200]" strokeweight="1.5pt">
                 <v:stroke joinstyle="miter"/>
               </v:line>
             </w:pict>
@@ -4736,7 +4724,7 @@
         <mc:AlternateContent>
           <mc:Choice Requires="wps">
             <w:drawing>
-              <wp:anchor distT="0" distB="0" distL="114300" distR="114300" simplePos="0" relativeHeight="251678720" behindDoc="0" locked="0" layoutInCell="1" allowOverlap="1" wp14:anchorId="36E85BCE" wp14:editId="357A385F">
+              <wp:anchor distT="0" distB="0" distL="114300" distR="114300" simplePos="0" relativeHeight="251656704" behindDoc="0" locked="0" layoutInCell="1" allowOverlap="1" wp14:anchorId="36E85BCE" wp14:editId="7645218C">
                 <wp:simplePos x="0" y="0"/>
                 <wp:positionH relativeFrom="column">
                   <wp:posOffset>4248150</wp:posOffset>
@@ -4785,7 +4773,7 @@
           </mc:Choice>
           <mc:Fallback>
             <w:pict>
-              <v:line w14:anchorId="0F0686E7" id="Straight Connector 5" o:spid="_x0000_s1026" style="position:absolute;z-index:251678720;visibility:visible;mso-wrap-style:square;mso-wrap-distance-left:9pt;mso-wrap-distance-top:0;mso-wrap-distance-right:9pt;mso-wrap-distance-bottom:0;mso-position-horizontal:absolute;mso-position-horizontal-relative:text;mso-position-vertical:absolute;mso-position-vertical-relative:text" from="334.5pt,88.55pt" to="463.5pt,88.55pt" o:gfxdata="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" strokecolor="black [3200]" strokeweight="1.5pt">
+              <v:line w14:anchorId="1DA5B53F" id="Straight Connector 5" o:spid="_x0000_s1026" style="position:absolute;z-index:251656704;visibility:visible;mso-wrap-style:square;mso-wrap-distance-left:9pt;mso-wrap-distance-top:0;mso-wrap-distance-right:9pt;mso-wrap-distance-bottom:0;mso-position-horizontal:absolute;mso-position-horizontal-relative:text;mso-position-vertical:absolute;mso-position-vertical-relative:text" from="334.5pt,88.55pt" to="463.5pt,88.55pt" o:gfxdata="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" strokecolor="black [3200]" strokeweight="1.5pt">
                 <v:stroke joinstyle="miter"/>
               </v:line>
             </w:pict>
@@ -4800,7 +4788,7 @@
           <w:szCs w:val="36"/>
         </w:rPr>
         <w:drawing>
-          <wp:anchor distT="0" distB="0" distL="114300" distR="114300" simplePos="0" relativeHeight="251675648" behindDoc="0" locked="0" layoutInCell="1" allowOverlap="1" wp14:anchorId="0B470320" wp14:editId="08352ACE">
+          <wp:anchor distT="0" distB="0" distL="114300" distR="114300" simplePos="0" relativeHeight="251655680" behindDoc="0" locked="0" layoutInCell="1" allowOverlap="1" wp14:anchorId="0B470320" wp14:editId="5C745747">
             <wp:simplePos x="0" y="0"/>
             <wp:positionH relativeFrom="column">
               <wp:posOffset>3225800</wp:posOffset>
@@ -4941,7 +4929,77 @@
           <w:szCs w:val="36"/>
         </w:rPr>
         <w:drawing>
-          <wp:anchor distT="0" distB="0" distL="114300" distR="114300" simplePos="0" relativeHeight="251676672" behindDoc="0" locked="0" layoutInCell="1" allowOverlap="1" wp14:anchorId="73588FEB" wp14:editId="1CB8F112">
+          <wp:anchor distT="0" distB="0" distL="114300" distR="114300" simplePos="0" relativeHeight="251659264" behindDoc="0" locked="0" layoutInCell="1" allowOverlap="1" wp14:anchorId="4DA36C82" wp14:editId="501F5107">
+            <wp:simplePos x="0" y="0"/>
+            <wp:positionH relativeFrom="column">
+              <wp:posOffset>374650</wp:posOffset>
+            </wp:positionH>
+            <wp:positionV relativeFrom="paragraph">
+              <wp:posOffset>121285</wp:posOffset>
+            </wp:positionV>
+            <wp:extent cx="1028700" cy="860425"/>
+            <wp:effectExtent l="0" t="0" r="0" b="0"/>
+            <wp:wrapSquare wrapText="bothSides"/>
+            <wp:docPr id="4" name="Picture 4"/>
+            <wp:cNvGraphicFramePr>
+              <a:graphicFrameLocks xmlns:a="http://schemas.openxmlformats.org/drawingml/2006/main" noChangeAspect="1"/>
+            </wp:cNvGraphicFramePr>
+            <a:graphic xmlns:a="http://schemas.openxmlformats.org/drawingml/2006/main">
+              <a:graphicData uri="http://schemas.openxmlformats.org/drawingml/2006/picture">
+                <pic:pic xmlns:pic="http://schemas.openxmlformats.org/drawingml/2006/picture">
+                  <pic:nvPicPr>
+                    <pic:cNvPr id="0" name="pilasjh.png"/>
+                    <pic:cNvPicPr/>
+                  </pic:nvPicPr>
+                  <pic:blipFill rotWithShape="1">
+                    <a:blip r:embed="rId9" cstate="print">
+                      <a:extLst>
+                        <a:ext uri="{28A0092B-C50C-407E-A947-70E740481C1C}">
+                          <a14:useLocalDpi xmlns:a14="http://schemas.microsoft.com/office/drawing/2010/main" val="0"/>
+                        </a:ext>
+                      </a:extLst>
+                    </a:blip>
+                    <a:srcRect t="8173" b="8173"/>
+                    <a:stretch/>
+                  </pic:blipFill>
+                  <pic:spPr bwMode="auto">
+                    <a:xfrm>
+                      <a:off x="0" y="0"/>
+                      <a:ext cx="1028700" cy="860425"/>
+                    </a:xfrm>
+                    <a:prstGeom prst="rect">
+                      <a:avLst/>
+                    </a:prstGeom>
+                    <a:ln>
+                      <a:noFill/>
+                    </a:ln>
+                    <a:extLst>
+                      <a:ext uri="{53640926-AAD7-44D8-BBD7-CCE9431645EC}">
+                        <a14:shadowObscured xmlns:a14="http://schemas.microsoft.com/office/drawing/2010/main"/>
+                      </a:ext>
+                    </a:extLst>
+                  </pic:spPr>
+                </pic:pic>
+              </a:graphicData>
+            </a:graphic>
+            <wp14:sizeRelH relativeFrom="page">
+              <wp14:pctWidth>0</wp14:pctWidth>
+            </wp14:sizeRelH>
+            <wp14:sizeRelV relativeFrom="page">
+              <wp14:pctHeight>0</wp14:pctHeight>
+            </wp14:sizeRelV>
+          </wp:anchor>
+        </w:drawing>
+      </w:r>
+      <w:r>
+        <w:rPr>
+          <w:rFonts w:ascii="Preeti" w:hAnsi="Preeti" w:cs="Times New Roman"/>
+          <w:noProof/>
+          <w:sz w:val="36"/>
+          <w:szCs w:val="36"/>
+        </w:rPr>
+        <w:drawing>
+          <wp:anchor distT="0" distB="0" distL="114300" distR="114300" simplePos="0" relativeHeight="251657216" behindDoc="0" locked="0" layoutInCell="1" allowOverlap="1" wp14:anchorId="73588FEB" wp14:editId="2FA00D0A">
             <wp:simplePos x="0" y="0"/>
             <wp:positionH relativeFrom="column">
               <wp:posOffset>3286125</wp:posOffset>
@@ -4964,7 +5022,7 @@
                     <pic:cNvPicPr/>
                   </pic:nvPicPr>
                   <pic:blipFill rotWithShape="1">
-                    <a:blip r:embed="rId9" cstate="print">
+                    <a:blip r:embed="rId10" cstate="print">
                       <a:extLst>
                         <a:ext uri="{28A0092B-C50C-407E-A947-70E740481C1C}">
                           <a14:useLocalDpi xmlns:a14="http://schemas.microsoft.com/office/drawing/2010/main" val="0"/>
@@ -5003,76 +5061,6 @@
           </wp:anchor>
         </w:drawing>
       </w:r>
-      <w:r>
-        <w:rPr>
-          <w:rFonts w:ascii="Preeti" w:hAnsi="Preeti" w:cs="Times New Roman"/>
-          <w:noProof/>
-          <w:sz w:val="36"/>
-          <w:szCs w:val="36"/>
-        </w:rPr>
-        <w:drawing>
-          <wp:anchor distT="0" distB="0" distL="114300" distR="114300" simplePos="0" relativeHeight="251677696" behindDoc="0" locked="0" layoutInCell="1" allowOverlap="1" wp14:anchorId="4DA36C82" wp14:editId="2DD2E947">
-            <wp:simplePos x="0" y="0"/>
-            <wp:positionH relativeFrom="column">
-              <wp:posOffset>457200</wp:posOffset>
-            </wp:positionH>
-            <wp:positionV relativeFrom="paragraph">
-              <wp:posOffset>394970</wp:posOffset>
-            </wp:positionV>
-            <wp:extent cx="1028700" cy="860425"/>
-            <wp:effectExtent l="0" t="0" r="0" b="0"/>
-            <wp:wrapSquare wrapText="bothSides"/>
-            <wp:docPr id="4" name="Picture 4"/>
-            <wp:cNvGraphicFramePr>
-              <a:graphicFrameLocks xmlns:a="http://schemas.openxmlformats.org/drawingml/2006/main" noChangeAspect="1"/>
-            </wp:cNvGraphicFramePr>
-            <a:graphic xmlns:a="http://schemas.openxmlformats.org/drawingml/2006/main">
-              <a:graphicData uri="http://schemas.openxmlformats.org/drawingml/2006/picture">
-                <pic:pic xmlns:pic="http://schemas.openxmlformats.org/drawingml/2006/picture">
-                  <pic:nvPicPr>
-                    <pic:cNvPr id="0" name="pilasjh.png"/>
-                    <pic:cNvPicPr/>
-                  </pic:nvPicPr>
-                  <pic:blipFill rotWithShape="1">
-                    <a:blip r:embed="rId10" cstate="print">
-                      <a:extLst>
-                        <a:ext uri="{28A0092B-C50C-407E-A947-70E740481C1C}">
-                          <a14:useLocalDpi xmlns:a14="http://schemas.microsoft.com/office/drawing/2010/main" val="0"/>
-                        </a:ext>
-                      </a:extLst>
-                    </a:blip>
-                    <a:srcRect t="8173" b="8173"/>
-                    <a:stretch/>
-                  </pic:blipFill>
-                  <pic:spPr bwMode="auto">
-                    <a:xfrm>
-                      <a:off x="0" y="0"/>
-                      <a:ext cx="1028700" cy="860425"/>
-                    </a:xfrm>
-                    <a:prstGeom prst="rect">
-                      <a:avLst/>
-                    </a:prstGeom>
-                    <a:ln>
-                      <a:noFill/>
-                    </a:ln>
-                    <a:extLst>
-                      <a:ext uri="{53640926-AAD7-44D8-BBD7-CCE9431645EC}">
-                        <a14:shadowObscured xmlns:a14="http://schemas.microsoft.com/office/drawing/2010/main"/>
-                      </a:ext>
-                    </a:extLst>
-                  </pic:spPr>
-                </pic:pic>
-              </a:graphicData>
-            </a:graphic>
-            <wp14:sizeRelH relativeFrom="page">
-              <wp14:pctWidth>0</wp14:pctWidth>
-            </wp14:sizeRelH>
-            <wp14:sizeRelV relativeFrom="page">
-              <wp14:pctHeight>0</wp14:pctHeight>
-            </wp14:sizeRelV>
-          </wp:anchor>
-        </w:drawing>
-      </w:r>
     </w:p>
     <w:p>
       <w:pPr>
@@ -5095,7 +5083,7 @@
         <mc:AlternateContent>
           <mc:Choice Requires="wps">
             <w:drawing>
-              <wp:anchor distT="0" distB="0" distL="114300" distR="114300" simplePos="0" relativeHeight="251684864" behindDoc="0" locked="0" layoutInCell="1" allowOverlap="1" wp14:anchorId="03002293" wp14:editId="72C79473">
+              <wp:anchor distT="0" distB="0" distL="114300" distR="114300" simplePos="0" relativeHeight="251659776" behindDoc="0" locked="0" layoutInCell="1" allowOverlap="1" wp14:anchorId="03002293" wp14:editId="0EC76EC4">
                 <wp:simplePos x="0" y="0"/>
                 <wp:positionH relativeFrom="column">
                   <wp:posOffset>4381500</wp:posOffset>
@@ -5144,7 +5132,7 @@
           </mc:Choice>
           <mc:Fallback>
             <w:pict>
-              <v:line w14:anchorId="019FC328" id="Straight Connector 8" o:spid="_x0000_s1026" style="position:absolute;z-index:251684864;visibility:visible;mso-wrap-style:square;mso-wrap-distance-left:9pt;mso-wrap-distance-top:0;mso-wrap-distance-right:9pt;mso-wrap-distance-bottom:0;mso-position-horizontal:absolute;mso-position-horizontal-relative:text;mso-position-vertical:absolute;mso-position-vertical-relative:text" from="345pt,54.7pt" to="474pt,54.7pt" o:gfxdata="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" strokecolor="black [3200]" strokeweight="1.5pt">
+              <v:line w14:anchorId="2F60ECA3" id="Straight Connector 8" o:spid="_x0000_s1026" style="position:absolute;z-index:251659776;visibility:visible;mso-wrap-style:square;mso-wrap-distance-left:9pt;mso-wrap-distance-top:0;mso-wrap-distance-right:9pt;mso-wrap-distance-bottom:0;mso-position-horizontal:absolute;mso-position-horizontal-relative:text;mso-position-vertical:absolute;mso-position-vertical-relative:text" from="345pt,54.7pt" to="474pt,54.7pt" o:gfxdata="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" strokecolor="black [3200]" strokeweight="1.5pt">
                 <v:stroke joinstyle="miter"/>
               </v:line>
             </w:pict>
@@ -5161,7 +5149,7 @@
         <mc:AlternateContent>
           <mc:Choice Requires="wps">
             <w:drawing>
-              <wp:anchor distT="0" distB="0" distL="114300" distR="114300" simplePos="0" relativeHeight="251682816" behindDoc="0" locked="0" layoutInCell="1" allowOverlap="1" wp14:anchorId="3CCE7630" wp14:editId="5798F0C5">
+              <wp:anchor distT="0" distB="0" distL="114300" distR="114300" simplePos="0" relativeHeight="251658752" behindDoc="0" locked="0" layoutInCell="1" allowOverlap="1" wp14:anchorId="3CCE7630" wp14:editId="02DDB723">
                 <wp:simplePos x="0" y="0"/>
                 <wp:positionH relativeFrom="column">
                   <wp:posOffset>1295400</wp:posOffset>
@@ -5210,23 +5198,13 @@
           </mc:Choice>
           <mc:Fallback>
             <w:pict>
-              <v:line w14:anchorId="593B52B4" id="Straight Connector 7" o:spid="_x0000_s1026" style="position:absolute;z-index:251682816;visibility:visible;mso-wrap-style:square;mso-wrap-distance-left:9pt;mso-wrap-distance-top:0;mso-wrap-distance-right:9pt;mso-wrap-distance-bottom:0;mso-position-horizontal:absolute;mso-position-horizontal-relative:text;mso-position-vertical:absolute;mso-position-vertical-relative:text" from="102pt,59.2pt" to="231pt,59.2pt" o:gfxdata="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" strokecolor="black [3200]" strokeweight="1.5pt">
+              <v:line w14:anchorId="0815F826" id="Straight Connector 7" o:spid="_x0000_s1026" style="position:absolute;z-index:251658752;visibility:visible;mso-wrap-style:square;mso-wrap-distance-left:9pt;mso-wrap-distance-top:0;mso-wrap-distance-right:9pt;mso-wrap-distance-bottom:0;mso-position-horizontal:absolute;mso-position-horizontal-relative:text;mso-position-vertical:absolute;mso-position-vertical-relative:text" from="102pt,59.2pt" to="231pt,59.2pt" o:gfxdata="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" strokecolor="black [3200]" strokeweight="1.5pt">
                 <v:stroke joinstyle="miter"/>
               </v:line>
             </w:pict>
           </mc:Fallback>
         </mc:AlternateContent>
       </w:r>
-      <w:r>
-        <w:rPr>
-          <w:rFonts w:ascii="Preeti" w:hAnsi="Preeti" w:cs="Times New Roman"/>
-          <w:noProof/>
-          <w:sz w:val="36"/>
-          <w:szCs w:val="36"/>
-          <w:lang w:bidi="ne-NP"/>
-        </w:rPr>
-        <w:t>k</w:t>
-      </w:r>
     </w:p>
     <w:p>
       <w:pPr>
@@ -5688,7 +5666,7 @@
         <mc:AlternateContent>
           <mc:Choice Requires="wps">
             <w:drawing>
-              <wp:anchor distT="0" distB="0" distL="114300" distR="114300" simplePos="0" relativeHeight="251657216" behindDoc="0" locked="0" layoutInCell="1" allowOverlap="1" wp14:anchorId="4E5D0846" wp14:editId="476C2D50">
+              <wp:anchor distT="0" distB="0" distL="114300" distR="114300" simplePos="0" relativeHeight="251653632" behindDoc="0" locked="0" layoutInCell="1" allowOverlap="1" wp14:anchorId="4E5D0846" wp14:editId="2A21073C">
                 <wp:simplePos x="0" y="0"/>
                 <wp:positionH relativeFrom="column">
                   <wp:posOffset>457200</wp:posOffset>
@@ -5748,7 +5726,7 @@
           </mc:Choice>
           <mc:Fallback>
             <w:pict>
-              <v:rect w14:anchorId="6F1E705F" id="Rectangle 9" o:spid="_x0000_s1026" style="position:absolute;margin-left:36pt;margin-top:25.25pt;width:492pt;height:497.55pt;z-index:251657216;visibility:visible;mso-wrap-style:square;mso-width-percent:0;mso-height-percent:0;mso-wrap-distance-left:9pt;mso-wrap-distance-top:0;mso-wrap-distance-right:9pt;mso-wrap-distance-bottom:0;mso-position-horizontal:absolute;mso-position-horizontal-relative:text;mso-position-vertical:absolute;mso-position-vertical-relative:text;mso-width-percent:0;mso-height-percent:0;mso-width-relative:margin;mso-height-relative:margin;v-text-anchor:middle" o:gfxdata="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" fillcolor="white [3201]" strokecolor="black [3200]" strokeweight="1pt"/>
+              <v:rect w14:anchorId="5D17DF30" id="Rectangle 9" o:spid="_x0000_s1026" style="position:absolute;margin-left:36pt;margin-top:25.25pt;width:492pt;height:497.55pt;z-index:251653632;visibility:visible;mso-wrap-style:square;mso-width-percent:0;mso-height-percent:0;mso-wrap-distance-left:9pt;mso-wrap-distance-top:0;mso-wrap-distance-right:9pt;mso-wrap-distance-bottom:0;mso-position-horizontal:absolute;mso-position-horizontal-relative:text;mso-position-vertical:absolute;mso-position-vertical-relative:text;mso-width-percent:0;mso-height-percent:0;mso-width-relative:margin;mso-height-relative:margin;v-text-anchor:middle" o:gfxdata="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" fillcolor="white [3201]" strokecolor="black [3200]" strokeweight="1pt"/>
             </w:pict>
           </mc:Fallback>
         </mc:AlternateContent>
